--- a/doc/dp.docx
+++ b/doc/dp.docx
@@ -8163,27 +8163,14 @@
       <w:r>
         <w:t xml:space="preserve">Obr. </w:t>
       </w:r>
-      <w:r>
-        <w:fldChar w:fldCharType="begin"/>
-      </w:r>
-      <w:r>
-        <w:instrText xml:space="preserve"> SEQ Obr. \* ARABIC </w:instrText>
-      </w:r>
-      <w:r>
-        <w:fldChar w:fldCharType="separate"/>
-      </w:r>
-      <w:r>
-        <w:rPr>
-          <w:noProof/>
-        </w:rPr>
-        <w:t>1</w:t>
-      </w:r>
-      <w:r>
-        <w:rPr>
-          <w:noProof/>
-        </w:rPr>
-        <w:fldChar w:fldCharType="end"/>
-      </w:r>
+      <w:fldSimple w:instr=" SEQ Obr. \* ARABIC ">
+        <w:r>
+          <w:rPr>
+            <w:noProof/>
+          </w:rPr>
+          <w:t>1</w:t>
+        </w:r>
+      </w:fldSimple>
       <w:r>
         <w:t xml:space="preserve"> Zobrazovací řetězec</w:t>
       </w:r>
@@ -11790,27 +11777,14 @@
       <w:r>
         <w:t xml:space="preserve">Obr. </w:t>
       </w:r>
-      <w:r>
-        <w:fldChar w:fldCharType="begin"/>
-      </w:r>
-      <w:r>
-        <w:instrText xml:space="preserve"> SEQ Obr. \* ARABIC </w:instrText>
-      </w:r>
-      <w:r>
-        <w:fldChar w:fldCharType="separate"/>
-      </w:r>
-      <w:r>
-        <w:rPr>
-          <w:noProof/>
-        </w:rPr>
-        <w:t>2</w:t>
-      </w:r>
-      <w:r>
-        <w:rPr>
-          <w:noProof/>
-        </w:rPr>
-        <w:fldChar w:fldCharType="end"/>
-      </w:r>
+      <w:fldSimple w:instr=" SEQ Obr. \* ARABIC ">
+        <w:r>
+          <w:rPr>
+            <w:noProof/>
+          </w:rPr>
+          <w:t>2</w:t>
+        </w:r>
+      </w:fldSimple>
       <w:r>
         <w:t xml:space="preserve"> Schéma entit a komponent</w:t>
       </w:r>
@@ -14912,27 +14886,14 @@
       <w:r>
         <w:t xml:space="preserve">Obr. </w:t>
       </w:r>
-      <w:r>
-        <w:fldChar w:fldCharType="begin"/>
-      </w:r>
-      <w:r>
-        <w:instrText xml:space="preserve"> SEQ Obr. \* ARABIC </w:instrText>
-      </w:r>
-      <w:r>
-        <w:fldChar w:fldCharType="separate"/>
-      </w:r>
-      <w:r>
-        <w:rPr>
-          <w:noProof/>
-        </w:rPr>
-        <w:t>4</w:t>
-      </w:r>
-      <w:r>
-        <w:rPr>
-          <w:noProof/>
-        </w:rPr>
-        <w:fldChar w:fldCharType="end"/>
-      </w:r>
+      <w:fldSimple w:instr=" SEQ Obr. \* ARABIC ">
+        <w:r>
+          <w:rPr>
+            <w:noProof/>
+          </w:rPr>
+          <w:t>4</w:t>
+        </w:r>
+      </w:fldSimple>
       <w:r>
         <w:t xml:space="preserve"> Zjednodušený render graph</w:t>
       </w:r>
@@ -18399,27 +18360,14 @@
       <w:r>
         <w:t xml:space="preserve">Obr. </w:t>
       </w:r>
-      <w:r>
-        <w:fldChar w:fldCharType="begin"/>
-      </w:r>
-      <w:r>
-        <w:instrText xml:space="preserve"> SEQ Obr. \* ARABIC </w:instrText>
-      </w:r>
-      <w:r>
-        <w:fldChar w:fldCharType="separate"/>
-      </w:r>
-      <w:r>
-        <w:rPr>
-          <w:noProof/>
-        </w:rPr>
-        <w:t>5</w:t>
-      </w:r>
-      <w:r>
-        <w:rPr>
-          <w:noProof/>
-        </w:rPr>
-        <w:fldChar w:fldCharType="end"/>
-      </w:r>
+      <w:fldSimple w:instr=" SEQ Obr. \* ARABIC ">
+        <w:r>
+          <w:rPr>
+            <w:noProof/>
+          </w:rPr>
+          <w:t>5</w:t>
+        </w:r>
+      </w:fldSimple>
       <w:r>
         <w:t xml:space="preserve"> Těleso vykreslené s využitím Phongova osvětlovacího modelu</w:t>
       </w:r>
@@ -19590,27 +19538,14 @@
       <w:r>
         <w:t xml:space="preserve">Obr. </w:t>
       </w:r>
-      <w:r>
-        <w:fldChar w:fldCharType="begin"/>
-      </w:r>
-      <w:r>
-        <w:instrText xml:space="preserve"> SEQ Obr. \* ARABIC </w:instrText>
-      </w:r>
-      <w:r>
-        <w:fldChar w:fldCharType="separate"/>
-      </w:r>
-      <w:r>
-        <w:rPr>
-          <w:noProof/>
-        </w:rPr>
-        <w:t>6</w:t>
-      </w:r>
-      <w:r>
-        <w:rPr>
-          <w:noProof/>
-        </w:rPr>
-        <w:fldChar w:fldCharType="end"/>
-      </w:r>
+      <w:fldSimple w:instr=" SEQ Obr. \* ARABIC ">
+        <w:r>
+          <w:rPr>
+            <w:noProof/>
+          </w:rPr>
+          <w:t>6</w:t>
+        </w:r>
+      </w:fldSimple>
       <w:r>
         <w:t xml:space="preserve"> Trojúhelník </w:t>
       </w:r>
@@ -19913,27 +19848,14 @@
       <w:r>
         <w:t xml:space="preserve">Obr. </w:t>
       </w:r>
-      <w:r>
-        <w:fldChar w:fldCharType="begin"/>
-      </w:r>
-      <w:r>
-        <w:instrText xml:space="preserve"> SEQ Obr. \* ARABIC </w:instrText>
-      </w:r>
-      <w:r>
-        <w:fldChar w:fldCharType="separate"/>
-      </w:r>
-      <w:r>
-        <w:rPr>
-          <w:noProof/>
-        </w:rPr>
-        <w:t>7</w:t>
-      </w:r>
-      <w:r>
-        <w:rPr>
-          <w:noProof/>
-        </w:rPr>
-        <w:fldChar w:fldCharType="end"/>
-      </w:r>
+      <w:fldSimple w:instr=" SEQ Obr. \* ARABIC ">
+        <w:r>
+          <w:rPr>
+            <w:noProof/>
+          </w:rPr>
+          <w:t>7</w:t>
+        </w:r>
+      </w:fldSimple>
       <w:r>
         <w:t xml:space="preserve"> Výstup edge detect post-processing shaderu</w:t>
       </w:r>
@@ -20986,27 +20908,14 @@
       <w:r>
         <w:t xml:space="preserve">Obr. </w:t>
       </w:r>
-      <w:r>
-        <w:fldChar w:fldCharType="begin"/>
-      </w:r>
-      <w:r>
-        <w:instrText xml:space="preserve"> SEQ Obr. \* ARABIC </w:instrText>
-      </w:r>
-      <w:r>
-        <w:fldChar w:fldCharType="separate"/>
-      </w:r>
-      <w:r>
-        <w:rPr>
-          <w:noProof/>
-        </w:rPr>
-        <w:t>8</w:t>
-      </w:r>
-      <w:r>
-        <w:rPr>
-          <w:noProof/>
-        </w:rPr>
-        <w:fldChar w:fldCharType="end"/>
-      </w:r>
+      <w:fldSimple w:instr=" SEQ Obr. \* ARABIC ">
+        <w:r>
+          <w:rPr>
+            <w:noProof/>
+          </w:rPr>
+          <w:t>8</w:t>
+        </w:r>
+      </w:fldSimple>
       <w:r>
         <w:t xml:space="preserve"> Výsledky porovnání výkonu</w:t>
       </w:r>
@@ -22243,6 +22152,7 @@
     <w:p>
       <w:pPr>
         <w:pStyle w:val="NadpisX"/>
+        <w:ind w:firstLine="0"/>
       </w:pPr>
       <w:r>
         <w:lastRenderedPageBreak/>
@@ -22256,6 +22166,7 @@
           <w:ilvl w:val="0"/>
           <w:numId w:val="42"/>
         </w:numPr>
+        <w:ind w:left="567"/>
       </w:pPr>
       <w:r>
         <w:t>doc – Dokument diplomové práce ve formátu pdf</w:t>
@@ -22271,6 +22182,7 @@
           <w:ilvl w:val="0"/>
           <w:numId w:val="42"/>
         </w:numPr>
+        <w:ind w:left="567"/>
       </w:pPr>
       <w:r>
         <w:t>examples – Zdrojové kódy ukázek</w:t>
@@ -22283,6 +22195,7 @@
           <w:ilvl w:val="0"/>
           <w:numId w:val="42"/>
         </w:numPr>
+        <w:ind w:left="567"/>
       </w:pPr>
       <w:r>
         <w:t>media – Obrázky a diagramy použité v práci</w:t>
@@ -22290,7 +22203,7 @@
     </w:p>
     <w:p>
       <w:pPr>
-        <w:ind w:left="219" w:firstLine="708"/>
+        <w:ind w:left="567" w:hanging="360"/>
       </w:pPr>
       <w:r>
         <w:t>Všechny soubory jsou dostupné na adrese:</w:t>
@@ -22298,7 +22211,7 @@
     </w:p>
     <w:p>
       <w:pPr>
-        <w:ind w:left="219" w:firstLine="708"/>
+        <w:ind w:left="567" w:hanging="360"/>
         <w:rPr>
           <w:color w:val="7F7F7F" w:themeColor="text1" w:themeTint="80"/>
         </w:rPr>
@@ -22335,6 +22248,7 @@
     <w:p>
       <w:pPr>
         <w:pStyle w:val="NadpisX"/>
+        <w:ind w:firstLine="0"/>
       </w:pPr>
       <w:r>
         <w:lastRenderedPageBreak/>
@@ -22343,7 +22257,13 @@
     </w:p>
     <w:p>
       <w:r>
-        <w:t xml:space="preserve">Návod předpokládá, že na zařízení je již nainstalovaný jazyk Rust a potřebné nástroje. Pokud tomu tak není, navštivte prosím </w:t>
+        <w:t>Návod předpokládá, že na zařízení je již nainstalovaný jazyk Rust</w:t>
+      </w:r>
+      <w:r>
+        <w:t>, jeho závislosti</w:t>
+      </w:r>
+      <w:r>
+        <w:t xml:space="preserve"> a potřebné nástroje. Pokud tomu tak není, navštivte prosím </w:t>
       </w:r>
       <w:hyperlink r:id="rId35" w:history="1">
         <w:r>
@@ -22358,10 +22278,16 @@
         <w:t xml:space="preserve">. </w:t>
       </w:r>
       <w:r>
-        <w:t>Příkazy je nutné spouštět v adresáři examples, a ne v kořenovém adresáři repozitáře.</w:t>
-      </w:r>
-    </w:p>
-    <w:p>
+        <w:t>Jednotlivé p</w:t>
+      </w:r>
+      <w:r>
+        <w:t>říkazy je nutné spouštět v adresáři examples, a ne v kořenovém adresáři repozitáře.</w:t>
+      </w:r>
+    </w:p>
+    <w:p>
+      <w:pPr>
+        <w:ind w:firstLine="0"/>
+      </w:pPr>
       <w:r>
         <w:t>Pomocí následujícího příkazu je možné a spustit libovolnou ukázku:</w:t>
       </w:r>
@@ -22376,7 +22302,7 @@
     </w:p>
     <w:p>
       <w:pPr>
-        <w:ind w:firstLine="708"/>
+        <w:ind w:firstLine="0"/>
       </w:pPr>
       <w:r>
         <w:t xml:space="preserve">Například: </w:t>
@@ -22392,10 +22318,16 @@
     </w:p>
     <w:p>
       <w:pPr>
-        <w:ind w:firstLine="708"/>
-      </w:pPr>
-      <w:r>
-        <w:t>Pro maximální výkon je potřeba zkompilovat ukázku v režimu release pomocí parametru -r. Kompilace v režimu release může trvat déle v závislosti na HW zařízení.</w:t>
+        <w:ind w:firstLine="0"/>
+      </w:pPr>
+      <w:r>
+        <w:t xml:space="preserve">Pro maximální výkon je potřeba zkompilovat ukázku v režimu release pomocí parametru -r. Kompilace v režimu release může trvat déle v závislosti na </w:t>
+      </w:r>
+      <w:r>
+        <w:t>výkonu</w:t>
+      </w:r>
+      <w:r>
+        <w:t xml:space="preserve"> zařízení.</w:t>
       </w:r>
     </w:p>
     <w:p>
@@ -22408,7 +22340,7 @@
     </w:p>
     <w:p>
       <w:pPr>
-        <w:ind w:firstLine="708"/>
+        <w:ind w:firstLine="0"/>
       </w:pPr>
       <w:r>
         <w:t>Ukázku je také možné pouze zkompilovat pomocí příkazu build. Parametr „-r“ opět slouží pro aktivaci režimu release:</w:t>
@@ -22424,7 +22356,7 @@
     </w:p>
     <w:p>
       <w:pPr>
-        <w:ind w:firstLine="708"/>
+        <w:ind w:firstLine="0"/>
       </w:pPr>
       <w:r>
         <w:t>Výsledný binární soubor bude umístěn do složky examples/target/release. Pokud byl soubor kompilován bez parametru „-r“, bude umístěn do složky examples/target/debug.</w:t>

--- a/doc/dp.docx
+++ b/doc/dp.docx
@@ -8573,6 +8573,7 @@
         </w:rPr>
         <w:t xml:space="preserve"> vyvíjel </w:t>
       </w:r>
+      <w:proofErr w:type="spellStart"/>
       <w:r>
         <w:rPr>
           <w:rFonts w:eastAsia="ComeniaSerif"/>
@@ -8580,6 +8581,7 @@
         </w:rPr>
         <w:t>Graydon</w:t>
       </w:r>
+      <w:proofErr w:type="spellEnd"/>
       <w:r>
         <w:rPr>
           <w:rFonts w:eastAsia="ComeniaSerif"/>
@@ -8587,6 +8589,7 @@
         </w:rPr>
         <w:t xml:space="preserve"> </w:t>
       </w:r>
+      <w:proofErr w:type="spellStart"/>
       <w:r>
         <w:rPr>
           <w:rFonts w:eastAsia="ComeniaSerif"/>
@@ -8594,6 +8597,7 @@
         </w:rPr>
         <w:t>Hoare</w:t>
       </w:r>
+      <w:proofErr w:type="spellEnd"/>
       <w:r>
         <w:rPr>
           <w:rFonts w:eastAsia="ComeniaSerif"/>
@@ -8676,7 +8680,23 @@
           <w:rFonts w:eastAsia="ComeniaSerif"/>
           <w:lang w:bidi="ar-SA"/>
         </w:rPr>
-        <w:t xml:space="preserve"> první veřejná verze 0.1. Ve stejném období byl také kompilátor přepsán z jazyka OCaml do jazyka Rust, čímž se jazyk stal takzvaně self-hosted.</w:t>
+        <w:t xml:space="preserve"> první veřejná verze 0.1. Ve stejném období byl také kompilátor přepsán z jazyka </w:t>
+      </w:r>
+      <w:proofErr w:type="spellStart"/>
+      <w:r>
+        <w:rPr>
+          <w:rFonts w:eastAsia="ComeniaSerif"/>
+          <w:lang w:bidi="ar-SA"/>
+        </w:rPr>
+        <w:t>OCaml</w:t>
+      </w:r>
+      <w:proofErr w:type="spellEnd"/>
+      <w:r>
+        <w:rPr>
+          <w:rFonts w:eastAsia="ComeniaSerif"/>
+          <w:lang w:bidi="ar-SA"/>
+        </w:rPr>
+        <w:t xml:space="preserve"> do jazyka Rust, čímž se jazyk stal takzvaně self-hosted.</w:t>
       </w:r>
       <w:r>
         <w:rPr>
@@ -8719,7 +8739,39 @@
           <w:rFonts w:eastAsia="ComeniaSerif"/>
           <w:lang w:bidi="ar-SA"/>
         </w:rPr>
-        <w:t>u. Mezi první uživatele se zařadily firmy jako Samsung, Dropbox, Facebook nebo Tilde inc. V roce 2020 došlo během pandemie k</w:t>
+        <w:t xml:space="preserve">u. Mezi první uživatele se zařadily firmy jako Samsung, Dropbox, Facebook nebo </w:t>
+      </w:r>
+      <w:proofErr w:type="spellStart"/>
+      <w:r>
+        <w:rPr>
+          <w:rFonts w:eastAsia="ComeniaSerif"/>
+          <w:lang w:bidi="ar-SA"/>
+        </w:rPr>
+        <w:t>Tilde</w:t>
+      </w:r>
+      <w:proofErr w:type="spellEnd"/>
+      <w:r>
+        <w:rPr>
+          <w:rFonts w:eastAsia="ComeniaSerif"/>
+          <w:lang w:bidi="ar-SA"/>
+        </w:rPr>
+        <w:t xml:space="preserve"> </w:t>
+      </w:r>
+      <w:proofErr w:type="spellStart"/>
+      <w:r>
+        <w:rPr>
+          <w:rFonts w:eastAsia="ComeniaSerif"/>
+          <w:lang w:bidi="ar-SA"/>
+        </w:rPr>
+        <w:t>inc.</w:t>
+      </w:r>
+      <w:proofErr w:type="spellEnd"/>
+      <w:r>
+        <w:rPr>
+          <w:rFonts w:eastAsia="ComeniaSerif"/>
+          <w:lang w:bidi="ar-SA"/>
+        </w:rPr>
+        <w:t xml:space="preserve"> V roce 2020 došlo během pandemie k</w:t>
       </w:r>
       <w:r>
         <w:rPr>
@@ -8854,6 +8906,7 @@
         </w:rPr>
         <w:t xml:space="preserve">Rust </w:t>
       </w:r>
+      <w:proofErr w:type="spellStart"/>
       <w:r>
         <w:rPr>
           <w:rFonts w:eastAsia="ComeniaSerif"/>
@@ -8868,6 +8921,7 @@
         </w:rPr>
         <w:t>oundation</w:t>
       </w:r>
+      <w:proofErr w:type="spellEnd"/>
       <w:r>
         <w:rPr>
           <w:rFonts w:eastAsia="ComeniaSerif"/>
@@ -8889,6 +8943,7 @@
         </w:rPr>
         <w:t xml:space="preserve"> Od založení Rust </w:t>
       </w:r>
+      <w:proofErr w:type="spellStart"/>
       <w:r>
         <w:rPr>
           <w:rFonts w:eastAsia="ComeniaSerif"/>
@@ -8901,7 +8956,15 @@
           <w:rFonts w:eastAsia="ComeniaSerif"/>
           <w:lang w:bidi="ar-SA"/>
         </w:rPr>
-        <w:t xml:space="preserve">oundation se počet podporovatelů rozrostl o další </w:t>
+        <w:t>oundation</w:t>
+      </w:r>
+      <w:proofErr w:type="spellEnd"/>
+      <w:r>
+        <w:rPr>
+          <w:rFonts w:eastAsia="ComeniaSerif"/>
+          <w:lang w:bidi="ar-SA"/>
+        </w:rPr>
+        <w:t xml:space="preserve"> se počet podporovatelů rozrostl o další </w:t>
       </w:r>
       <w:r>
         <w:rPr>
@@ -8924,12 +8987,29 @@
         </w:rPr>
         <w:t xml:space="preserve">d </w:t>
       </w:r>
-      <w:r>
-        <w:rPr>
-          <w:rFonts w:eastAsia="ComeniaSerif"/>
-          <w:lang w:bidi="ar-SA"/>
-        </w:rPr>
-        <w:t>Sentry, Jet</w:t>
+      <w:proofErr w:type="spellStart"/>
+      <w:r>
+        <w:rPr>
+          <w:rFonts w:eastAsia="ComeniaSerif"/>
+          <w:lang w:bidi="ar-SA"/>
+        </w:rPr>
+        <w:t>Sentry</w:t>
+      </w:r>
+      <w:proofErr w:type="spellEnd"/>
+      <w:r>
+        <w:rPr>
+          <w:rFonts w:eastAsia="ComeniaSerif"/>
+          <w:lang w:bidi="ar-SA"/>
+        </w:rPr>
+        <w:t xml:space="preserve">, </w:t>
+      </w:r>
+      <w:proofErr w:type="spellStart"/>
+      <w:r>
+        <w:rPr>
+          <w:rFonts w:eastAsia="ComeniaSerif"/>
+          <w:lang w:bidi="ar-SA"/>
+        </w:rPr>
+        <w:t>Jet</w:t>
       </w:r>
       <w:r>
         <w:rPr>
@@ -8943,7 +9023,15 @@
           <w:rFonts w:eastAsia="ComeniaSerif"/>
           <w:lang w:bidi="ar-SA"/>
         </w:rPr>
-        <w:t>rains nebo ARM.</w:t>
+        <w:t>rains</w:t>
+      </w:r>
+      <w:proofErr w:type="spellEnd"/>
+      <w:r>
+        <w:rPr>
+          <w:rFonts w:eastAsia="ComeniaSerif"/>
+          <w:lang w:bidi="ar-SA"/>
+        </w:rPr>
+        <w:t xml:space="preserve"> nebo ARM.</w:t>
       </w:r>
     </w:p>
     <w:p>
@@ -9079,7 +9167,55 @@
           <w:rFonts w:eastAsia="ComeniaSerif"/>
           <w:lang w:bidi="ar-SA"/>
         </w:rPr>
-        <w:t xml:space="preserve">paměti bez potřeby garbage collectoru. Rust toho dosahuje pomocí systému vlastnictví (ownership), který zajišťuje </w:t>
+        <w:t xml:space="preserve">paměti bez potřeby </w:t>
+      </w:r>
+      <w:proofErr w:type="spellStart"/>
+      <w:r>
+        <w:rPr>
+          <w:rFonts w:eastAsia="ComeniaSerif"/>
+          <w:lang w:bidi="ar-SA"/>
+        </w:rPr>
+        <w:t>garbage</w:t>
+      </w:r>
+      <w:proofErr w:type="spellEnd"/>
+      <w:r>
+        <w:rPr>
+          <w:rFonts w:eastAsia="ComeniaSerif"/>
+          <w:lang w:bidi="ar-SA"/>
+        </w:rPr>
+        <w:t xml:space="preserve"> </w:t>
+      </w:r>
+      <w:proofErr w:type="spellStart"/>
+      <w:r>
+        <w:rPr>
+          <w:rFonts w:eastAsia="ComeniaSerif"/>
+          <w:lang w:bidi="ar-SA"/>
+        </w:rPr>
+        <w:t>collectoru</w:t>
+      </w:r>
+      <w:proofErr w:type="spellEnd"/>
+      <w:r>
+        <w:rPr>
+          <w:rFonts w:eastAsia="ComeniaSerif"/>
+          <w:lang w:bidi="ar-SA"/>
+        </w:rPr>
+        <w:t>. Rust toho dosahuje pomocí systému vlastnictví (</w:t>
+      </w:r>
+      <w:proofErr w:type="spellStart"/>
+      <w:r>
+        <w:rPr>
+          <w:rFonts w:eastAsia="ComeniaSerif"/>
+          <w:lang w:bidi="ar-SA"/>
+        </w:rPr>
+        <w:t>ownership</w:t>
+      </w:r>
+      <w:proofErr w:type="spellEnd"/>
+      <w:r>
+        <w:rPr>
+          <w:rFonts w:eastAsia="ComeniaSerif"/>
+          <w:lang w:bidi="ar-SA"/>
+        </w:rPr>
+        <w:t xml:space="preserve">), který zajišťuje </w:t>
       </w:r>
       <w:r>
         <w:rPr>
@@ -9175,20 +9311,47 @@
         </w:rPr>
         <w:t xml:space="preserve"> </w:t>
       </w:r>
-      <w:r>
-        <w:rPr>
-          <w:rFonts w:eastAsia="ComeniaSerif"/>
-          <w:lang w:bidi="ar-SA"/>
-        </w:rPr>
-        <w:t xml:space="preserve">ownership, </w:t>
-      </w:r>
-      <w:r>
-        <w:rPr>
-          <w:rFonts w:eastAsia="ComeniaSerif"/>
-          <w:lang w:bidi="ar-SA"/>
-        </w:rPr>
-        <w:t>borrow a lifetime</w:t>
-      </w:r>
+      <w:proofErr w:type="spellStart"/>
+      <w:r>
+        <w:rPr>
+          <w:rFonts w:eastAsia="ComeniaSerif"/>
+          <w:lang w:bidi="ar-SA"/>
+        </w:rPr>
+        <w:t>ownership</w:t>
+      </w:r>
+      <w:proofErr w:type="spellEnd"/>
+      <w:r>
+        <w:rPr>
+          <w:rFonts w:eastAsia="ComeniaSerif"/>
+          <w:lang w:bidi="ar-SA"/>
+        </w:rPr>
+        <w:t xml:space="preserve">, </w:t>
+      </w:r>
+      <w:proofErr w:type="spellStart"/>
+      <w:r>
+        <w:rPr>
+          <w:rFonts w:eastAsia="ComeniaSerif"/>
+          <w:lang w:bidi="ar-SA"/>
+        </w:rPr>
+        <w:t>borrow</w:t>
+      </w:r>
+      <w:proofErr w:type="spellEnd"/>
+      <w:r>
+        <w:rPr>
+          <w:rFonts w:eastAsia="ComeniaSerif"/>
+          <w:lang w:bidi="ar-SA"/>
+        </w:rPr>
+        <w:t xml:space="preserve"> a </w:t>
+      </w:r>
+      <w:proofErr w:type="spellStart"/>
+      <w:r>
+        <w:rPr>
+          <w:rFonts w:eastAsia="ComeniaSerif"/>
+          <w:lang w:bidi="ar-SA"/>
+        </w:rPr>
+        <w:t>lifetime</w:t>
+      </w:r>
+      <w:proofErr w:type="spellEnd"/>
       <w:r>
         <w:rPr>
           <w:rFonts w:eastAsia="ComeniaSerif"/>
@@ -9229,7 +9392,55 @@
           <w:rFonts w:eastAsia="ComeniaSerif"/>
           <w:lang w:bidi="ar-SA"/>
         </w:rPr>
-        <w:t xml:space="preserve"> dangling pointers nebo use after free</w:t>
+        <w:t xml:space="preserve"> </w:t>
+      </w:r>
+      <w:proofErr w:type="spellStart"/>
+      <w:r>
+        <w:rPr>
+          <w:rFonts w:eastAsia="ComeniaSerif"/>
+          <w:lang w:bidi="ar-SA"/>
+        </w:rPr>
+        <w:t>dangling</w:t>
+      </w:r>
+      <w:proofErr w:type="spellEnd"/>
+      <w:r>
+        <w:rPr>
+          <w:rFonts w:eastAsia="ComeniaSerif"/>
+          <w:lang w:bidi="ar-SA"/>
+        </w:rPr>
+        <w:t xml:space="preserve"> </w:t>
+      </w:r>
+      <w:proofErr w:type="spellStart"/>
+      <w:r>
+        <w:rPr>
+          <w:rFonts w:eastAsia="ComeniaSerif"/>
+          <w:lang w:bidi="ar-SA"/>
+        </w:rPr>
+        <w:t>pointers</w:t>
+      </w:r>
+      <w:proofErr w:type="spellEnd"/>
+      <w:r>
+        <w:rPr>
+          <w:rFonts w:eastAsia="ComeniaSerif"/>
+          <w:lang w:bidi="ar-SA"/>
+        </w:rPr>
+        <w:t xml:space="preserve"> nebo use </w:t>
+      </w:r>
+      <w:proofErr w:type="spellStart"/>
+      <w:r>
+        <w:rPr>
+          <w:rFonts w:eastAsia="ComeniaSerif"/>
+          <w:lang w:bidi="ar-SA"/>
+        </w:rPr>
+        <w:t>after</w:t>
+      </w:r>
+      <w:proofErr w:type="spellEnd"/>
+      <w:r>
+        <w:rPr>
+          <w:rFonts w:eastAsia="ComeniaSerif"/>
+          <w:lang w:bidi="ar-SA"/>
+        </w:rPr>
+        <w:t xml:space="preserve"> free</w:t>
       </w:r>
       <w:r>
         <w:rPr>
@@ -9253,12 +9464,21 @@
           <w:lang w:bidi="ar-SA"/>
         </w:rPr>
       </w:pPr>
-      <w:r>
-        <w:rPr>
-          <w:rFonts w:eastAsia="ComeniaSerif"/>
-          <w:lang w:bidi="ar-SA"/>
-        </w:rPr>
-        <w:t xml:space="preserve">Dangling pointer je chyba při které pointer stále ukazuje na prostor paměti, který byl již dříve uvolněn. Pokud se program pokusí </w:t>
+      <w:proofErr w:type="spellStart"/>
+      <w:r>
+        <w:rPr>
+          <w:rFonts w:eastAsia="ComeniaSerif"/>
+          <w:lang w:bidi="ar-SA"/>
+        </w:rPr>
+        <w:t>Dangling</w:t>
+      </w:r>
+      <w:proofErr w:type="spellEnd"/>
+      <w:r>
+        <w:rPr>
+          <w:rFonts w:eastAsia="ComeniaSerif"/>
+          <w:lang w:bidi="ar-SA"/>
+        </w:rPr>
+        <w:t xml:space="preserve"> pointer je chyba při které pointer stále ukazuje na prostor paměti, který byl již dříve uvolněn. Pokud se program pokusí </w:t>
       </w:r>
       <w:r>
         <w:rPr>
@@ -9314,7 +9534,23 @@
           <w:rFonts w:eastAsia="ComeniaSerif"/>
           <w:lang w:bidi="ar-SA"/>
         </w:rPr>
-        <w:t xml:space="preserve"> use after free chybu, která může způsobit </w:t>
+        <w:t xml:space="preserve"> use </w:t>
+      </w:r>
+      <w:proofErr w:type="spellStart"/>
+      <w:r>
+        <w:rPr>
+          <w:rFonts w:eastAsia="ComeniaSerif"/>
+          <w:lang w:bidi="ar-SA"/>
+        </w:rPr>
+        <w:t>after</w:t>
+      </w:r>
+      <w:proofErr w:type="spellEnd"/>
+      <w:r>
+        <w:rPr>
+          <w:rFonts w:eastAsia="ComeniaSerif"/>
+          <w:lang w:bidi="ar-SA"/>
+        </w:rPr>
+        <w:t xml:space="preserve"> free chybu, která může způsobit </w:t>
       </w:r>
       <w:r>
         <w:rPr>
@@ -9371,7 +9607,23 @@
           <w:rFonts w:eastAsia="ComeniaSerif"/>
           <w:lang w:bidi="ar-SA"/>
         </w:rPr>
-        <w:t>Životnost (lifetime) je doba, po kterou zůstává reference (zápůjčka) platná a</w:t>
+        <w:t>Životnost (</w:t>
+      </w:r>
+      <w:proofErr w:type="spellStart"/>
+      <w:r>
+        <w:rPr>
+          <w:rFonts w:eastAsia="ComeniaSerif"/>
+          <w:lang w:bidi="ar-SA"/>
+        </w:rPr>
+        <w:t>lifetime</w:t>
+      </w:r>
+      <w:proofErr w:type="spellEnd"/>
+      <w:r>
+        <w:rPr>
+          <w:rFonts w:eastAsia="ComeniaSerif"/>
+          <w:lang w:bidi="ar-SA"/>
+        </w:rPr>
+        <w:t>) je doba, po kterou zůstává reference (zápůjčka) platná a</w:t>
       </w:r>
       <w:r>
         <w:rPr>
@@ -9385,7 +9637,23 @@
           <w:rFonts w:eastAsia="ComeniaSerif"/>
           <w:lang w:bidi="ar-SA"/>
         </w:rPr>
-        <w:t>ukazuje na existující data. K jeho deklaraci používá Rust symbol „ ' “ následovaný libovolným názvem. Kompilátor tak může snadno ověřit, že žádná reference nepřežije proměnnou, na kterou se odkazuje.</w:t>
+        <w:t xml:space="preserve">ukazuje na existující data. K jeho deklaraci používá Rust symbol </w:t>
+      </w:r>
+      <w:proofErr w:type="gramStart"/>
+      <w:r>
+        <w:rPr>
+          <w:rFonts w:eastAsia="ComeniaSerif"/>
+          <w:lang w:bidi="ar-SA"/>
+        </w:rPr>
+        <w:t>„ '</w:t>
+      </w:r>
+      <w:proofErr w:type="gramEnd"/>
+      <w:r>
+        <w:rPr>
+          <w:rFonts w:eastAsia="ComeniaSerif"/>
+          <w:lang w:bidi="ar-SA"/>
+        </w:rPr>
+        <w:t xml:space="preserve"> “ následovaný libovolným názvem. Kompilátor tak může snadno ověřit, že žádná reference nepřežije proměnnou, na kterou se odkazuje.</w:t>
       </w:r>
       <w:r>
         <w:rPr>
@@ -9459,7 +9727,39 @@
           <w:rFonts w:eastAsia="ComeniaSerif"/>
           <w:lang w:bidi="ar-SA"/>
         </w:rPr>
-        <w:t xml:space="preserve">K označení zapůjčených hodnot (referencí) používá Rust znak „&amp;“, který značí zápůjčku pouze pro čtení (imutable). Pokud je potřeba zapůjčit hodnotu i pro zápis (mutable) použije se zápis „&amp;mut“. Pro rozbalení reference Rust používá symbol „*“. </w:t>
+        <w:t>K označení zapůjčených hodnot (referencí) používá Rust znak „&amp;“, který značí zápůjčku pouze pro čtení (imutable). Pokud je potřeba zapůjčit hodnotu i pro zápis (</w:t>
+      </w:r>
+      <w:proofErr w:type="spellStart"/>
+      <w:r>
+        <w:rPr>
+          <w:rFonts w:eastAsia="ComeniaSerif"/>
+          <w:lang w:bidi="ar-SA"/>
+        </w:rPr>
+        <w:t>mutable</w:t>
+      </w:r>
+      <w:proofErr w:type="spellEnd"/>
+      <w:r>
+        <w:rPr>
+          <w:rFonts w:eastAsia="ComeniaSerif"/>
+          <w:lang w:bidi="ar-SA"/>
+        </w:rPr>
+        <w:t>) použije se zápis „&amp;</w:t>
+      </w:r>
+      <w:proofErr w:type="spellStart"/>
+      <w:r>
+        <w:rPr>
+          <w:rFonts w:eastAsia="ComeniaSerif"/>
+          <w:lang w:bidi="ar-SA"/>
+        </w:rPr>
+        <w:t>mut</w:t>
+      </w:r>
+      <w:proofErr w:type="spellEnd"/>
+      <w:r>
+        <w:rPr>
+          <w:rFonts w:eastAsia="ComeniaSerif"/>
+          <w:lang w:bidi="ar-SA"/>
+        </w:rPr>
+        <w:t xml:space="preserve">“. Pro rozbalení reference Rust používá symbol „*“. </w:t>
       </w:r>
     </w:p>
     <w:p>
@@ -9590,7 +9890,23 @@
           <w:rFonts w:eastAsia="ComeniaSerif"/>
           <w:lang w:bidi="ar-SA"/>
         </w:rPr>
-        <w:t>let – Deklarace běžné proměnné, která je bez slovíčka mut neměnná.</w:t>
+        <w:t xml:space="preserve">let – Deklarace běžné proměnné, která je bez slovíčka </w:t>
+      </w:r>
+      <w:proofErr w:type="spellStart"/>
+      <w:r>
+        <w:rPr>
+          <w:rFonts w:eastAsia="ComeniaSerif"/>
+          <w:lang w:bidi="ar-SA"/>
+        </w:rPr>
+        <w:t>mut</w:t>
+      </w:r>
+      <w:proofErr w:type="spellEnd"/>
+      <w:r>
+        <w:rPr>
+          <w:rFonts w:eastAsia="ComeniaSerif"/>
+          <w:lang w:bidi="ar-SA"/>
+        </w:rPr>
+        <w:t xml:space="preserve"> neměnná.</w:t>
       </w:r>
     </w:p>
     <w:p>
@@ -9625,12 +9941,21 @@
           <w:lang w:bidi="ar-SA"/>
         </w:rPr>
       </w:pPr>
-      <w:r>
-        <w:rPr>
-          <w:rFonts w:eastAsia="ComeniaSerif"/>
-          <w:lang w:bidi="ar-SA"/>
-        </w:rPr>
-        <w:t>const – Deklarace konstanty s fixním typem.</w:t>
+      <w:proofErr w:type="spellStart"/>
+      <w:r>
+        <w:rPr>
+          <w:rFonts w:eastAsia="ComeniaSerif"/>
+          <w:lang w:bidi="ar-SA"/>
+        </w:rPr>
+        <w:t>const</w:t>
+      </w:r>
+      <w:proofErr w:type="spellEnd"/>
+      <w:r>
+        <w:rPr>
+          <w:rFonts w:eastAsia="ComeniaSerif"/>
+          <w:lang w:bidi="ar-SA"/>
+        </w:rPr>
+        <w:t xml:space="preserve"> – Deklarace konstanty s fixním typem.</w:t>
       </w:r>
     </w:p>
     <w:p>
@@ -9645,12 +9970,37 @@
           <w:lang w:bidi="ar-SA"/>
         </w:rPr>
       </w:pPr>
-      <w:r>
-        <w:rPr>
-          <w:rFonts w:eastAsia="ComeniaSerif"/>
-          <w:lang w:bidi="ar-SA"/>
-        </w:rPr>
-        <w:t>mut – Proměnná je označena jako tzv. mutable a lze její obsah měnit.</w:t>
+      <w:proofErr w:type="spellStart"/>
+      <w:r>
+        <w:rPr>
+          <w:rFonts w:eastAsia="ComeniaSerif"/>
+          <w:lang w:bidi="ar-SA"/>
+        </w:rPr>
+        <w:t>mut</w:t>
+      </w:r>
+      <w:proofErr w:type="spellEnd"/>
+      <w:r>
+        <w:rPr>
+          <w:rFonts w:eastAsia="ComeniaSerif"/>
+          <w:lang w:bidi="ar-SA"/>
+        </w:rPr>
+        <w:t xml:space="preserve"> – Proměnná je označena jako tzv. </w:t>
+      </w:r>
+      <w:proofErr w:type="spellStart"/>
+      <w:r>
+        <w:rPr>
+          <w:rFonts w:eastAsia="ComeniaSerif"/>
+          <w:lang w:bidi="ar-SA"/>
+        </w:rPr>
+        <w:t>mutable</w:t>
+      </w:r>
+      <w:proofErr w:type="spellEnd"/>
+      <w:r>
+        <w:rPr>
+          <w:rFonts w:eastAsia="ComeniaSerif"/>
+          <w:lang w:bidi="ar-SA"/>
+        </w:rPr>
+        <w:t xml:space="preserve"> a lze její obsah měnit.</w:t>
       </w:r>
     </w:p>
     <w:p>
@@ -10043,7 +10393,15 @@
           <w:rFonts w:eastAsia="ComeniaSerif"/>
           <w:lang w:bidi="ar-SA"/>
         </w:rPr>
-        <w:t>Rust stejně jako další systémové jazyky podporuje vytváření alias</w:t>
+        <w:t xml:space="preserve">Rust stejně jako další systémové jazyky podporuje vytváření </w:t>
+      </w:r>
+      <w:proofErr w:type="spellStart"/>
+      <w:r>
+        <w:rPr>
+          <w:rFonts w:eastAsia="ComeniaSerif"/>
+          <w:lang w:bidi="ar-SA"/>
+        </w:rPr>
+        <w:t>alias</w:t>
       </w:r>
       <w:r>
         <w:rPr>
@@ -10052,6 +10410,7 @@
         </w:rPr>
         <w:t>u</w:t>
       </w:r>
+      <w:proofErr w:type="spellEnd"/>
       <w:r>
         <w:rPr>
           <w:rFonts w:eastAsia="ComeniaSerif"/>
@@ -10393,6 +10752,7 @@
         </w:rPr>
         <w:t>„</w:t>
       </w:r>
+      <w:proofErr w:type="spellStart"/>
       <w:r>
         <w:rPr>
           <w:rFonts w:eastAsia="ComeniaSerif"/>
@@ -10400,6 +10760,7 @@
         </w:rPr>
         <w:t>fn</w:t>
       </w:r>
+      <w:proofErr w:type="spellEnd"/>
       <w:r>
         <w:rPr>
           <w:rFonts w:eastAsia="ComeniaSerif"/>
@@ -10412,7 +10773,23 @@
           <w:rFonts w:eastAsia="ComeniaSerif"/>
           <w:lang w:bidi="ar-SA"/>
         </w:rPr>
-        <w:t>. Poté následuje název funkce, její parametry a případě typ návratové hodnoty. Rust nemá podporu pro defaultní návratové hodnoty jako například None z Pythonu, pro případy</w:t>
+        <w:t xml:space="preserve">. Poté následuje název funkce, její parametry a případě typ návratové hodnoty. Rust nemá podporu pro defaultní návratové hodnoty jako například </w:t>
+      </w:r>
+      <w:proofErr w:type="spellStart"/>
+      <w:r>
+        <w:rPr>
+          <w:rFonts w:eastAsia="ComeniaSerif"/>
+          <w:lang w:bidi="ar-SA"/>
+        </w:rPr>
+        <w:t>None</w:t>
+      </w:r>
+      <w:proofErr w:type="spellEnd"/>
+      <w:r>
+        <w:rPr>
+          <w:rFonts w:eastAsia="ComeniaSerif"/>
+          <w:lang w:bidi="ar-SA"/>
+        </w:rPr>
+        <w:t xml:space="preserve"> z Pythonu, pro případy</w:t>
       </w:r>
       <w:r>
         <w:rPr>
@@ -10426,7 +10803,39 @@
           <w:rFonts w:eastAsia="ComeniaSerif"/>
           <w:lang w:bidi="ar-SA"/>
         </w:rPr>
-        <w:t xml:space="preserve"> kdy je none potřeba lze využít přetížení Option&lt;T&gt; jako typ návratové hodnoty</w:t>
+        <w:t xml:space="preserve"> kdy je </w:t>
+      </w:r>
+      <w:proofErr w:type="spellStart"/>
+      <w:r>
+        <w:rPr>
+          <w:rFonts w:eastAsia="ComeniaSerif"/>
+          <w:lang w:bidi="ar-SA"/>
+        </w:rPr>
+        <w:t>none</w:t>
+      </w:r>
+      <w:proofErr w:type="spellEnd"/>
+      <w:r>
+        <w:rPr>
+          <w:rFonts w:eastAsia="ComeniaSerif"/>
+          <w:lang w:bidi="ar-SA"/>
+        </w:rPr>
+        <w:t xml:space="preserve"> potřeba lze využít přetížení </w:t>
+      </w:r>
+      <w:proofErr w:type="spellStart"/>
+      <w:r>
+        <w:rPr>
+          <w:rFonts w:eastAsia="ComeniaSerif"/>
+          <w:lang w:bidi="ar-SA"/>
+        </w:rPr>
+        <w:t>Option</w:t>
+      </w:r>
+      <w:proofErr w:type="spellEnd"/>
+      <w:r>
+        <w:rPr>
+          <w:rFonts w:eastAsia="ComeniaSerif"/>
+          <w:lang w:bidi="ar-SA"/>
+        </w:rPr>
+        <w:t>&lt;T&gt; jako typ návratové hodnoty</w:t>
       </w:r>
       <w:r>
         <w:rPr>
@@ -10544,7 +10953,23 @@
           <w:rFonts w:eastAsia="ComeniaSerif"/>
           <w:lang w:bidi="ar-SA"/>
         </w:rPr>
-        <w:t xml:space="preserve">Moduly jsou Rustová obdoba knihoven nebo balíčků u jiných jazyků. Pro import se používá klíčové slovo „use“. Moduly mohou být deklarovány v rámci jednoho souboru pomocí </w:t>
+        <w:t xml:space="preserve">Moduly jsou </w:t>
+      </w:r>
+      <w:proofErr w:type="spellStart"/>
+      <w:r>
+        <w:rPr>
+          <w:rFonts w:eastAsia="ComeniaSerif"/>
+          <w:lang w:bidi="ar-SA"/>
+        </w:rPr>
+        <w:t>Rustová</w:t>
+      </w:r>
+      <w:proofErr w:type="spellEnd"/>
+      <w:r>
+        <w:rPr>
+          <w:rFonts w:eastAsia="ComeniaSerif"/>
+          <w:lang w:bidi="ar-SA"/>
+        </w:rPr>
+        <w:t xml:space="preserve"> obdoba knihoven nebo balíčků u jiných jazyků. Pro import se používá klíčové slovo „use“. Moduly mohou být deklarovány v rámci jednoho souboru pomocí </w:t>
       </w:r>
       <w:r>
         <w:rPr>
@@ -10558,7 +10983,23 @@
           <w:rFonts w:eastAsia="ComeniaSerif"/>
           <w:lang w:bidi="ar-SA"/>
         </w:rPr>
-        <w:t xml:space="preserve">slova „mod“ nebo pomocí souboru mod.rs v kořenovém adresáři modulu. </w:t>
+        <w:t>slova „</w:t>
+      </w:r>
+      <w:proofErr w:type="spellStart"/>
+      <w:r>
+        <w:rPr>
+          <w:rFonts w:eastAsia="ComeniaSerif"/>
+          <w:lang w:bidi="ar-SA"/>
+        </w:rPr>
+        <w:t>mod</w:t>
+      </w:r>
+      <w:proofErr w:type="spellEnd"/>
+      <w:r>
+        <w:rPr>
+          <w:rFonts w:eastAsia="ComeniaSerif"/>
+          <w:lang w:bidi="ar-SA"/>
+        </w:rPr>
+        <w:t xml:space="preserve">“ nebo pomocí souboru mod.rs v kořenovém adresáři modulu. </w:t>
       </w:r>
     </w:p>
     <w:p>
@@ -10589,14 +11030,55 @@
           <w:rFonts w:eastAsia="ComeniaSerif"/>
           <w:lang w:bidi="ar-SA"/>
         </w:rPr>
-        <w:t>Makra jsou konstrukce umožňující generaci kódu během kompilace. Rust rozlišuje dva druhy maker, deklarativní a procedurální. Název každého deklarativního makra je zakončen symbolem ‚!‘ a používá se obdobně jako běžné funkce. Příkladem je třeba makro println!()</w:t>
-      </w:r>
-      <w:r>
-        <w:rPr>
-          <w:rFonts w:eastAsia="ComeniaSerif"/>
-          <w:lang w:bidi="ar-SA"/>
-        </w:rPr>
-        <w:t xml:space="preserve">, které vypisuje text do konzole pomocí stdout bufferu. </w:t>
+        <w:t xml:space="preserve">Makra jsou konstrukce umožňující generaci kódu během kompilace. Rust rozlišuje dva druhy maker, deklarativní a procedurální. Název každého deklarativního makra je zakončen symbolem ‚!‘ a používá se obdobně jako běžné funkce. Příkladem je třeba makro </w:t>
+      </w:r>
+      <w:proofErr w:type="spellStart"/>
+      <w:proofErr w:type="gramStart"/>
+      <w:r>
+        <w:rPr>
+          <w:rFonts w:eastAsia="ComeniaSerif"/>
+          <w:lang w:bidi="ar-SA"/>
+        </w:rPr>
+        <w:t>println</w:t>
+      </w:r>
+      <w:proofErr w:type="spellEnd"/>
+      <w:r>
+        <w:rPr>
+          <w:rFonts w:eastAsia="ComeniaSerif"/>
+          <w:lang w:bidi="ar-SA"/>
+        </w:rPr>
+        <w:t>!(</w:t>
+      </w:r>
+      <w:proofErr w:type="gramEnd"/>
+      <w:r>
+        <w:rPr>
+          <w:rFonts w:eastAsia="ComeniaSerif"/>
+          <w:lang w:bidi="ar-SA"/>
+        </w:rPr>
+        <w:t>)</w:t>
+      </w:r>
+      <w:r>
+        <w:rPr>
+          <w:rFonts w:eastAsia="ComeniaSerif"/>
+          <w:lang w:bidi="ar-SA"/>
+        </w:rPr>
+        <w:t xml:space="preserve">, které vypisuje text do konzole pomocí </w:t>
+      </w:r>
+      <w:proofErr w:type="spellStart"/>
+      <w:r>
+        <w:rPr>
+          <w:rFonts w:eastAsia="ComeniaSerif"/>
+          <w:lang w:bidi="ar-SA"/>
+        </w:rPr>
+        <w:t>stdout</w:t>
+      </w:r>
+      <w:proofErr w:type="spellEnd"/>
+      <w:r>
+        <w:rPr>
+          <w:rFonts w:eastAsia="ComeniaSerif"/>
+          <w:lang w:bidi="ar-SA"/>
+        </w:rPr>
+        <w:t xml:space="preserve"> bufferu. </w:t>
       </w:r>
     </w:p>
     <w:p>
@@ -10612,7 +11094,71 @@
           <w:lang w:bidi="ar-SA"/>
         </w:rPr>
         <w:lastRenderedPageBreak/>
-        <w:t>Procedurální makra jsou pokročilejší a transformují kód na úrovni AST. Časté využití je ve spojení s enumy a structy kde jsou makra používána pro generaci pomocného kódu. Například při implementaci debugu, který usnadní převod obsahu na string:</w:t>
+        <w:t>Procedurální makra jsou pokročilejší a transformují kód na úrovni AST. Časté využití je ve spojení s </w:t>
+      </w:r>
+      <w:proofErr w:type="spellStart"/>
+      <w:r>
+        <w:rPr>
+          <w:rFonts w:eastAsia="ComeniaSerif"/>
+          <w:lang w:bidi="ar-SA"/>
+        </w:rPr>
+        <w:t>enumy</w:t>
+      </w:r>
+      <w:proofErr w:type="spellEnd"/>
+      <w:r>
+        <w:rPr>
+          <w:rFonts w:eastAsia="ComeniaSerif"/>
+          <w:lang w:bidi="ar-SA"/>
+        </w:rPr>
+        <w:t xml:space="preserve"> a </w:t>
+      </w:r>
+      <w:proofErr w:type="spellStart"/>
+      <w:r>
+        <w:rPr>
+          <w:rFonts w:eastAsia="ComeniaSerif"/>
+          <w:lang w:bidi="ar-SA"/>
+        </w:rPr>
+        <w:t>structy</w:t>
+      </w:r>
+      <w:proofErr w:type="spellEnd"/>
+      <w:r>
+        <w:rPr>
+          <w:rFonts w:eastAsia="ComeniaSerif"/>
+          <w:lang w:bidi="ar-SA"/>
+        </w:rPr>
+        <w:t xml:space="preserve"> kde jsou makra používána pro generaci pomocného kódu. Například při implementaci </w:t>
+      </w:r>
+      <w:proofErr w:type="spellStart"/>
+      <w:r>
+        <w:rPr>
+          <w:rFonts w:eastAsia="ComeniaSerif"/>
+          <w:lang w:bidi="ar-SA"/>
+        </w:rPr>
+        <w:t>debugu</w:t>
+      </w:r>
+      <w:proofErr w:type="spellEnd"/>
+      <w:r>
+        <w:rPr>
+          <w:rFonts w:eastAsia="ComeniaSerif"/>
+          <w:lang w:bidi="ar-SA"/>
+        </w:rPr>
+        <w:t xml:space="preserve">, který usnadní převod obsahu na </w:t>
+      </w:r>
+      <w:proofErr w:type="spellStart"/>
+      <w:r>
+        <w:rPr>
+          <w:rFonts w:eastAsia="ComeniaSerif"/>
+          <w:lang w:bidi="ar-SA"/>
+        </w:rPr>
+        <w:t>string</w:t>
+      </w:r>
+      <w:proofErr w:type="spellEnd"/>
+      <w:r>
+        <w:rPr>
+          <w:rFonts w:eastAsia="ComeniaSerif"/>
+          <w:lang w:bidi="ar-SA"/>
+        </w:rPr>
+        <w:t>:</w:t>
       </w:r>
     </w:p>
     <w:p>
@@ -10711,6 +11257,7 @@
         </w:rPr>
         <w:t xml:space="preserve">, závislosti a testování. Další důležitou částí ekosystému jsou veřejné úložiště knihoven, jako například Crates.io. Pro správu verzí Rustu se používá nástroj </w:t>
       </w:r>
+      <w:proofErr w:type="spellStart"/>
       <w:r>
         <w:rPr>
           <w:rFonts w:eastAsia="ComeniaSerif"/>
@@ -10723,23 +11270,48 @@
           <w:rFonts w:eastAsia="ComeniaSerif"/>
           <w:lang w:bidi="ar-SA"/>
         </w:rPr>
-        <w:t>ustup, který umožňuje snadno přepínat mezi různými verzemi.</w:t>
-      </w:r>
-    </w:p>
-    <w:p>
-      <w:pPr>
-        <w:rPr>
-          <w:rFonts w:eastAsia="ComeniaSerif"/>
-          <w:lang w:bidi="ar-SA"/>
-        </w:rPr>
-      </w:pPr>
-      <w:r>
-        <w:rPr>
-          <w:rFonts w:eastAsia="ComeniaSerif"/>
-          <w:lang w:bidi="ar-SA"/>
-        </w:rPr>
-        <w:t xml:space="preserve">Standardní Rust projekt má jasně definovanou strukturu. Zdrojové soubory se nacházejí ve složce src/, kde je buď main.rs pro binární aplikace, nebo lib.rs pro knihovny. V kořenovém adresáři projektu se nachází konfigurační soubor </w:t>
-      </w:r>
+        <w:t>ustup</w:t>
+      </w:r>
+      <w:proofErr w:type="spellEnd"/>
+      <w:r>
+        <w:rPr>
+          <w:rFonts w:eastAsia="ComeniaSerif"/>
+          <w:lang w:bidi="ar-SA"/>
+        </w:rPr>
+        <w:t>, který umožňuje snadno přepínat mezi různými verzemi.</w:t>
+      </w:r>
+    </w:p>
+    <w:p>
+      <w:pPr>
+        <w:rPr>
+          <w:rFonts w:eastAsia="ComeniaSerif"/>
+          <w:lang w:bidi="ar-SA"/>
+        </w:rPr>
+      </w:pPr>
+      <w:r>
+        <w:rPr>
+          <w:rFonts w:eastAsia="ComeniaSerif"/>
+          <w:lang w:bidi="ar-SA"/>
+        </w:rPr>
+        <w:t xml:space="preserve">Standardní Rust projekt má jasně definovanou strukturu. Zdrojové soubory se nacházejí ve složce </w:t>
+      </w:r>
+      <w:proofErr w:type="spellStart"/>
+      <w:r>
+        <w:rPr>
+          <w:rFonts w:eastAsia="ComeniaSerif"/>
+          <w:lang w:bidi="ar-SA"/>
+        </w:rPr>
+        <w:t>src</w:t>
+      </w:r>
+      <w:proofErr w:type="spellEnd"/>
+      <w:r>
+        <w:rPr>
+          <w:rFonts w:eastAsia="ComeniaSerif"/>
+          <w:lang w:bidi="ar-SA"/>
+        </w:rPr>
+        <w:t xml:space="preserve">/, kde je buď main.rs pro binární aplikace, nebo lib.rs pro knihovny. V kořenovém adresáři projektu se nachází konfigurační soubor </w:t>
+      </w:r>
+      <w:proofErr w:type="gramStart"/>
       <w:r>
         <w:rPr>
           <w:rFonts w:eastAsia="ComeniaSerif"/>
@@ -10752,7 +11324,15 @@
           <w:rFonts w:eastAsia="ComeniaSerif"/>
           <w:lang w:bidi="ar-SA"/>
         </w:rPr>
-        <w:t>argo.toml. Souboru obsahuje metadata projektu a seznam závislostí a argumenty pro build.</w:t>
+        <w:t>argo.toml</w:t>
+      </w:r>
+      <w:proofErr w:type="gramEnd"/>
+      <w:r>
+        <w:rPr>
+          <w:rFonts w:eastAsia="ComeniaSerif"/>
+          <w:lang w:bidi="ar-SA"/>
+        </w:rPr>
+        <w:t>. Souboru obsahuje metadata projektu a seznam závislostí a argumenty pro build.</w:t>
       </w:r>
     </w:p>
     <w:p>
@@ -10844,7 +11424,23 @@
           <w:rFonts w:eastAsia="ComeniaSerif"/>
           <w:lang w:bidi="ar-SA"/>
         </w:rPr>
-        <w:t>Testování je v Rustu přímo integrované do jazyka a Cargo poskytuje příkaz cargo test pro automatické spouštění testů. Testy se definují pomocí anotace #[test], která označuje funkce, jež ověřují správné chování kódu. Rust má také silný ekosystém nástrojů pro zlepšení kvality kódu. Clippy slouží jako linter a pomáhá odhalit neoptimální konstrukce, zatímco Rustfmt se stará o automatické formátování kódu podle standardních konvencí.</w:t>
+        <w:t xml:space="preserve">Testování je v Rustu přímo integrované do jazyka a Cargo poskytuje příkaz cargo test pro automatické spouštění testů. Testy se definují pomocí anotace #[test], která označuje funkce, jež ověřují správné chování kódu. Rust má také silný ekosystém nástrojů pro zlepšení kvality kódu. Clippy slouží jako linter a pomáhá odhalit neoptimální konstrukce, zatímco </w:t>
+      </w:r>
+      <w:proofErr w:type="spellStart"/>
+      <w:r>
+        <w:rPr>
+          <w:rFonts w:eastAsia="ComeniaSerif"/>
+          <w:lang w:bidi="ar-SA"/>
+        </w:rPr>
+        <w:t>Rustfmt</w:t>
+      </w:r>
+      <w:proofErr w:type="spellEnd"/>
+      <w:r>
+        <w:rPr>
+          <w:rFonts w:eastAsia="ComeniaSerif"/>
+          <w:lang w:bidi="ar-SA"/>
+        </w:rPr>
+        <w:t xml:space="preserve"> se stará o automatické formátování kódu podle standardních konvencí.</w:t>
       </w:r>
     </w:p>
     <w:p>
@@ -11147,7 +11743,23 @@
           <w:rFonts w:eastAsia="ComeniaSerif"/>
           <w:lang w:bidi="ar-SA"/>
         </w:rPr>
-        <w:t xml:space="preserve">. Vývojáři označují Bevy engine na svém webu za „data-driven“ pomocí vlastního Bevy ESC systému, jehož předností má být </w:t>
+        <w:t>. Vývojáři označují Bevy engine na svém webu za „data-</w:t>
+      </w:r>
+      <w:proofErr w:type="spellStart"/>
+      <w:r>
+        <w:rPr>
+          <w:rFonts w:eastAsia="ComeniaSerif"/>
+          <w:lang w:bidi="ar-SA"/>
+        </w:rPr>
+        <w:t>driven</w:t>
+      </w:r>
+      <w:proofErr w:type="spellEnd"/>
+      <w:r>
+        <w:rPr>
+          <w:rFonts w:eastAsia="ComeniaSerif"/>
+          <w:lang w:bidi="ar-SA"/>
+        </w:rPr>
+        <w:t xml:space="preserve">“ pomocí vlastního Bevy ESC systému, jehož předností má být </w:t>
       </w:r>
       <w:r>
         <w:rPr>
@@ -11559,7 +12171,23 @@
           <w:rFonts w:eastAsia="ComeniaSerif"/>
           <w:lang w:bidi="ar-SA"/>
         </w:rPr>
-        <w:t>Příkladem může být jedna z často používaných komponent – Transform.</w:t>
+        <w:t xml:space="preserve">Příkladem může být jedna z často používaných komponent – </w:t>
+      </w:r>
+      <w:proofErr w:type="spellStart"/>
+      <w:r>
+        <w:rPr>
+          <w:rFonts w:eastAsia="ComeniaSerif"/>
+          <w:lang w:bidi="ar-SA"/>
+        </w:rPr>
+        <w:t>Transform</w:t>
+      </w:r>
+      <w:proofErr w:type="spellEnd"/>
+      <w:r>
+        <w:rPr>
+          <w:rFonts w:eastAsia="ComeniaSerif"/>
+          <w:lang w:bidi="ar-SA"/>
+        </w:rPr>
+        <w:t>.</w:t>
       </w:r>
       <w:r>
         <w:rPr>
@@ -12474,7 +13102,21 @@
         <w:rPr>
           <w:rFonts w:eastAsia="ComeniaSerif"/>
         </w:rPr>
-        <w:t xml:space="preserve"> Díky asset handles nevznikají potíže s vlastnictvím, protože handle je pouze </w:t>
+        <w:t xml:space="preserve"> Díky asset </w:t>
+      </w:r>
+      <w:proofErr w:type="spellStart"/>
+      <w:r>
+        <w:rPr>
+          <w:rFonts w:eastAsia="ComeniaSerif"/>
+        </w:rPr>
+        <w:t>handles</w:t>
+      </w:r>
+      <w:proofErr w:type="spellEnd"/>
+      <w:r>
+        <w:rPr>
+          <w:rFonts w:eastAsia="ComeniaSerif"/>
+        </w:rPr>
+        <w:t xml:space="preserve"> nevznikají potíže s vlastnictvím, protože handle je pouze </w:t>
       </w:r>
       <w:r>
         <w:rPr>
@@ -12620,18 +13262,70 @@
         </w:rPr>
         <w:t xml:space="preserve">skupiny </w:t>
       </w:r>
+      <w:proofErr w:type="spellStart"/>
       <w:r>
         <w:rPr>
           <w:rFonts w:eastAsia="ComeniaSerif"/>
         </w:rPr>
         <w:t>DefaultPlugins</w:t>
       </w:r>
-      <w:r>
-        <w:rPr>
-          <w:rFonts w:eastAsia="ComeniaSerif"/>
-        </w:rPr>
-        <w:t xml:space="preserve"> a MinimalPlugins nebo pluginy jako InputPlugin, DevToolsPlugin, LogPlugin</w:t>
-      </w:r>
+      <w:proofErr w:type="spellEnd"/>
+      <w:r>
+        <w:rPr>
+          <w:rFonts w:eastAsia="ComeniaSerif"/>
+        </w:rPr>
+        <w:t xml:space="preserve"> a </w:t>
+      </w:r>
+      <w:proofErr w:type="spellStart"/>
+      <w:r>
+        <w:rPr>
+          <w:rFonts w:eastAsia="ComeniaSerif"/>
+        </w:rPr>
+        <w:t>MinimalPlugins</w:t>
+      </w:r>
+      <w:proofErr w:type="spellEnd"/>
+      <w:r>
+        <w:rPr>
+          <w:rFonts w:eastAsia="ComeniaSerif"/>
+        </w:rPr>
+        <w:t xml:space="preserve"> nebo pluginy jako </w:t>
+      </w:r>
+      <w:proofErr w:type="spellStart"/>
+      <w:r>
+        <w:rPr>
+          <w:rFonts w:eastAsia="ComeniaSerif"/>
+        </w:rPr>
+        <w:t>InputPlugin</w:t>
+      </w:r>
+      <w:proofErr w:type="spellEnd"/>
+      <w:r>
+        <w:rPr>
+          <w:rFonts w:eastAsia="ComeniaSerif"/>
+        </w:rPr>
+        <w:t xml:space="preserve">, </w:t>
+      </w:r>
+      <w:proofErr w:type="spellStart"/>
+      <w:r>
+        <w:rPr>
+          <w:rFonts w:eastAsia="ComeniaSerif"/>
+        </w:rPr>
+        <w:t>DevToolsPlugin</w:t>
+      </w:r>
+      <w:proofErr w:type="spellEnd"/>
+      <w:r>
+        <w:rPr>
+          <w:rFonts w:eastAsia="ComeniaSerif"/>
+        </w:rPr>
+        <w:t xml:space="preserve">, </w:t>
+      </w:r>
+      <w:proofErr w:type="spellStart"/>
+      <w:r>
+        <w:rPr>
+          <w:rFonts w:eastAsia="ComeniaSerif"/>
+        </w:rPr>
+        <w:t>LogPlugin</w:t>
+      </w:r>
+      <w:proofErr w:type="spellEnd"/>
       <w:r>
         <w:rPr>
           <w:rFonts w:eastAsia="ComeniaSerif"/>
@@ -13049,7 +13743,14 @@
         <w:rPr>
           <w:rFonts w:eastAsia="ComeniaSerif"/>
         </w:rPr>
-        <w:t>, a proto neimplementuje všechny funkcionality, které by jinak jednotlivé renderovací backendy poskytovali. Mezi nedostupné funkce patří například geometry nebo te</w:t>
+        <w:t xml:space="preserve">, a proto neimplementuje všechny funkcionality, které by jinak jednotlivé renderovací backendy poskytovali. Mezi nedostupné funkce patří například geometry nebo </w:t>
+      </w:r>
+      <w:proofErr w:type="spellStart"/>
+      <w:r>
+        <w:rPr>
+          <w:rFonts w:eastAsia="ComeniaSerif"/>
+        </w:rPr>
+        <w:t>te</w:t>
       </w:r>
       <w:r>
         <w:rPr>
@@ -13073,7 +13774,14 @@
         <w:rPr>
           <w:rFonts w:eastAsia="ComeniaSerif"/>
         </w:rPr>
-        <w:t>ační shadery.</w:t>
+        <w:t>ační</w:t>
+      </w:r>
+      <w:proofErr w:type="spellEnd"/>
+      <w:r>
+        <w:rPr>
+          <w:rFonts w:eastAsia="ComeniaSerif"/>
+        </w:rPr>
+        <w:t xml:space="preserve"> shadery.</w:t>
       </w:r>
     </w:p>
     <w:p>
@@ -13116,14 +13824,42 @@
         <w:rPr>
           <w:rFonts w:eastAsia="ComeniaSerif"/>
         </w:rPr>
-        <w:t xml:space="preserve"> jazyce WGSL (WebGPU Shading Language)</w:t>
-      </w:r>
+        <w:t xml:space="preserve"> jazyce WGSL (WebGPU </w:t>
+      </w:r>
+      <w:proofErr w:type="spellStart"/>
+      <w:r>
+        <w:rPr>
+          <w:rFonts w:eastAsia="ComeniaSerif"/>
+        </w:rPr>
+        <w:t>Shading</w:t>
+      </w:r>
+      <w:proofErr w:type="spellEnd"/>
       <w:r>
         <w:rPr>
           <w:rFonts w:eastAsia="ComeniaSerif"/>
         </w:rPr>
         <w:t xml:space="preserve"> </w:t>
       </w:r>
+      <w:proofErr w:type="spellStart"/>
+      <w:r>
+        <w:rPr>
+          <w:rFonts w:eastAsia="ComeniaSerif"/>
+        </w:rPr>
+        <w:t>Language</w:t>
+      </w:r>
+      <w:proofErr w:type="spellEnd"/>
+      <w:r>
+        <w:rPr>
+          <w:rFonts w:eastAsia="ComeniaSerif"/>
+        </w:rPr>
+        <w:t>)</w:t>
+      </w:r>
+      <w:r>
+        <w:rPr>
+          <w:rFonts w:eastAsia="ComeniaSerif"/>
+        </w:rPr>
+        <w:t xml:space="preserve"> </w:t>
+      </w:r>
       <w:r>
         <w:rPr>
           <w:rFonts w:eastAsia="ComeniaSerif"/>
@@ -13265,20 +14001,76 @@
         <w:rPr>
           <w:rFonts w:eastAsia="ComeniaSerif"/>
         </w:rPr>
-        <w:t xml:space="preserve">í informace. Základní Bevy aplikace má světy dva. Jeden hlavní, ve kterém probíhá simulace a jeden vykreslovací, který zodpovídá za renderování. Většina běžných operací probíhá nad světem simulačním, až na operace, které pracují přímo s renderem, ty je potřeba provádět ve světě renderovacím. Příkladem takové operace je například pipeline pro post processing. </w:t>
-      </w:r>
-    </w:p>
-    <w:p>
-      <w:pPr>
-        <w:rPr>
-          <w:rFonts w:eastAsia="ComeniaSerif"/>
-        </w:rPr>
-      </w:pPr>
-      <w:r>
-        <w:rPr>
-          <w:rFonts w:eastAsia="ComeniaSerif"/>
-        </w:rPr>
-        <w:t xml:space="preserve">Přesun dat mezi světy probíhá v závislosti na nastavení pipeliningu. Pokud je pipelining povolen, tak se na začátku cyklu data ze simulačního světa extrahují do světa renderovacího. Oba světy poté paralelně provádějí vlastní agendu. Před započnutím dalšího cyklu </w:t>
+        <w:t>í informace. Základní Bevy aplikace má světy dva. Jeden hlavní, ve kterém probíhá simulace a jeden vykreslovací, který zodpovídá za renderování. Většina běžných operací probíhá nad světem simulačním, až na operace, které pracují přímo s </w:t>
+      </w:r>
+      <w:proofErr w:type="spellStart"/>
+      <w:r>
+        <w:rPr>
+          <w:rFonts w:eastAsia="ComeniaSerif"/>
+        </w:rPr>
+        <w:t>renderem</w:t>
+      </w:r>
+      <w:proofErr w:type="spellEnd"/>
+      <w:r>
+        <w:rPr>
+          <w:rFonts w:eastAsia="ComeniaSerif"/>
+        </w:rPr>
+        <w:t xml:space="preserve">, ty je potřeba provádět ve světě renderovacím. Příkladem takové operace je například pipeline pro post </w:t>
+      </w:r>
+      <w:proofErr w:type="spellStart"/>
+      <w:r>
+        <w:rPr>
+          <w:rFonts w:eastAsia="ComeniaSerif"/>
+        </w:rPr>
+        <w:t>processing</w:t>
+      </w:r>
+      <w:proofErr w:type="spellEnd"/>
+      <w:r>
+        <w:rPr>
+          <w:rFonts w:eastAsia="ComeniaSerif"/>
+        </w:rPr>
+        <w:t xml:space="preserve">. </w:t>
+      </w:r>
+    </w:p>
+    <w:p>
+      <w:pPr>
+        <w:rPr>
+          <w:rFonts w:eastAsia="ComeniaSerif"/>
+        </w:rPr>
+      </w:pPr>
+      <w:r>
+        <w:rPr>
+          <w:rFonts w:eastAsia="ComeniaSerif"/>
+        </w:rPr>
+        <w:t xml:space="preserve">Přesun dat mezi světy probíhá v závislosti na nastavení </w:t>
+      </w:r>
+      <w:proofErr w:type="spellStart"/>
+      <w:r>
+        <w:rPr>
+          <w:rFonts w:eastAsia="ComeniaSerif"/>
+        </w:rPr>
+        <w:t>pipeliningu</w:t>
+      </w:r>
+      <w:proofErr w:type="spellEnd"/>
+      <w:r>
+        <w:rPr>
+          <w:rFonts w:eastAsia="ComeniaSerif"/>
+        </w:rPr>
+        <w:t xml:space="preserve">. Pokud je </w:t>
+      </w:r>
+      <w:proofErr w:type="spellStart"/>
+      <w:r>
+        <w:rPr>
+          <w:rFonts w:eastAsia="ComeniaSerif"/>
+        </w:rPr>
+        <w:t>pipelining</w:t>
+      </w:r>
+      <w:proofErr w:type="spellEnd"/>
+      <w:r>
+        <w:rPr>
+          <w:rFonts w:eastAsia="ComeniaSerif"/>
+        </w:rPr>
+        <w:t xml:space="preserve"> povolen, tak se na začátku cyklu data ze simulačního světa extrahují do světa renderovacího. Oba světy poté paralelně provádějí vlastní agendu. Před započnutím dalšího cyklu </w:t>
       </w:r>
       <w:r>
         <w:rPr>
@@ -13393,14 +14185,30 @@
         <w:rPr>
           <w:rFonts w:eastAsia="ComeniaSerif"/>
         </w:rPr>
-        <w:t xml:space="preserve">Při zakázaném pipeliningu nejprve proběhne </w:t>
-      </w:r>
+        <w:t xml:space="preserve">Při zakázaném </w:t>
+      </w:r>
+      <w:proofErr w:type="spellStart"/>
+      <w:r>
+        <w:rPr>
+          <w:rFonts w:eastAsia="ComeniaSerif"/>
+        </w:rPr>
+        <w:t>pipeliningu</w:t>
+      </w:r>
+      <w:proofErr w:type="spellEnd"/>
+      <w:r>
+        <w:rPr>
+          <w:rFonts w:eastAsia="ComeniaSerif"/>
+        </w:rPr>
+        <w:t xml:space="preserve"> nejprve proběhne </w:t>
+      </w:r>
+      <w:proofErr w:type="spellStart"/>
       <w:r>
         <w:rPr>
           <w:rFonts w:eastAsia="ComeniaSerif"/>
         </w:rPr>
         <w:t>cykl</w:t>
       </w:r>
+      <w:proofErr w:type="spellEnd"/>
       <w:r>
         <w:rPr>
           <w:rFonts w:eastAsia="ComeniaSerif"/>
@@ -13423,7 +14231,21 @@
         <w:rPr>
           <w:rFonts w:eastAsia="ComeniaSerif"/>
         </w:rPr>
-        <w:t>probíhá cykl ve</w:t>
+        <w:t xml:space="preserve">probíhá </w:t>
+      </w:r>
+      <w:proofErr w:type="spellStart"/>
+      <w:r>
+        <w:rPr>
+          <w:rFonts w:eastAsia="ComeniaSerif"/>
+        </w:rPr>
+        <w:t>cykl</w:t>
+      </w:r>
+      <w:proofErr w:type="spellEnd"/>
+      <w:r>
+        <w:rPr>
+          <w:rFonts w:eastAsia="ComeniaSerif"/>
+        </w:rPr>
+        <w:t xml:space="preserve"> ve</w:t>
       </w:r>
       <w:r>
         <w:rPr>
@@ -13609,6 +14431,7 @@
           <w:rStyle w:val="TitulekChar"/>
           <w:b/>
           <w:bCs/>
+          <w:noProof/>
         </w:rPr>
         <w:t>3</w:t>
       </w:r>
@@ -13699,11 +14522,21 @@
     </w:p>
     <w:p>
       <w:r>
-        <w:t xml:space="preserve">Všechny materiály musí v nějaké podobě implementovat trait </w:t>
-      </w:r>
+        <w:t xml:space="preserve">Všechny materiály musí v nějaké podobě implementovat </w:t>
+      </w:r>
+      <w:proofErr w:type="spellStart"/>
+      <w:r>
+        <w:t>trait</w:t>
+      </w:r>
+      <w:proofErr w:type="spellEnd"/>
+      <w:r>
+        <w:t xml:space="preserve"> </w:t>
+      </w:r>
+      <w:proofErr w:type="spellStart"/>
       <w:r>
         <w:t>AsBindGroup</w:t>
       </w:r>
+      <w:proofErr w:type="spellEnd"/>
       <w:r>
         <w:t>, aby mohly být nastavené hodnoty proměnných správně předány do paměti grafické karty.</w:t>
       </w:r>
@@ -13858,13 +14691,37 @@
         <w:t>Bevy umožňuje využ</w:t>
       </w:r>
       <w:r>
-        <w:t xml:space="preserve">ití WebGPU Shading Language, zkráceně WGSL </w:t>
+        <w:t xml:space="preserve">ití WebGPU </w:t>
+      </w:r>
+      <w:proofErr w:type="spellStart"/>
+      <w:r>
+        <w:t>Shading</w:t>
+      </w:r>
+      <w:proofErr w:type="spellEnd"/>
+      <w:r>
+        <w:t xml:space="preserve"> </w:t>
+      </w:r>
+      <w:proofErr w:type="spellStart"/>
+      <w:r>
+        <w:t>Language</w:t>
+      </w:r>
+      <w:proofErr w:type="spellEnd"/>
+      <w:r>
+        <w:t xml:space="preserve">, zkráceně WGSL </w:t>
       </w:r>
       <w:r>
         <w:t xml:space="preserve">pro implementaci vlastních shaderových funkcí. </w:t>
       </w:r>
       <w:r>
-        <w:t>Kód napsaný v jazyce WGSL je překládán do vhodného formátu v závislosti na zvoleném renderovacím backendu.</w:t>
+        <w:t xml:space="preserve">Kód napsaný v jazyce WGSL je překládán do vhodného formátu v závislosti na zvoleném renderovacím </w:t>
+      </w:r>
+      <w:proofErr w:type="spellStart"/>
+      <w:r>
+        <w:t>backendu</w:t>
+      </w:r>
+      <w:proofErr w:type="spellEnd"/>
+      <w:r>
+        <w:t>.</w:t>
       </w:r>
       <w:r>
         <w:t xml:space="preserve"> Jazyk se syntaxí velmi podobá Rustu</w:t>
@@ -13886,13 +14743,36 @@
       <w:pPr>
         <w:pStyle w:val="Nadpis4"/>
       </w:pPr>
-      <w:r>
-        <w:t>Entry points</w:t>
-      </w:r>
-    </w:p>
-    <w:p>
-      <w:r>
-        <w:t xml:space="preserve">Entry points neboli vstupní body jsou anotace, které označují funkce, jenž mají být použity pro spuštění shaderu. </w:t>
+      <w:proofErr w:type="spellStart"/>
+      <w:r>
+        <w:t>Entry</w:t>
+      </w:r>
+      <w:proofErr w:type="spellEnd"/>
+      <w:r>
+        <w:t xml:space="preserve"> </w:t>
+      </w:r>
+      <w:proofErr w:type="spellStart"/>
+      <w:r>
+        <w:t>points</w:t>
+      </w:r>
+      <w:proofErr w:type="spellEnd"/>
+    </w:p>
+    <w:p>
+      <w:proofErr w:type="spellStart"/>
+      <w:r>
+        <w:t>Entry</w:t>
+      </w:r>
+      <w:proofErr w:type="spellEnd"/>
+      <w:r>
+        <w:t xml:space="preserve"> </w:t>
+      </w:r>
+      <w:proofErr w:type="spellStart"/>
+      <w:r>
+        <w:t>points</w:t>
+      </w:r>
+      <w:proofErr w:type="spellEnd"/>
+      <w:r>
+        <w:t xml:space="preserve"> neboli vstupní body jsou anotace, které označují funkce, jenž mají být použity pro spuštění shaderu. </w:t>
       </w:r>
       <w:r>
         <w:t>Anotace začínají znakem @ a mohou mít libovolný název za předpokladu, že odpovídá vstupnímu bodu, který je v pipeline definován.</w:t>
@@ -13917,13 +14797,36 @@
       <w:pPr>
         <w:pStyle w:val="Nadpis4"/>
       </w:pPr>
-      <w:r>
-        <w:t>Binding points</w:t>
-      </w:r>
-    </w:p>
-    <w:p>
-      <w:r>
-        <w:t>Binding points je označení pro anotace proměnných, které jsou využívány pro přístup k dat</w:t>
+      <w:proofErr w:type="spellStart"/>
+      <w:r>
+        <w:t>Binding</w:t>
+      </w:r>
+      <w:proofErr w:type="spellEnd"/>
+      <w:r>
+        <w:t xml:space="preserve"> </w:t>
+      </w:r>
+      <w:proofErr w:type="spellStart"/>
+      <w:r>
+        <w:t>points</w:t>
+      </w:r>
+      <w:proofErr w:type="spellEnd"/>
+    </w:p>
+    <w:p>
+      <w:proofErr w:type="spellStart"/>
+      <w:r>
+        <w:t>Binding</w:t>
+      </w:r>
+      <w:proofErr w:type="spellEnd"/>
+      <w:r>
+        <w:t xml:space="preserve"> </w:t>
+      </w:r>
+      <w:proofErr w:type="spellStart"/>
+      <w:r>
+        <w:t>points</w:t>
+      </w:r>
+      <w:proofErr w:type="spellEnd"/>
+      <w:r>
+        <w:t xml:space="preserve"> je označení pro anotace proměnných, které jsou využívány pro přístup k dat</w:t>
       </w:r>
       <w:r>
         <w:t>ům</w:t>
@@ -13941,8 +14844,13 @@
         <w:t>b</w:t>
       </w:r>
       <w:r>
-        <w:t>uffery, textury nebo samplery</w:t>
-      </w:r>
+        <w:t xml:space="preserve">uffery, textury nebo </w:t>
+      </w:r>
+      <w:proofErr w:type="spellStart"/>
+      <w:r>
+        <w:t>samplery</w:t>
+      </w:r>
+      <w:proofErr w:type="spellEnd"/>
       <w:r>
         <w:t xml:space="preserve">. </w:t>
       </w:r>
@@ -13987,8 +14895,13 @@
         <w:t> </w:t>
       </w:r>
       <w:r>
-        <w:t>používá se na vstupech a výstupech entry</w:t>
-      </w:r>
+        <w:t xml:space="preserve">používá se na vstupech a výstupech </w:t>
+      </w:r>
+      <w:proofErr w:type="spellStart"/>
+      <w:r>
+        <w:t>entry</w:t>
+      </w:r>
+      <w:proofErr w:type="spellEnd"/>
       <w:r>
         <w:t xml:space="preserve"> point</w:t>
       </w:r>
@@ -14161,7 +15074,23 @@
     </w:p>
     <w:p>
       <w:r>
-        <w:t>WGSL používá tři základní druhy proměnných, a to: const, let a var. Const slouží k definici hodnot známých už v době kompilace a nelze je měnit. Proměnné deklarované pomocí let jsou neměnné během běhu</w:t>
+        <w:t xml:space="preserve">WGSL používá tři základní druhy proměnných, a to: </w:t>
+      </w:r>
+      <w:proofErr w:type="spellStart"/>
+      <w:r>
+        <w:t>const</w:t>
+      </w:r>
+      <w:proofErr w:type="spellEnd"/>
+      <w:r>
+        <w:t xml:space="preserve">, let a var. </w:t>
+      </w:r>
+      <w:proofErr w:type="spellStart"/>
+      <w:r>
+        <w:t>Const</w:t>
+      </w:r>
+      <w:proofErr w:type="spellEnd"/>
+      <w:r>
+        <w:t xml:space="preserve"> slouží k definici hodnot známých už v době kompilace a nelze je měnit. Proměnné deklarované pomocí let jsou neměnné během běhu</w:t>
       </w:r>
       <w:r>
         <w:t>,</w:t>
@@ -14207,7 +15136,23 @@
     </w:p>
     <w:p>
       <w:r>
-        <w:t xml:space="preserve">Následující WGSL kód aplikuje pomocí vertex shaderu posun +-5 jednotek podél osy Y na každý vertex v závislosti na uniformní proměnné time, která je s každým snímkem aktualizována a obsahuje čas který uběhl od spuštění aplikace. Fragment shader též využívá uniform time aby moduloval barvu pixelu </w:t>
+        <w:t xml:space="preserve">Následující WGSL kód aplikuje pomocí vertex shaderu posun +-5 jednotek podél osy Y na každý vertex v závislosti na uniformní proměnné </w:t>
+      </w:r>
+      <w:proofErr w:type="spellStart"/>
+      <w:r>
+        <w:t>time</w:t>
+      </w:r>
+      <w:proofErr w:type="spellEnd"/>
+      <w:r>
+        <w:t xml:space="preserve">, která je s každým snímkem aktualizována a obsahuje čas který uběhl od spuštění aplikace. Fragment shader též využívá uniform </w:t>
+      </w:r>
+      <w:proofErr w:type="spellStart"/>
+      <w:r>
+        <w:t>time</w:t>
+      </w:r>
+      <w:proofErr w:type="spellEnd"/>
+      <w:r>
+        <w:t xml:space="preserve"> aby moduloval barvu pixelu </w:t>
       </w:r>
       <w:r>
         <w:t>násobením číslem</w:t>
@@ -14596,9 +15541,14 @@
       <w:bookmarkStart w:id="38" w:name="_Toc224816298"/>
       <w:r>
         <w:lastRenderedPageBreak/>
-        <w:t>Render graph</w:t>
+        <w:t xml:space="preserve">Render </w:t>
+      </w:r>
+      <w:proofErr w:type="spellStart"/>
+      <w:r>
+        <w:t>graph</w:t>
       </w:r>
       <w:bookmarkEnd w:id="38"/>
+      <w:proofErr w:type="spellEnd"/>
     </w:p>
     <w:p>
       <w:r>
@@ -14663,8 +15613,21 @@
       <w:r>
         <w:t xml:space="preserve">scény </w:t>
       </w:r>
-      <w:r>
-        <w:t xml:space="preserve">iterátor prochází tuto strukturu a provádí operace definované jednotlivými uzly. Render graph </w:t>
+      <w:proofErr w:type="spellStart"/>
+      <w:r>
+        <w:t>iterátor</w:t>
+      </w:r>
+      <w:proofErr w:type="spellEnd"/>
+      <w:r>
+        <w:t xml:space="preserve"> prochází tuto strukturu a provádí operace definované jednotlivými uzly. Render </w:t>
+      </w:r>
+      <w:proofErr w:type="spellStart"/>
+      <w:r>
+        <w:t>graph</w:t>
+      </w:r>
+      <w:proofErr w:type="spellEnd"/>
+      <w:r>
+        <w:t xml:space="preserve"> </w:t>
       </w:r>
       <w:r>
         <w:t xml:space="preserve">je acyklický graf </w:t>
@@ -14676,7 +15639,15 @@
         <w:t>ý ze tří prvků – Node</w:t>
       </w:r>
       <w:r>
-        <w:t xml:space="preserve">, Edge a Slot. </w:t>
+        <w:t xml:space="preserve">, </w:t>
+      </w:r>
+      <w:proofErr w:type="spellStart"/>
+      <w:r>
+        <w:t>Edge</w:t>
+      </w:r>
+      <w:proofErr w:type="spellEnd"/>
+      <w:r>
+        <w:t xml:space="preserve"> a Slot. </w:t>
       </w:r>
       <w:r>
         <w:t>Uzly (Node)</w:t>
@@ -14691,7 +15662,15 @@
         <w:t>, hran</w:t>
       </w:r>
       <w:r>
-        <w:t>y (Edge)</w:t>
+        <w:t>y (</w:t>
+      </w:r>
+      <w:proofErr w:type="spellStart"/>
+      <w:r>
+        <w:t>Edge</w:t>
+      </w:r>
+      <w:proofErr w:type="spellEnd"/>
+      <w:r>
+        <w:t>)</w:t>
       </w:r>
       <w:r>
         <w:t xml:space="preserve"> udávají, jakým způsobem jsou mezi sebou </w:t>
@@ -14726,7 +15705,23 @@
         <w:t>uje</w:t>
       </w:r>
       <w:r>
-        <w:t xml:space="preserve"> uzel RenderMesh, který vykresluje objekty scény, a uzel PostProcess, který </w:t>
+        <w:t xml:space="preserve"> uzel </w:t>
+      </w:r>
+      <w:proofErr w:type="spellStart"/>
+      <w:r>
+        <w:t>RenderMesh</w:t>
+      </w:r>
+      <w:proofErr w:type="spellEnd"/>
+      <w:r>
+        <w:t xml:space="preserve">, který vykresluje objekty scény, a uzel </w:t>
+      </w:r>
+      <w:proofErr w:type="spellStart"/>
+      <w:r>
+        <w:t>PostProcess</w:t>
+      </w:r>
+      <w:proofErr w:type="spellEnd"/>
+      <w:r>
+        <w:t xml:space="preserve">, který </w:t>
       </w:r>
       <w:r>
         <w:t xml:space="preserve">aplikuje na </w:t>
@@ -14737,6 +15732,7 @@
       <w:r>
         <w:t xml:space="preserve"> </w:t>
       </w:r>
+      <w:proofErr w:type="spellStart"/>
       <w:r>
         <w:t>c</w:t>
       </w:r>
@@ -14749,6 +15745,7 @@
       <w:r>
         <w:t>exture</w:t>
       </w:r>
+      <w:proofErr w:type="spellEnd"/>
       <w:r>
         <w:t xml:space="preserve"> slotu </w:t>
       </w:r>
@@ -14764,9 +15761,23 @@
       <w:r>
         <w:t xml:space="preserve">se provede </w:t>
       </w:r>
-      <w:r>
-        <w:t xml:space="preserve">RenderMesh, poté PostProcess. Slot </w:t>
-      </w:r>
+      <w:proofErr w:type="spellStart"/>
+      <w:r>
+        <w:t>RenderMesh</w:t>
+      </w:r>
+      <w:proofErr w:type="spellEnd"/>
+      <w:r>
+        <w:t xml:space="preserve">, poté </w:t>
+      </w:r>
+      <w:proofErr w:type="spellStart"/>
+      <w:r>
+        <w:t>PostProcess</w:t>
+      </w:r>
+      <w:proofErr w:type="spellEnd"/>
+      <w:r>
+        <w:t xml:space="preserve">. Slot </w:t>
+      </w:r>
+      <w:proofErr w:type="spellStart"/>
       <w:r>
         <w:t>c</w:t>
       </w:r>
@@ -14779,6 +15790,7 @@
       <w:r>
         <w:t>exture</w:t>
       </w:r>
+      <w:proofErr w:type="spellEnd"/>
       <w:r>
         <w:t xml:space="preserve"> slouží jako</w:t>
       </w:r>
@@ -14794,15 +15806,25 @@
       <w:r>
         <w:t xml:space="preserve">ho </w:t>
       </w:r>
-      <w:r>
-        <w:t>RenderMesh zap</w:t>
+      <w:proofErr w:type="spellStart"/>
+      <w:r>
+        <w:t>RenderMesh</w:t>
+      </w:r>
+      <w:proofErr w:type="spellEnd"/>
+      <w:r>
+        <w:t xml:space="preserve"> zap</w:t>
       </w:r>
       <w:r>
         <w:t>íše svůj výstup, aby ho mohl</w:t>
       </w:r>
       <w:r>
-        <w:t xml:space="preserve"> PostProcess</w:t>
-      </w:r>
+        <w:t xml:space="preserve"> </w:t>
+      </w:r>
+      <w:proofErr w:type="spellStart"/>
+      <w:r>
+        <w:t>PostProcess</w:t>
+      </w:r>
+      <w:proofErr w:type="spellEnd"/>
       <w:r>
         <w:t xml:space="preserve"> zpracovat.</w:t>
       </w:r>
@@ -14895,9 +15917,14 @@
         </w:r>
       </w:fldSimple>
       <w:r>
-        <w:t xml:space="preserve"> Zjednodušený render graph</w:t>
+        <w:t xml:space="preserve"> Zjednodušený render </w:t>
+      </w:r>
+      <w:proofErr w:type="spellStart"/>
+      <w:r>
+        <w:t>graph</w:t>
       </w:r>
       <w:bookmarkEnd w:id="39"/>
+      <w:proofErr w:type="spellEnd"/>
     </w:p>
     <w:p>
       <w:pPr>
@@ -14926,7 +15953,23 @@
         <w:t>N</w:t>
       </w:r>
       <w:r>
-        <w:t>aproti tomu plugin Bevy-Egui, postavený na knihovně egui, již nabízí uživatelsky přívětivé a</w:t>
+        <w:t>aproti tomu plugin Bevy-</w:t>
+      </w:r>
+      <w:proofErr w:type="spellStart"/>
+      <w:r>
+        <w:t>Egui</w:t>
+      </w:r>
+      <w:proofErr w:type="spellEnd"/>
+      <w:r>
+        <w:t xml:space="preserve">, postavený na knihovně </w:t>
+      </w:r>
+      <w:proofErr w:type="spellStart"/>
+      <w:r>
+        <w:t>egui</w:t>
+      </w:r>
+      <w:proofErr w:type="spellEnd"/>
+      <w:r>
+        <w:t>, již nabízí uživatelsky přívětivé a</w:t>
       </w:r>
       <w:r>
         <w:t> </w:t>
@@ -15029,7 +16072,15 @@
         <w:t xml:space="preserve"> </w:t>
       </w:r>
       <w:r>
-        <w:t>[9], v sekci news.</w:t>
+        <w:t xml:space="preserve">[9], v sekci </w:t>
+      </w:r>
+      <w:proofErr w:type="spellStart"/>
+      <w:r>
+        <w:t>news</w:t>
+      </w:r>
+      <w:proofErr w:type="spellEnd"/>
+      <w:r>
+        <w:t>.</w:t>
       </w:r>
     </w:p>
     <w:p>
@@ -15044,7 +16095,15 @@
     </w:p>
     <w:p>
       <w:r>
-        <w:t>Verze 0.16 přinesla několik nových funkcionalit. Žádné z nich nemají znatelný dopad na závěr práce. Změny se týkají optimalizace výkonu a QoL.</w:t>
+        <w:t xml:space="preserve">Verze 0.16 přinesla několik nových funkcionalit. Žádné z nich nemají znatelný dopad na závěr práce. Změny se týkají optimalizace výkonu a </w:t>
+      </w:r>
+      <w:proofErr w:type="spellStart"/>
+      <w:r>
+        <w:t>QoL</w:t>
+      </w:r>
+      <w:proofErr w:type="spellEnd"/>
+      <w:r>
+        <w:t>.</w:t>
       </w:r>
       <w:r>
         <w:t xml:space="preserve"> </w:t>
@@ -15067,12 +16126,28 @@
         <w:pStyle w:val="Nadpis4"/>
       </w:pPr>
       <w:r>
-        <w:t>GPU driven rendering</w:t>
-      </w:r>
-    </w:p>
-    <w:p>
-      <w:r>
-        <w:t xml:space="preserve">Bevy 0.16 automaticky používá GPU driven rendering, u komplexních scén tak dochází k výraznému snížení </w:t>
+        <w:t xml:space="preserve">GPU </w:t>
+      </w:r>
+      <w:proofErr w:type="spellStart"/>
+      <w:r>
+        <w:t>driven</w:t>
+      </w:r>
+      <w:proofErr w:type="spellEnd"/>
+      <w:r>
+        <w:t xml:space="preserve"> rendering</w:t>
+      </w:r>
+    </w:p>
+    <w:p>
+      <w:r>
+        <w:t xml:space="preserve">Bevy 0.16 automaticky používá GPU </w:t>
+      </w:r>
+      <w:proofErr w:type="spellStart"/>
+      <w:r>
+        <w:t>driven</w:t>
+      </w:r>
+      <w:proofErr w:type="spellEnd"/>
+      <w:r>
+        <w:t xml:space="preserve"> rendering, u komplexních scén tak dochází k výraznému snížení </w:t>
       </w:r>
       <w:r>
         <w:t>vytížení</w:t>
@@ -15081,7 +16156,15 @@
         <w:t xml:space="preserve"> CPU. </w:t>
       </w:r>
       <w:r>
-        <w:t>GPU driven rendering</w:t>
+        <w:t xml:space="preserve">GPU </w:t>
+      </w:r>
+      <w:proofErr w:type="spellStart"/>
+      <w:r>
+        <w:t>driven</w:t>
+      </w:r>
+      <w:proofErr w:type="spellEnd"/>
+      <w:r>
+        <w:t xml:space="preserve"> rendering</w:t>
       </w:r>
       <w:r>
         <w:t xml:space="preserve"> přesouvá část výpočetních úloh, které se dříve prováděly na procesoru, přímo na grafickou kartu. Díky tomu lze efektivněji zpracovávat velké množství objektů ve scénác</w:t>
@@ -15112,17 +16195,40 @@
       <w:pPr>
         <w:pStyle w:val="Nadpis4"/>
       </w:pPr>
-      <w:r>
-        <w:t>Occlusion culling</w:t>
-      </w:r>
-    </w:p>
-    <w:p>
-      <w:r>
-        <w:t>Experimentální implementace occlusion culling</w:t>
-      </w:r>
+      <w:proofErr w:type="spellStart"/>
+      <w:r>
+        <w:t>Occlusion</w:t>
+      </w:r>
+      <w:proofErr w:type="spellEnd"/>
       <w:r>
         <w:t xml:space="preserve"> </w:t>
       </w:r>
+      <w:proofErr w:type="spellStart"/>
+      <w:r>
+        <w:t>culling</w:t>
+      </w:r>
+      <w:proofErr w:type="spellEnd"/>
+    </w:p>
+    <w:p>
+      <w:r>
+        <w:t xml:space="preserve">Experimentální implementace </w:t>
+      </w:r>
+      <w:proofErr w:type="spellStart"/>
+      <w:r>
+        <w:t>occlusion</w:t>
+      </w:r>
+      <w:proofErr w:type="spellEnd"/>
+      <w:r>
+        <w:t xml:space="preserve"> </w:t>
+      </w:r>
+      <w:proofErr w:type="spellStart"/>
+      <w:r>
+        <w:t>culling</w:t>
+      </w:r>
+      <w:proofErr w:type="spellEnd"/>
+      <w:r>
+        <w:t xml:space="preserve"> </w:t>
+      </w:r>
       <w:r>
         <w:t>není ještě plně odladěná a má problémy s přesností. Jejím cílem je zamezit vykreslování objektů, které nejsou aktuálně viditelné, protože jsou zakryty jinými objekty ve scéně. Tímto způsobem může engine dosáhnout vyšší efektivity při renderování a šetřit výpočetní výkon. Vzhledem k experimentální povaze je však nutné počítat s možnými vizuálními chybami a</w:t>
       </w:r>
@@ -15143,20 +16249,30 @@
     </w:p>
     <w:p>
       <w:r>
-        <w:t>Aktualizace přinesla možnost lépe provázat více entit mezi sebou. Staré řešení vyžadovalo specializované struktury a nebylo snadno použitelné. Momentálně je nový systém omezený na 1:</w:t>
+        <w:t xml:space="preserve">Aktualizace přinesla možnost lépe provázat více entit mezi sebou. Staré řešení vyžadovalo specializované struktury a nebylo snadno použitelné. Momentálně je nový systém omezený na </w:t>
+      </w:r>
+      <w:proofErr w:type="gramStart"/>
+      <w:r>
+        <w:t>1:</w:t>
       </w:r>
       <w:r>
         <w:t>N</w:t>
       </w:r>
+      <w:proofErr w:type="gramEnd"/>
       <w:r>
         <w:t>,</w:t>
       </w:r>
       <w:r>
-        <w:t xml:space="preserve"> avšak v budoucnu je plánováno ho rozšířit na M:N</w:t>
+        <w:t xml:space="preserve"> avšak v budoucnu je plánováno ho rozšířit na </w:t>
+      </w:r>
+      <w:proofErr w:type="gramStart"/>
+      <w:r>
+        <w:t>M:N</w:t>
       </w:r>
       <w:r>
         <w:t>.</w:t>
       </w:r>
+      <w:proofErr w:type="gramEnd"/>
       <w:r>
         <w:t xml:space="preserve"> </w:t>
       </w:r>
@@ -15201,12 +16317,14 @@
       <w:r>
         <w:t xml:space="preserve"> </w:t>
       </w:r>
+      <w:proofErr w:type="spellStart"/>
       <w:r>
         <w:t>M</w:t>
       </w:r>
       <w:r>
         <w:t>eshlet</w:t>
       </w:r>
+      <w:proofErr w:type="spellEnd"/>
       <w:r>
         <w:t xml:space="preserve"> </w:t>
       </w:r>
@@ -15214,7 +16332,23 @@
         <w:t>inspirovaný</w:t>
       </w:r>
       <w:r>
-        <w:t xml:space="preserve"> Unreal Engine 5 Nanite zaznamenal</w:t>
+        <w:t xml:space="preserve"> </w:t>
+      </w:r>
+      <w:proofErr w:type="spellStart"/>
+      <w:r>
+        <w:t>Unreal</w:t>
+      </w:r>
+      <w:proofErr w:type="spellEnd"/>
+      <w:r>
+        <w:t xml:space="preserve"> Engine 5 </w:t>
+      </w:r>
+      <w:proofErr w:type="spellStart"/>
+      <w:r>
+        <w:t>Nanite</w:t>
+      </w:r>
+      <w:proofErr w:type="spellEnd"/>
+      <w:r>
+        <w:t xml:space="preserve"> zaznamenal</w:t>
       </w:r>
       <w:r>
         <w:t xml:space="preserve"> ve verzi 0.16</w:t>
@@ -15355,9 +16489,11 @@
       <w:r>
         <w:t xml:space="preserve">a volání funkce. </w:t>
       </w:r>
+      <w:proofErr w:type="spellStart"/>
       <w:r>
         <w:t>EntityClonerBuilder</w:t>
       </w:r>
+      <w:proofErr w:type="spellEnd"/>
       <w:r>
         <w:t xml:space="preserve"> může být využit ke konfiguraci, jakým způsobem bude klonování probíhat, například pomocí filtrování komponent nebo omezením rekurze u entit které využívají nový systém vztahů.</w:t>
       </w:r>
@@ -15397,15 +16533,52 @@
         <w:pStyle w:val="Nadpis4"/>
       </w:pPr>
       <w:r>
-        <w:t>Bevy Solari</w:t>
-      </w:r>
+        <w:t xml:space="preserve">Bevy </w:t>
+      </w:r>
+      <w:proofErr w:type="spellStart"/>
+      <w:r>
+        <w:t>Solari</w:t>
+      </w:r>
+      <w:proofErr w:type="spellEnd"/>
     </w:p>
     <w:p>
       <w:pPr>
         <w:ind w:left="-135"/>
       </w:pPr>
       <w:r>
-        <w:t>S verzí 0.17 byla do enginu zavedena experimentální podpora pro hardwarově akcelerovaný raytracing. Crate bevy_solari ještě není připravena pro produkční nasazení, ale její vznik značí první kroky Bevy k využití raytracingu namísto tradičních osvětlovacích modelů.</w:t>
+        <w:t xml:space="preserve">S verzí 0.17 byla do enginu zavedena experimentální podpora pro hardwarově akcelerovaný </w:t>
+      </w:r>
+      <w:proofErr w:type="spellStart"/>
+      <w:r>
+        <w:t>raytracing</w:t>
+      </w:r>
+      <w:proofErr w:type="spellEnd"/>
+      <w:r>
+        <w:t xml:space="preserve">. </w:t>
+      </w:r>
+      <w:proofErr w:type="spellStart"/>
+      <w:r>
+        <w:t>Crate</w:t>
+      </w:r>
+      <w:proofErr w:type="spellEnd"/>
+      <w:r>
+        <w:t xml:space="preserve"> </w:t>
+      </w:r>
+      <w:proofErr w:type="spellStart"/>
+      <w:r>
+        <w:t>bevy_solari</w:t>
+      </w:r>
+      <w:proofErr w:type="spellEnd"/>
+      <w:r>
+        <w:t xml:space="preserve"> ještě není připravena pro produkční nasazení, ale její vznik značí první kroky Bevy k využití </w:t>
+      </w:r>
+      <w:proofErr w:type="spellStart"/>
+      <w:r>
+        <w:t>raytracingu</w:t>
+      </w:r>
+      <w:proofErr w:type="spellEnd"/>
+      <w:r>
+        <w:t xml:space="preserve"> namísto tradičních osvětlovacích modelů.</w:t>
       </w:r>
     </w:p>
     <w:p>
@@ -15424,10 +16597,26 @@
     </w:p>
     <w:p>
       <w:r>
-        <w:t xml:space="preserve">Uživatelé, kteří vlastní grafickou kartu série RTX značky nVidia </w:t>
-      </w:r>
-      <w:r>
-        <w:t xml:space="preserve">nyní mohou využívat pokročilý DLSS anti-aliasing založený na strojovém učení. </w:t>
+        <w:t xml:space="preserve">Uživatelé, kteří vlastní grafickou kartu série RTX značky </w:t>
+      </w:r>
+      <w:proofErr w:type="spellStart"/>
+      <w:r>
+        <w:t>nVidia</w:t>
+      </w:r>
+      <w:proofErr w:type="spellEnd"/>
+      <w:r>
+        <w:t xml:space="preserve"> </w:t>
+      </w:r>
+      <w:r>
+        <w:t>nyní mohou využívat pokročilý DLSS anti-</w:t>
+      </w:r>
+      <w:proofErr w:type="spellStart"/>
+      <w:r>
+        <w:t>aliasing</w:t>
+      </w:r>
+      <w:proofErr w:type="spellEnd"/>
+      <w:r>
+        <w:t xml:space="preserve"> založený na strojovém učení. </w:t>
       </w:r>
       <w:r>
         <w:t>F</w:t>
@@ -15446,8 +16635,13 @@
       <w:pPr>
         <w:pStyle w:val="Nadpis4"/>
       </w:pPr>
-      <w:r>
-        <w:t>Viewport node</w:t>
+      <w:proofErr w:type="spellStart"/>
+      <w:r>
+        <w:t>Viewport</w:t>
+      </w:r>
+      <w:proofErr w:type="spellEnd"/>
+      <w:r>
+        <w:t xml:space="preserve"> node</w:t>
       </w:r>
     </w:p>
     <w:p>
@@ -15455,7 +16649,15 @@
         <w:t>Další novinkou je</w:t>
       </w:r>
       <w:r>
-        <w:t xml:space="preserve"> dedikovaný viewport node</w:t>
+        <w:t xml:space="preserve"> dedikovaný </w:t>
+      </w:r>
+      <w:proofErr w:type="spellStart"/>
+      <w:r>
+        <w:t>viewport</w:t>
+      </w:r>
+      <w:proofErr w:type="spellEnd"/>
+      <w:r>
+        <w:t xml:space="preserve"> node</w:t>
       </w:r>
       <w:r>
         <w:t>,</w:t>
@@ -15848,13 +17050,42 @@
     </w:p>
     <w:p>
       <w:r>
-        <w:t>Velmi krátká ukázka p00 obsahuje základní struktury potřebné pro vytvoření okna, s předem určenými parametry. Vlastnosti okna jsou definovány pomocí struct</w:t>
+        <w:t xml:space="preserve">Velmi krátká ukázka p00 obsahuje základní struktury potřebné pro vytvoření okna, s předem určenými parametry. Vlastnosti okna jsou definovány pomocí </w:t>
+      </w:r>
+      <w:proofErr w:type="spellStart"/>
+      <w:r>
+        <w:t>struct</w:t>
       </w:r>
       <w:r>
         <w:t>u</w:t>
       </w:r>
-      <w:r>
-        <w:t xml:space="preserve"> Window, ve kterém lze nastavit rozlišení okna, titulek, režim okna, vsync nebo vlastnosti kurzoru. Struct je dále předán WindowPluginu a aplikace je spuštěna. Z této základní struktury budou vycházet všechny následující ukázky.</w:t>
+      <w:proofErr w:type="spellEnd"/>
+      <w:r>
+        <w:t xml:space="preserve"> </w:t>
+      </w:r>
+      <w:proofErr w:type="spellStart"/>
+      <w:r>
+        <w:t>Window</w:t>
+      </w:r>
+      <w:proofErr w:type="spellEnd"/>
+      <w:r>
+        <w:t xml:space="preserve">, ve kterém lze nastavit rozlišení okna, titulek, režim okna, </w:t>
+      </w:r>
+      <w:proofErr w:type="spellStart"/>
+      <w:r>
+        <w:t>vsync</w:t>
+      </w:r>
+      <w:proofErr w:type="spellEnd"/>
+      <w:r>
+        <w:t xml:space="preserve"> nebo vlastnosti kurzoru. Struct je dále předán </w:t>
+      </w:r>
+      <w:proofErr w:type="spellStart"/>
+      <w:r>
+        <w:t>WindowPluginu</w:t>
+      </w:r>
+      <w:proofErr w:type="spellEnd"/>
+      <w:r>
+        <w:t xml:space="preserve"> a aplikace je spuštěna. Z této základní struktury budou vycházet všechny následující ukázky.</w:t>
       </w:r>
     </w:p>
     <w:p>
@@ -16109,8 +17340,21 @@
         <w:t>Ukázka p01 implementuje rendering dvourozměrného trojúhelníku</w:t>
       </w:r>
       <w:r>
-        <w:t>. Ukázka je oproti ukázce p00 rozšířena o nastavení renderovacího backendu pomocí RenderPluginu</w:t>
-      </w:r>
+        <w:t xml:space="preserve">. Ukázka je oproti ukázce p00 rozšířena o nastavení renderovacího </w:t>
+      </w:r>
+      <w:proofErr w:type="spellStart"/>
+      <w:r>
+        <w:t>backendu</w:t>
+      </w:r>
+      <w:proofErr w:type="spellEnd"/>
+      <w:r>
+        <w:t xml:space="preserve"> pomocí </w:t>
+      </w:r>
+      <w:proofErr w:type="spellStart"/>
+      <w:r>
+        <w:t>RenderPluginu</w:t>
+      </w:r>
+      <w:proofErr w:type="spellEnd"/>
       <w:r>
         <w:t>,</w:t>
       </w:r>
@@ -16300,7 +17544,15 @@
         <w:t>I</w:t>
       </w:r>
       <w:r>
-        <w:t xml:space="preserve"> je v tomto případě řešeno knihovnou Egui, která</w:t>
+        <w:t xml:space="preserve"> je v tomto případě řešeno knihovnou </w:t>
+      </w:r>
+      <w:proofErr w:type="spellStart"/>
+      <w:r>
+        <w:t>Egui</w:t>
+      </w:r>
+      <w:proofErr w:type="spellEnd"/>
+      <w:r>
+        <w:t>, která</w:t>
       </w:r>
       <w:r>
         <w:t xml:space="preserve"> umožňuje </w:t>
@@ -16333,11 +17585,24 @@
         <w:t>íky integraci knihovny</w:t>
       </w:r>
       <w:r>
-        <w:t xml:space="preserve"> Egui pomocí Bevy</w:t>
-      </w:r>
-      <w:r>
-        <w:t xml:space="preserve"> pluginu Bevy-Egui</w:t>
-      </w:r>
+        <w:t xml:space="preserve"> </w:t>
+      </w:r>
+      <w:proofErr w:type="spellStart"/>
+      <w:r>
+        <w:t>Egui</w:t>
+      </w:r>
+      <w:proofErr w:type="spellEnd"/>
+      <w:r>
+        <w:t xml:space="preserve"> pomocí Bevy</w:t>
+      </w:r>
+      <w:r>
+        <w:t xml:space="preserve"> pluginu Bevy-</w:t>
+      </w:r>
+      <w:proofErr w:type="spellStart"/>
+      <w:r>
+        <w:t>Egui</w:t>
+      </w:r>
+      <w:proofErr w:type="spellEnd"/>
       <w:r>
         <w:t>.  Následující WGSL snippet obsahuje deklaraci uniform proměnné a její využití ve fragment shaderu.</w:t>
       </w:r>
@@ -16521,10 +17786,26 @@
     </w:p>
     <w:p>
       <w:r>
-        <w:t xml:space="preserve">Ukázka p03 je první, která implementuje 3D scénu. </w:t>
-      </w:r>
-      <w:r>
-        <w:t xml:space="preserve">Přechod z 2D do 3D scény je snadný, stačí pouze změnit druh kamery z Camera2d na </w:t>
+        <w:t xml:space="preserve">Ukázka p03 je první, která implementuje </w:t>
+      </w:r>
+      <w:proofErr w:type="gramStart"/>
+      <w:r>
+        <w:t>3D</w:t>
+      </w:r>
+      <w:proofErr w:type="gramEnd"/>
+      <w:r>
+        <w:t xml:space="preserve"> scénu. </w:t>
+      </w:r>
+      <w:r>
+        <w:t>Přechod z </w:t>
+      </w:r>
+      <w:proofErr w:type="gramStart"/>
+      <w:r>
+        <w:t>2D</w:t>
+      </w:r>
+      <w:proofErr w:type="gramEnd"/>
+      <w:r>
+        <w:t xml:space="preserve"> do 3D scény je snadný, stačí pouze změnit druh kamery z Camera2d na </w:t>
       </w:r>
       <w:r>
         <w:t>Camera3d</w:t>
@@ -16551,13 +17832,29 @@
         <w:t xml:space="preserve"> </w:t>
       </w:r>
       <w:r>
-        <w:t xml:space="preserve">a Color. Mesh3d ve spojení se strukturou Cuboid slouží k definici tvaru tělesa pomocí vertex a index bufferu, zatím co </w:t>
+        <w:t xml:space="preserve">a </w:t>
+      </w:r>
+      <w:proofErr w:type="spellStart"/>
+      <w:r>
+        <w:t>Color</w:t>
+      </w:r>
+      <w:proofErr w:type="spellEnd"/>
+      <w:r>
+        <w:t xml:space="preserve">. Mesh3d ve spojení se strukturou Cuboid slouží k definici tvaru tělesa pomocí vertex a index bufferu, zatím co </w:t>
       </w:r>
       <w:r>
         <w:t>MeshMaterial3d</w:t>
       </w:r>
       <w:r>
-        <w:t xml:space="preserve"> a Color určují jeho vzhled. </w:t>
+        <w:t xml:space="preserve"> a </w:t>
+      </w:r>
+      <w:proofErr w:type="spellStart"/>
+      <w:r>
+        <w:t>Color</w:t>
+      </w:r>
+      <w:proofErr w:type="spellEnd"/>
+      <w:r>
+        <w:t xml:space="preserve"> určují jeho vzhled. </w:t>
       </w:r>
       <w:r>
         <w:t>Materiál</w:t>
@@ -16604,9 +17901,11 @@
       <w:r>
         <w:t xml:space="preserve">zdroj světla </w:t>
       </w:r>
+      <w:proofErr w:type="spellStart"/>
       <w:r>
         <w:t>PointLight</w:t>
       </w:r>
+      <w:proofErr w:type="spellEnd"/>
       <w:r>
         <w:t>.</w:t>
       </w:r>
@@ -16884,7 +18183,15 @@
         <w:t>Výstupem ukázky p04 je render koule, na kterou je aplikována textura Země. Textura byla získána z</w:t>
       </w:r>
       <w:r>
-        <w:t xml:space="preserve"> Wikipedia – Blue Marble 2002[4]. </w:t>
+        <w:t xml:space="preserve"> Wikipedia – Blue </w:t>
+      </w:r>
+      <w:proofErr w:type="spellStart"/>
+      <w:r>
+        <w:t>Marble</w:t>
+      </w:r>
+      <w:proofErr w:type="spellEnd"/>
+      <w:r>
+        <w:t xml:space="preserve"> 2002[4]. </w:t>
       </w:r>
       <w:r>
         <w:t>Samotná ukázka není náročná na implementaci, většina kódu je takzvaný boilerplate – kód který je nutný pro běh, ale obsahově se liší minimálně.</w:t>
@@ -16910,18 +18217,22 @@
       <w:r>
         <w:t xml:space="preserve"> pomocí parametru </w:t>
       </w:r>
+      <w:proofErr w:type="spellStart"/>
       <w:r>
         <w:t>base_color_texture</w:t>
       </w:r>
+      <w:proofErr w:type="spellEnd"/>
       <w:r>
         <w:t xml:space="preserve"> </w:t>
       </w:r>
       <w:r>
         <w:t xml:space="preserve">materiálu </w:t>
       </w:r>
+      <w:proofErr w:type="spellStart"/>
       <w:r>
         <w:t>StandardMaterial</w:t>
       </w:r>
+      <w:proofErr w:type="spellEnd"/>
       <w:r>
         <w:t xml:space="preserve">. </w:t>
       </w:r>
@@ -17273,7 +18584,15 @@
         <w:t xml:space="preserve"> v ukázce p05</w:t>
       </w:r>
       <w:r>
-        <w:t xml:space="preserve"> nutné. Bevy nabízí konfigurovatelné komponenty pro 3D a 2D kamery, které jsou plně integrované do ECS a ve většině případ</w:t>
+        <w:t xml:space="preserve"> nutné. Bevy nabízí konfigurovatelné komponenty pro </w:t>
+      </w:r>
+      <w:proofErr w:type="gramStart"/>
+      <w:r>
+        <w:t>3D</w:t>
+      </w:r>
+      <w:proofErr w:type="gramEnd"/>
+      <w:r>
+        <w:t xml:space="preserve"> a 2D kamery, které jsou plně integrované do ECS a ve většině případ</w:t>
       </w:r>
       <w:r>
         <w:t>ů</w:t>
@@ -17321,10 +18640,26 @@
         <w:t>i</w:t>
       </w:r>
       <w:r>
-        <w:t xml:space="preserve"> camera_controller_system, která je do aplikace zavedena jako systém, volaný s každým renderovacím cyklem. </w:t>
-      </w:r>
-      <w:r>
-        <w:t>Funkce samotná si pomocí Query získá entitu kamery, přečte ze zdrojů a eventů informace o vstupech a</w:t>
+        <w:t xml:space="preserve"> </w:t>
+      </w:r>
+      <w:proofErr w:type="spellStart"/>
+      <w:r>
+        <w:t>camera_controller_system</w:t>
+      </w:r>
+      <w:proofErr w:type="spellEnd"/>
+      <w:r>
+        <w:t xml:space="preserve">, která je do aplikace zavedena jako systém, volaný s každým renderovacím cyklem. </w:t>
+      </w:r>
+      <w:r>
+        <w:t xml:space="preserve">Funkce samotná si pomocí </w:t>
+      </w:r>
+      <w:proofErr w:type="spellStart"/>
+      <w:r>
+        <w:t>Query</w:t>
+      </w:r>
+      <w:proofErr w:type="spellEnd"/>
+      <w:r>
+        <w:t xml:space="preserve"> získá entitu kamery, přečte ze zdrojů a eventů informace o vstupech a</w:t>
       </w:r>
       <w:r>
         <w:t> </w:t>
@@ -17460,7 +18795,15 @@
         <w:t>Bevy</w:t>
       </w:r>
       <w:r>
-        <w:t xml:space="preserve"> nativně podporuje načítání gltf scén, ale pro načtení jiných formátů </w:t>
+        <w:t xml:space="preserve"> nativně podporuje načítání </w:t>
+      </w:r>
+      <w:proofErr w:type="spellStart"/>
+      <w:r>
+        <w:t>gltf</w:t>
+      </w:r>
+      <w:proofErr w:type="spellEnd"/>
+      <w:r>
+        <w:t xml:space="preserve"> scén, ale pro načtení jiných formátů </w:t>
       </w:r>
       <w:r>
         <w:t xml:space="preserve">objektů </w:t>
@@ -17481,10 +18824,31 @@
         <w:t>.</w:t>
       </w:r>
       <w:r>
-        <w:t xml:space="preserve"> Bevy obj</w:t>
-      </w:r>
-      <w:r>
-        <w:t xml:space="preserve"> je plugin pro načítání .obj souborů, je možné ho snadno získat za pomocí systému crates a cargo.</w:t>
+        <w:t xml:space="preserve"> Bevy </w:t>
+      </w:r>
+      <w:proofErr w:type="spellStart"/>
+      <w:r>
+        <w:t>obj</w:t>
+      </w:r>
+      <w:proofErr w:type="spellEnd"/>
+      <w:r>
+        <w:t xml:space="preserve"> je plugin pro načítání .</w:t>
+      </w:r>
+      <w:proofErr w:type="spellStart"/>
+      <w:r>
+        <w:t>obj</w:t>
+      </w:r>
+      <w:proofErr w:type="spellEnd"/>
+      <w:r>
+        <w:t xml:space="preserve"> souborů, je možné ho snadno získat za pomocí systému </w:t>
+      </w:r>
+      <w:proofErr w:type="spellStart"/>
+      <w:r>
+        <w:t>crates</w:t>
+      </w:r>
+      <w:proofErr w:type="spellEnd"/>
+      <w:r>
+        <w:t xml:space="preserve"> a cargo.</w:t>
       </w:r>
       <w:r>
         <w:t xml:space="preserve"> Plugin </w:t>
@@ -17493,7 +18857,15 @@
         <w:t xml:space="preserve">stačí </w:t>
       </w:r>
       <w:r>
-        <w:t>do aplikace zavést při jejím startu, a poté lze .obj modely načítat pomocí asset serveru, bez potřeby další konfigurace nebo manipulace s daty.</w:t>
+        <w:t>do aplikace zavést při jejím startu, a poté lze .</w:t>
+      </w:r>
+      <w:proofErr w:type="spellStart"/>
+      <w:r>
+        <w:t>obj</w:t>
+      </w:r>
+      <w:proofErr w:type="spellEnd"/>
+      <w:r>
+        <w:t xml:space="preserve"> modely načítat pomocí asset serveru, bez potřeby další konfigurace nebo manipulace s daty.</w:t>
       </w:r>
       <w:r>
         <w:t xml:space="preserve"> Jeho použití je tedy velmi snadné.</w:t>
@@ -17564,7 +18936,15 @@
       <w:bookmarkStart w:id="66" w:name="_Toc224816258"/>
       <w:bookmarkStart w:id="67" w:name="_Toc224816276"/>
       <w:r>
-        <w:t>Použití Obj pluginu</w:t>
+        <w:t xml:space="preserve">Použití </w:t>
+      </w:r>
+      <w:proofErr w:type="spellStart"/>
+      <w:r>
+        <w:t>Obj</w:t>
+      </w:r>
+      <w:proofErr w:type="spellEnd"/>
+      <w:r>
+        <w:t xml:space="preserve"> pluginu</w:t>
       </w:r>
       <w:bookmarkEnd w:id="66"/>
       <w:bookmarkEnd w:id="67"/>
@@ -17618,7 +18998,15 @@
         <w:t xml:space="preserve">, </w:t>
       </w:r>
       <w:r>
-        <w:t>musí implementovat kompletní parsování OBJ souboru</w:t>
+        <w:t xml:space="preserve">musí implementovat kompletní </w:t>
+      </w:r>
+      <w:proofErr w:type="spellStart"/>
+      <w:r>
+        <w:t>parsování</w:t>
+      </w:r>
+      <w:proofErr w:type="spellEnd"/>
+      <w:r>
+        <w:t xml:space="preserve"> OBJ souboru</w:t>
       </w:r>
       <w:r>
         <w:t xml:space="preserve"> a</w:t>
@@ -17725,7 +19113,23 @@
         <w:t xml:space="preserve">v Bevy </w:t>
       </w:r>
       <w:r>
-        <w:t xml:space="preserve">běžně vykreslována pomocí loop renderingu. Pokud však existuje více entit, které sdílejí mesh a materiál, pak jsou tyto entity automaticky vykreslovány pomocí techniky instancování. </w:t>
+        <w:t xml:space="preserve">běžně vykreslována pomocí loop </w:t>
+      </w:r>
+      <w:proofErr w:type="spellStart"/>
+      <w:r>
+        <w:t>renderingu</w:t>
+      </w:r>
+      <w:proofErr w:type="spellEnd"/>
+      <w:r>
+        <w:t xml:space="preserve">. Pokud však existuje více entit, které sdílejí mesh a materiál, pak jsou tyto entity automaticky vykreslovány pomocí techniky </w:t>
+      </w:r>
+      <w:proofErr w:type="spellStart"/>
+      <w:r>
+        <w:t>instancování</w:t>
+      </w:r>
+      <w:proofErr w:type="spellEnd"/>
+      <w:r>
+        <w:t xml:space="preserve">. </w:t>
       </w:r>
     </w:p>
     <w:p>
@@ -17816,9 +19220,11 @@
       <w:r>
         <w:t xml:space="preserve">entity s komponentou </w:t>
       </w:r>
+      <w:proofErr w:type="spellStart"/>
       <w:r>
         <w:t>DirectionalLight</w:t>
       </w:r>
+      <w:proofErr w:type="spellEnd"/>
       <w:r>
         <w:t xml:space="preserve">, jenž je </w:t>
       </w:r>
@@ -17861,9 +19267,11 @@
       <w:r>
         <w:t xml:space="preserve"> v kombinaci s </w:t>
       </w:r>
+      <w:proofErr w:type="spellStart"/>
       <w:r>
         <w:t>Cook-Torrance</w:t>
       </w:r>
+      <w:proofErr w:type="spellEnd"/>
       <w:r>
         <w:t xml:space="preserve"> a </w:t>
       </w:r>
@@ -17920,12 +19328,14 @@
       <w:r>
         <w:t xml:space="preserve">implementován </w:t>
       </w:r>
+      <w:proofErr w:type="spellStart"/>
       <w:r>
         <w:t>Phong</w:t>
       </w:r>
       <w:r>
         <w:t>ův</w:t>
       </w:r>
+      <w:proofErr w:type="spellEnd"/>
       <w:r>
         <w:t xml:space="preserve"> osvětlovací model </w:t>
       </w:r>
@@ -17973,9 +19383,11 @@
       <w:r>
         <w:t xml:space="preserve"> </w:t>
       </w:r>
+      <w:proofErr w:type="spellStart"/>
       <w:r>
         <w:t>camera_update_system</w:t>
       </w:r>
+      <w:proofErr w:type="spellEnd"/>
       <w:r>
         <w:t>, který se stará o aktual</w:t>
       </w:r>
@@ -17988,9 +19400,11 @@
       <w:r>
         <w:t xml:space="preserve"> </w:t>
       </w:r>
+      <w:proofErr w:type="spellStart"/>
       <w:r>
         <w:t>camera_pos</w:t>
       </w:r>
+      <w:proofErr w:type="spellEnd"/>
       <w:r>
         <w:t>.</w:t>
       </w:r>
@@ -18021,8 +19435,13 @@
       <w:r>
         <w:t xml:space="preserve">osvětlení pomocí </w:t>
       </w:r>
-      <w:r>
-        <w:t>Phongova modelu</w:t>
+      <w:proofErr w:type="spellStart"/>
+      <w:r>
+        <w:t>Phongova</w:t>
+      </w:r>
+      <w:proofErr w:type="spellEnd"/>
+      <w:r>
+        <w:t xml:space="preserve"> modelu</w:t>
       </w:r>
       <w:r>
         <w:t>.</w:t>
@@ -18277,8 +19696,13 @@
         <w:t xml:space="preserve">Fragment </w:t>
       </w:r>
       <w:r>
-        <w:t>shader – Phongův</w:t>
-      </w:r>
+        <w:t xml:space="preserve">shader – </w:t>
+      </w:r>
+      <w:proofErr w:type="spellStart"/>
+      <w:r>
+        <w:t>Phongův</w:t>
+      </w:r>
+      <w:proofErr w:type="spellEnd"/>
       <w:r>
         <w:t xml:space="preserve"> osvětlovací model</w:t>
       </w:r>
@@ -18369,7 +19793,15 @@
         </w:r>
       </w:fldSimple>
       <w:r>
-        <w:t xml:space="preserve"> Těleso vykreslené s využitím Phongova osvětlovacího modelu</w:t>
+        <w:t xml:space="preserve"> Těleso vykreslené s využitím </w:t>
+      </w:r>
+      <w:proofErr w:type="spellStart"/>
+      <w:r>
+        <w:t>Phongova</w:t>
+      </w:r>
+      <w:proofErr w:type="spellEnd"/>
+      <w:r>
+        <w:t xml:space="preserve"> osvětlovacího modelu</w:t>
       </w:r>
       <w:bookmarkEnd w:id="72"/>
     </w:p>
@@ -18427,8 +19859,13 @@
         <w:t xml:space="preserve"> a</w:t>
       </w:r>
       <w:r>
-        <w:t xml:space="preserve"> bindingy</w:t>
-      </w:r>
+        <w:t xml:space="preserve"> </w:t>
+      </w:r>
+      <w:proofErr w:type="spellStart"/>
+      <w:r>
+        <w:t>bindingy</w:t>
+      </w:r>
+      <w:proofErr w:type="spellEnd"/>
       <w:r>
         <w:t xml:space="preserve"> pro </w:t>
       </w:r>
@@ -18439,7 +19876,15 @@
         <w:t>.</w:t>
       </w:r>
       <w:r>
-        <w:t xml:space="preserve"> Implementace Phongova </w:t>
+        <w:t xml:space="preserve"> Implementace </w:t>
+      </w:r>
+      <w:proofErr w:type="spellStart"/>
+      <w:r>
+        <w:t>Phongova</w:t>
+      </w:r>
+      <w:proofErr w:type="spellEnd"/>
+      <w:r>
+        <w:t xml:space="preserve"> </w:t>
       </w:r>
       <w:r>
         <w:t xml:space="preserve">modelu v </w:t>
@@ -18466,10 +19911,20 @@
         <w:t xml:space="preserve"> </w:t>
       </w:r>
       <w:bookmarkStart w:id="73" w:name="_Toc224816317"/>
-      <w:r>
-        <w:t>Texture array</w:t>
+      <w:proofErr w:type="spellStart"/>
+      <w:r>
+        <w:t>Texture</w:t>
+      </w:r>
+      <w:proofErr w:type="spellEnd"/>
+      <w:r>
+        <w:t xml:space="preserve"> </w:t>
+      </w:r>
+      <w:proofErr w:type="spellStart"/>
+      <w:r>
+        <w:t>array</w:t>
       </w:r>
       <w:bookmarkEnd w:id="73"/>
+      <w:proofErr w:type="spellEnd"/>
     </w:p>
     <w:p>
       <w:r>
@@ -18479,8 +19934,21 @@
         <w:t>kázku</w:t>
       </w:r>
       <w:r>
-        <w:t>, která využívá texture array</w:t>
-      </w:r>
+        <w:t xml:space="preserve">, která využívá </w:t>
+      </w:r>
+      <w:proofErr w:type="spellStart"/>
+      <w:r>
+        <w:t>texture</w:t>
+      </w:r>
+      <w:proofErr w:type="spellEnd"/>
+      <w:r>
+        <w:t xml:space="preserve"> </w:t>
+      </w:r>
+      <w:proofErr w:type="spellStart"/>
+      <w:r>
+        <w:t>array</w:t>
+      </w:r>
+      <w:proofErr w:type="spellEnd"/>
       <w:r>
         <w:t xml:space="preserve"> nebylo nutné implementovat, protože systém materiálů v Bevy nevyžaduje žádné speciální úpravy, aby bylo možné mapovat více textur na více obj</w:t>
       </w:r>
@@ -18818,7 +20286,15 @@
     </w:p>
     <w:p>
       <w:r>
-        <w:t>Compute shader není nativně v Bevy podporován, a proto je potřeba implementovat vlastní pipeline a render graph. V těchto úlohách slouží Bevy pouze jako prostředník zapouzdřující interní WGPU funkce.</w:t>
+        <w:t xml:space="preserve">Compute shader není nativně v Bevy podporován, a proto je potřeba implementovat vlastní pipeline a render </w:t>
+      </w:r>
+      <w:proofErr w:type="spellStart"/>
+      <w:r>
+        <w:t>graph</w:t>
+      </w:r>
+      <w:proofErr w:type="spellEnd"/>
+      <w:r>
+        <w:t>. V těchto úlohách slouží Bevy pouze jako prostředník zapouzdřující interní WGPU funkce.</w:t>
       </w:r>
     </w:p>
     <w:p>
@@ -18889,8 +20365,13 @@
         <w:t xml:space="preserve">přístupná pro CPU.  </w:t>
       </w:r>
       <w:r>
-        <w:t>Bevy za tímto účelem implementuje readback</w:t>
-      </w:r>
+        <w:t xml:space="preserve">Bevy za tímto účelem implementuje </w:t>
+      </w:r>
+      <w:proofErr w:type="spellStart"/>
+      <w:r>
+        <w:t>readback</w:t>
+      </w:r>
+      <w:proofErr w:type="spellEnd"/>
       <w:r>
         <w:t xml:space="preserve">, </w:t>
       </w:r>
@@ -18934,7 +20415,15 @@
         <w:t>ky</w:t>
       </w:r>
       <w:r>
-        <w:t>, kdy readback ně</w:t>
+        <w:t xml:space="preserve">, kdy </w:t>
+      </w:r>
+      <w:proofErr w:type="spellStart"/>
+      <w:r>
+        <w:t>readback</w:t>
+      </w:r>
+      <w:proofErr w:type="spellEnd"/>
+      <w:r>
+        <w:t xml:space="preserve"> ně</w:t>
       </w:r>
       <w:r>
         <w:t>kolik cyklů</w:t>
@@ -19043,7 +20532,15 @@
         <w:t xml:space="preserve"> a</w:t>
       </w:r>
       <w:r>
-        <w:t xml:space="preserve"> render pipeline a render nodes, které se budou spouštět při běhu programu. </w:t>
+        <w:t xml:space="preserve"> render pipeline a render </w:t>
+      </w:r>
+      <w:proofErr w:type="spellStart"/>
+      <w:r>
+        <w:t>nodes</w:t>
+      </w:r>
+      <w:proofErr w:type="spellEnd"/>
+      <w:r>
+        <w:t xml:space="preserve">, které se budou spouštět při běhu programu. </w:t>
       </w:r>
     </w:p>
     <w:p>
@@ -19054,8 +20551,13 @@
         <w:t> </w:t>
       </w:r>
       <w:r>
-        <w:t>nejnáročnějších na implementaci. Tvorba vlastních render pipelines</w:t>
-      </w:r>
+        <w:t xml:space="preserve">nejnáročnějších na implementaci. Tvorba vlastních render </w:t>
+      </w:r>
+      <w:proofErr w:type="spellStart"/>
+      <w:r>
+        <w:t>pipelines</w:t>
+      </w:r>
+      <w:proofErr w:type="spellEnd"/>
       <w:r>
         <w:t xml:space="preserve"> a modifikace render grafu</w:t>
       </w:r>
@@ -19183,18 +20685,33 @@
         <w:pStyle w:val="Nadpis2"/>
       </w:pPr>
       <w:bookmarkStart w:id="78" w:name="_Toc224816320"/>
+      <w:proofErr w:type="spellStart"/>
       <w:r>
         <w:lastRenderedPageBreak/>
-        <w:t>Multiple shaders</w:t>
+        <w:t>Multiple</w:t>
+      </w:r>
+      <w:proofErr w:type="spellEnd"/>
+      <w:r>
+        <w:t xml:space="preserve"> </w:t>
+      </w:r>
+      <w:proofErr w:type="spellStart"/>
+      <w:r>
+        <w:t>shaders</w:t>
       </w:r>
       <w:bookmarkEnd w:id="78"/>
+      <w:proofErr w:type="spellEnd"/>
     </w:p>
     <w:p>
       <w:r>
         <w:t xml:space="preserve">Úloha p12 </w:t>
       </w:r>
-      <w:r>
-        <w:t>renderuje tři identické trojúhelníky pomocí tří odlišných dvojic v</w:t>
+      <w:proofErr w:type="spellStart"/>
+      <w:r>
+        <w:t>renderuje</w:t>
+      </w:r>
+      <w:proofErr w:type="spellEnd"/>
+      <w:r>
+        <w:t xml:space="preserve"> tři identické trojúhelníky pomocí tří odlišných dvojic v</w:t>
       </w:r>
       <w:r>
         <w:t>ertex/fragment shaderu</w:t>
@@ -19374,7 +20891,15 @@
         <w:t>pouze</w:t>
       </w:r>
       <w:r>
-        <w:t xml:space="preserve"> definovat více materiálů a přiřadit je jednotlivým meshům. </w:t>
+        <w:t xml:space="preserve"> definovat více materiálů a přiřadit je jednotlivým </w:t>
+      </w:r>
+      <w:proofErr w:type="spellStart"/>
+      <w:r>
+        <w:t>meshům</w:t>
+      </w:r>
+      <w:proofErr w:type="spellEnd"/>
+      <w:r>
+        <w:t xml:space="preserve">. </w:t>
       </w:r>
       <w:r>
         <w:t xml:space="preserve">Při použití knihovny </w:t>
@@ -19395,13 +20920,26 @@
       </w:pPr>
       <w:bookmarkStart w:id="79" w:name="_Toc224816321"/>
       <w:r>
-        <w:t>Post processing</w:t>
+        <w:t xml:space="preserve">Post </w:t>
+      </w:r>
+      <w:proofErr w:type="spellStart"/>
+      <w:r>
+        <w:t>processing</w:t>
       </w:r>
       <w:bookmarkEnd w:id="79"/>
-    </w:p>
-    <w:p>
-      <w:r>
-        <w:t xml:space="preserve">Bevy nativně implementuje několik různých post processing funkcí, </w:t>
+      <w:proofErr w:type="spellEnd"/>
+    </w:p>
+    <w:p>
+      <w:r>
+        <w:t xml:space="preserve">Bevy nativně implementuje několik různých post </w:t>
+      </w:r>
+      <w:proofErr w:type="spellStart"/>
+      <w:r>
+        <w:t>processing</w:t>
+      </w:r>
+      <w:proofErr w:type="spellEnd"/>
+      <w:r>
+        <w:t xml:space="preserve"> funkcí, </w:t>
       </w:r>
       <w:r>
         <w:t>ukázka</w:t>
@@ -19429,8 +20967,13 @@
       <w:r>
         <w:t xml:space="preserve"> </w:t>
       </w:r>
-      <w:r>
-        <w:t xml:space="preserve">processing implementován pomocí renderování do textury. </w:t>
+      <w:proofErr w:type="spellStart"/>
+      <w:r>
+        <w:t>processing</w:t>
+      </w:r>
+      <w:proofErr w:type="spellEnd"/>
+      <w:r>
+        <w:t xml:space="preserve"> implementován pomocí renderování do textury. </w:t>
       </w:r>
       <w:r>
         <w:t>V</w:t>
@@ -19460,7 +21003,15 @@
         <w:t>pokrývá</w:t>
       </w:r>
       <w:r>
-        <w:t xml:space="preserve"> celou plochu obrazovky. Do části tohoto trojúhelníku se vykresluje obraz z kamery, zpracovaný jedním ze tří post processing fragment shaderů. Vertex shader pro trojúhelník, který obstará i výpočet správných UV souřadnic obrazovky je již v Bevy k dispozici a není ho proto třeba implementovat.</w:t>
+        <w:t xml:space="preserve"> celou plochu obrazovky. Do části tohoto trojúhelníku se vykresluje obraz z kamery, zpracovaný jedním ze tří post </w:t>
+      </w:r>
+      <w:proofErr w:type="spellStart"/>
+      <w:r>
+        <w:t>processing</w:t>
+      </w:r>
+      <w:proofErr w:type="spellEnd"/>
+      <w:r>
+        <w:t xml:space="preserve"> fragment shaderů. Vertex shader pro trojúhelník, který obstará i výpočet správných UV souřadnic obrazovky je již v Bevy k dispozici a není ho proto třeba implementovat.</w:t>
       </w:r>
     </w:p>
     <w:p>
@@ -19468,7 +21019,15 @@
         <w:t>Na obrázku lze vidět červeně trojúhelník, a černě prostor obrazovky, do kterého se výstup vykresluje</w:t>
       </w:r>
       <w:r>
-        <w:t>, dále následuje ukázka WGSL shaderu pro sepia filtr.</w:t>
+        <w:t xml:space="preserve">, dále následuje ukázka WGSL shaderu pro </w:t>
+      </w:r>
+      <w:proofErr w:type="spellStart"/>
+      <w:r>
+        <w:t>sepia</w:t>
+      </w:r>
+      <w:proofErr w:type="spellEnd"/>
+      <w:r>
+        <w:t xml:space="preserve"> filtr.</w:t>
       </w:r>
     </w:p>
     <w:p>
@@ -19558,6 +21117,7 @@
       <w:r>
         <w:t>-</w:t>
       </w:r>
+      <w:proofErr w:type="spellStart"/>
       <w:r>
         <w:t>proce</w:t>
       </w:r>
@@ -19567,6 +21127,7 @@
       <w:r>
         <w:t>ing</w:t>
       </w:r>
+      <w:proofErr w:type="spellEnd"/>
       <w:r>
         <w:t xml:space="preserve"> shaderu</w:t>
       </w:r>
@@ -19752,10 +21313,23 @@
       <w:bookmarkStart w:id="81" w:name="_Toc224816261"/>
       <w:bookmarkStart w:id="82" w:name="_Toc224816279"/>
       <w:r>
-        <w:t xml:space="preserve">Post-processing </w:t>
-      </w:r>
-      <w:r>
-        <w:t xml:space="preserve">sepia </w:t>
+        <w:t>Post-</w:t>
+      </w:r>
+      <w:proofErr w:type="spellStart"/>
+      <w:r>
+        <w:t>processing</w:t>
+      </w:r>
+      <w:proofErr w:type="spellEnd"/>
+      <w:r>
+        <w:t xml:space="preserve"> </w:t>
+      </w:r>
+      <w:proofErr w:type="spellStart"/>
+      <w:r>
+        <w:t>sepia</w:t>
+      </w:r>
+      <w:proofErr w:type="spellEnd"/>
+      <w:r>
+        <w:t xml:space="preserve"> </w:t>
       </w:r>
       <w:r>
         <w:t>fragment shader</w:t>
@@ -19857,7 +21431,31 @@
         </w:r>
       </w:fldSimple>
       <w:r>
-        <w:t xml:space="preserve"> Výstup edge detect post-processing shaderu</w:t>
+        <w:t xml:space="preserve"> Výstup </w:t>
+      </w:r>
+      <w:proofErr w:type="spellStart"/>
+      <w:r>
+        <w:t>edge</w:t>
+      </w:r>
+      <w:proofErr w:type="spellEnd"/>
+      <w:r>
+        <w:t xml:space="preserve"> </w:t>
+      </w:r>
+      <w:proofErr w:type="spellStart"/>
+      <w:r>
+        <w:t>detect</w:t>
+      </w:r>
+      <w:proofErr w:type="spellEnd"/>
+      <w:r>
+        <w:t xml:space="preserve"> post-</w:t>
+      </w:r>
+      <w:proofErr w:type="spellStart"/>
+      <w:r>
+        <w:t>processing</w:t>
+      </w:r>
+      <w:proofErr w:type="spellEnd"/>
+      <w:r>
+        <w:t xml:space="preserve"> shaderu</w:t>
       </w:r>
       <w:bookmarkEnd w:id="83"/>
     </w:p>
@@ -19904,8 +21502,13 @@
       <w:r>
         <w:t>-</w:t>
       </w:r>
-      <w:r>
-        <w:t xml:space="preserve">processing řešen pomocí </w:t>
+      <w:proofErr w:type="spellStart"/>
+      <w:r>
+        <w:t>processing</w:t>
+      </w:r>
+      <w:proofErr w:type="spellEnd"/>
+      <w:r>
+        <w:t xml:space="preserve"> řešen pomocí </w:t>
       </w:r>
       <w:r>
         <w:t xml:space="preserve">přidání </w:t>
@@ -19941,13 +21544,34 @@
         <w:t>e, která se má na výstup aplikovat</w:t>
       </w:r>
       <w:r>
-        <w:t>. Ve Vulkano ukázce je nutné vykreslit scénu do offscreen framebufferu a výstupní texturu následně použít v dalším průchodu pro post</w:t>
+        <w:t xml:space="preserve">. Ve Vulkano ukázce je nutné vykreslit scénu do </w:t>
+      </w:r>
+      <w:proofErr w:type="spellStart"/>
+      <w:r>
+        <w:t>offscreen</w:t>
+      </w:r>
+      <w:proofErr w:type="spellEnd"/>
+      <w:r>
+        <w:t xml:space="preserve"> </w:t>
+      </w:r>
+      <w:proofErr w:type="spellStart"/>
+      <w:r>
+        <w:t>framebufferu</w:t>
+      </w:r>
+      <w:proofErr w:type="spellEnd"/>
+      <w:r>
+        <w:t xml:space="preserve"> a výstupní texturu následně použít v dalším průchodu pro post</w:t>
       </w:r>
       <w:r>
         <w:t>-</w:t>
       </w:r>
-      <w:r>
-        <w:t>processing. To znamená více explicitního kódu a</w:t>
+      <w:proofErr w:type="spellStart"/>
+      <w:r>
+        <w:t>processing</w:t>
+      </w:r>
+      <w:proofErr w:type="spellEnd"/>
+      <w:r>
+        <w:t>. To znamená více explicitního kódu a</w:t>
       </w:r>
       <w:r>
         <w:t> </w:t>
@@ -19958,8 +21582,13 @@
       <w:r>
         <w:t>-</w:t>
       </w:r>
-      <w:r>
-        <w:t>processing efektu, který se má aplikovat.</w:t>
+      <w:proofErr w:type="spellStart"/>
+      <w:r>
+        <w:t>processing</w:t>
+      </w:r>
+      <w:proofErr w:type="spellEnd"/>
+      <w:r>
+        <w:t xml:space="preserve"> efektu, který se má aplikovat.</w:t>
       </w:r>
     </w:p>
     <w:p>
@@ -19970,14 +21599,24 @@
         <w:t xml:space="preserve"> </w:t>
       </w:r>
       <w:bookmarkStart w:id="84" w:name="_Toc224816322"/>
+      <w:proofErr w:type="spellStart"/>
       <w:r>
         <w:t>Teselace</w:t>
       </w:r>
       <w:bookmarkEnd w:id="84"/>
-    </w:p>
-    <w:p>
-      <w:r>
-        <w:t xml:space="preserve">Pro teselační shadery nemá </w:t>
+      <w:proofErr w:type="spellEnd"/>
+    </w:p>
+    <w:p>
+      <w:r>
+        <w:t xml:space="preserve">Pro </w:t>
+      </w:r>
+      <w:proofErr w:type="spellStart"/>
+      <w:r>
+        <w:t>teselační</w:t>
+      </w:r>
+      <w:proofErr w:type="spellEnd"/>
+      <w:r>
+        <w:t xml:space="preserve"> shadery nemá </w:t>
       </w:r>
       <w:r>
         <w:t>WGPU,</w:t>
@@ -19985,11 +21624,21 @@
       <w:r>
         <w:t xml:space="preserve"> a tudíž ani Bevy podporu. Teoreticky je možné </w:t>
       </w:r>
+      <w:proofErr w:type="spellStart"/>
       <w:r>
         <w:t>teselační</w:t>
       </w:r>
-      <w:r>
-        <w:t xml:space="preserve"> shadery zkompilovat do SPIR-V formátu a poté je vložit přímo do renderovací pipeline. Ale toto řešení je považováno za </w:t>
+      <w:proofErr w:type="spellEnd"/>
+      <w:r>
+        <w:t xml:space="preserve"> shadery zkompilovat do SPIR-</w:t>
+      </w:r>
+      <w:proofErr w:type="gramStart"/>
+      <w:r>
+        <w:t>V</w:t>
+      </w:r>
+      <w:proofErr w:type="gramEnd"/>
+      <w:r>
+        <w:t xml:space="preserve"> formátu a poté je vložit přímo do renderovací pipeline. Ale toto řešení je považováno za </w:t>
       </w:r>
       <w:r>
         <w:t xml:space="preserve">vysoce </w:t>
@@ -20016,7 +21665,15 @@
         <w:t xml:space="preserve"> </w:t>
       </w:r>
       <w:r>
-        <w:t>Level of detail objektů</w:t>
+        <w:t xml:space="preserve">Level </w:t>
+      </w:r>
+      <w:proofErr w:type="spellStart"/>
+      <w:r>
+        <w:t>of</w:t>
+      </w:r>
+      <w:proofErr w:type="spellEnd"/>
+      <w:r>
+        <w:t xml:space="preserve"> detail objektů</w:t>
       </w:r>
       <w:r>
         <w:t xml:space="preserve"> </w:t>
@@ -20042,14 +21699,40 @@
         <w:pStyle w:val="Nadpis2"/>
       </w:pPr>
       <w:bookmarkStart w:id="85" w:name="_Toc224816323"/>
-      <w:r>
-        <w:t>Deferred shading</w:t>
+      <w:proofErr w:type="spellStart"/>
+      <w:r>
+        <w:t>Deferred</w:t>
+      </w:r>
+      <w:proofErr w:type="spellEnd"/>
+      <w:r>
+        <w:t xml:space="preserve"> </w:t>
+      </w:r>
+      <w:proofErr w:type="spellStart"/>
+      <w:r>
+        <w:t>shading</w:t>
       </w:r>
       <w:bookmarkEnd w:id="85"/>
-    </w:p>
-    <w:p>
-      <w:r>
-        <w:t xml:space="preserve">Bevy nativně implementuje pouze forward rendering. Technika deferred shading </w:t>
+      <w:proofErr w:type="spellEnd"/>
+    </w:p>
+    <w:p>
+      <w:r>
+        <w:t xml:space="preserve">Bevy nativně implementuje pouze forward rendering. Technika </w:t>
+      </w:r>
+      <w:proofErr w:type="spellStart"/>
+      <w:r>
+        <w:t>deferred</w:t>
+      </w:r>
+      <w:proofErr w:type="spellEnd"/>
+      <w:r>
+        <w:t xml:space="preserve"> </w:t>
+      </w:r>
+      <w:proofErr w:type="spellStart"/>
+      <w:r>
+        <w:t>shading</w:t>
+      </w:r>
+      <w:proofErr w:type="spellEnd"/>
+      <w:r>
+        <w:t xml:space="preserve"> </w:t>
       </w:r>
       <w:r>
         <w:t xml:space="preserve">tedy </w:t>
@@ -20136,8 +21819,13 @@
         <w:pStyle w:val="Nadpis2"/>
       </w:pPr>
       <w:bookmarkStart w:id="87" w:name="_Toc224816325"/>
-      <w:r>
-        <w:t>Camera plugin</w:t>
+      <w:proofErr w:type="spellStart"/>
+      <w:r>
+        <w:t>Camera</w:t>
+      </w:r>
+      <w:proofErr w:type="spellEnd"/>
+      <w:r>
+        <w:t xml:space="preserve"> plugin</w:t>
       </w:r>
       <w:bookmarkEnd w:id="87"/>
     </w:p>
@@ -20500,7 +22188,23 @@
         <w:t>knihovna</w:t>
       </w:r>
       <w:r>
-        <w:t xml:space="preserve"> Bevy inspector egui, kter</w:t>
+        <w:t xml:space="preserve"> Bevy </w:t>
+      </w:r>
+      <w:proofErr w:type="spellStart"/>
+      <w:r>
+        <w:t>inspector</w:t>
+      </w:r>
+      <w:proofErr w:type="spellEnd"/>
+      <w:r>
+        <w:t xml:space="preserve"> </w:t>
+      </w:r>
+      <w:proofErr w:type="spellStart"/>
+      <w:r>
+        <w:t>egui</w:t>
+      </w:r>
+      <w:proofErr w:type="spellEnd"/>
+      <w:r>
+        <w:t>, kter</w:t>
       </w:r>
       <w:r>
         <w:t>á</w:t>
@@ -20527,7 +22231,23 @@
         <w:t xml:space="preserve"> </w:t>
       </w:r>
       <w:r>
-        <w:t>Sprite &lt;id&gt; a obsahuje komponentu RotateComponent. Entity s komponentou RotateComponent jsou rotačním systémem rotovány rychlostí, která je v komponentě nastavena. Tuto rychlost lze, stejně jako další parametry, upravit skrze UI</w:t>
+        <w:t xml:space="preserve">Sprite &lt;id&gt; a obsahuje komponentu </w:t>
+      </w:r>
+      <w:proofErr w:type="spellStart"/>
+      <w:r>
+        <w:t>RotateComponent</w:t>
+      </w:r>
+      <w:proofErr w:type="spellEnd"/>
+      <w:r>
+        <w:t xml:space="preserve">. Entity s komponentou </w:t>
+      </w:r>
+      <w:proofErr w:type="spellStart"/>
+      <w:r>
+        <w:t>RotateComponent</w:t>
+      </w:r>
+      <w:proofErr w:type="spellEnd"/>
+      <w:r>
+        <w:t xml:space="preserve"> jsou rotačním systémem rotovány rychlostí, která je v komponentě nastavena. Tuto rychlost lze, stejně jako další parametry, upravit skrze UI</w:t>
       </w:r>
       <w:r>
         <w:t xml:space="preserve"> inspektoru</w:t>
@@ -20536,11 +22256,24 @@
         <w:t>.</w:t>
       </w:r>
       <w:r>
-        <w:t xml:space="preserve"> Cílem této ukázky je poukázat na existenci inspektoru, který je v návodech často opomíjen a může výrazně usnadnit vývoj a debug aplikace. Pro jeho aktivaci stačí přidat</w:t>
-      </w:r>
-      <w:r>
-        <w:t xml:space="preserve"> crate</w:t>
-      </w:r>
+        <w:t xml:space="preserve"> Cílem této ukázky je poukázat na existenci inspektoru, který je v návodech často opomíjen a může výrazně usnadnit vývoj a </w:t>
+      </w:r>
+      <w:proofErr w:type="spellStart"/>
+      <w:r>
+        <w:t>debug</w:t>
+      </w:r>
+      <w:proofErr w:type="spellEnd"/>
+      <w:r>
+        <w:t xml:space="preserve"> aplikace. Pro jeho aktivaci stačí přidat</w:t>
+      </w:r>
+      <w:r>
+        <w:t xml:space="preserve"> </w:t>
+      </w:r>
+      <w:proofErr w:type="spellStart"/>
+      <w:r>
+        <w:t>crate</w:t>
+      </w:r>
+      <w:proofErr w:type="spellEnd"/>
       <w:r>
         <w:t xml:space="preserve"> do projektu a zavést </w:t>
       </w:r>
@@ -20592,11 +22325,29 @@
     </w:p>
     <w:p>
       <w:r>
-        <w:t xml:space="preserve">U vlastních komponent je nutné přidat makro reflect a případně i derive default, pokud není </w:t>
-      </w:r>
+        <w:t xml:space="preserve">U vlastních komponent je nutné přidat makro </w:t>
+      </w:r>
+      <w:proofErr w:type="spellStart"/>
+      <w:r>
+        <w:t>reflect</w:t>
+      </w:r>
+      <w:proofErr w:type="spellEnd"/>
+      <w:r>
+        <w:t xml:space="preserve"> a případně i </w:t>
+      </w:r>
+      <w:proofErr w:type="spellStart"/>
+      <w:r>
+        <w:t>derive</w:t>
+      </w:r>
+      <w:proofErr w:type="spellEnd"/>
+      <w:r>
+        <w:t xml:space="preserve"> default, pokud není </w:t>
+      </w:r>
+      <w:proofErr w:type="spellStart"/>
       <w:r>
         <w:t>trait</w:t>
       </w:r>
+      <w:proofErr w:type="spellEnd"/>
       <w:r>
         <w:t xml:space="preserve"> </w:t>
       </w:r>
@@ -20655,7 +22406,15 @@
     </w:p>
     <w:p>
       <w:r>
-        <w:t>V ukázce b03 je implementována scéna s velkým počtem různě rozmístěných těles. Pomocí vstupních argumentů lze nastavit pipelining a renderovací backend, který bude využit pro test. Během 30 sekund od</w:t>
+        <w:t xml:space="preserve">V ukázce b03 je implementována scéna s velkým počtem různě rozmístěných těles. Pomocí vstupních argumentů lze nastavit </w:t>
+      </w:r>
+      <w:proofErr w:type="spellStart"/>
+      <w:r>
+        <w:t>pipelining</w:t>
+      </w:r>
+      <w:proofErr w:type="spellEnd"/>
+      <w:r>
+        <w:t xml:space="preserve"> a renderovací backend, který bude využit pro test. Během 30 sekund od</w:t>
       </w:r>
       <w:r>
         <w:t xml:space="preserve"> běhu</w:t>
@@ -20681,12 +22440,14 @@
       <w:r>
         <w:t xml:space="preserve">zdroje Time a funkce </w:t>
       </w:r>
+      <w:proofErr w:type="spellStart"/>
       <w:r>
         <w:t>delta</w:t>
       </w:r>
       <w:r>
         <w:t>_secs</w:t>
       </w:r>
+      <w:proofErr w:type="spellEnd"/>
       <w:r>
         <w:t>, výsledky jsou poté vypsány ve formátu [</w:t>
       </w:r>
@@ -20757,15 +22518,22 @@
       <w:r>
         <w:t>„</w:t>
       </w:r>
+      <w:proofErr w:type="spellStart"/>
       <w:r>
         <w:t>np</w:t>
       </w:r>
+      <w:proofErr w:type="spellEnd"/>
       <w:r>
         <w:t>“</w:t>
       </w:r>
       <w:r>
-        <w:t xml:space="preserve"> symbolizuje běh testu bez pipeliningu</w:t>
-      </w:r>
+        <w:t xml:space="preserve"> symbolizuje běh testu bez </w:t>
+      </w:r>
+      <w:proofErr w:type="spellStart"/>
+      <w:r>
+        <w:t>pipeliningu</w:t>
+      </w:r>
+      <w:proofErr w:type="spellEnd"/>
       <w:r>
         <w:t xml:space="preserve"> hlavního a renderovacího světa</w:t>
       </w:r>
@@ -20793,8 +22561,13 @@
       <w:r>
         <w:t xml:space="preserve">kami, </w:t>
       </w:r>
-      <w:r>
-        <w:t>vk – Vulkan</w:t>
+      <w:proofErr w:type="spellStart"/>
+      <w:r>
+        <w:t>vk</w:t>
+      </w:r>
+      <w:proofErr w:type="spellEnd"/>
+      <w:r>
+        <w:t xml:space="preserve"> – Vulkan</w:t>
       </w:r>
       <w:r>
         <w:t xml:space="preserve">, </w:t>
@@ -20805,8 +22578,13 @@
       <w:r>
         <w:t xml:space="preserve"> a </w:t>
       </w:r>
-      <w:r>
-        <w:t>gl – OpenGL</w:t>
+      <w:proofErr w:type="spellStart"/>
+      <w:r>
+        <w:t>gl</w:t>
+      </w:r>
+      <w:proofErr w:type="spellEnd"/>
+      <w:r>
+        <w:t xml:space="preserve"> – OpenGL</w:t>
       </w:r>
       <w:r>
         <w:t xml:space="preserve">. </w:t>
@@ -20851,7 +22629,15 @@
         <w:t>í</w:t>
       </w:r>
       <w:r>
-        <w:t>, procesorem AMD Ryzen 7 1700 a grafickou kartou AMD RX 7800 XT.</w:t>
+        <w:t xml:space="preserve">, procesorem AMD </w:t>
+      </w:r>
+      <w:proofErr w:type="spellStart"/>
+      <w:r>
+        <w:t>Ryzen</w:t>
+      </w:r>
+      <w:proofErr w:type="spellEnd"/>
+      <w:r>
+        <w:t xml:space="preserve"> 7 1700 a grafickou kartou AMD RX 7800 XT.</w:t>
       </w:r>
     </w:p>
     <w:p>
@@ -20995,9 +22781,11 @@
       <w:r>
         <w:t xml:space="preserve">ři práci s </w:t>
       </w:r>
+      <w:proofErr w:type="spellStart"/>
       <w:r>
         <w:t>Vulkanem</w:t>
       </w:r>
+      <w:proofErr w:type="spellEnd"/>
       <w:r>
         <w:t xml:space="preserve"> </w:t>
       </w:r>
@@ -21066,12 +22854,30 @@
       <w:r>
         <w:t xml:space="preserve"> </w:t>
       </w:r>
-      <w:r>
-        <w:t>teselace, deffered shading</w:t>
+      <w:proofErr w:type="spellStart"/>
+      <w:r>
+        <w:t>teselace</w:t>
+      </w:r>
+      <w:proofErr w:type="spellEnd"/>
+      <w:r>
+        <w:t xml:space="preserve">, </w:t>
+      </w:r>
+      <w:proofErr w:type="spellStart"/>
+      <w:r>
+        <w:t>deffered</w:t>
+      </w:r>
+      <w:proofErr w:type="spellEnd"/>
+      <w:r>
+        <w:t xml:space="preserve"> </w:t>
+      </w:r>
+      <w:proofErr w:type="spellStart"/>
+      <w:r>
+        <w:t>shading</w:t>
       </w:r>
       <w:r>
         <w:t>u</w:t>
       </w:r>
+      <w:proofErr w:type="spellEnd"/>
       <w:r>
         <w:t>, geometry shader</w:t>
       </w:r>
@@ -21144,9 +22950,11 @@
       <w:r>
         <w:t xml:space="preserve"> </w:t>
       </w:r>
+      <w:proofErr w:type="spellStart"/>
       <w:r>
         <w:t>low</w:t>
       </w:r>
+      <w:proofErr w:type="spellEnd"/>
       <w:r>
         <w:t>-</w:t>
       </w:r>
@@ -21166,8 +22974,21 @@
         <w:t xml:space="preserve">úrovňový </w:t>
       </w:r>
       <w:r>
-        <w:t>přístup k samotnému renderovacímu backendu</w:t>
-      </w:r>
+        <w:t xml:space="preserve">přístup k samotnému </w:t>
+      </w:r>
+      <w:proofErr w:type="spellStart"/>
+      <w:r>
+        <w:t>renderovacímu</w:t>
+      </w:r>
+      <w:proofErr w:type="spellEnd"/>
+      <w:r>
+        <w:t xml:space="preserve"> </w:t>
+      </w:r>
+      <w:proofErr w:type="spellStart"/>
+      <w:r>
+        <w:t>backendu</w:t>
+      </w:r>
+      <w:proofErr w:type="spellEnd"/>
       <w:r>
         <w:t>.</w:t>
       </w:r>
@@ -21240,8 +23061,13 @@
         <w:t xml:space="preserve"> na </w:t>
       </w:r>
       <w:r>
-        <w:t>kombinaci renderovacího backendu</w:t>
-      </w:r>
+        <w:t xml:space="preserve">kombinaci renderovacího </w:t>
+      </w:r>
+      <w:proofErr w:type="spellStart"/>
+      <w:r>
+        <w:t>backendu</w:t>
+      </w:r>
+      <w:proofErr w:type="spellEnd"/>
       <w:r>
         <w:t>, HW počítače</w:t>
       </w:r>
@@ -21548,7 +23374,15 @@
     </w:p>
     <w:p>
       <w:r>
-        <w:t xml:space="preserve">Myšlenka přepínání grafického backendu je rozhodně zajímavá, </w:t>
+        <w:t xml:space="preserve">Myšlenka přepínání grafického </w:t>
+      </w:r>
+      <w:proofErr w:type="spellStart"/>
+      <w:r>
+        <w:t>backendu</w:t>
+      </w:r>
+      <w:proofErr w:type="spellEnd"/>
+      <w:r>
+        <w:t xml:space="preserve"> je rozhodně zajímavá, </w:t>
       </w:r>
       <w:r>
         <w:t>avšak</w:t>
@@ -21559,8 +23393,13 @@
       <w:r>
         <w:t xml:space="preserve">a testování </w:t>
       </w:r>
-      <w:r>
-        <w:t xml:space="preserve">3D ukázek </w:t>
+      <w:proofErr w:type="gramStart"/>
+      <w:r>
+        <w:t>3D</w:t>
+      </w:r>
+      <w:proofErr w:type="gramEnd"/>
+      <w:r>
+        <w:t xml:space="preserve"> ukázek </w:t>
       </w:r>
       <w:r>
         <w:t>se</w:t>
@@ -21578,7 +23417,15 @@
         <w:t xml:space="preserve"> být nedoladěn</w:t>
       </w:r>
       <w:r>
-        <w:t>á. Aplikace se po změně renderovacího backendu chovali nepředvídatelně a</w:t>
+        <w:t xml:space="preserve">á. Aplikace se po změně renderovacího </w:t>
+      </w:r>
+      <w:proofErr w:type="spellStart"/>
+      <w:r>
+        <w:t>backendu</w:t>
+      </w:r>
+      <w:proofErr w:type="spellEnd"/>
+      <w:r>
+        <w:t xml:space="preserve"> chovali nepředvídatelně a</w:t>
       </w:r>
       <w:r>
         <w:t xml:space="preserve"> </w:t>
@@ -21630,6 +23477,7 @@
         </w:rPr>
         <w:t xml:space="preserve">[1] Bevy </w:t>
       </w:r>
+      <w:proofErr w:type="spellStart"/>
       <w:r>
         <w:rPr>
           <w:rFonts w:eastAsia="Calibri"/>
@@ -21642,7 +23490,31 @@
           <w:rFonts w:eastAsia="Calibri"/>
           <w:lang w:bidi="ar-SA"/>
         </w:rPr>
-        <w:t xml:space="preserve">oundation, Bevy documentation [online]. </w:t>
+        <w:t>oundation</w:t>
+      </w:r>
+      <w:proofErr w:type="spellEnd"/>
+      <w:r>
+        <w:rPr>
+          <w:rFonts w:eastAsia="Calibri"/>
+          <w:lang w:bidi="ar-SA"/>
+        </w:rPr>
+        <w:t xml:space="preserve">, Bevy </w:t>
+      </w:r>
+      <w:proofErr w:type="spellStart"/>
+      <w:r>
+        <w:rPr>
+          <w:rFonts w:eastAsia="Calibri"/>
+          <w:lang w:bidi="ar-SA"/>
+        </w:rPr>
+        <w:t>documentation</w:t>
+      </w:r>
+      <w:proofErr w:type="spellEnd"/>
+      <w:r>
+        <w:rPr>
+          <w:rFonts w:eastAsia="Calibri"/>
+          <w:lang w:bidi="ar-SA"/>
+        </w:rPr>
+        <w:t xml:space="preserve"> [online]. </w:t>
       </w:r>
       <w:r>
         <w:rPr>
@@ -21690,7 +23562,55 @@
           <w:rFonts w:eastAsia="Calibri"/>
           <w:lang w:bidi="ar-SA"/>
         </w:rPr>
-        <w:t>[2] KLABNIK, Steve, NICHOLS, Carol. The Rust Programming Language [online].</w:t>
+        <w:t xml:space="preserve">[2] KLABNIK, Steve, NICHOLS, Carol. </w:t>
+      </w:r>
+      <w:proofErr w:type="spellStart"/>
+      <w:r>
+        <w:rPr>
+          <w:rFonts w:eastAsia="Calibri"/>
+          <w:lang w:bidi="ar-SA"/>
+        </w:rPr>
+        <w:t>The</w:t>
+      </w:r>
+      <w:proofErr w:type="spellEnd"/>
+      <w:r>
+        <w:rPr>
+          <w:rFonts w:eastAsia="Calibri"/>
+          <w:lang w:bidi="ar-SA"/>
+        </w:rPr>
+        <w:t xml:space="preserve"> Rust </w:t>
+      </w:r>
+      <w:proofErr w:type="spellStart"/>
+      <w:r>
+        <w:rPr>
+          <w:rFonts w:eastAsia="Calibri"/>
+          <w:lang w:bidi="ar-SA"/>
+        </w:rPr>
+        <w:t>Programming</w:t>
+      </w:r>
+      <w:proofErr w:type="spellEnd"/>
+      <w:r>
+        <w:rPr>
+          <w:rFonts w:eastAsia="Calibri"/>
+          <w:lang w:bidi="ar-SA"/>
+        </w:rPr>
+        <w:t xml:space="preserve"> </w:t>
+      </w:r>
+      <w:proofErr w:type="spellStart"/>
+      <w:r>
+        <w:rPr>
+          <w:rFonts w:eastAsia="Calibri"/>
+          <w:lang w:bidi="ar-SA"/>
+        </w:rPr>
+        <w:t>Language</w:t>
+      </w:r>
+      <w:proofErr w:type="spellEnd"/>
+      <w:r>
+        <w:rPr>
+          <w:rFonts w:eastAsia="Calibri"/>
+          <w:lang w:bidi="ar-SA"/>
+        </w:rPr>
+        <w:t xml:space="preserve"> [online].</w:t>
       </w:r>
       <w:r>
         <w:rPr>
@@ -21757,7 +23677,15 @@
         </w:rPr>
       </w:pPr>
       <w:r>
-        <w:t>[4] Wikipedia, Blue Marble 2002.png [online].</w:t>
+        <w:t xml:space="preserve">[4] Wikipedia, Blue </w:t>
+      </w:r>
+      <w:proofErr w:type="spellStart"/>
+      <w:r>
+        <w:t>Marble</w:t>
+      </w:r>
+      <w:proofErr w:type="spellEnd"/>
+      <w:r>
+        <w:t xml:space="preserve"> 2002.png [online].</w:t>
       </w:r>
       <w:r>
         <w:t xml:space="preserve"> </w:t>
@@ -21786,11 +23714,24 @@
       <w:r>
         <w:t xml:space="preserve">[5] </w:t>
       </w:r>
-      <w:r>
-        <w:t xml:space="preserve">gfx-rs, </w:t>
-      </w:r>
-      <w:r>
-        <w:t>Wgpu documentation [online].</w:t>
+      <w:proofErr w:type="spellStart"/>
+      <w:r>
+        <w:t>gfx-rs</w:t>
+      </w:r>
+      <w:proofErr w:type="spellEnd"/>
+      <w:r>
+        <w:t xml:space="preserve">, </w:t>
+      </w:r>
+      <w:r>
+        <w:t xml:space="preserve">Wgpu </w:t>
+      </w:r>
+      <w:proofErr w:type="spellStart"/>
+      <w:r>
+        <w:t>documentation</w:t>
+      </w:r>
+      <w:proofErr w:type="spellEnd"/>
+      <w:r>
+        <w:t xml:space="preserve"> [online].</w:t>
       </w:r>
       <w:r>
         <w:t xml:space="preserve"> </w:t>
@@ -21823,7 +23764,31 @@
         <w:t>Ida Borisova</w:t>
       </w:r>
       <w:r>
-        <w:t xml:space="preserve">, Unofficial Bevy Cheat Book [online]. Dostupné z: </w:t>
+        <w:t xml:space="preserve">, </w:t>
+      </w:r>
+      <w:proofErr w:type="spellStart"/>
+      <w:r>
+        <w:t>Unofficial</w:t>
+      </w:r>
+      <w:proofErr w:type="spellEnd"/>
+      <w:r>
+        <w:t xml:space="preserve"> Bevy </w:t>
+      </w:r>
+      <w:proofErr w:type="spellStart"/>
+      <w:r>
+        <w:t>Cheat</w:t>
+      </w:r>
+      <w:proofErr w:type="spellEnd"/>
+      <w:r>
+        <w:t xml:space="preserve"> </w:t>
+      </w:r>
+      <w:proofErr w:type="spellStart"/>
+      <w:r>
+        <w:t>Book</w:t>
+      </w:r>
+      <w:proofErr w:type="spellEnd"/>
+      <w:r>
+        <w:t xml:space="preserve"> [online]. Dostupné z: </w:t>
       </w:r>
     </w:p>
     <w:p>
@@ -21859,7 +23824,23 @@
         </w:rPr>
       </w:pPr>
       <w:r>
-        <w:t>[7] Bevy foundation, Bevy examples [online]. Dostupné z:</w:t>
+        <w:t xml:space="preserve">[7] Bevy </w:t>
+      </w:r>
+      <w:proofErr w:type="spellStart"/>
+      <w:r>
+        <w:t>foundation</w:t>
+      </w:r>
+      <w:proofErr w:type="spellEnd"/>
+      <w:r>
+        <w:t xml:space="preserve">, Bevy </w:t>
+      </w:r>
+      <w:proofErr w:type="spellStart"/>
+      <w:r>
+        <w:t>examples</w:t>
+      </w:r>
+      <w:proofErr w:type="spellEnd"/>
+      <w:r>
+        <w:t xml:space="preserve"> [online]. Dostupné z:</w:t>
       </w:r>
       <w:r>
         <w:t xml:space="preserve"> </w:t>
@@ -21885,8 +23866,45 @@
       <w:r>
         <w:t xml:space="preserve">[8] </w:t>
       </w:r>
-      <w:r>
-        <w:t>World Wide Web Consortium, WebGPU Shading Language [online].</w:t>
+      <w:proofErr w:type="spellStart"/>
+      <w:r>
+        <w:t>World</w:t>
+      </w:r>
+      <w:proofErr w:type="spellEnd"/>
+      <w:r>
+        <w:t xml:space="preserve"> </w:t>
+      </w:r>
+      <w:proofErr w:type="spellStart"/>
+      <w:r>
+        <w:t>Wide</w:t>
+      </w:r>
+      <w:proofErr w:type="spellEnd"/>
+      <w:r>
+        <w:t xml:space="preserve"> Web </w:t>
+      </w:r>
+      <w:proofErr w:type="spellStart"/>
+      <w:r>
+        <w:t>Consortium</w:t>
+      </w:r>
+      <w:proofErr w:type="spellEnd"/>
+      <w:r>
+        <w:t xml:space="preserve">, WebGPU </w:t>
+      </w:r>
+      <w:proofErr w:type="spellStart"/>
+      <w:r>
+        <w:t>Shading</w:t>
+      </w:r>
+      <w:proofErr w:type="spellEnd"/>
+      <w:r>
+        <w:t xml:space="preserve"> </w:t>
+      </w:r>
+      <w:proofErr w:type="spellStart"/>
+      <w:r>
+        <w:t>Language</w:t>
+      </w:r>
+      <w:proofErr w:type="spellEnd"/>
+      <w:r>
+        <w:t xml:space="preserve"> [online].</w:t>
       </w:r>
       <w:r>
         <w:t xml:space="preserve"> </w:t>
@@ -21921,11 +23939,16 @@
       <w:r>
         <w:t xml:space="preserve">[9] Bevy </w:t>
       </w:r>
+      <w:proofErr w:type="spellStart"/>
       <w:r>
         <w:t>F</w:t>
       </w:r>
       <w:r>
-        <w:t>oundation [online].</w:t>
+        <w:t>oundation</w:t>
+      </w:r>
+      <w:proofErr w:type="spellEnd"/>
+      <w:r>
+        <w:t xml:space="preserve"> [online].</w:t>
       </w:r>
       <w:r>
         <w:t xml:space="preserve"> </w:t>
@@ -21964,7 +23987,15 @@
         </w:rPr>
       </w:pPr>
       <w:r>
-        <w:t>[10] Rust Foundation [online]. Dostupné z</w:t>
+        <w:t xml:space="preserve">[10] Rust </w:t>
+      </w:r>
+      <w:proofErr w:type="spellStart"/>
+      <w:r>
+        <w:t>Foundation</w:t>
+      </w:r>
+      <w:proofErr w:type="spellEnd"/>
+      <w:r>
+        <w:t xml:space="preserve"> [online]. Dostupné z</w:t>
       </w:r>
       <w:r>
         <w:rPr>
@@ -22016,12 +24047,53 @@
         </w:rPr>
         <w:t xml:space="preserve">. </w:t>
       </w:r>
+      <w:proofErr w:type="spellStart"/>
       <w:r>
         <w:rPr>
           <w:rFonts w:eastAsia="Calibri"/>
           <w:lang w:bidi="ar-SA"/>
         </w:rPr>
-        <w:t>The History of Rust</w:t>
+        <w:t>The</w:t>
+      </w:r>
+      <w:proofErr w:type="spellEnd"/>
+      <w:r>
+        <w:rPr>
+          <w:rFonts w:eastAsia="Calibri"/>
+          <w:lang w:bidi="ar-SA"/>
+        </w:rPr>
+        <w:t xml:space="preserve"> </w:t>
+      </w:r>
+      <w:proofErr w:type="spellStart"/>
+      <w:r>
+        <w:rPr>
+          <w:rFonts w:eastAsia="Calibri"/>
+          <w:lang w:bidi="ar-SA"/>
+        </w:rPr>
+        <w:t>History</w:t>
+      </w:r>
+      <w:proofErr w:type="spellEnd"/>
+      <w:r>
+        <w:rPr>
+          <w:rFonts w:eastAsia="Calibri"/>
+          <w:lang w:bidi="ar-SA"/>
+        </w:rPr>
+        <w:t xml:space="preserve"> </w:t>
+      </w:r>
+      <w:proofErr w:type="spellStart"/>
+      <w:r>
+        <w:rPr>
+          <w:rFonts w:eastAsia="Calibri"/>
+          <w:lang w:bidi="ar-SA"/>
+        </w:rPr>
+        <w:t>of</w:t>
+      </w:r>
+      <w:proofErr w:type="spellEnd"/>
+      <w:r>
+        <w:rPr>
+          <w:rFonts w:eastAsia="Calibri"/>
+          <w:lang w:bidi="ar-SA"/>
+        </w:rPr>
+        <w:t xml:space="preserve"> Rust</w:t>
       </w:r>
       <w:r>
         <w:rPr>
@@ -22052,15 +24124,168 @@
           <w:rFonts w:eastAsia="Calibri"/>
           <w:lang w:bidi="ar-SA"/>
         </w:rPr>
-        <w:t xml:space="preserve">[12] THOMPSON, Clive. </w:t>
-      </w:r>
+        <w:t xml:space="preserve">[12] THOMPSON, </w:t>
+      </w:r>
+      <w:proofErr w:type="spellStart"/>
       <w:r>
         <w:rPr>
           <w:rFonts w:eastAsia="Calibri"/>
           <w:lang w:bidi="ar-SA"/>
         </w:rPr>
-        <w:t>How Rust went from a side project to the world’s most-loved programming language</w:t>
-      </w:r>
+        <w:t>Clive</w:t>
+      </w:r>
+      <w:proofErr w:type="spellEnd"/>
+      <w:r>
+        <w:rPr>
+          <w:rFonts w:eastAsia="Calibri"/>
+          <w:lang w:bidi="ar-SA"/>
+        </w:rPr>
+        <w:t xml:space="preserve">. </w:t>
+      </w:r>
+      <w:r>
+        <w:rPr>
+          <w:rFonts w:eastAsia="Calibri"/>
+          <w:lang w:bidi="ar-SA"/>
+        </w:rPr>
+        <w:t xml:space="preserve">How Rust </w:t>
+      </w:r>
+      <w:proofErr w:type="spellStart"/>
+      <w:r>
+        <w:rPr>
+          <w:rFonts w:eastAsia="Calibri"/>
+          <w:lang w:bidi="ar-SA"/>
+        </w:rPr>
+        <w:t>went</w:t>
+      </w:r>
+      <w:proofErr w:type="spellEnd"/>
+      <w:r>
+        <w:rPr>
+          <w:rFonts w:eastAsia="Calibri"/>
+          <w:lang w:bidi="ar-SA"/>
+        </w:rPr>
+        <w:t xml:space="preserve"> </w:t>
+      </w:r>
+      <w:proofErr w:type="spellStart"/>
+      <w:r>
+        <w:rPr>
+          <w:rFonts w:eastAsia="Calibri"/>
+          <w:lang w:bidi="ar-SA"/>
+        </w:rPr>
+        <w:t>from</w:t>
+      </w:r>
+      <w:proofErr w:type="spellEnd"/>
+      <w:r>
+        <w:rPr>
+          <w:rFonts w:eastAsia="Calibri"/>
+          <w:lang w:bidi="ar-SA"/>
+        </w:rPr>
+        <w:t xml:space="preserve"> a </w:t>
+      </w:r>
+      <w:proofErr w:type="spellStart"/>
+      <w:r>
+        <w:rPr>
+          <w:rFonts w:eastAsia="Calibri"/>
+          <w:lang w:bidi="ar-SA"/>
+        </w:rPr>
+        <w:t>side</w:t>
+      </w:r>
+      <w:proofErr w:type="spellEnd"/>
+      <w:r>
+        <w:rPr>
+          <w:rFonts w:eastAsia="Calibri"/>
+          <w:lang w:bidi="ar-SA"/>
+        </w:rPr>
+        <w:t xml:space="preserve"> </w:t>
+      </w:r>
+      <w:proofErr w:type="spellStart"/>
+      <w:r>
+        <w:rPr>
+          <w:rFonts w:eastAsia="Calibri"/>
+          <w:lang w:bidi="ar-SA"/>
+        </w:rPr>
+        <w:t>project</w:t>
+      </w:r>
+      <w:proofErr w:type="spellEnd"/>
+      <w:r>
+        <w:rPr>
+          <w:rFonts w:eastAsia="Calibri"/>
+          <w:lang w:bidi="ar-SA"/>
+        </w:rPr>
+        <w:t xml:space="preserve"> to </w:t>
+      </w:r>
+      <w:proofErr w:type="spellStart"/>
+      <w:r>
+        <w:rPr>
+          <w:rFonts w:eastAsia="Calibri"/>
+          <w:lang w:bidi="ar-SA"/>
+        </w:rPr>
+        <w:t>the</w:t>
+      </w:r>
+      <w:proofErr w:type="spellEnd"/>
+      <w:r>
+        <w:rPr>
+          <w:rFonts w:eastAsia="Calibri"/>
+          <w:lang w:bidi="ar-SA"/>
+        </w:rPr>
+        <w:t xml:space="preserve"> </w:t>
+      </w:r>
+      <w:proofErr w:type="spellStart"/>
+      <w:r>
+        <w:rPr>
+          <w:rFonts w:eastAsia="Calibri"/>
+          <w:lang w:bidi="ar-SA"/>
+        </w:rPr>
+        <w:t>world’s</w:t>
+      </w:r>
+      <w:proofErr w:type="spellEnd"/>
+      <w:r>
+        <w:rPr>
+          <w:rFonts w:eastAsia="Calibri"/>
+          <w:lang w:bidi="ar-SA"/>
+        </w:rPr>
+        <w:t xml:space="preserve"> most-</w:t>
+      </w:r>
+      <w:proofErr w:type="spellStart"/>
+      <w:r>
+        <w:rPr>
+          <w:rFonts w:eastAsia="Calibri"/>
+          <w:lang w:bidi="ar-SA"/>
+        </w:rPr>
+        <w:t>loved</w:t>
+      </w:r>
+      <w:proofErr w:type="spellEnd"/>
+      <w:r>
+        <w:rPr>
+          <w:rFonts w:eastAsia="Calibri"/>
+          <w:lang w:bidi="ar-SA"/>
+        </w:rPr>
+        <w:t xml:space="preserve"> </w:t>
+      </w:r>
+      <w:proofErr w:type="spellStart"/>
+      <w:r>
+        <w:rPr>
+          <w:rFonts w:eastAsia="Calibri"/>
+          <w:lang w:bidi="ar-SA"/>
+        </w:rPr>
+        <w:t>programming</w:t>
+      </w:r>
+      <w:proofErr w:type="spellEnd"/>
+      <w:r>
+        <w:rPr>
+          <w:rFonts w:eastAsia="Calibri"/>
+          <w:lang w:bidi="ar-SA"/>
+        </w:rPr>
+        <w:t xml:space="preserve"> </w:t>
+      </w:r>
+      <w:proofErr w:type="spellStart"/>
+      <w:r>
+        <w:rPr>
+          <w:rFonts w:eastAsia="Calibri"/>
+          <w:lang w:bidi="ar-SA"/>
+        </w:rPr>
+        <w:t>language</w:t>
+      </w:r>
+      <w:proofErr w:type="spellEnd"/>
       <w:r>
         <w:rPr>
           <w:rFonts w:eastAsia="Calibri"/>
@@ -22172,8 +24397,13 @@
         <w:t>doc – Dokument diplomové práce ve formátu pdf</w:t>
       </w:r>
       <w:r>
-        <w:t xml:space="preserve"> a docx</w:t>
-      </w:r>
+        <w:t xml:space="preserve"> a </w:t>
+      </w:r>
+      <w:proofErr w:type="spellStart"/>
+      <w:r>
+        <w:t>docx</w:t>
+      </w:r>
+      <w:proofErr w:type="spellEnd"/>
     </w:p>
     <w:p>
       <w:pPr>
@@ -22184,8 +24414,13 @@
         </w:numPr>
         <w:ind w:left="567"/>
       </w:pPr>
-      <w:r>
-        <w:t>examples – Zdrojové kódy ukázek</w:t>
+      <w:proofErr w:type="spellStart"/>
+      <w:r>
+        <w:t>examples</w:t>
+      </w:r>
+      <w:proofErr w:type="spellEnd"/>
+      <w:r>
+        <w:t xml:space="preserve"> – Zdrojové kódy ukázek</w:t>
       </w:r>
     </w:p>
     <w:p>
@@ -22281,7 +24516,23 @@
         <w:t>Jednotlivé p</w:t>
       </w:r>
       <w:r>
-        <w:t>říkazy je nutné spouštět v adresáři examples, a ne v kořenovém adresáři repozitáře.</w:t>
+        <w:t xml:space="preserve">říkazy je nutné spouštět v adresáři </w:t>
+      </w:r>
+      <w:proofErr w:type="spellStart"/>
+      <w:r>
+        <w:t>examples</w:t>
+      </w:r>
+      <w:proofErr w:type="spellEnd"/>
+      <w:r>
+        <w:t xml:space="preserve">, a ne v kořenovém adresáři </w:t>
+      </w:r>
+      <w:proofErr w:type="spellStart"/>
+      <w:r>
+        <w:t>repozitáře</w:t>
+      </w:r>
+      <w:proofErr w:type="spellEnd"/>
+      <w:r>
+        <w:t>.</w:t>
       </w:r>
     </w:p>
     <w:p>
@@ -22321,7 +24572,23 @@
         <w:ind w:firstLine="0"/>
       </w:pPr>
       <w:r>
-        <w:t xml:space="preserve">Pro maximální výkon je potřeba zkompilovat ukázku v režimu release pomocí parametru -r. Kompilace v režimu release může trvat déle v závislosti na </w:t>
+        <w:t xml:space="preserve">Pro maximální výkon je potřeba zkompilovat ukázku v režimu </w:t>
+      </w:r>
+      <w:proofErr w:type="spellStart"/>
+      <w:r>
+        <w:t>release</w:t>
+      </w:r>
+      <w:proofErr w:type="spellEnd"/>
+      <w:r>
+        <w:t xml:space="preserve"> pomocí parametru -r. Kompilace v režimu </w:t>
+      </w:r>
+      <w:proofErr w:type="spellStart"/>
+      <w:r>
+        <w:t>release</w:t>
+      </w:r>
+      <w:proofErr w:type="spellEnd"/>
+      <w:r>
+        <w:t xml:space="preserve"> může trvat déle v závislosti na </w:t>
       </w:r>
       <w:r>
         <w:t>výkonu</w:t>
@@ -22343,7 +24610,15 @@
         <w:ind w:firstLine="0"/>
       </w:pPr>
       <w:r>
-        <w:t>Ukázku je také možné pouze zkompilovat pomocí příkazu build. Parametr „-r“ opět slouží pro aktivaci režimu release:</w:t>
+        <w:t xml:space="preserve">Ukázku je také možné pouze zkompilovat pomocí příkazu build. Parametr „-r“ opět slouží pro aktivaci režimu </w:t>
+      </w:r>
+      <w:proofErr w:type="spellStart"/>
+      <w:r>
+        <w:t>release</w:t>
+      </w:r>
+      <w:proofErr w:type="spellEnd"/>
+      <w:r>
+        <w:t>:</w:t>
       </w:r>
     </w:p>
     <w:p>
@@ -22359,7 +24634,55 @@
         <w:ind w:firstLine="0"/>
       </w:pPr>
       <w:r>
-        <w:t>Výsledný binární soubor bude umístěn do složky examples/target/release. Pokud byl soubor kompilován bez parametru „-r“, bude umístěn do složky examples/target/debug.</w:t>
+        <w:t xml:space="preserve">Výsledný binární soubor bude umístěn do složky </w:t>
+      </w:r>
+      <w:proofErr w:type="spellStart"/>
+      <w:r>
+        <w:t>examples</w:t>
+      </w:r>
+      <w:proofErr w:type="spellEnd"/>
+      <w:r>
+        <w:t>/</w:t>
+      </w:r>
+      <w:proofErr w:type="spellStart"/>
+      <w:r>
+        <w:t>target</w:t>
+      </w:r>
+      <w:proofErr w:type="spellEnd"/>
+      <w:r>
+        <w:t>/</w:t>
+      </w:r>
+      <w:proofErr w:type="spellStart"/>
+      <w:r>
+        <w:t>release</w:t>
+      </w:r>
+      <w:proofErr w:type="spellEnd"/>
+      <w:r>
+        <w:t xml:space="preserve">. Pokud byl soubor kompilován bez parametru „-r“, bude umístěn do složky </w:t>
+      </w:r>
+      <w:proofErr w:type="spellStart"/>
+      <w:r>
+        <w:t>examples</w:t>
+      </w:r>
+      <w:proofErr w:type="spellEnd"/>
+      <w:r>
+        <w:t>/</w:t>
+      </w:r>
+      <w:proofErr w:type="spellStart"/>
+      <w:r>
+        <w:t>target</w:t>
+      </w:r>
+      <w:proofErr w:type="spellEnd"/>
+      <w:r>
+        <w:t>/</w:t>
+      </w:r>
+      <w:proofErr w:type="spellStart"/>
+      <w:r>
+        <w:t>debug</w:t>
+      </w:r>
+      <w:proofErr w:type="spellEnd"/>
+      <w:r>
+        <w:t>.</w:t>
       </w:r>
     </w:p>
     <w:p>

--- a/doc/dp.docx
+++ b/doc/dp.docx
@@ -386,7 +386,7 @@
               <w:rPr>
                 <w:noProof/>
               </w:rPr>
-              <w:t>19.3.2026</w:t>
+              <w:t>20.3.2026</w:t>
             </w:r>
             <w:r>
               <w:fldChar w:fldCharType="end"/>
@@ -509,7 +509,13 @@
         <w:t>počítačové grafiky.</w:t>
       </w:r>
       <w:r>
-        <w:t xml:space="preserve"> Veškeré poznatky a výsledky vychází z Bevy ve verzi 0.15. Změnám ve verzích, které vyšli během psaní práce se věnuje kapitola Vývoj Bevy. V práci je zběžně představen jazyk Rust</w:t>
+        <w:t xml:space="preserve"> Veškeré poznatky a výsledky vychází z Bevy ve verzi 0.15. Změnám ve verzích, které vyšl</w:t>
+      </w:r>
+      <w:r>
+        <w:t>y</w:t>
+      </w:r>
+      <w:r>
+        <w:t xml:space="preserve"> během psaní práce se věnuje kapitola Vývoj Bevy. V práci je zběžně představen jazyk Rust</w:t>
       </w:r>
       <w:r>
         <w:t xml:space="preserve"> a</w:t>
@@ -7262,7 +7268,13 @@
         <w:t xml:space="preserve">nástrojích a knihovnách, které by </w:t>
       </w:r>
       <w:r>
-        <w:t xml:space="preserve">výuku udělali </w:t>
+        <w:t>výuku udělal</w:t>
+      </w:r>
+      <w:r>
+        <w:t>y</w:t>
+      </w:r>
+      <w:r>
+        <w:t xml:space="preserve"> </w:t>
       </w:r>
       <w:r>
         <w:t xml:space="preserve">pro příchozí studenty </w:t>
@@ -7382,9 +7394,11 @@
       <w:r>
         <w:t xml:space="preserve"> V dnešní době se jedná o nepostradatelný obor, s jehož výstupy </w:t>
       </w:r>
-      <w:r>
-        <w:t>se,</w:t>
-      </w:r>
+      <w:proofErr w:type="gramStart"/>
+      <w:r>
+        <w:t>se</w:t>
+      </w:r>
+      <w:proofErr w:type="gramEnd"/>
       <w:r>
         <w:t xml:space="preserve"> </w:t>
       </w:r>
@@ -7721,7 +7735,19 @@
         <w:t>další</w:t>
       </w:r>
       <w:r>
-        <w:t xml:space="preserve"> rozměr o hodnotě 1. Výstupem modelovací transformace jsou</w:t>
+        <w:t xml:space="preserve"> rozměr </w:t>
+      </w:r>
+      <w:r>
+        <w:t>s</w:t>
+      </w:r>
+      <w:r>
+        <w:t xml:space="preserve"> </w:t>
+      </w:r>
+      <w:r>
+        <w:t>hodnotou</w:t>
+      </w:r>
+      <w:r>
+        <w:t xml:space="preserve"> 1. Výstupem modelovací transformace jsou</w:t>
       </w:r>
       <w:r>
         <w:t xml:space="preserve"> souřadnice</w:t>
@@ -11508,14 +11534,35 @@
           <w:rFonts w:eastAsia="ComeniaSerif"/>
           <w:lang w:bidi="ar-SA"/>
         </w:rPr>
-        <w:t xml:space="preserve"> je možné zkompilovat, tak aby </w:t>
-      </w:r>
-      <w:r>
-        <w:rPr>
-          <w:rFonts w:eastAsia="ComeniaSerif"/>
-          <w:lang w:bidi="ar-SA"/>
-        </w:rPr>
-        <w:t>šli</w:t>
+        <w:t xml:space="preserve"> je možné zkompilovat tak</w:t>
+      </w:r>
+      <w:r>
+        <w:rPr>
+          <w:rFonts w:eastAsia="ComeniaSerif"/>
+          <w:lang w:bidi="ar-SA"/>
+        </w:rPr>
+        <w:t>,</w:t>
+      </w:r>
+      <w:r>
+        <w:rPr>
+          <w:rFonts w:eastAsia="ComeniaSerif"/>
+          <w:lang w:bidi="ar-SA"/>
+        </w:rPr>
+        <w:t xml:space="preserve"> aby </w:t>
+      </w:r>
+      <w:r>
+        <w:rPr>
+          <w:rFonts w:eastAsia="ComeniaSerif"/>
+          <w:lang w:bidi="ar-SA"/>
+        </w:rPr>
+        <w:t>šl</w:t>
+      </w:r>
+      <w:r>
+        <w:rPr>
+          <w:rFonts w:eastAsia="ComeniaSerif"/>
+          <w:lang w:bidi="ar-SA"/>
+        </w:rPr>
+        <w:t>y</w:t>
       </w:r>
       <w:r>
         <w:rPr>
@@ -11855,7 +11902,21 @@
           <w:rFonts w:eastAsia="ComeniaSerif"/>
           <w:lang w:bidi="ar-SA"/>
         </w:rPr>
-        <w:t xml:space="preserve"> jako na instance tříd v kontextu tradičního OOP, avšak tento pohled je milný a může způsobovat problémy. </w:t>
+        <w:t xml:space="preserve"> jako na instance tříd v kontextu tradičního OOP, avšak tento pohled je m</w:t>
+      </w:r>
+      <w:r>
+        <w:rPr>
+          <w:rFonts w:eastAsia="ComeniaSerif"/>
+          <w:lang w:bidi="ar-SA"/>
+        </w:rPr>
+        <w:t>y</w:t>
+      </w:r>
+      <w:r>
+        <w:rPr>
+          <w:rFonts w:eastAsia="ComeniaSerif"/>
+          <w:lang w:bidi="ar-SA"/>
+        </w:rPr>
+        <w:t xml:space="preserve">lný a může způsobovat problémy. </w:t>
       </w:r>
       <w:r>
         <w:rPr>
@@ -12061,7 +12122,21 @@
           <w:rFonts w:eastAsia="ComeniaSerif"/>
           <w:lang w:bidi="ar-SA"/>
         </w:rPr>
-        <w:t xml:space="preserve">optimalizaci celé aplikace. Například setup systémy není nutné a ani žádoucí volat opakovaně. Systémy pro čtení vstupů od uživatele je nutné provádět co nejčastěji pro snížení vstupní latence. A u fyzikální systémů a </w:t>
+        <w:t>optimalizaci celé aplikace. Například setup systémy není nutné a ani žádoucí volat opakovaně. Systémy pro čtení vstupů od uživatele je nutné provádět co nejčastěji pro snížení vstupní latence. A u fyzikální</w:t>
+      </w:r>
+      <w:r>
+        <w:rPr>
+          <w:rFonts w:eastAsia="ComeniaSerif"/>
+          <w:lang w:bidi="ar-SA"/>
+        </w:rPr>
+        <w:t>ch</w:t>
+      </w:r>
+      <w:r>
+        <w:rPr>
+          <w:rFonts w:eastAsia="ComeniaSerif"/>
+          <w:lang w:bidi="ar-SA"/>
+        </w:rPr>
+        <w:t xml:space="preserve"> systémů a </w:t>
       </w:r>
       <w:r>
         <w:rPr>
@@ -17035,7 +17110,13 @@
         <w:t xml:space="preserve">ěkteré části kódu podobné, zatím co jiné se můžou výrazně lišit. </w:t>
       </w:r>
       <w:r>
-        <w:t>Samotné ukázky by měli sloužit jako stavební bloky, pomocí kterých je možné začít vytvářet vlastní aplikaci.</w:t>
+        <w:t>Samotné ukázky by měl</w:t>
+      </w:r>
+      <w:r>
+        <w:t xml:space="preserve">y </w:t>
+      </w:r>
+      <w:r>
+        <w:t>sloužit jako stavební bloky, pomocí kterých je možné začít vytvářet vlastní aplikaci.</w:t>
       </w:r>
     </w:p>
     <w:p>
@@ -24702,36 +24783,180 @@
     </w:p>
     <w:p>
       <w:pPr>
+        <w:spacing w:line="240" w:lineRule="auto"/>
         <w:ind w:firstLine="0"/>
-      </w:pPr>
-      <w:r>
+        <w:jc w:val="left"/>
+        <w:rPr>
+          <w:noProof/>
+        </w:rPr>
+      </w:pPr>
+      <w:r>
+        <w:rPr>
+          <w:noProof/>
+        </w:rPr>
         <w:lastRenderedPageBreak/>
-        <w:t>„Zadání práce“, které každý student projednal před započetím přípravy závěrečné</w:t>
-      </w:r>
-    </w:p>
-    <w:p>
-      <w:bookmarkStart w:id="97" w:name="_Int_qqnjwhtI"/>
-      <w:r>
-        <w:t>práce se svým vedoucím práce a vložil do STAGu, je součástí odevzdávané elektronické (popř. tištěné, je-li to požadováno) verze závěrečné práce.</w:t>
-      </w:r>
-      <w:bookmarkEnd w:id="97"/>
-      <w:r>
-        <w:t xml:space="preserve"> Zadání práce student získá z informačního systému eVŠKP (</w:t>
-      </w:r>
-      <w:hyperlink r:id="rId37" w:history="1">
-        <w:r>
-          <w:rPr>
-            <w:rStyle w:val="Hypertextovodkaz"/>
-          </w:rPr>
-          <w:t>https://ris.uhk.cz/evskp/</w:t>
-        </w:r>
-      </w:hyperlink>
-      <w:r>
-        <w:t>).</w:t>
-      </w:r>
-    </w:p>
+        <w:drawing>
+          <wp:anchor distT="0" distB="0" distL="114300" distR="114300" simplePos="0" relativeHeight="251658240" behindDoc="0" locked="0" layoutInCell="1" allowOverlap="1" wp14:anchorId="3232D290" wp14:editId="0D9556AA">
+            <wp:simplePos x="0" y="0"/>
+            <wp:positionH relativeFrom="margin">
+              <wp:align>center</wp:align>
+            </wp:positionH>
+            <wp:positionV relativeFrom="paragraph">
+              <wp:posOffset>-320040</wp:posOffset>
+            </wp:positionV>
+            <wp:extent cx="6480000" cy="9165600"/>
+            <wp:effectExtent l="0" t="0" r="0" b="0"/>
+            <wp:wrapNone/>
+            <wp:docPr id="1969750676" name="Obrázek 2"/>
+            <wp:cNvGraphicFramePr>
+              <a:graphicFrameLocks xmlns:a="http://schemas.openxmlformats.org/drawingml/2006/main" noChangeAspect="1"/>
+            </wp:cNvGraphicFramePr>
+            <a:graphic xmlns:a="http://schemas.openxmlformats.org/drawingml/2006/main">
+              <a:graphicData uri="http://schemas.openxmlformats.org/drawingml/2006/picture">
+                <pic:pic xmlns:pic="http://schemas.openxmlformats.org/drawingml/2006/picture">
+                  <pic:nvPicPr>
+                    <pic:cNvPr id="0" name="Picture 29"/>
+                    <pic:cNvPicPr>
+                      <a:picLocks noChangeAspect="1" noChangeArrowheads="1"/>
+                    </pic:cNvPicPr>
+                  </pic:nvPicPr>
+                  <pic:blipFill>
+                    <a:blip r:embed="rId37">
+                      <a:extLst>
+                        <a:ext uri="{28A0092B-C50C-407E-A947-70E740481C1C}">
+                          <a14:useLocalDpi xmlns:a14="http://schemas.microsoft.com/office/drawing/2010/main" val="0"/>
+                        </a:ext>
+                      </a:extLst>
+                    </a:blip>
+                    <a:srcRect/>
+                    <a:stretch>
+                      <a:fillRect/>
+                    </a:stretch>
+                  </pic:blipFill>
+                  <pic:spPr bwMode="auto">
+                    <a:xfrm>
+                      <a:off x="0" y="0"/>
+                      <a:ext cx="6480000" cy="9165600"/>
+                    </a:xfrm>
+                    <a:prstGeom prst="rect">
+                      <a:avLst/>
+                    </a:prstGeom>
+                    <a:noFill/>
+                    <a:ln>
+                      <a:noFill/>
+                    </a:ln>
+                  </pic:spPr>
+                </pic:pic>
+              </a:graphicData>
+            </a:graphic>
+            <wp14:sizeRelH relativeFrom="margin">
+              <wp14:pctWidth>0</wp14:pctWidth>
+            </wp14:sizeRelH>
+            <wp14:sizeRelV relativeFrom="margin">
+              <wp14:pctHeight>0</wp14:pctHeight>
+            </wp14:sizeRelV>
+          </wp:anchor>
+        </w:drawing>
+      </w:r>
+      <w:r>
+        <w:rPr>
+          <w:noProof/>
+        </w:rPr>
+        <w:br w:type="page"/>
+      </w:r>
+    </w:p>
+    <w:p>
+      <w:pPr>
+        <w:rPr>
+          <w:noProof/>
+        </w:rPr>
+      </w:pPr>
+      <w:r>
+        <w:rPr>
+          <w:noProof/>
+        </w:rPr>
+        <w:lastRenderedPageBreak/>
+        <w:drawing>
+          <wp:anchor distT="0" distB="0" distL="114300" distR="114300" simplePos="0" relativeHeight="251659264" behindDoc="0" locked="0" layoutInCell="1" allowOverlap="1" wp14:anchorId="328FF188" wp14:editId="679C0EDB">
+            <wp:simplePos x="0" y="0"/>
+            <wp:positionH relativeFrom="margin">
+              <wp:align>center</wp:align>
+            </wp:positionH>
+            <wp:positionV relativeFrom="paragraph">
+              <wp:posOffset>-320040</wp:posOffset>
+            </wp:positionV>
+            <wp:extent cx="6480000" cy="9162000"/>
+            <wp:effectExtent l="0" t="0" r="0" b="1270"/>
+            <wp:wrapNone/>
+            <wp:docPr id="2131326858" name="Obrázek 1"/>
+            <wp:cNvGraphicFramePr>
+              <a:graphicFrameLocks xmlns:a="http://schemas.openxmlformats.org/drawingml/2006/main" noChangeAspect="1"/>
+            </wp:cNvGraphicFramePr>
+            <a:graphic xmlns:a="http://schemas.openxmlformats.org/drawingml/2006/main">
+              <a:graphicData uri="http://schemas.openxmlformats.org/drawingml/2006/picture">
+                <pic:pic xmlns:pic="http://schemas.openxmlformats.org/drawingml/2006/picture">
+                  <pic:nvPicPr>
+                    <pic:cNvPr id="0" name="Picture 28"/>
+                    <pic:cNvPicPr>
+                      <a:picLocks noChangeAspect="1" noChangeArrowheads="1"/>
+                    </pic:cNvPicPr>
+                  </pic:nvPicPr>
+                  <pic:blipFill>
+                    <a:blip r:embed="rId38">
+                      <a:extLst>
+                        <a:ext uri="{28A0092B-C50C-407E-A947-70E740481C1C}">
+                          <a14:useLocalDpi xmlns:a14="http://schemas.microsoft.com/office/drawing/2010/main" val="0"/>
+                        </a:ext>
+                      </a:extLst>
+                    </a:blip>
+                    <a:srcRect/>
+                    <a:stretch>
+                      <a:fillRect/>
+                    </a:stretch>
+                  </pic:blipFill>
+                  <pic:spPr bwMode="auto">
+                    <a:xfrm>
+                      <a:off x="0" y="0"/>
+                      <a:ext cx="6480000" cy="9162000"/>
+                    </a:xfrm>
+                    <a:prstGeom prst="rect">
+                      <a:avLst/>
+                    </a:prstGeom>
+                    <a:noFill/>
+                    <a:ln>
+                      <a:noFill/>
+                    </a:ln>
+                  </pic:spPr>
+                </pic:pic>
+              </a:graphicData>
+            </a:graphic>
+            <wp14:sizeRelH relativeFrom="margin">
+              <wp14:pctWidth>0</wp14:pctWidth>
+            </wp14:sizeRelH>
+            <wp14:sizeRelV relativeFrom="margin">
+              <wp14:pctHeight>0</wp14:pctHeight>
+            </wp14:sizeRelV>
+          </wp:anchor>
+        </w:drawing>
+      </w:r>
+    </w:p>
+    <w:p>
+      <w:pPr>
+        <w:rPr>
+          <w:noProof/>
+        </w:rPr>
+      </w:pPr>
+    </w:p>
+    <w:p>
+      <w:pPr>
+        <w:rPr>
+          <w:noProof/>
+        </w:rPr>
+      </w:pPr>
+    </w:p>
+    <w:p/>
     <w:sectPr>
-      <w:headerReference w:type="default" r:id="rId38"/>
+      <w:headerReference w:type="default" r:id="rId39"/>
       <w:pgSz w:w="11906" w:h="16838"/>
       <w:pgMar w:top="1701" w:right="1701" w:bottom="1701" w:left="1701" w:header="709" w:footer="709" w:gutter="0"/>
       <w:pgNumType w:start="1"/>
@@ -24941,11 +25166,7 @@
 
 <file path=word/intelligence2.xml><?xml version="1.0" encoding="utf-8"?>
 <int2:intelligence xmlns:int2="http://schemas.microsoft.com/office/intelligence/2020/intelligence" xmlns:oel="http://schemas.microsoft.com/office/2019/extlst">
-  <int2:observations>
-    <int2:bookmark int2:bookmarkName="_Int_qqnjwhtI" int2:invalidationBookmarkName="" int2:hashCode="dIVl7QNIuYepin" int2:id="pJogmTSo">
-      <int2:state int2:value="Rejected" int2:type="similarity"/>
-    </int2:bookmark>
-  </int2:observations>
+  <int2:observations/>
   <int2:intelligenceSettings/>
   <int2:onDemandWorkflows/>
 </int2:intelligence>

--- a/doc/dp.docx
+++ b/doc/dp.docx
@@ -7394,11 +7394,9 @@
       <w:r>
         <w:t xml:space="preserve"> V dnešní době se jedná o nepostradatelný obor, s jehož výstupy </w:t>
       </w:r>
-      <w:proofErr w:type="gramStart"/>
       <w:r>
         <w:t>se</w:t>
       </w:r>
-      <w:proofErr w:type="gramEnd"/>
       <w:r>
         <w:t xml:space="preserve"> </w:t>
       </w:r>
@@ -8599,7 +8597,6 @@
         </w:rPr>
         <w:t xml:space="preserve"> vyvíjel </w:t>
       </w:r>
-      <w:proofErr w:type="spellStart"/>
       <w:r>
         <w:rPr>
           <w:rFonts w:eastAsia="ComeniaSerif"/>
@@ -8607,7 +8604,6 @@
         </w:rPr>
         <w:t>Graydon</w:t>
       </w:r>
-      <w:proofErr w:type="spellEnd"/>
       <w:r>
         <w:rPr>
           <w:rFonts w:eastAsia="ComeniaSerif"/>
@@ -8615,7 +8611,6 @@
         </w:rPr>
         <w:t xml:space="preserve"> </w:t>
       </w:r>
-      <w:proofErr w:type="spellStart"/>
       <w:r>
         <w:rPr>
           <w:rFonts w:eastAsia="ComeniaSerif"/>
@@ -8623,7 +8618,6 @@
         </w:rPr>
         <w:t>Hoare</w:t>
       </w:r>
-      <w:proofErr w:type="spellEnd"/>
       <w:r>
         <w:rPr>
           <w:rFonts w:eastAsia="ComeniaSerif"/>
@@ -8706,23 +8700,7 @@
           <w:rFonts w:eastAsia="ComeniaSerif"/>
           <w:lang w:bidi="ar-SA"/>
         </w:rPr>
-        <w:t xml:space="preserve"> první veřejná verze 0.1. Ve stejném období byl také kompilátor přepsán z jazyka </w:t>
-      </w:r>
-      <w:proofErr w:type="spellStart"/>
-      <w:r>
-        <w:rPr>
-          <w:rFonts w:eastAsia="ComeniaSerif"/>
-          <w:lang w:bidi="ar-SA"/>
-        </w:rPr>
-        <w:t>OCaml</w:t>
-      </w:r>
-      <w:proofErr w:type="spellEnd"/>
-      <w:r>
-        <w:rPr>
-          <w:rFonts w:eastAsia="ComeniaSerif"/>
-          <w:lang w:bidi="ar-SA"/>
-        </w:rPr>
-        <w:t xml:space="preserve"> do jazyka Rust, čímž se jazyk stal takzvaně self-hosted.</w:t>
+        <w:t xml:space="preserve"> první veřejná verze 0.1. Ve stejném období byl také kompilátor přepsán z jazyka OCaml do jazyka Rust, čímž se jazyk stal takzvaně self-hosted.</w:t>
       </w:r>
       <w:r>
         <w:rPr>
@@ -8765,17 +8743,92 @@
           <w:rFonts w:eastAsia="ComeniaSerif"/>
           <w:lang w:bidi="ar-SA"/>
         </w:rPr>
-        <w:t xml:space="preserve">u. Mezi první uživatele se zařadily firmy jako Samsung, Dropbox, Facebook nebo </w:t>
-      </w:r>
-      <w:proofErr w:type="spellStart"/>
-      <w:r>
-        <w:rPr>
-          <w:rFonts w:eastAsia="ComeniaSerif"/>
-          <w:lang w:bidi="ar-SA"/>
-        </w:rPr>
-        <w:t>Tilde</w:t>
-      </w:r>
-      <w:proofErr w:type="spellEnd"/>
+        <w:t>u. Mezi první uživatele se zařadily firmy jako Samsung, Dropbox, Facebook nebo Tilde inc. V roce 2020 došlo během pandemie k</w:t>
+      </w:r>
+      <w:r>
+        <w:rPr>
+          <w:rFonts w:eastAsia="ComeniaSerif"/>
+          <w:lang w:bidi="ar-SA"/>
+        </w:rPr>
+        <w:t> </w:t>
+      </w:r>
+      <w:r>
+        <w:rPr>
+          <w:rFonts w:eastAsia="ComeniaSerif"/>
+          <w:lang w:bidi="ar-SA"/>
+        </w:rPr>
+        <w:t>r</w:t>
+      </w:r>
+      <w:r>
+        <w:rPr>
+          <w:rFonts w:eastAsia="ComeniaSerif"/>
+          <w:lang w:bidi="ar-SA"/>
+        </w:rPr>
+        <w:t>estrukturalizac</w:t>
+      </w:r>
+      <w:r>
+        <w:rPr>
+          <w:rFonts w:eastAsia="ComeniaSerif"/>
+          <w:lang w:bidi="ar-SA"/>
+        </w:rPr>
+        <w:t>i</w:t>
+      </w:r>
+      <w:r>
+        <w:rPr>
+          <w:rFonts w:eastAsia="ComeniaSerif"/>
+          <w:lang w:bidi="ar-SA"/>
+        </w:rPr>
+        <w:t xml:space="preserve"> vývojového týmu, což způsobilo obavy o budoucnost jazyka. V</w:t>
+      </w:r>
+      <w:r>
+        <w:rPr>
+          <w:rFonts w:eastAsia="ComeniaSerif"/>
+          <w:lang w:bidi="ar-SA"/>
+        </w:rPr>
+        <w:t> reakci na tyto obavy vznikla</w:t>
+      </w:r>
+      <w:r>
+        <w:rPr>
+          <w:rFonts w:eastAsia="ComeniaSerif"/>
+          <w:lang w:bidi="ar-SA"/>
+        </w:rPr>
+        <w:t>,</w:t>
+      </w:r>
+      <w:r>
+        <w:rPr>
+          <w:rFonts w:eastAsia="ComeniaSerif"/>
+          <w:lang w:bidi="ar-SA"/>
+        </w:rPr>
+        <w:t xml:space="preserve"> díky podp</w:t>
+      </w:r>
+      <w:r>
+        <w:rPr>
+          <w:rFonts w:eastAsia="ComeniaSerif"/>
+          <w:lang w:bidi="ar-SA"/>
+        </w:rPr>
+        <w:t>o</w:t>
+      </w:r>
+      <w:r>
+        <w:rPr>
+          <w:rFonts w:eastAsia="ComeniaSerif"/>
+          <w:lang w:bidi="ar-SA"/>
+        </w:rPr>
+        <w:t>ře od</w:t>
+      </w:r>
+      <w:r>
+        <w:rPr>
+          <w:rFonts w:eastAsia="ComeniaSerif"/>
+          <w:lang w:bidi="ar-SA"/>
+        </w:rPr>
+        <w:t xml:space="preserve"> společnost</w:t>
+      </w:r>
+      <w:r>
+        <w:rPr>
+          <w:rFonts w:eastAsia="ComeniaSerif"/>
+          <w:lang w:bidi="ar-SA"/>
+        </w:rPr>
+        <w:t>í</w:t>
+      </w:r>
       <w:r>
         <w:rPr>
           <w:rFonts w:eastAsia="ComeniaSerif"/>
@@ -8783,113 +8836,6 @@
         </w:rPr>
         <w:t xml:space="preserve"> </w:t>
       </w:r>
-      <w:proofErr w:type="spellStart"/>
-      <w:r>
-        <w:rPr>
-          <w:rFonts w:eastAsia="ComeniaSerif"/>
-          <w:lang w:bidi="ar-SA"/>
-        </w:rPr>
-        <w:t>inc.</w:t>
-      </w:r>
-      <w:proofErr w:type="spellEnd"/>
-      <w:r>
-        <w:rPr>
-          <w:rFonts w:eastAsia="ComeniaSerif"/>
-          <w:lang w:bidi="ar-SA"/>
-        </w:rPr>
-        <w:t xml:space="preserve"> V roce 2020 došlo během pandemie k</w:t>
-      </w:r>
-      <w:r>
-        <w:rPr>
-          <w:rFonts w:eastAsia="ComeniaSerif"/>
-          <w:lang w:bidi="ar-SA"/>
-        </w:rPr>
-        <w:t> </w:t>
-      </w:r>
-      <w:r>
-        <w:rPr>
-          <w:rFonts w:eastAsia="ComeniaSerif"/>
-          <w:lang w:bidi="ar-SA"/>
-        </w:rPr>
-        <w:t>r</w:t>
-      </w:r>
-      <w:r>
-        <w:rPr>
-          <w:rFonts w:eastAsia="ComeniaSerif"/>
-          <w:lang w:bidi="ar-SA"/>
-        </w:rPr>
-        <w:t>estrukturalizac</w:t>
-      </w:r>
-      <w:r>
-        <w:rPr>
-          <w:rFonts w:eastAsia="ComeniaSerif"/>
-          <w:lang w:bidi="ar-SA"/>
-        </w:rPr>
-        <w:t>i</w:t>
-      </w:r>
-      <w:r>
-        <w:rPr>
-          <w:rFonts w:eastAsia="ComeniaSerif"/>
-          <w:lang w:bidi="ar-SA"/>
-        </w:rPr>
-        <w:t xml:space="preserve"> vývojového týmu, což způsobilo obavy o budoucnost jazyka. V</w:t>
-      </w:r>
-      <w:r>
-        <w:rPr>
-          <w:rFonts w:eastAsia="ComeniaSerif"/>
-          <w:lang w:bidi="ar-SA"/>
-        </w:rPr>
-        <w:t> reakci na tyto obavy vznikla</w:t>
-      </w:r>
-      <w:r>
-        <w:rPr>
-          <w:rFonts w:eastAsia="ComeniaSerif"/>
-          <w:lang w:bidi="ar-SA"/>
-        </w:rPr>
-        <w:t>,</w:t>
-      </w:r>
-      <w:r>
-        <w:rPr>
-          <w:rFonts w:eastAsia="ComeniaSerif"/>
-          <w:lang w:bidi="ar-SA"/>
-        </w:rPr>
-        <w:t xml:space="preserve"> díky podp</w:t>
-      </w:r>
-      <w:r>
-        <w:rPr>
-          <w:rFonts w:eastAsia="ComeniaSerif"/>
-          <w:lang w:bidi="ar-SA"/>
-        </w:rPr>
-        <w:t>o</w:t>
-      </w:r>
-      <w:r>
-        <w:rPr>
-          <w:rFonts w:eastAsia="ComeniaSerif"/>
-          <w:lang w:bidi="ar-SA"/>
-        </w:rPr>
-        <w:t>ře od</w:t>
-      </w:r>
-      <w:r>
-        <w:rPr>
-          <w:rFonts w:eastAsia="ComeniaSerif"/>
-          <w:lang w:bidi="ar-SA"/>
-        </w:rPr>
-        <w:t xml:space="preserve"> společnost</w:t>
-      </w:r>
-      <w:r>
-        <w:rPr>
-          <w:rFonts w:eastAsia="ComeniaSerif"/>
-          <w:lang w:bidi="ar-SA"/>
-        </w:rPr>
-        <w:t>í</w:t>
-      </w:r>
-      <w:r>
-        <w:rPr>
-          <w:rFonts w:eastAsia="ComeniaSerif"/>
-          <w:lang w:bidi="ar-SA"/>
-        </w:rPr>
-        <w:t xml:space="preserve"> </w:t>
-      </w:r>
       <w:r>
         <w:rPr>
           <w:rFonts w:eastAsia="ComeniaSerif"/>
@@ -8932,7 +8878,6 @@
         </w:rPr>
         <w:t xml:space="preserve">Rust </w:t>
       </w:r>
-      <w:proofErr w:type="spellStart"/>
       <w:r>
         <w:rPr>
           <w:rFonts w:eastAsia="ComeniaSerif"/>
@@ -8947,7 +8892,6 @@
         </w:rPr>
         <w:t>oundation</w:t>
       </w:r>
-      <w:proofErr w:type="spellEnd"/>
       <w:r>
         <w:rPr>
           <w:rFonts w:eastAsia="ComeniaSerif"/>
@@ -8969,7 +8913,6 @@
         </w:rPr>
         <w:t xml:space="preserve"> Od založení Rust </w:t>
       </w:r>
-      <w:proofErr w:type="spellStart"/>
       <w:r>
         <w:rPr>
           <w:rFonts w:eastAsia="ComeniaSerif"/>
@@ -8982,15 +8925,7 @@
           <w:rFonts w:eastAsia="ComeniaSerif"/>
           <w:lang w:bidi="ar-SA"/>
         </w:rPr>
-        <w:t>oundation</w:t>
-      </w:r>
-      <w:proofErr w:type="spellEnd"/>
-      <w:r>
-        <w:rPr>
-          <w:rFonts w:eastAsia="ComeniaSerif"/>
-          <w:lang w:bidi="ar-SA"/>
-        </w:rPr>
-        <w:t xml:space="preserve"> se počet podporovatelů rozrostl o další </w:t>
+        <w:t xml:space="preserve">oundation se počet podporovatelů rozrostl o další </w:t>
       </w:r>
       <w:r>
         <w:rPr>
@@ -9013,29 +8948,12 @@
         </w:rPr>
         <w:t xml:space="preserve">d </w:t>
       </w:r>
-      <w:proofErr w:type="spellStart"/>
-      <w:r>
-        <w:rPr>
-          <w:rFonts w:eastAsia="ComeniaSerif"/>
-          <w:lang w:bidi="ar-SA"/>
-        </w:rPr>
-        <w:t>Sentry</w:t>
-      </w:r>
-      <w:proofErr w:type="spellEnd"/>
-      <w:r>
-        <w:rPr>
-          <w:rFonts w:eastAsia="ComeniaSerif"/>
-          <w:lang w:bidi="ar-SA"/>
-        </w:rPr>
-        <w:t xml:space="preserve">, </w:t>
-      </w:r>
-      <w:proofErr w:type="spellStart"/>
-      <w:r>
-        <w:rPr>
-          <w:rFonts w:eastAsia="ComeniaSerif"/>
-          <w:lang w:bidi="ar-SA"/>
-        </w:rPr>
-        <w:t>Jet</w:t>
+      <w:r>
+        <w:rPr>
+          <w:rFonts w:eastAsia="ComeniaSerif"/>
+          <w:lang w:bidi="ar-SA"/>
+        </w:rPr>
+        <w:t>Sentry, Jet</w:t>
       </w:r>
       <w:r>
         <w:rPr>
@@ -9049,15 +8967,7 @@
           <w:rFonts w:eastAsia="ComeniaSerif"/>
           <w:lang w:bidi="ar-SA"/>
         </w:rPr>
-        <w:t>rains</w:t>
-      </w:r>
-      <w:proofErr w:type="spellEnd"/>
-      <w:r>
-        <w:rPr>
-          <w:rFonts w:eastAsia="ComeniaSerif"/>
-          <w:lang w:bidi="ar-SA"/>
-        </w:rPr>
-        <w:t xml:space="preserve"> nebo ARM.</w:t>
+        <w:t>rains nebo ARM.</w:t>
       </w:r>
     </w:p>
     <w:p>
@@ -9193,17 +9103,36 @@
           <w:rFonts w:eastAsia="ComeniaSerif"/>
           <w:lang w:bidi="ar-SA"/>
         </w:rPr>
-        <w:t xml:space="preserve">paměti bez potřeby </w:t>
-      </w:r>
-      <w:proofErr w:type="spellStart"/>
-      <w:r>
-        <w:rPr>
-          <w:rFonts w:eastAsia="ComeniaSerif"/>
-          <w:lang w:bidi="ar-SA"/>
-        </w:rPr>
-        <w:t>garbage</w:t>
-      </w:r>
-      <w:proofErr w:type="spellEnd"/>
+        <w:t xml:space="preserve">paměti bez potřeby garbage collectoru. Rust toho dosahuje pomocí systému vlastnictví (ownership), který zajišťuje </w:t>
+      </w:r>
+      <w:r>
+        <w:rPr>
+          <w:rFonts w:eastAsia="ComeniaSerif"/>
+          <w:lang w:bidi="ar-SA"/>
+        </w:rPr>
+        <w:t xml:space="preserve">bezpečnou </w:t>
+      </w:r>
+      <w:r>
+        <w:rPr>
+          <w:rFonts w:eastAsia="ComeniaSerif"/>
+          <w:lang w:bidi="ar-SA"/>
+        </w:rPr>
+        <w:t xml:space="preserve">správu paměti </w:t>
+      </w:r>
+      <w:r>
+        <w:rPr>
+          <w:rFonts w:eastAsia="ComeniaSerif"/>
+          <w:lang w:bidi="ar-SA"/>
+        </w:rPr>
+        <w:t>v čase kompilace</w:t>
+      </w:r>
+      <w:r>
+        <w:rPr>
+          <w:rFonts w:eastAsia="ComeniaSerif"/>
+          <w:lang w:bidi="ar-SA"/>
+        </w:rPr>
+        <w:t>.</w:t>
+      </w:r>
       <w:r>
         <w:rPr>
           <w:rFonts w:eastAsia="ComeniaSerif"/>
@@ -9211,58 +9140,127 @@
         </w:rPr>
         <w:t xml:space="preserve"> </w:t>
       </w:r>
-      <w:proofErr w:type="spellStart"/>
-      <w:r>
-        <w:rPr>
-          <w:rFonts w:eastAsia="ComeniaSerif"/>
-          <w:lang w:bidi="ar-SA"/>
-        </w:rPr>
-        <w:t>collectoru</w:t>
-      </w:r>
-      <w:proofErr w:type="spellEnd"/>
-      <w:r>
-        <w:rPr>
-          <w:rFonts w:eastAsia="ComeniaSerif"/>
-          <w:lang w:bidi="ar-SA"/>
-        </w:rPr>
-        <w:t>. Rust toho dosahuje pomocí systému vlastnictví (</w:t>
-      </w:r>
-      <w:proofErr w:type="spellStart"/>
-      <w:r>
-        <w:rPr>
-          <w:rFonts w:eastAsia="ComeniaSerif"/>
-          <w:lang w:bidi="ar-SA"/>
-        </w:rPr>
-        <w:t>ownership</w:t>
-      </w:r>
-      <w:proofErr w:type="spellEnd"/>
-      <w:r>
-        <w:rPr>
-          <w:rFonts w:eastAsia="ComeniaSerif"/>
-          <w:lang w:bidi="ar-SA"/>
-        </w:rPr>
-        <w:t xml:space="preserve">), který zajišťuje </w:t>
-      </w:r>
-      <w:r>
-        <w:rPr>
-          <w:rFonts w:eastAsia="ComeniaSerif"/>
-          <w:lang w:bidi="ar-SA"/>
-        </w:rPr>
-        <w:t xml:space="preserve">bezpečnou </w:t>
-      </w:r>
-      <w:r>
-        <w:rPr>
-          <w:rFonts w:eastAsia="ComeniaSerif"/>
-          <w:lang w:bidi="ar-SA"/>
-        </w:rPr>
-        <w:t xml:space="preserve">správu paměti </w:t>
-      </w:r>
-      <w:r>
-        <w:rPr>
-          <w:rFonts w:eastAsia="ComeniaSerif"/>
-          <w:lang w:bidi="ar-SA"/>
-        </w:rPr>
-        <w:t>v čase kompilace</w:t>
+      <w:r>
+        <w:rPr>
+          <w:rFonts w:eastAsia="ComeniaSerif"/>
+          <w:lang w:bidi="ar-SA"/>
+        </w:rPr>
+        <w:t xml:space="preserve">Když dojde k přesunu hodnoty mezi proměnnými, tak původní proměnná ztrácí vlastnictví a nelze ji nadále využívat. Rust také zavádí koncept půjčky, kdy lze </w:t>
+      </w:r>
+      <w:r>
+        <w:rPr>
+          <w:rFonts w:eastAsia="ComeniaSerif"/>
+          <w:lang w:bidi="ar-SA"/>
+        </w:rPr>
+        <w:t>k datům dočasně přistupovat, aniž by došlo ke změně vlastníka.</w:t>
+      </w:r>
+    </w:p>
+    <w:p>
+      <w:pPr>
+        <w:pStyle w:val="Nadpis3"/>
+        <w:rPr>
+          <w:rFonts w:eastAsia="ComeniaSerif"/>
+          <w:lang w:bidi="ar-SA"/>
+        </w:rPr>
+      </w:pPr>
+      <w:r>
+        <w:rPr>
+          <w:rFonts w:eastAsia="ComeniaSerif"/>
+          <w:lang w:bidi="ar-SA"/>
+        </w:rPr>
+        <w:t xml:space="preserve"> Systém půjček a dob života</w:t>
+      </w:r>
+    </w:p>
+    <w:p>
+      <w:pPr>
+        <w:rPr>
+          <w:rFonts w:eastAsia="ComeniaSerif"/>
+          <w:lang w:bidi="ar-SA"/>
+        </w:rPr>
+      </w:pPr>
+      <w:r>
+        <w:rPr>
+          <w:rFonts w:eastAsia="ComeniaSerif"/>
+          <w:lang w:bidi="ar-SA"/>
+        </w:rPr>
+        <w:t xml:space="preserve">Díky </w:t>
+      </w:r>
+      <w:r>
+        <w:rPr>
+          <w:rFonts w:eastAsia="ComeniaSerif"/>
+          <w:lang w:bidi="ar-SA"/>
+        </w:rPr>
+        <w:t>principům</w:t>
+      </w:r>
+      <w:r>
+        <w:rPr>
+          <w:rFonts w:eastAsia="ComeniaSerif"/>
+          <w:lang w:bidi="ar-SA"/>
+        </w:rPr>
+        <w:t xml:space="preserve"> </w:t>
+      </w:r>
+      <w:r>
+        <w:rPr>
+          <w:rFonts w:eastAsia="ComeniaSerif"/>
+          <w:lang w:bidi="ar-SA"/>
+        </w:rPr>
+        <w:t xml:space="preserve">ownership, </w:t>
+      </w:r>
+      <w:r>
+        <w:rPr>
+          <w:rFonts w:eastAsia="ComeniaSerif"/>
+          <w:lang w:bidi="ar-SA"/>
+        </w:rPr>
+        <w:t>borrow a lifetime</w:t>
+      </w:r>
+      <w:r>
+        <w:rPr>
+          <w:rFonts w:eastAsia="ComeniaSerif"/>
+          <w:lang w:bidi="ar-SA"/>
+        </w:rPr>
+        <w:t xml:space="preserve"> jazyk R</w:t>
+      </w:r>
+      <w:r>
+        <w:rPr>
+          <w:rFonts w:eastAsia="ComeniaSerif"/>
+          <w:lang w:bidi="ar-SA"/>
+        </w:rPr>
+        <w:t xml:space="preserve">ust </w:t>
+      </w:r>
+      <w:r>
+        <w:rPr>
+          <w:rFonts w:eastAsia="ComeniaSerif"/>
+          <w:lang w:bidi="ar-SA"/>
+        </w:rPr>
+        <w:t xml:space="preserve">efektivně </w:t>
+      </w:r>
+      <w:r>
+        <w:rPr>
+          <w:rFonts w:eastAsia="ComeniaSerif"/>
+          <w:lang w:bidi="ar-SA"/>
+        </w:rPr>
+        <w:t>eliminuje problémy spojené s přístupem k paměti,</w:t>
+      </w:r>
+      <w:r>
+        <w:rPr>
+          <w:rFonts w:eastAsia="ComeniaSerif"/>
+          <w:lang w:bidi="ar-SA"/>
+        </w:rPr>
+        <w:t xml:space="preserve"> jako jsou</w:t>
+      </w:r>
+      <w:r>
+        <w:rPr>
+          <w:rFonts w:eastAsia="ComeniaSerif"/>
+          <w:lang w:bidi="ar-SA"/>
+        </w:rPr>
+        <w:t xml:space="preserve"> dangling pointers nebo use after free</w:t>
+      </w:r>
+      <w:r>
+        <w:rPr>
+          <w:rFonts w:eastAsia="ComeniaSerif"/>
+          <w:lang w:bidi="ar-SA"/>
+        </w:rPr>
+        <w:t xml:space="preserve"> chyby</w:t>
       </w:r>
       <w:r>
         <w:rPr>
@@ -9271,81 +9269,42 @@
         </w:rPr>
         <w:t>.</w:t>
       </w:r>
-      <w:r>
-        <w:rPr>
-          <w:rFonts w:eastAsia="ComeniaSerif"/>
-          <w:lang w:bidi="ar-SA"/>
-        </w:rPr>
-        <w:t xml:space="preserve"> </w:t>
-      </w:r>
-      <w:r>
-        <w:rPr>
-          <w:rFonts w:eastAsia="ComeniaSerif"/>
-          <w:lang w:bidi="ar-SA"/>
-        </w:rPr>
-        <w:t xml:space="preserve">Když dojde k přesunu hodnoty mezi proměnnými, tak původní proměnná ztrácí vlastnictví a nelze ji nadále využívat. Rust také zavádí koncept půjčky, kdy lze </w:t>
-      </w:r>
-      <w:r>
-        <w:rPr>
-          <w:rFonts w:eastAsia="ComeniaSerif"/>
-          <w:lang w:bidi="ar-SA"/>
-        </w:rPr>
-        <w:t>k datům dočasně přistupovat, aniž by došlo ke změně vlastníka.</w:t>
-      </w:r>
-    </w:p>
-    <w:p>
-      <w:pPr>
-        <w:pStyle w:val="Nadpis3"/>
-        <w:rPr>
-          <w:rFonts w:eastAsia="ComeniaSerif"/>
-          <w:lang w:bidi="ar-SA"/>
-        </w:rPr>
-      </w:pPr>
-      <w:r>
-        <w:rPr>
-          <w:rFonts w:eastAsia="ComeniaSerif"/>
-          <w:lang w:bidi="ar-SA"/>
-        </w:rPr>
-        <w:t xml:space="preserve"> Systém půjček a dob života</w:t>
-      </w:r>
-    </w:p>
-    <w:p>
-      <w:pPr>
-        <w:rPr>
-          <w:rFonts w:eastAsia="ComeniaSerif"/>
-          <w:lang w:bidi="ar-SA"/>
-        </w:rPr>
-      </w:pPr>
-      <w:r>
-        <w:rPr>
-          <w:rFonts w:eastAsia="ComeniaSerif"/>
-          <w:lang w:bidi="ar-SA"/>
-        </w:rPr>
-        <w:t xml:space="preserve">Díky </w:t>
-      </w:r>
-      <w:r>
-        <w:rPr>
-          <w:rFonts w:eastAsia="ComeniaSerif"/>
-          <w:lang w:bidi="ar-SA"/>
-        </w:rPr>
-        <w:t>principům</w:t>
-      </w:r>
-      <w:r>
-        <w:rPr>
-          <w:rFonts w:eastAsia="ComeniaSerif"/>
-          <w:lang w:bidi="ar-SA"/>
-        </w:rPr>
-        <w:t xml:space="preserve"> </w:t>
-      </w:r>
-      <w:proofErr w:type="spellStart"/>
-      <w:r>
-        <w:rPr>
-          <w:rFonts w:eastAsia="ComeniaSerif"/>
-          <w:lang w:bidi="ar-SA"/>
-        </w:rPr>
-        <w:t>ownership</w:t>
-      </w:r>
-      <w:proofErr w:type="spellEnd"/>
+    </w:p>
+    <w:p>
+      <w:pPr>
+        <w:rPr>
+          <w:rFonts w:eastAsia="ComeniaSerif"/>
+          <w:lang w:bidi="ar-SA"/>
+        </w:rPr>
+      </w:pPr>
+      <w:r>
+        <w:rPr>
+          <w:rFonts w:eastAsia="ComeniaSerif"/>
+          <w:lang w:bidi="ar-SA"/>
+        </w:rPr>
+        <w:t xml:space="preserve">Dangling pointer je chyba při které pointer stále ukazuje na prostor paměti, který byl již dříve uvolněn. Pokud se program pokusí </w:t>
+      </w:r>
+      <w:r>
+        <w:rPr>
+          <w:rFonts w:eastAsia="ComeniaSerif"/>
+          <w:lang w:bidi="ar-SA"/>
+        </w:rPr>
+        <w:t>prostřednictvím</w:t>
+      </w:r>
+      <w:r>
+        <w:rPr>
+          <w:rFonts w:eastAsia="ComeniaSerif"/>
+          <w:lang w:bidi="ar-SA"/>
+        </w:rPr>
+        <w:t xml:space="preserve"> takového pointeru přistupovat</w:t>
+      </w:r>
+      <w:r>
+        <w:rPr>
+          <w:rFonts w:eastAsia="ComeniaSerif"/>
+          <w:lang w:bidi="ar-SA"/>
+        </w:rPr>
+        <w:t xml:space="preserve"> k paměti</w:t>
+      </w:r>
       <w:r>
         <w:rPr>
           <w:rFonts w:eastAsia="ComeniaSerif"/>
@@ -9353,187 +9312,6 @@
         </w:rPr>
         <w:t xml:space="preserve">, </w:t>
       </w:r>
-      <w:proofErr w:type="spellStart"/>
-      <w:r>
-        <w:rPr>
-          <w:rFonts w:eastAsia="ComeniaSerif"/>
-          <w:lang w:bidi="ar-SA"/>
-        </w:rPr>
-        <w:t>borrow</w:t>
-      </w:r>
-      <w:proofErr w:type="spellEnd"/>
-      <w:r>
-        <w:rPr>
-          <w:rFonts w:eastAsia="ComeniaSerif"/>
-          <w:lang w:bidi="ar-SA"/>
-        </w:rPr>
-        <w:t xml:space="preserve"> a </w:t>
-      </w:r>
-      <w:proofErr w:type="spellStart"/>
-      <w:r>
-        <w:rPr>
-          <w:rFonts w:eastAsia="ComeniaSerif"/>
-          <w:lang w:bidi="ar-SA"/>
-        </w:rPr>
-        <w:t>lifetime</w:t>
-      </w:r>
-      <w:proofErr w:type="spellEnd"/>
-      <w:r>
-        <w:rPr>
-          <w:rFonts w:eastAsia="ComeniaSerif"/>
-          <w:lang w:bidi="ar-SA"/>
-        </w:rPr>
-        <w:t xml:space="preserve"> jazyk R</w:t>
-      </w:r>
-      <w:r>
-        <w:rPr>
-          <w:rFonts w:eastAsia="ComeniaSerif"/>
-          <w:lang w:bidi="ar-SA"/>
-        </w:rPr>
-        <w:t xml:space="preserve">ust </w:t>
-      </w:r>
-      <w:r>
-        <w:rPr>
-          <w:rFonts w:eastAsia="ComeniaSerif"/>
-          <w:lang w:bidi="ar-SA"/>
-        </w:rPr>
-        <w:t xml:space="preserve">efektivně </w:t>
-      </w:r>
-      <w:r>
-        <w:rPr>
-          <w:rFonts w:eastAsia="ComeniaSerif"/>
-          <w:lang w:bidi="ar-SA"/>
-        </w:rPr>
-        <w:t>eliminuje problémy spojené s přístupem k paměti,</w:t>
-      </w:r>
-      <w:r>
-        <w:rPr>
-          <w:rFonts w:eastAsia="ComeniaSerif"/>
-          <w:lang w:bidi="ar-SA"/>
-        </w:rPr>
-        <w:t xml:space="preserve"> jako jsou</w:t>
-      </w:r>
-      <w:r>
-        <w:rPr>
-          <w:rFonts w:eastAsia="ComeniaSerif"/>
-          <w:lang w:bidi="ar-SA"/>
-        </w:rPr>
-        <w:t xml:space="preserve"> </w:t>
-      </w:r>
-      <w:proofErr w:type="spellStart"/>
-      <w:r>
-        <w:rPr>
-          <w:rFonts w:eastAsia="ComeniaSerif"/>
-          <w:lang w:bidi="ar-SA"/>
-        </w:rPr>
-        <w:t>dangling</w:t>
-      </w:r>
-      <w:proofErr w:type="spellEnd"/>
-      <w:r>
-        <w:rPr>
-          <w:rFonts w:eastAsia="ComeniaSerif"/>
-          <w:lang w:bidi="ar-SA"/>
-        </w:rPr>
-        <w:t xml:space="preserve"> </w:t>
-      </w:r>
-      <w:proofErr w:type="spellStart"/>
-      <w:r>
-        <w:rPr>
-          <w:rFonts w:eastAsia="ComeniaSerif"/>
-          <w:lang w:bidi="ar-SA"/>
-        </w:rPr>
-        <w:t>pointers</w:t>
-      </w:r>
-      <w:proofErr w:type="spellEnd"/>
-      <w:r>
-        <w:rPr>
-          <w:rFonts w:eastAsia="ComeniaSerif"/>
-          <w:lang w:bidi="ar-SA"/>
-        </w:rPr>
-        <w:t xml:space="preserve"> nebo use </w:t>
-      </w:r>
-      <w:proofErr w:type="spellStart"/>
-      <w:r>
-        <w:rPr>
-          <w:rFonts w:eastAsia="ComeniaSerif"/>
-          <w:lang w:bidi="ar-SA"/>
-        </w:rPr>
-        <w:t>after</w:t>
-      </w:r>
-      <w:proofErr w:type="spellEnd"/>
-      <w:r>
-        <w:rPr>
-          <w:rFonts w:eastAsia="ComeniaSerif"/>
-          <w:lang w:bidi="ar-SA"/>
-        </w:rPr>
-        <w:t xml:space="preserve"> free</w:t>
-      </w:r>
-      <w:r>
-        <w:rPr>
-          <w:rFonts w:eastAsia="ComeniaSerif"/>
-          <w:lang w:bidi="ar-SA"/>
-        </w:rPr>
-        <w:t xml:space="preserve"> chyby</w:t>
-      </w:r>
-      <w:r>
-        <w:rPr>
-          <w:rFonts w:eastAsia="ComeniaSerif"/>
-          <w:lang w:bidi="ar-SA"/>
-        </w:rPr>
-        <w:t>.</w:t>
-      </w:r>
-    </w:p>
-    <w:p>
-      <w:pPr>
-        <w:rPr>
-          <w:rFonts w:eastAsia="ComeniaSerif"/>
-          <w:lang w:bidi="ar-SA"/>
-        </w:rPr>
-      </w:pPr>
-      <w:proofErr w:type="spellStart"/>
-      <w:r>
-        <w:rPr>
-          <w:rFonts w:eastAsia="ComeniaSerif"/>
-          <w:lang w:bidi="ar-SA"/>
-        </w:rPr>
-        <w:t>Dangling</w:t>
-      </w:r>
-      <w:proofErr w:type="spellEnd"/>
-      <w:r>
-        <w:rPr>
-          <w:rFonts w:eastAsia="ComeniaSerif"/>
-          <w:lang w:bidi="ar-SA"/>
-        </w:rPr>
-        <w:t xml:space="preserve"> pointer je chyba při které pointer stále ukazuje na prostor paměti, který byl již dříve uvolněn. Pokud se program pokusí </w:t>
-      </w:r>
-      <w:r>
-        <w:rPr>
-          <w:rFonts w:eastAsia="ComeniaSerif"/>
-          <w:lang w:bidi="ar-SA"/>
-        </w:rPr>
-        <w:t>prostřednictvím</w:t>
-      </w:r>
-      <w:r>
-        <w:rPr>
-          <w:rFonts w:eastAsia="ComeniaSerif"/>
-          <w:lang w:bidi="ar-SA"/>
-        </w:rPr>
-        <w:t xml:space="preserve"> takového pointeru přistupovat</w:t>
-      </w:r>
-      <w:r>
-        <w:rPr>
-          <w:rFonts w:eastAsia="ComeniaSerif"/>
-          <w:lang w:bidi="ar-SA"/>
-        </w:rPr>
-        <w:t xml:space="preserve"> k paměti</w:t>
-      </w:r>
-      <w:r>
-        <w:rPr>
-          <w:rFonts w:eastAsia="ComeniaSerif"/>
-          <w:lang w:bidi="ar-SA"/>
-        </w:rPr>
-        <w:t xml:space="preserve">, </w:t>
-      </w:r>
       <w:r>
         <w:rPr>
           <w:rFonts w:eastAsia="ComeniaSerif"/>
@@ -9560,23 +9338,7 @@
           <w:rFonts w:eastAsia="ComeniaSerif"/>
           <w:lang w:bidi="ar-SA"/>
         </w:rPr>
-        <w:t xml:space="preserve"> use </w:t>
-      </w:r>
-      <w:proofErr w:type="spellStart"/>
-      <w:r>
-        <w:rPr>
-          <w:rFonts w:eastAsia="ComeniaSerif"/>
-          <w:lang w:bidi="ar-SA"/>
-        </w:rPr>
-        <w:t>after</w:t>
-      </w:r>
-      <w:proofErr w:type="spellEnd"/>
-      <w:r>
-        <w:rPr>
-          <w:rFonts w:eastAsia="ComeniaSerif"/>
-          <w:lang w:bidi="ar-SA"/>
-        </w:rPr>
-        <w:t xml:space="preserve"> free chybu, která může způsobit </w:t>
+        <w:t xml:space="preserve"> use after free chybu, která může způsobit </w:t>
       </w:r>
       <w:r>
         <w:rPr>
@@ -9633,23 +9395,7 @@
           <w:rFonts w:eastAsia="ComeniaSerif"/>
           <w:lang w:bidi="ar-SA"/>
         </w:rPr>
-        <w:t>Životnost (</w:t>
-      </w:r>
-      <w:proofErr w:type="spellStart"/>
-      <w:r>
-        <w:rPr>
-          <w:rFonts w:eastAsia="ComeniaSerif"/>
-          <w:lang w:bidi="ar-SA"/>
-        </w:rPr>
-        <w:t>lifetime</w:t>
-      </w:r>
-      <w:proofErr w:type="spellEnd"/>
-      <w:r>
-        <w:rPr>
-          <w:rFonts w:eastAsia="ComeniaSerif"/>
-          <w:lang w:bidi="ar-SA"/>
-        </w:rPr>
-        <w:t>) je doba, po kterou zůstává reference (zápůjčka) platná a</w:t>
+        <w:t>Životnost (lifetime) je doba, po kterou zůstává reference (zápůjčka) platná a</w:t>
       </w:r>
       <w:r>
         <w:rPr>
@@ -9663,23 +9409,7 @@
           <w:rFonts w:eastAsia="ComeniaSerif"/>
           <w:lang w:bidi="ar-SA"/>
         </w:rPr>
-        <w:t xml:space="preserve">ukazuje na existující data. K jeho deklaraci používá Rust symbol </w:t>
-      </w:r>
-      <w:proofErr w:type="gramStart"/>
-      <w:r>
-        <w:rPr>
-          <w:rFonts w:eastAsia="ComeniaSerif"/>
-          <w:lang w:bidi="ar-SA"/>
-        </w:rPr>
-        <w:t>„ '</w:t>
-      </w:r>
-      <w:proofErr w:type="gramEnd"/>
-      <w:r>
-        <w:rPr>
-          <w:rFonts w:eastAsia="ComeniaSerif"/>
-          <w:lang w:bidi="ar-SA"/>
-        </w:rPr>
-        <w:t xml:space="preserve"> “ následovaný libovolným názvem. Kompilátor tak může snadno ověřit, že žádná reference nepřežije proměnnou, na kterou se odkazuje.</w:t>
+        <w:t>ukazuje na existující data. K jeho deklaraci používá Rust symbol „ ' “ následovaný libovolným názvem. Kompilátor tak může snadno ověřit, že žádná reference nepřežije proměnnou, na kterou se odkazuje.</w:t>
       </w:r>
       <w:r>
         <w:rPr>
@@ -9753,39 +9483,7 @@
           <w:rFonts w:eastAsia="ComeniaSerif"/>
           <w:lang w:bidi="ar-SA"/>
         </w:rPr>
-        <w:t>K označení zapůjčených hodnot (referencí) používá Rust znak „&amp;“, který značí zápůjčku pouze pro čtení (imutable). Pokud je potřeba zapůjčit hodnotu i pro zápis (</w:t>
-      </w:r>
-      <w:proofErr w:type="spellStart"/>
-      <w:r>
-        <w:rPr>
-          <w:rFonts w:eastAsia="ComeniaSerif"/>
-          <w:lang w:bidi="ar-SA"/>
-        </w:rPr>
-        <w:t>mutable</w:t>
-      </w:r>
-      <w:proofErr w:type="spellEnd"/>
-      <w:r>
-        <w:rPr>
-          <w:rFonts w:eastAsia="ComeniaSerif"/>
-          <w:lang w:bidi="ar-SA"/>
-        </w:rPr>
-        <w:t>) použije se zápis „&amp;</w:t>
-      </w:r>
-      <w:proofErr w:type="spellStart"/>
-      <w:r>
-        <w:rPr>
-          <w:rFonts w:eastAsia="ComeniaSerif"/>
-          <w:lang w:bidi="ar-SA"/>
-        </w:rPr>
-        <w:t>mut</w:t>
-      </w:r>
-      <w:proofErr w:type="spellEnd"/>
-      <w:r>
-        <w:rPr>
-          <w:rFonts w:eastAsia="ComeniaSerif"/>
-          <w:lang w:bidi="ar-SA"/>
-        </w:rPr>
-        <w:t xml:space="preserve">“. Pro rozbalení reference Rust používá symbol „*“. </w:t>
+        <w:t xml:space="preserve">K označení zapůjčených hodnot (referencí) používá Rust znak „&amp;“, který značí zápůjčku pouze pro čtení (imutable). Pokud je potřeba zapůjčit hodnotu i pro zápis (mutable) použije se zápis „&amp;mut“. Pro rozbalení reference Rust používá symbol „*“. </w:t>
       </w:r>
     </w:p>
     <w:p>
@@ -9916,23 +9614,7 @@
           <w:rFonts w:eastAsia="ComeniaSerif"/>
           <w:lang w:bidi="ar-SA"/>
         </w:rPr>
-        <w:t xml:space="preserve">let – Deklarace běžné proměnné, která je bez slovíčka </w:t>
-      </w:r>
-      <w:proofErr w:type="spellStart"/>
-      <w:r>
-        <w:rPr>
-          <w:rFonts w:eastAsia="ComeniaSerif"/>
-          <w:lang w:bidi="ar-SA"/>
-        </w:rPr>
-        <w:t>mut</w:t>
-      </w:r>
-      <w:proofErr w:type="spellEnd"/>
-      <w:r>
-        <w:rPr>
-          <w:rFonts w:eastAsia="ComeniaSerif"/>
-          <w:lang w:bidi="ar-SA"/>
-        </w:rPr>
-        <w:t xml:space="preserve"> neměnná.</w:t>
+        <w:t>let – Deklarace běžné proměnné, která je bez slovíčka mut neměnná.</w:t>
       </w:r>
     </w:p>
     <w:p>
@@ -9967,21 +9649,12 @@
           <w:lang w:bidi="ar-SA"/>
         </w:rPr>
       </w:pPr>
-      <w:proofErr w:type="spellStart"/>
-      <w:r>
-        <w:rPr>
-          <w:rFonts w:eastAsia="ComeniaSerif"/>
-          <w:lang w:bidi="ar-SA"/>
-        </w:rPr>
-        <w:t>const</w:t>
-      </w:r>
-      <w:proofErr w:type="spellEnd"/>
-      <w:r>
-        <w:rPr>
-          <w:rFonts w:eastAsia="ComeniaSerif"/>
-          <w:lang w:bidi="ar-SA"/>
-        </w:rPr>
-        <w:t xml:space="preserve"> – Deklarace konstanty s fixním typem.</w:t>
+      <w:r>
+        <w:rPr>
+          <w:rFonts w:eastAsia="ComeniaSerif"/>
+          <w:lang w:bidi="ar-SA"/>
+        </w:rPr>
+        <w:t>const – Deklarace konstanty s fixním typem.</w:t>
       </w:r>
     </w:p>
     <w:p>
@@ -9996,37 +9669,12 @@
           <w:lang w:bidi="ar-SA"/>
         </w:rPr>
       </w:pPr>
-      <w:proofErr w:type="spellStart"/>
-      <w:r>
-        <w:rPr>
-          <w:rFonts w:eastAsia="ComeniaSerif"/>
-          <w:lang w:bidi="ar-SA"/>
-        </w:rPr>
-        <w:t>mut</w:t>
-      </w:r>
-      <w:proofErr w:type="spellEnd"/>
-      <w:r>
-        <w:rPr>
-          <w:rFonts w:eastAsia="ComeniaSerif"/>
-          <w:lang w:bidi="ar-SA"/>
-        </w:rPr>
-        <w:t xml:space="preserve"> – Proměnná je označena jako tzv. </w:t>
-      </w:r>
-      <w:proofErr w:type="spellStart"/>
-      <w:r>
-        <w:rPr>
-          <w:rFonts w:eastAsia="ComeniaSerif"/>
-          <w:lang w:bidi="ar-SA"/>
-        </w:rPr>
-        <w:t>mutable</w:t>
-      </w:r>
-      <w:proofErr w:type="spellEnd"/>
-      <w:r>
-        <w:rPr>
-          <w:rFonts w:eastAsia="ComeniaSerif"/>
-          <w:lang w:bidi="ar-SA"/>
-        </w:rPr>
-        <w:t xml:space="preserve"> a lze její obsah měnit.</w:t>
+      <w:r>
+        <w:rPr>
+          <w:rFonts w:eastAsia="ComeniaSerif"/>
+          <w:lang w:bidi="ar-SA"/>
+        </w:rPr>
+        <w:t>mut – Proměnná je označena jako tzv. mutable a lze její obsah měnit.</w:t>
       </w:r>
     </w:p>
     <w:p>
@@ -10146,7 +9794,35 @@
           <w:rFonts w:eastAsia="ComeniaSerif"/>
           <w:lang w:bidi="ar-SA"/>
         </w:rPr>
-        <w:t xml:space="preserve">Datové typy float, double jsou značeny jako f32, f64 a chovají se v souladu s IEEE 754-2008. </w:t>
+        <w:t>Datové typy float, double jsou značeny jako f32, f64 a chovají se v</w:t>
+      </w:r>
+      <w:r>
+        <w:rPr>
+          <w:rFonts w:eastAsia="ComeniaSerif"/>
+          <w:lang w:bidi="ar-SA"/>
+        </w:rPr>
+        <w:t> </w:t>
+      </w:r>
+      <w:r>
+        <w:rPr>
+          <w:rFonts w:eastAsia="ComeniaSerif"/>
+          <w:lang w:bidi="ar-SA"/>
+        </w:rPr>
+        <w:t>souladu</w:t>
+      </w:r>
+      <w:r>
+        <w:rPr>
+          <w:rFonts w:eastAsia="ComeniaSerif"/>
+          <w:lang w:bidi="ar-SA"/>
+        </w:rPr>
+        <w:br/>
+      </w:r>
+      <w:r>
+        <w:rPr>
+          <w:rFonts w:eastAsia="ComeniaSerif"/>
+          <w:lang w:bidi="ar-SA"/>
+        </w:rPr>
+        <w:t>s</w:t>
       </w:r>
       <w:r>
         <w:rPr>
@@ -10154,6 +9830,13 @@
           <w:lang w:bidi="ar-SA"/>
         </w:rPr>
         <w:t xml:space="preserve"> </w:t>
+      </w:r>
+      <w:r>
+        <w:rPr>
+          <w:rFonts w:eastAsia="ComeniaSerif"/>
+          <w:lang w:bidi="ar-SA"/>
+        </w:rPr>
+        <w:t>IEEE 754-2008.</w:t>
       </w:r>
     </w:p>
     <w:p>
@@ -10419,15 +10102,7 @@
           <w:rFonts w:eastAsia="ComeniaSerif"/>
           <w:lang w:bidi="ar-SA"/>
         </w:rPr>
-        <w:t xml:space="preserve">Rust stejně jako další systémové jazyky podporuje vytváření </w:t>
-      </w:r>
-      <w:proofErr w:type="spellStart"/>
-      <w:r>
-        <w:rPr>
-          <w:rFonts w:eastAsia="ComeniaSerif"/>
-          <w:lang w:bidi="ar-SA"/>
-        </w:rPr>
-        <w:t>alias</w:t>
+        <w:t>Rust stejně jako další systémové jazyky podporuje vytváření alias</w:t>
       </w:r>
       <w:r>
         <w:rPr>
@@ -10436,7 +10111,6 @@
         </w:rPr>
         <w:t>u</w:t>
       </w:r>
-      <w:proofErr w:type="spellEnd"/>
       <w:r>
         <w:rPr>
           <w:rFonts w:eastAsia="ComeniaSerif"/>
@@ -10778,7 +10452,6 @@
         </w:rPr>
         <w:t>„</w:t>
       </w:r>
-      <w:proofErr w:type="spellStart"/>
       <w:r>
         <w:rPr>
           <w:rFonts w:eastAsia="ComeniaSerif"/>
@@ -10786,7 +10459,6 @@
         </w:rPr>
         <w:t>fn</w:t>
       </w:r>
-      <w:proofErr w:type="spellEnd"/>
       <w:r>
         <w:rPr>
           <w:rFonts w:eastAsia="ComeniaSerif"/>
@@ -10799,23 +10471,7 @@
           <w:rFonts w:eastAsia="ComeniaSerif"/>
           <w:lang w:bidi="ar-SA"/>
         </w:rPr>
-        <w:t xml:space="preserve">. Poté následuje název funkce, její parametry a případě typ návratové hodnoty. Rust nemá podporu pro defaultní návratové hodnoty jako například </w:t>
-      </w:r>
-      <w:proofErr w:type="spellStart"/>
-      <w:r>
-        <w:rPr>
-          <w:rFonts w:eastAsia="ComeniaSerif"/>
-          <w:lang w:bidi="ar-SA"/>
-        </w:rPr>
-        <w:t>None</w:t>
-      </w:r>
-      <w:proofErr w:type="spellEnd"/>
-      <w:r>
-        <w:rPr>
-          <w:rFonts w:eastAsia="ComeniaSerif"/>
-          <w:lang w:bidi="ar-SA"/>
-        </w:rPr>
-        <w:t xml:space="preserve"> z Pythonu, pro případy</w:t>
+        <w:t>. Poté následuje název funkce, její parametry a případě typ návratové hodnoty. Rust nemá podporu pro defaultní návratové hodnoty jako například None z Pythonu, pro případy</w:t>
       </w:r>
       <w:r>
         <w:rPr>
@@ -10829,39 +10485,7 @@
           <w:rFonts w:eastAsia="ComeniaSerif"/>
           <w:lang w:bidi="ar-SA"/>
         </w:rPr>
-        <w:t xml:space="preserve"> kdy je </w:t>
-      </w:r>
-      <w:proofErr w:type="spellStart"/>
-      <w:r>
-        <w:rPr>
-          <w:rFonts w:eastAsia="ComeniaSerif"/>
-          <w:lang w:bidi="ar-SA"/>
-        </w:rPr>
-        <w:t>none</w:t>
-      </w:r>
-      <w:proofErr w:type="spellEnd"/>
-      <w:r>
-        <w:rPr>
-          <w:rFonts w:eastAsia="ComeniaSerif"/>
-          <w:lang w:bidi="ar-SA"/>
-        </w:rPr>
-        <w:t xml:space="preserve"> potřeba lze využít přetížení </w:t>
-      </w:r>
-      <w:proofErr w:type="spellStart"/>
-      <w:r>
-        <w:rPr>
-          <w:rFonts w:eastAsia="ComeniaSerif"/>
-          <w:lang w:bidi="ar-SA"/>
-        </w:rPr>
-        <w:t>Option</w:t>
-      </w:r>
-      <w:proofErr w:type="spellEnd"/>
-      <w:r>
-        <w:rPr>
-          <w:rFonts w:eastAsia="ComeniaSerif"/>
-          <w:lang w:bidi="ar-SA"/>
-        </w:rPr>
-        <w:t>&lt;T&gt; jako typ návratové hodnoty</w:t>
+        <w:t xml:space="preserve"> kdy je none potřeba lze využít přetížení Option&lt;T&gt; jako typ návratové hodnoty</w:t>
       </w:r>
       <w:r>
         <w:rPr>
@@ -10979,23 +10603,7 @@
           <w:rFonts w:eastAsia="ComeniaSerif"/>
           <w:lang w:bidi="ar-SA"/>
         </w:rPr>
-        <w:t xml:space="preserve">Moduly jsou </w:t>
-      </w:r>
-      <w:proofErr w:type="spellStart"/>
-      <w:r>
-        <w:rPr>
-          <w:rFonts w:eastAsia="ComeniaSerif"/>
-          <w:lang w:bidi="ar-SA"/>
-        </w:rPr>
-        <w:t>Rustová</w:t>
-      </w:r>
-      <w:proofErr w:type="spellEnd"/>
-      <w:r>
-        <w:rPr>
-          <w:rFonts w:eastAsia="ComeniaSerif"/>
-          <w:lang w:bidi="ar-SA"/>
-        </w:rPr>
-        <w:t xml:space="preserve"> obdoba knihoven nebo balíčků u jiných jazyků. Pro import se používá klíčové slovo „use“. Moduly mohou být deklarovány v rámci jednoho souboru pomocí </w:t>
+        <w:t xml:space="preserve">Moduly jsou Rustová obdoba knihoven nebo balíčků u jiných jazyků. Pro import se používá klíčové slovo „use“. Moduly mohou být deklarovány v rámci jednoho souboru pomocí </w:t>
       </w:r>
       <w:r>
         <w:rPr>
@@ -11009,23 +10617,7 @@
           <w:rFonts w:eastAsia="ComeniaSerif"/>
           <w:lang w:bidi="ar-SA"/>
         </w:rPr>
-        <w:t>slova „</w:t>
-      </w:r>
-      <w:proofErr w:type="spellStart"/>
-      <w:r>
-        <w:rPr>
-          <w:rFonts w:eastAsia="ComeniaSerif"/>
-          <w:lang w:bidi="ar-SA"/>
-        </w:rPr>
-        <w:t>mod</w:t>
-      </w:r>
-      <w:proofErr w:type="spellEnd"/>
-      <w:r>
-        <w:rPr>
-          <w:rFonts w:eastAsia="ComeniaSerif"/>
-          <w:lang w:bidi="ar-SA"/>
-        </w:rPr>
-        <w:t xml:space="preserve">“ nebo pomocí souboru mod.rs v kořenovém adresáři modulu. </w:t>
+        <w:t xml:space="preserve">slova „mod“ nebo pomocí souboru mod.rs v kořenovém adresáři modulu. </w:t>
       </w:r>
     </w:p>
     <w:p>
@@ -11056,55 +10648,14 @@
           <w:rFonts w:eastAsia="ComeniaSerif"/>
           <w:lang w:bidi="ar-SA"/>
         </w:rPr>
-        <w:t xml:space="preserve">Makra jsou konstrukce umožňující generaci kódu během kompilace. Rust rozlišuje dva druhy maker, deklarativní a procedurální. Název každého deklarativního makra je zakončen symbolem ‚!‘ a používá se obdobně jako běžné funkce. Příkladem je třeba makro </w:t>
-      </w:r>
-      <w:proofErr w:type="spellStart"/>
-      <w:proofErr w:type="gramStart"/>
-      <w:r>
-        <w:rPr>
-          <w:rFonts w:eastAsia="ComeniaSerif"/>
-          <w:lang w:bidi="ar-SA"/>
-        </w:rPr>
-        <w:t>println</w:t>
-      </w:r>
-      <w:proofErr w:type="spellEnd"/>
-      <w:r>
-        <w:rPr>
-          <w:rFonts w:eastAsia="ComeniaSerif"/>
-          <w:lang w:bidi="ar-SA"/>
-        </w:rPr>
-        <w:t>!(</w:t>
-      </w:r>
-      <w:proofErr w:type="gramEnd"/>
-      <w:r>
-        <w:rPr>
-          <w:rFonts w:eastAsia="ComeniaSerif"/>
-          <w:lang w:bidi="ar-SA"/>
-        </w:rPr>
-        <w:t>)</w:t>
-      </w:r>
-      <w:r>
-        <w:rPr>
-          <w:rFonts w:eastAsia="ComeniaSerif"/>
-          <w:lang w:bidi="ar-SA"/>
-        </w:rPr>
-        <w:t xml:space="preserve">, které vypisuje text do konzole pomocí </w:t>
-      </w:r>
-      <w:proofErr w:type="spellStart"/>
-      <w:r>
-        <w:rPr>
-          <w:rFonts w:eastAsia="ComeniaSerif"/>
-          <w:lang w:bidi="ar-SA"/>
-        </w:rPr>
-        <w:t>stdout</w:t>
-      </w:r>
-      <w:proofErr w:type="spellEnd"/>
-      <w:r>
-        <w:rPr>
-          <w:rFonts w:eastAsia="ComeniaSerif"/>
-          <w:lang w:bidi="ar-SA"/>
-        </w:rPr>
-        <w:t xml:space="preserve"> bufferu. </w:t>
+        <w:t>Makra jsou konstrukce umožňující generaci kódu během kompilace. Rust rozlišuje dva druhy maker, deklarativní a procedurální. Název každého deklarativního makra je zakončen symbolem ‚!‘ a používá se obdobně jako běžné funkce. Příkladem je třeba makro println!()</w:t>
+      </w:r>
+      <w:r>
+        <w:rPr>
+          <w:rFonts w:eastAsia="ComeniaSerif"/>
+          <w:lang w:bidi="ar-SA"/>
+        </w:rPr>
+        <w:t xml:space="preserve">, které vypisuje text do konzole pomocí stdout bufferu. </w:t>
       </w:r>
     </w:p>
     <w:p>
@@ -11120,71 +10671,7 @@
           <w:lang w:bidi="ar-SA"/>
         </w:rPr>
         <w:lastRenderedPageBreak/>
-        <w:t>Procedurální makra jsou pokročilejší a transformují kód na úrovni AST. Časté využití je ve spojení s </w:t>
-      </w:r>
-      <w:proofErr w:type="spellStart"/>
-      <w:r>
-        <w:rPr>
-          <w:rFonts w:eastAsia="ComeniaSerif"/>
-          <w:lang w:bidi="ar-SA"/>
-        </w:rPr>
-        <w:t>enumy</w:t>
-      </w:r>
-      <w:proofErr w:type="spellEnd"/>
-      <w:r>
-        <w:rPr>
-          <w:rFonts w:eastAsia="ComeniaSerif"/>
-          <w:lang w:bidi="ar-SA"/>
-        </w:rPr>
-        <w:t xml:space="preserve"> a </w:t>
-      </w:r>
-      <w:proofErr w:type="spellStart"/>
-      <w:r>
-        <w:rPr>
-          <w:rFonts w:eastAsia="ComeniaSerif"/>
-          <w:lang w:bidi="ar-SA"/>
-        </w:rPr>
-        <w:t>structy</w:t>
-      </w:r>
-      <w:proofErr w:type="spellEnd"/>
-      <w:r>
-        <w:rPr>
-          <w:rFonts w:eastAsia="ComeniaSerif"/>
-          <w:lang w:bidi="ar-SA"/>
-        </w:rPr>
-        <w:t xml:space="preserve"> kde jsou makra používána pro generaci pomocného kódu. Například při implementaci </w:t>
-      </w:r>
-      <w:proofErr w:type="spellStart"/>
-      <w:r>
-        <w:rPr>
-          <w:rFonts w:eastAsia="ComeniaSerif"/>
-          <w:lang w:bidi="ar-SA"/>
-        </w:rPr>
-        <w:t>debugu</w:t>
-      </w:r>
-      <w:proofErr w:type="spellEnd"/>
-      <w:r>
-        <w:rPr>
-          <w:rFonts w:eastAsia="ComeniaSerif"/>
-          <w:lang w:bidi="ar-SA"/>
-        </w:rPr>
-        <w:t xml:space="preserve">, který usnadní převod obsahu na </w:t>
-      </w:r>
-      <w:proofErr w:type="spellStart"/>
-      <w:r>
-        <w:rPr>
-          <w:rFonts w:eastAsia="ComeniaSerif"/>
-          <w:lang w:bidi="ar-SA"/>
-        </w:rPr>
-        <w:t>string</w:t>
-      </w:r>
-      <w:proofErr w:type="spellEnd"/>
-      <w:r>
-        <w:rPr>
-          <w:rFonts w:eastAsia="ComeniaSerif"/>
-          <w:lang w:bidi="ar-SA"/>
-        </w:rPr>
-        <w:t>:</w:t>
+        <w:t>Procedurální makra jsou pokročilejší a transformují kód na úrovni AST. Časté využití je ve spojení s enumy a structy kde jsou makra používána pro generaci pomocného kódu. Například při implementaci debugu, který usnadní převod obsahu na string:</w:t>
       </w:r>
     </w:p>
     <w:p>
@@ -11283,7 +10770,6 @@
         </w:rPr>
         <w:t xml:space="preserve">, závislosti a testování. Další důležitou částí ekosystému jsou veřejné úložiště knihoven, jako například Crates.io. Pro správu verzí Rustu se používá nástroj </w:t>
       </w:r>
-      <w:proofErr w:type="spellStart"/>
       <w:r>
         <w:rPr>
           <w:rFonts w:eastAsia="ComeniaSerif"/>
@@ -11296,48 +10782,23 @@
           <w:rFonts w:eastAsia="ComeniaSerif"/>
           <w:lang w:bidi="ar-SA"/>
         </w:rPr>
-        <w:t>ustup</w:t>
-      </w:r>
-      <w:proofErr w:type="spellEnd"/>
-      <w:r>
-        <w:rPr>
-          <w:rFonts w:eastAsia="ComeniaSerif"/>
-          <w:lang w:bidi="ar-SA"/>
-        </w:rPr>
-        <w:t>, který umožňuje snadno přepínat mezi různými verzemi.</w:t>
-      </w:r>
-    </w:p>
-    <w:p>
-      <w:pPr>
-        <w:rPr>
-          <w:rFonts w:eastAsia="ComeniaSerif"/>
-          <w:lang w:bidi="ar-SA"/>
-        </w:rPr>
-      </w:pPr>
-      <w:r>
-        <w:rPr>
-          <w:rFonts w:eastAsia="ComeniaSerif"/>
-          <w:lang w:bidi="ar-SA"/>
-        </w:rPr>
-        <w:t xml:space="preserve">Standardní Rust projekt má jasně definovanou strukturu. Zdrojové soubory se nacházejí ve složce </w:t>
-      </w:r>
-      <w:proofErr w:type="spellStart"/>
-      <w:r>
-        <w:rPr>
-          <w:rFonts w:eastAsia="ComeniaSerif"/>
-          <w:lang w:bidi="ar-SA"/>
-        </w:rPr>
-        <w:t>src</w:t>
-      </w:r>
-      <w:proofErr w:type="spellEnd"/>
-      <w:r>
-        <w:rPr>
-          <w:rFonts w:eastAsia="ComeniaSerif"/>
-          <w:lang w:bidi="ar-SA"/>
-        </w:rPr>
-        <w:t xml:space="preserve">/, kde je buď main.rs pro binární aplikace, nebo lib.rs pro knihovny. V kořenovém adresáři projektu se nachází konfigurační soubor </w:t>
-      </w:r>
-      <w:proofErr w:type="gramStart"/>
+        <w:t>ustup, který umožňuje snadno přepínat mezi různými verzemi.</w:t>
+      </w:r>
+    </w:p>
+    <w:p>
+      <w:pPr>
+        <w:rPr>
+          <w:rFonts w:eastAsia="ComeniaSerif"/>
+          <w:lang w:bidi="ar-SA"/>
+        </w:rPr>
+      </w:pPr>
+      <w:r>
+        <w:rPr>
+          <w:rFonts w:eastAsia="ComeniaSerif"/>
+          <w:lang w:bidi="ar-SA"/>
+        </w:rPr>
+        <w:t xml:space="preserve">Standardní Rust projekt má jasně definovanou strukturu. Zdrojové soubory se nacházejí ve složce src/, kde je buď main.rs pro binární aplikace, nebo lib.rs pro knihovny. V kořenovém adresáři projektu se nachází konfigurační soubor </w:t>
+      </w:r>
       <w:r>
         <w:rPr>
           <w:rFonts w:eastAsia="ComeniaSerif"/>
@@ -11350,15 +10811,7 @@
           <w:rFonts w:eastAsia="ComeniaSerif"/>
           <w:lang w:bidi="ar-SA"/>
         </w:rPr>
-        <w:t>argo.toml</w:t>
-      </w:r>
-      <w:proofErr w:type="gramEnd"/>
-      <w:r>
-        <w:rPr>
-          <w:rFonts w:eastAsia="ComeniaSerif"/>
-          <w:lang w:bidi="ar-SA"/>
-        </w:rPr>
-        <w:t>. Souboru obsahuje metadata projektu a seznam závislostí a argumenty pro build.</w:t>
+        <w:t>argo.toml. Souboru obsahuje metadata projektu a seznam závislostí a argumenty pro build.</w:t>
       </w:r>
     </w:p>
     <w:p>
@@ -11450,23 +10903,7 @@
           <w:rFonts w:eastAsia="ComeniaSerif"/>
           <w:lang w:bidi="ar-SA"/>
         </w:rPr>
-        <w:t xml:space="preserve">Testování je v Rustu přímo integrované do jazyka a Cargo poskytuje příkaz cargo test pro automatické spouštění testů. Testy se definují pomocí anotace #[test], která označuje funkce, jež ověřují správné chování kódu. Rust má také silný ekosystém nástrojů pro zlepšení kvality kódu. Clippy slouží jako linter a pomáhá odhalit neoptimální konstrukce, zatímco </w:t>
-      </w:r>
-      <w:proofErr w:type="spellStart"/>
-      <w:r>
-        <w:rPr>
-          <w:rFonts w:eastAsia="ComeniaSerif"/>
-          <w:lang w:bidi="ar-SA"/>
-        </w:rPr>
-        <w:t>Rustfmt</w:t>
-      </w:r>
-      <w:proofErr w:type="spellEnd"/>
-      <w:r>
-        <w:rPr>
-          <w:rFonts w:eastAsia="ComeniaSerif"/>
-          <w:lang w:bidi="ar-SA"/>
-        </w:rPr>
-        <w:t xml:space="preserve"> se stará o automatické formátování kódu podle standardních konvencí.</w:t>
+        <w:t>Testování je v Rustu přímo integrované do jazyka a Cargo poskytuje příkaz cargo test pro automatické spouštění testů. Testy se definují pomocí anotace #[test], která označuje funkce, jež ověřují správné chování kódu. Rust má také silný ekosystém nástrojů pro zlepšení kvality kódu. Clippy slouží jako linter a pomáhá odhalit neoptimální konstrukce, zatímco Rustfmt se stará o automatické formátování kódu podle standardních konvencí.</w:t>
       </w:r>
     </w:p>
     <w:p>
@@ -11790,23 +11227,7 @@
           <w:rFonts w:eastAsia="ComeniaSerif"/>
           <w:lang w:bidi="ar-SA"/>
         </w:rPr>
-        <w:t>. Vývojáři označují Bevy engine na svém webu za „data-</w:t>
-      </w:r>
-      <w:proofErr w:type="spellStart"/>
-      <w:r>
-        <w:rPr>
-          <w:rFonts w:eastAsia="ComeniaSerif"/>
-          <w:lang w:bidi="ar-SA"/>
-        </w:rPr>
-        <w:t>driven</w:t>
-      </w:r>
-      <w:proofErr w:type="spellEnd"/>
-      <w:r>
-        <w:rPr>
-          <w:rFonts w:eastAsia="ComeniaSerif"/>
-          <w:lang w:bidi="ar-SA"/>
-        </w:rPr>
-        <w:t xml:space="preserve">“ pomocí vlastního Bevy ESC systému, jehož předností má být </w:t>
+        <w:t xml:space="preserve">. Vývojáři označují Bevy engine na svém webu za „data-driven“ pomocí vlastního Bevy ESC systému, jehož předností má být </w:t>
       </w:r>
       <w:r>
         <w:rPr>
@@ -12246,23 +11667,7 @@
           <w:rFonts w:eastAsia="ComeniaSerif"/>
           <w:lang w:bidi="ar-SA"/>
         </w:rPr>
-        <w:t xml:space="preserve">Příkladem může být jedna z často používaných komponent – </w:t>
-      </w:r>
-      <w:proofErr w:type="spellStart"/>
-      <w:r>
-        <w:rPr>
-          <w:rFonts w:eastAsia="ComeniaSerif"/>
-          <w:lang w:bidi="ar-SA"/>
-        </w:rPr>
-        <w:t>Transform</w:t>
-      </w:r>
-      <w:proofErr w:type="spellEnd"/>
-      <w:r>
-        <w:rPr>
-          <w:rFonts w:eastAsia="ComeniaSerif"/>
-          <w:lang w:bidi="ar-SA"/>
-        </w:rPr>
-        <w:t>.</w:t>
+        <w:t>Příkladem může být jedna z často používaných komponent – Transform.</w:t>
       </w:r>
       <w:r>
         <w:rPr>
@@ -13177,21 +12582,7 @@
         <w:rPr>
           <w:rFonts w:eastAsia="ComeniaSerif"/>
         </w:rPr>
-        <w:t xml:space="preserve"> Díky asset </w:t>
-      </w:r>
-      <w:proofErr w:type="spellStart"/>
-      <w:r>
-        <w:rPr>
-          <w:rFonts w:eastAsia="ComeniaSerif"/>
-        </w:rPr>
-        <w:t>handles</w:t>
-      </w:r>
-      <w:proofErr w:type="spellEnd"/>
-      <w:r>
-        <w:rPr>
-          <w:rFonts w:eastAsia="ComeniaSerif"/>
-        </w:rPr>
-        <w:t xml:space="preserve"> nevznikají potíže s vlastnictvím, protože handle je pouze </w:t>
+        <w:t xml:space="preserve"> Díky asset handles nevznikají potíže s vlastnictvím, protože handle je pouze </w:t>
       </w:r>
       <w:r>
         <w:rPr>
@@ -13337,70 +12728,18 @@
         </w:rPr>
         <w:t xml:space="preserve">skupiny </w:t>
       </w:r>
-      <w:proofErr w:type="spellStart"/>
       <w:r>
         <w:rPr>
           <w:rFonts w:eastAsia="ComeniaSerif"/>
         </w:rPr>
         <w:t>DefaultPlugins</w:t>
       </w:r>
-      <w:proofErr w:type="spellEnd"/>
-      <w:r>
-        <w:rPr>
-          <w:rFonts w:eastAsia="ComeniaSerif"/>
-        </w:rPr>
-        <w:t xml:space="preserve"> a </w:t>
-      </w:r>
-      <w:proofErr w:type="spellStart"/>
-      <w:r>
-        <w:rPr>
-          <w:rFonts w:eastAsia="ComeniaSerif"/>
-        </w:rPr>
-        <w:t>MinimalPlugins</w:t>
-      </w:r>
-      <w:proofErr w:type="spellEnd"/>
-      <w:r>
-        <w:rPr>
-          <w:rFonts w:eastAsia="ComeniaSerif"/>
-        </w:rPr>
-        <w:t xml:space="preserve"> nebo pluginy jako </w:t>
-      </w:r>
-      <w:proofErr w:type="spellStart"/>
-      <w:r>
-        <w:rPr>
-          <w:rFonts w:eastAsia="ComeniaSerif"/>
-        </w:rPr>
-        <w:t>InputPlugin</w:t>
-      </w:r>
-      <w:proofErr w:type="spellEnd"/>
-      <w:r>
-        <w:rPr>
-          <w:rFonts w:eastAsia="ComeniaSerif"/>
-        </w:rPr>
-        <w:t xml:space="preserve">, </w:t>
-      </w:r>
-      <w:proofErr w:type="spellStart"/>
-      <w:r>
-        <w:rPr>
-          <w:rFonts w:eastAsia="ComeniaSerif"/>
-        </w:rPr>
-        <w:t>DevToolsPlugin</w:t>
-      </w:r>
-      <w:proofErr w:type="spellEnd"/>
-      <w:r>
-        <w:rPr>
-          <w:rFonts w:eastAsia="ComeniaSerif"/>
-        </w:rPr>
-        <w:t xml:space="preserve">, </w:t>
-      </w:r>
-      <w:proofErr w:type="spellStart"/>
-      <w:r>
-        <w:rPr>
-          <w:rFonts w:eastAsia="ComeniaSerif"/>
-        </w:rPr>
-        <w:t>LogPlugin</w:t>
-      </w:r>
-      <w:proofErr w:type="spellEnd"/>
+      <w:r>
+        <w:rPr>
+          <w:rFonts w:eastAsia="ComeniaSerif"/>
+        </w:rPr>
+        <w:t xml:space="preserve"> a MinimalPlugins nebo pluginy jako InputPlugin, DevToolsPlugin, LogPlugin</w:t>
+      </w:r>
       <w:r>
         <w:rPr>
           <w:rFonts w:eastAsia="ComeniaSerif"/>
@@ -13818,14 +13157,7 @@
         <w:rPr>
           <w:rFonts w:eastAsia="ComeniaSerif"/>
         </w:rPr>
-        <w:t xml:space="preserve">, a proto neimplementuje všechny funkcionality, které by jinak jednotlivé renderovací backendy poskytovali. Mezi nedostupné funkce patří například geometry nebo </w:t>
-      </w:r>
-      <w:proofErr w:type="spellStart"/>
-      <w:r>
-        <w:rPr>
-          <w:rFonts w:eastAsia="ComeniaSerif"/>
-        </w:rPr>
-        <w:t>te</w:t>
+        <w:t>, a proto neimplementuje všechny funkcionality, které by jinak jednotlivé renderovací backendy poskytovali. Mezi nedostupné funkce patří například geometry nebo te</w:t>
       </w:r>
       <w:r>
         <w:rPr>
@@ -13849,14 +13181,7 @@
         <w:rPr>
           <w:rFonts w:eastAsia="ComeniaSerif"/>
         </w:rPr>
-        <w:t>ační</w:t>
-      </w:r>
-      <w:proofErr w:type="spellEnd"/>
-      <w:r>
-        <w:rPr>
-          <w:rFonts w:eastAsia="ComeniaSerif"/>
-        </w:rPr>
-        <w:t xml:space="preserve"> shadery.</w:t>
+        <w:t>ační shadery.</w:t>
       </w:r>
     </w:p>
     <w:p>
@@ -13899,35 +13224,43 @@
         <w:rPr>
           <w:rFonts w:eastAsia="ComeniaSerif"/>
         </w:rPr>
-        <w:t xml:space="preserve"> jazyce WGSL (WebGPU </w:t>
-      </w:r>
-      <w:proofErr w:type="spellStart"/>
-      <w:r>
-        <w:rPr>
-          <w:rFonts w:eastAsia="ComeniaSerif"/>
-        </w:rPr>
-        <w:t>Shading</w:t>
-      </w:r>
-      <w:proofErr w:type="spellEnd"/>
+        <w:t xml:space="preserve"> jazyce WGSL (WebGPU Shading Language)</w:t>
+      </w:r>
       <w:r>
         <w:rPr>
           <w:rFonts w:eastAsia="ComeniaSerif"/>
         </w:rPr>
         <w:t xml:space="preserve"> </w:t>
       </w:r>
-      <w:proofErr w:type="spellStart"/>
-      <w:r>
-        <w:rPr>
-          <w:rFonts w:eastAsia="ComeniaSerif"/>
-        </w:rPr>
-        <w:t>Language</w:t>
-      </w:r>
-      <w:proofErr w:type="spellEnd"/>
-      <w:r>
-        <w:rPr>
-          <w:rFonts w:eastAsia="ComeniaSerif"/>
-        </w:rPr>
-        <w:t>)</w:t>
+      <w:r>
+        <w:rPr>
+          <w:rFonts w:eastAsia="ComeniaSerif"/>
+        </w:rPr>
+        <w:t>[8]</w:t>
+      </w:r>
+      <w:r>
+        <w:rPr>
+          <w:rFonts w:eastAsia="ComeniaSerif"/>
+        </w:rPr>
+        <w:t xml:space="preserve">, </w:t>
+      </w:r>
+      <w:r>
+        <w:rPr>
+          <w:rFonts w:eastAsia="ComeniaSerif"/>
+        </w:rPr>
+        <w:t xml:space="preserve">kód shaderu </w:t>
+      </w:r>
+      <w:r>
+        <w:rPr>
+          <w:rFonts w:eastAsia="ComeniaSerif"/>
+        </w:rPr>
+        <w:t xml:space="preserve">je </w:t>
+      </w:r>
+      <w:r>
+        <w:rPr>
+          <w:rFonts w:eastAsia="ComeniaSerif"/>
+        </w:rPr>
+        <w:t>poté</w:t>
       </w:r>
       <w:r>
         <w:rPr>
@@ -13939,7 +13272,25 @@
         <w:rPr>
           <w:rFonts w:eastAsia="ComeniaSerif"/>
         </w:rPr>
-        <w:t>[8]</w:t>
+        <w:t xml:space="preserve">při kompilaci </w:t>
+      </w:r>
+      <w:r>
+        <w:rPr>
+          <w:rFonts w:eastAsia="ComeniaSerif"/>
+        </w:rPr>
+        <w:t>překládá</w:t>
+      </w:r>
+      <w:r>
+        <w:rPr>
+          <w:rFonts w:eastAsia="ComeniaSerif"/>
+        </w:rPr>
+        <w:t>n</w:t>
+      </w:r>
+      <w:r>
+        <w:rPr>
+          <w:rFonts w:eastAsia="ComeniaSerif"/>
+        </w:rPr>
+        <w:t xml:space="preserve"> do formátu</w:t>
       </w:r>
       <w:r>
         <w:rPr>
@@ -13951,19 +13302,60 @@
         <w:rPr>
           <w:rFonts w:eastAsia="ComeniaSerif"/>
         </w:rPr>
-        <w:t xml:space="preserve">kód shaderu </w:t>
-      </w:r>
-      <w:r>
-        <w:rPr>
-          <w:rFonts w:eastAsia="ComeniaSerif"/>
-        </w:rPr>
-        <w:t xml:space="preserve">je </w:t>
-      </w:r>
-      <w:r>
-        <w:rPr>
-          <w:rFonts w:eastAsia="ComeniaSerif"/>
-        </w:rPr>
-        <w:t>poté</w:t>
+        <w:t xml:space="preserve">který je kompatibilní se zvoleným </w:t>
+      </w:r>
+      <w:r>
+        <w:rPr>
+          <w:rFonts w:eastAsia="ComeniaSerif"/>
+        </w:rPr>
+        <w:t xml:space="preserve">renderovacím </w:t>
+      </w:r>
+      <w:r>
+        <w:rPr>
+          <w:rFonts w:eastAsia="ComeniaSerif"/>
+        </w:rPr>
+        <w:t xml:space="preserve">backendem. </w:t>
+      </w:r>
+    </w:p>
+    <w:p>
+      <w:pPr>
+        <w:pStyle w:val="Nadpis2"/>
+        <w:rPr>
+          <w:rFonts w:eastAsia="ComeniaSerif"/>
+        </w:rPr>
+      </w:pPr>
+      <w:bookmarkStart w:id="28" w:name="_Toc224816295"/>
+      <w:r>
+        <w:rPr>
+          <w:rFonts w:eastAsia="ComeniaSerif"/>
+        </w:rPr>
+        <w:t>Ko</w:t>
+      </w:r>
+      <w:r>
+        <w:rPr>
+          <w:rFonts w:eastAsia="ComeniaSerif"/>
+        </w:rPr>
+        <w:t>n</w:t>
+      </w:r>
+      <w:r>
+        <w:rPr>
+          <w:rFonts w:eastAsia="ComeniaSerif"/>
+        </w:rPr>
+        <w:t>cept světů</w:t>
+      </w:r>
+      <w:bookmarkEnd w:id="28"/>
+    </w:p>
+    <w:p>
+      <w:pPr>
+        <w:rPr>
+          <w:rFonts w:eastAsia="ComeniaSerif"/>
+        </w:rPr>
+      </w:pPr>
+      <w:r>
+        <w:rPr>
+          <w:rFonts w:eastAsia="ComeniaSerif"/>
+        </w:rPr>
+        <w:t>Svět je z pohledu Bevy prostor, který reprezentuje stav aplikace, obsahuje všechny</w:t>
       </w:r>
       <w:r>
         <w:rPr>
@@ -13975,90 +13367,44 @@
         <w:rPr>
           <w:rFonts w:eastAsia="ComeniaSerif"/>
         </w:rPr>
-        <w:t xml:space="preserve">při kompilaci </w:t>
-      </w:r>
-      <w:r>
-        <w:rPr>
-          <w:rFonts w:eastAsia="ComeniaSerif"/>
-        </w:rPr>
-        <w:t>překládá</w:t>
-      </w:r>
-      <w:r>
-        <w:rPr>
-          <w:rFonts w:eastAsia="ComeniaSerif"/>
-        </w:rPr>
-        <w:t>n</w:t>
-      </w:r>
-      <w:r>
-        <w:rPr>
-          <w:rFonts w:eastAsia="ComeniaSerif"/>
-        </w:rPr>
-        <w:t xml:space="preserve"> do formátu</w:t>
-      </w:r>
-      <w:r>
-        <w:rPr>
-          <w:rFonts w:eastAsia="ComeniaSerif"/>
-        </w:rPr>
-        <w:t xml:space="preserve">, </w:t>
-      </w:r>
-      <w:r>
-        <w:rPr>
-          <w:rFonts w:eastAsia="ComeniaSerif"/>
-        </w:rPr>
-        <w:t xml:space="preserve">který je kompatibilní se zvoleným </w:t>
-      </w:r>
-      <w:r>
-        <w:rPr>
-          <w:rFonts w:eastAsia="ComeniaSerif"/>
-        </w:rPr>
-        <w:t xml:space="preserve">renderovacím </w:t>
-      </w:r>
-      <w:r>
-        <w:rPr>
-          <w:rFonts w:eastAsia="ComeniaSerif"/>
-        </w:rPr>
-        <w:t xml:space="preserve">backendem. </w:t>
-      </w:r>
-    </w:p>
-    <w:p>
-      <w:pPr>
-        <w:pStyle w:val="Nadpis2"/>
-        <w:rPr>
-          <w:rFonts w:eastAsia="ComeniaSerif"/>
-        </w:rPr>
-      </w:pPr>
-      <w:bookmarkStart w:id="28" w:name="_Toc224816295"/>
-      <w:r>
-        <w:rPr>
-          <w:rFonts w:eastAsia="ComeniaSerif"/>
-        </w:rPr>
-        <w:t>Ko</w:t>
-      </w:r>
-      <w:r>
-        <w:rPr>
-          <w:rFonts w:eastAsia="ComeniaSerif"/>
-        </w:rPr>
-        <w:t>n</w:t>
-      </w:r>
-      <w:r>
-        <w:rPr>
-          <w:rFonts w:eastAsia="ComeniaSerif"/>
-        </w:rPr>
-        <w:t>cept světů</w:t>
-      </w:r>
-      <w:bookmarkEnd w:id="28"/>
-    </w:p>
-    <w:p>
-      <w:pPr>
-        <w:rPr>
-          <w:rFonts w:eastAsia="ComeniaSerif"/>
-        </w:rPr>
-      </w:pPr>
-      <w:r>
-        <w:rPr>
-          <w:rFonts w:eastAsia="ComeniaSerif"/>
-        </w:rPr>
-        <w:t>Svět je z pohledu Bevy prostor, který reprezentuje stav aplikace, obsahuje všechny</w:t>
+        <w:t>zdroje, entity a dalš</w:t>
+      </w:r>
+      <w:r>
+        <w:rPr>
+          <w:rFonts w:eastAsia="ComeniaSerif"/>
+        </w:rPr>
+        <w:t xml:space="preserve">í informace. Základní Bevy aplikace má světy dva. Jeden hlavní, ve kterém probíhá simulace a jeden vykreslovací, který zodpovídá za renderování. Většina běžných operací probíhá nad světem simulačním, až na operace, které pracují přímo s renderem, ty je potřeba provádět ve světě renderovacím. Příkladem takové operace je například pipeline pro post processing. </w:t>
+      </w:r>
+    </w:p>
+    <w:p>
+      <w:pPr>
+        <w:rPr>
+          <w:rFonts w:eastAsia="ComeniaSerif"/>
+        </w:rPr>
+      </w:pPr>
+      <w:r>
+        <w:rPr>
+          <w:rFonts w:eastAsia="ComeniaSerif"/>
+        </w:rPr>
+        <w:t xml:space="preserve">Přesun dat mezi světy probíhá v závislosti na nastavení pipeliningu. Pokud je pipelining povolen, tak se na začátku cyklu data ze simulačního světa extrahují do světa renderovacího. Oba světy poté paralelně provádějí vlastní agendu. Před započnutím dalšího cyklu </w:t>
+      </w:r>
+      <w:r>
+        <w:rPr>
+          <w:rFonts w:eastAsia="ComeniaSerif"/>
+        </w:rPr>
+        <w:t xml:space="preserve">musí </w:t>
+      </w:r>
+      <w:r>
+        <w:rPr>
+          <w:rFonts w:eastAsia="ComeniaSerif"/>
+        </w:rPr>
+        <w:t xml:space="preserve">rychlejší </w:t>
+      </w:r>
+      <w:r>
+        <w:rPr>
+          <w:rFonts w:eastAsia="ComeniaSerif"/>
+        </w:rPr>
+        <w:t>z dvojice světů</w:t>
       </w:r>
       <w:r>
         <w:rPr>
@@ -14070,100 +13416,67 @@
         <w:rPr>
           <w:rFonts w:eastAsia="ComeniaSerif"/>
         </w:rPr>
-        <w:t>zdroje, entity a dalš</w:t>
-      </w:r>
-      <w:r>
-        <w:rPr>
-          <w:rFonts w:eastAsia="ComeniaSerif"/>
-        </w:rPr>
-        <w:t>í informace. Základní Bevy aplikace má světy dva. Jeden hlavní, ve kterém probíhá simulace a jeden vykreslovací, který zodpovídá za renderování. Většina běžných operací probíhá nad světem simulačním, až na operace, které pracují přímo s </w:t>
-      </w:r>
-      <w:proofErr w:type="spellStart"/>
-      <w:r>
-        <w:rPr>
-          <w:rFonts w:eastAsia="ComeniaSerif"/>
-        </w:rPr>
-        <w:t>renderem</w:t>
-      </w:r>
-      <w:proofErr w:type="spellEnd"/>
-      <w:r>
-        <w:rPr>
-          <w:rFonts w:eastAsia="ComeniaSerif"/>
-        </w:rPr>
-        <w:t xml:space="preserve">, ty je potřeba provádět ve světě renderovacím. Příkladem takové operace je například pipeline pro post </w:t>
-      </w:r>
-      <w:proofErr w:type="spellStart"/>
-      <w:r>
-        <w:rPr>
-          <w:rFonts w:eastAsia="ComeniaSerif"/>
-        </w:rPr>
-        <w:t>processing</w:t>
-      </w:r>
-      <w:proofErr w:type="spellEnd"/>
-      <w:r>
-        <w:rPr>
-          <w:rFonts w:eastAsia="ComeniaSerif"/>
-        </w:rPr>
-        <w:t xml:space="preserve">. </w:t>
-      </w:r>
-    </w:p>
-    <w:p>
-      <w:pPr>
-        <w:rPr>
-          <w:rFonts w:eastAsia="ComeniaSerif"/>
-        </w:rPr>
-      </w:pPr>
-      <w:r>
-        <w:rPr>
-          <w:rFonts w:eastAsia="ComeniaSerif"/>
-        </w:rPr>
-        <w:t xml:space="preserve">Přesun dat mezi světy probíhá v závislosti na nastavení </w:t>
-      </w:r>
-      <w:proofErr w:type="spellStart"/>
-      <w:r>
-        <w:rPr>
-          <w:rFonts w:eastAsia="ComeniaSerif"/>
-        </w:rPr>
-        <w:t>pipeliningu</w:t>
-      </w:r>
-      <w:proofErr w:type="spellEnd"/>
-      <w:r>
-        <w:rPr>
-          <w:rFonts w:eastAsia="ComeniaSerif"/>
-        </w:rPr>
-        <w:t xml:space="preserve">. Pokud je </w:t>
-      </w:r>
-      <w:proofErr w:type="spellStart"/>
-      <w:r>
-        <w:rPr>
-          <w:rFonts w:eastAsia="ComeniaSerif"/>
-        </w:rPr>
-        <w:t>pipelining</w:t>
-      </w:r>
-      <w:proofErr w:type="spellEnd"/>
-      <w:r>
-        <w:rPr>
-          <w:rFonts w:eastAsia="ComeniaSerif"/>
-        </w:rPr>
-        <w:t xml:space="preserve"> povolen, tak se na začátku cyklu data ze simulačního světa extrahují do světa renderovacího. Oba světy poté paralelně provádějí vlastní agendu. Před započnutím dalšího cyklu </w:t>
-      </w:r>
-      <w:r>
-        <w:rPr>
-          <w:rFonts w:eastAsia="ComeniaSerif"/>
-        </w:rPr>
-        <w:t xml:space="preserve">musí </w:t>
-      </w:r>
-      <w:r>
-        <w:rPr>
-          <w:rFonts w:eastAsia="ComeniaSerif"/>
-        </w:rPr>
-        <w:t xml:space="preserve">rychlejší </w:t>
-      </w:r>
-      <w:r>
-        <w:rPr>
-          <w:rFonts w:eastAsia="ComeniaSerif"/>
-        </w:rPr>
-        <w:t>z dvojice světů</w:t>
+        <w:t>ček</w:t>
+      </w:r>
+      <w:r>
+        <w:rPr>
+          <w:rFonts w:eastAsia="ComeniaSerif"/>
+        </w:rPr>
+        <w:t>at</w:t>
+      </w:r>
+      <w:r>
+        <w:rPr>
+          <w:rFonts w:eastAsia="ComeniaSerif"/>
+        </w:rPr>
+        <w:t xml:space="preserve"> na </w:t>
+      </w:r>
+      <w:r>
+        <w:rPr>
+          <w:rFonts w:eastAsia="ComeniaSerif"/>
+        </w:rPr>
+        <w:t xml:space="preserve">ten </w:t>
+      </w:r>
+      <w:r>
+        <w:rPr>
+          <w:rFonts w:eastAsia="ComeniaSerif"/>
+        </w:rPr>
+        <w:t>pomalejší, aby mohlo dojít k</w:t>
+      </w:r>
+      <w:r>
+        <w:rPr>
+          <w:rFonts w:eastAsia="ComeniaSerif"/>
+        </w:rPr>
+        <w:t xml:space="preserve"> bezpečné </w:t>
+      </w:r>
+      <w:r>
+        <w:rPr>
+          <w:rFonts w:eastAsia="ComeniaSerif"/>
+        </w:rPr>
+        <w:t>synchronizaci</w:t>
+      </w:r>
+      <w:r>
+        <w:rPr>
+          <w:rFonts w:eastAsia="ComeniaSerif"/>
+        </w:rPr>
+        <w:t xml:space="preserve"> všech dat. </w:t>
+      </w:r>
+      <w:r>
+        <w:rPr>
+          <w:rFonts w:eastAsia="ComeniaSerif"/>
+        </w:rPr>
+        <w:t>N</w:t>
+      </w:r>
+      <w:r>
+        <w:rPr>
+          <w:rFonts w:eastAsia="ComeniaSerif"/>
+        </w:rPr>
+        <w:t>a následujícím obrázku</w:t>
+      </w:r>
+      <w:r>
+        <w:rPr>
+          <w:rFonts w:eastAsia="ComeniaSerif"/>
+        </w:rPr>
+        <w:t xml:space="preserve"> jsou zachyceny</w:t>
       </w:r>
       <w:r>
         <w:rPr>
@@ -14175,78 +13488,6 @@
         <w:rPr>
           <w:rFonts w:eastAsia="ComeniaSerif"/>
         </w:rPr>
-        <w:t>ček</w:t>
-      </w:r>
-      <w:r>
-        <w:rPr>
-          <w:rFonts w:eastAsia="ComeniaSerif"/>
-        </w:rPr>
-        <w:t>at</w:t>
-      </w:r>
-      <w:r>
-        <w:rPr>
-          <w:rFonts w:eastAsia="ComeniaSerif"/>
-        </w:rPr>
-        <w:t xml:space="preserve"> na </w:t>
-      </w:r>
-      <w:r>
-        <w:rPr>
-          <w:rFonts w:eastAsia="ComeniaSerif"/>
-        </w:rPr>
-        <w:t xml:space="preserve">ten </w:t>
-      </w:r>
-      <w:r>
-        <w:rPr>
-          <w:rFonts w:eastAsia="ComeniaSerif"/>
-        </w:rPr>
-        <w:t>pomalejší, aby mohlo dojít k</w:t>
-      </w:r>
-      <w:r>
-        <w:rPr>
-          <w:rFonts w:eastAsia="ComeniaSerif"/>
-        </w:rPr>
-        <w:t xml:space="preserve"> bezpečné </w:t>
-      </w:r>
-      <w:r>
-        <w:rPr>
-          <w:rFonts w:eastAsia="ComeniaSerif"/>
-        </w:rPr>
-        <w:t>synchronizaci</w:t>
-      </w:r>
-      <w:r>
-        <w:rPr>
-          <w:rFonts w:eastAsia="ComeniaSerif"/>
-        </w:rPr>
-        <w:t xml:space="preserve"> všech dat. </w:t>
-      </w:r>
-      <w:r>
-        <w:rPr>
-          <w:rFonts w:eastAsia="ComeniaSerif"/>
-        </w:rPr>
-        <w:t>N</w:t>
-      </w:r>
-      <w:r>
-        <w:rPr>
-          <w:rFonts w:eastAsia="ComeniaSerif"/>
-        </w:rPr>
-        <w:t>a následujícím obrázku</w:t>
-      </w:r>
-      <w:r>
-        <w:rPr>
-          <w:rFonts w:eastAsia="ComeniaSerif"/>
-        </w:rPr>
-        <w:t xml:space="preserve"> jsou zachyceny</w:t>
-      </w:r>
-      <w:r>
-        <w:rPr>
-          <w:rFonts w:eastAsia="ComeniaSerif"/>
-        </w:rPr>
-        <w:t xml:space="preserve"> </w:t>
-      </w:r>
-      <w:r>
-        <w:rPr>
-          <w:rFonts w:eastAsia="ComeniaSerif"/>
-        </w:rPr>
         <w:t>obě varianty čekání před synchronizací.</w:t>
       </w:r>
     </w:p>
@@ -14260,30 +13501,14 @@
         <w:rPr>
           <w:rFonts w:eastAsia="ComeniaSerif"/>
         </w:rPr>
-        <w:t xml:space="preserve">Při zakázaném </w:t>
-      </w:r>
-      <w:proofErr w:type="spellStart"/>
-      <w:r>
-        <w:rPr>
-          <w:rFonts w:eastAsia="ComeniaSerif"/>
-        </w:rPr>
-        <w:t>pipeliningu</w:t>
-      </w:r>
-      <w:proofErr w:type="spellEnd"/>
-      <w:r>
-        <w:rPr>
-          <w:rFonts w:eastAsia="ComeniaSerif"/>
-        </w:rPr>
-        <w:t xml:space="preserve"> nejprve proběhne </w:t>
-      </w:r>
-      <w:proofErr w:type="spellStart"/>
+        <w:t xml:space="preserve">Při zakázaném pipeliningu nejprve proběhne </w:t>
+      </w:r>
       <w:r>
         <w:rPr>
           <w:rFonts w:eastAsia="ComeniaSerif"/>
         </w:rPr>
         <w:t>cykl</w:t>
       </w:r>
-      <w:proofErr w:type="spellEnd"/>
       <w:r>
         <w:rPr>
           <w:rFonts w:eastAsia="ComeniaSerif"/>
@@ -14306,21 +13531,7 @@
         <w:rPr>
           <w:rFonts w:eastAsia="ComeniaSerif"/>
         </w:rPr>
-        <w:t xml:space="preserve">probíhá </w:t>
-      </w:r>
-      <w:proofErr w:type="spellStart"/>
-      <w:r>
-        <w:rPr>
-          <w:rFonts w:eastAsia="ComeniaSerif"/>
-        </w:rPr>
-        <w:t>cykl</w:t>
-      </w:r>
-      <w:proofErr w:type="spellEnd"/>
-      <w:r>
-        <w:rPr>
-          <w:rFonts w:eastAsia="ComeniaSerif"/>
-        </w:rPr>
-        <w:t xml:space="preserve"> ve</w:t>
+        <w:t>probíhá cykl ve</w:t>
       </w:r>
       <w:r>
         <w:rPr>
@@ -14597,21 +13808,11 @@
     </w:p>
     <w:p>
       <w:r>
-        <w:t xml:space="preserve">Všechny materiály musí v nějaké podobě implementovat </w:t>
-      </w:r>
-      <w:proofErr w:type="spellStart"/>
-      <w:r>
-        <w:t>trait</w:t>
-      </w:r>
-      <w:proofErr w:type="spellEnd"/>
-      <w:r>
-        <w:t xml:space="preserve"> </w:t>
-      </w:r>
-      <w:proofErr w:type="spellStart"/>
+        <w:t xml:space="preserve">Všechny materiály musí v nějaké podobě implementovat trait </w:t>
+      </w:r>
       <w:r>
         <w:t>AsBindGroup</w:t>
       </w:r>
-      <w:proofErr w:type="spellEnd"/>
       <w:r>
         <w:t>, aby mohly být nastavené hodnoty proměnných správně předány do paměti grafické karty.</w:t>
       </w:r>
@@ -14766,166 +13967,91 @@
         <w:t>Bevy umožňuje využ</w:t>
       </w:r>
       <w:r>
-        <w:t xml:space="preserve">ití WebGPU </w:t>
-      </w:r>
-      <w:proofErr w:type="spellStart"/>
-      <w:r>
-        <w:t>Shading</w:t>
-      </w:r>
-      <w:proofErr w:type="spellEnd"/>
+        <w:t xml:space="preserve">ití WebGPU Shading Language, zkráceně WGSL </w:t>
+      </w:r>
+      <w:r>
+        <w:t xml:space="preserve">pro implementaci vlastních shaderových funkcí. </w:t>
+      </w:r>
+      <w:r>
+        <w:t>Kód napsaný v jazyce WGSL je překládán do vhodného formátu v závislosti na zvoleném renderovacím backendu.</w:t>
+      </w:r>
+      <w:r>
+        <w:t xml:space="preserve"> Jazyk se syntaxí velmi podobá Rustu</w:t>
+      </w:r>
+      <w:r>
+        <w:t>, bez systému zápůjčky</w:t>
+      </w:r>
+      <w:r>
+        <w:t xml:space="preserve">, </w:t>
+      </w:r>
+      <w:r>
+        <w:t>hlavní rozdíly</w:t>
+      </w:r>
+      <w:r>
+        <w:t xml:space="preserve"> budou v této kapitole více rozebrány.</w:t>
+      </w:r>
+    </w:p>
+    <w:p>
+      <w:pPr>
+        <w:pStyle w:val="Nadpis4"/>
+      </w:pPr>
+      <w:r>
+        <w:t>Entry points</w:t>
+      </w:r>
+    </w:p>
+    <w:p>
+      <w:r>
+        <w:t xml:space="preserve">Entry points neboli vstupní body jsou anotace, které označují funkce, jenž mají být použity pro spuštění shaderu. </w:t>
+      </w:r>
+      <w:r>
+        <w:t>Anotace začínají znakem @ a mohou mít libovolný název za předpokladu, že odpovídá vstupnímu bodu, který je v pipeline definován.</w:t>
+      </w:r>
       <w:r>
         <w:t xml:space="preserve"> </w:t>
       </w:r>
-      <w:proofErr w:type="spellStart"/>
-      <w:r>
-        <w:t>Language</w:t>
-      </w:r>
-      <w:proofErr w:type="spellEnd"/>
-      <w:r>
-        <w:t xml:space="preserve">, zkráceně WGSL </w:t>
-      </w:r>
-      <w:r>
-        <w:t xml:space="preserve">pro implementaci vlastních shaderových funkcí. </w:t>
-      </w:r>
-      <w:r>
-        <w:t xml:space="preserve">Kód napsaný v jazyce WGSL je překládán do vhodného formátu v závislosti na zvoleném renderovacím </w:t>
-      </w:r>
-      <w:proofErr w:type="spellStart"/>
-      <w:r>
-        <w:t>backendu</w:t>
-      </w:r>
-      <w:proofErr w:type="spellEnd"/>
-      <w:r>
-        <w:t>.</w:t>
-      </w:r>
-      <w:r>
-        <w:t xml:space="preserve"> Jazyk se syntaxí velmi podobá Rustu</w:t>
-      </w:r>
-      <w:r>
-        <w:t>, bez systému zápůjčky</w:t>
-      </w:r>
-      <w:r>
-        <w:t xml:space="preserve">, </w:t>
-      </w:r>
-      <w:r>
-        <w:t>hlavní rozdíly</w:t>
-      </w:r>
-      <w:r>
-        <w:t xml:space="preserve"> budou v této kapitole více rozebrány.</w:t>
+      <w:r>
+        <w:t xml:space="preserve">Příkladem </w:t>
+      </w:r>
+      <w:r>
+        <w:t>vstupních bodů</w:t>
+      </w:r>
+      <w:r>
+        <w:t xml:space="preserve">, které používá Bevy jsou </w:t>
+      </w:r>
+      <w:r>
+        <w:t>@vertex nebo @fragment.</w:t>
       </w:r>
     </w:p>
     <w:p>
       <w:pPr>
         <w:pStyle w:val="Nadpis4"/>
       </w:pPr>
-      <w:proofErr w:type="spellStart"/>
-      <w:r>
-        <w:t>Entry</w:t>
-      </w:r>
-      <w:proofErr w:type="spellEnd"/>
+      <w:r>
+        <w:t>Binding points</w:t>
+      </w:r>
+    </w:p>
+    <w:p>
+      <w:r>
+        <w:t>Binding points je označení pro anotace proměnných, které jsou využívány pro přístup k dat</w:t>
+      </w:r>
+      <w:r>
+        <w:t>ům</w:t>
+      </w:r>
+      <w:r>
+        <w:t xml:space="preserve"> ve WGSL, jako</w:t>
+      </w:r>
+      <w:r>
+        <w:t xml:space="preserve"> jsou například</w:t>
+      </w:r>
       <w:r>
         <w:t xml:space="preserve"> </w:t>
       </w:r>
-      <w:proofErr w:type="spellStart"/>
-      <w:r>
-        <w:t>points</w:t>
-      </w:r>
-      <w:proofErr w:type="spellEnd"/>
-    </w:p>
-    <w:p>
-      <w:proofErr w:type="spellStart"/>
-      <w:r>
-        <w:t>Entry</w:t>
-      </w:r>
-      <w:proofErr w:type="spellEnd"/>
-      <w:r>
-        <w:t xml:space="preserve"> </w:t>
-      </w:r>
-      <w:proofErr w:type="spellStart"/>
-      <w:r>
-        <w:t>points</w:t>
-      </w:r>
-      <w:proofErr w:type="spellEnd"/>
-      <w:r>
-        <w:t xml:space="preserve"> neboli vstupní body jsou anotace, které označují funkce, jenž mají být použity pro spuštění shaderu. </w:t>
-      </w:r>
-      <w:r>
-        <w:t>Anotace začínají znakem @ a mohou mít libovolný název za předpokladu, že odpovídá vstupnímu bodu, který je v pipeline definován.</w:t>
-      </w:r>
-      <w:r>
-        <w:t xml:space="preserve"> </w:t>
-      </w:r>
-      <w:r>
-        <w:t xml:space="preserve">Příkladem </w:t>
-      </w:r>
-      <w:r>
-        <w:t>vstupních bodů</w:t>
-      </w:r>
-      <w:r>
-        <w:t xml:space="preserve">, které používá Bevy jsou </w:t>
-      </w:r>
-      <w:r>
-        <w:t>@vertex nebo @fragment.</w:t>
-      </w:r>
-    </w:p>
-    <w:p>
-      <w:pPr>
-        <w:pStyle w:val="Nadpis4"/>
-      </w:pPr>
-      <w:proofErr w:type="spellStart"/>
-      <w:r>
-        <w:t>Binding</w:t>
-      </w:r>
-      <w:proofErr w:type="spellEnd"/>
-      <w:r>
-        <w:t xml:space="preserve"> </w:t>
-      </w:r>
-      <w:proofErr w:type="spellStart"/>
-      <w:r>
-        <w:t>points</w:t>
-      </w:r>
-      <w:proofErr w:type="spellEnd"/>
-    </w:p>
-    <w:p>
-      <w:proofErr w:type="spellStart"/>
-      <w:r>
-        <w:t>Binding</w:t>
-      </w:r>
-      <w:proofErr w:type="spellEnd"/>
-      <w:r>
-        <w:t xml:space="preserve"> </w:t>
-      </w:r>
-      <w:proofErr w:type="spellStart"/>
-      <w:r>
-        <w:t>points</w:t>
-      </w:r>
-      <w:proofErr w:type="spellEnd"/>
-      <w:r>
-        <w:t xml:space="preserve"> je označení pro anotace proměnných, které jsou využívány pro přístup k dat</w:t>
-      </w:r>
-      <w:r>
-        <w:t>ům</w:t>
-      </w:r>
-      <w:r>
-        <w:t xml:space="preserve"> ve WGSL, jako</w:t>
-      </w:r>
-      <w:r>
-        <w:t xml:space="preserve"> jsou například</w:t>
-      </w:r>
-      <w:r>
-        <w:t xml:space="preserve"> </w:t>
-      </w:r>
       <w:r>
         <w:t>b</w:t>
       </w:r>
       <w:r>
-        <w:t xml:space="preserve">uffery, textury nebo </w:t>
-      </w:r>
-      <w:proofErr w:type="spellStart"/>
-      <w:r>
-        <w:t>samplery</w:t>
-      </w:r>
-      <w:proofErr w:type="spellEnd"/>
+        <w:t>uffery, textury nebo samplery</w:t>
+      </w:r>
       <w:r>
         <w:t xml:space="preserve">. </w:t>
       </w:r>
@@ -14970,13 +14096,8 @@
         <w:t> </w:t>
       </w:r>
       <w:r>
-        <w:t xml:space="preserve">používá se na vstupech a výstupech </w:t>
-      </w:r>
-      <w:proofErr w:type="spellStart"/>
-      <w:r>
-        <w:t>entry</w:t>
-      </w:r>
-      <w:proofErr w:type="spellEnd"/>
+        <w:t>používá se na vstupech a výstupech entry</w:t>
+      </w:r>
       <w:r>
         <w:t xml:space="preserve"> point</w:t>
       </w:r>
@@ -15149,23 +14270,7 @@
     </w:p>
     <w:p>
       <w:r>
-        <w:t xml:space="preserve">WGSL používá tři základní druhy proměnných, a to: </w:t>
-      </w:r>
-      <w:proofErr w:type="spellStart"/>
-      <w:r>
-        <w:t>const</w:t>
-      </w:r>
-      <w:proofErr w:type="spellEnd"/>
-      <w:r>
-        <w:t xml:space="preserve">, let a var. </w:t>
-      </w:r>
-      <w:proofErr w:type="spellStart"/>
-      <w:r>
-        <w:t>Const</w:t>
-      </w:r>
-      <w:proofErr w:type="spellEnd"/>
-      <w:r>
-        <w:t xml:space="preserve"> slouží k definici hodnot známých už v době kompilace a nelze je měnit. Proměnné deklarované pomocí let jsou neměnné během běhu</w:t>
+        <w:t>WGSL používá tři základní druhy proměnných, a to: const, let a var. Const slouží k definici hodnot známých už v době kompilace a nelze je měnit. Proměnné deklarované pomocí let jsou neměnné během běhu</w:t>
       </w:r>
       <w:r>
         <w:t>,</w:t>
@@ -15211,23 +14316,7 @@
     </w:p>
     <w:p>
       <w:r>
-        <w:t xml:space="preserve">Následující WGSL kód aplikuje pomocí vertex shaderu posun +-5 jednotek podél osy Y na každý vertex v závislosti na uniformní proměnné </w:t>
-      </w:r>
-      <w:proofErr w:type="spellStart"/>
-      <w:r>
-        <w:t>time</w:t>
-      </w:r>
-      <w:proofErr w:type="spellEnd"/>
-      <w:r>
-        <w:t xml:space="preserve">, která je s každým snímkem aktualizována a obsahuje čas který uběhl od spuštění aplikace. Fragment shader též využívá uniform </w:t>
-      </w:r>
-      <w:proofErr w:type="spellStart"/>
-      <w:r>
-        <w:t>time</w:t>
-      </w:r>
-      <w:proofErr w:type="spellEnd"/>
-      <w:r>
-        <w:t xml:space="preserve"> aby moduloval barvu pixelu </w:t>
+        <w:t xml:space="preserve">Následující WGSL kód aplikuje pomocí vertex shaderu posun +-5 jednotek podél osy Y na každý vertex v závislosti na uniformní proměnné time, která je s každým snímkem aktualizována a obsahuje čas který uběhl od spuštění aplikace. Fragment shader též využívá uniform time aby moduloval barvu pixelu </w:t>
       </w:r>
       <w:r>
         <w:t>násobením číslem</w:t>
@@ -15616,14 +14705,9 @@
       <w:bookmarkStart w:id="38" w:name="_Toc224816298"/>
       <w:r>
         <w:lastRenderedPageBreak/>
-        <w:t xml:space="preserve">Render </w:t>
-      </w:r>
-      <w:proofErr w:type="spellStart"/>
-      <w:r>
-        <w:t>graph</w:t>
+        <w:t>Render graph</w:t>
       </w:r>
       <w:bookmarkEnd w:id="38"/>
-      <w:proofErr w:type="spellEnd"/>
     </w:p>
     <w:p>
       <w:r>
@@ -15688,190 +14772,128 @@
       <w:r>
         <w:t xml:space="preserve">scény </w:t>
       </w:r>
-      <w:proofErr w:type="spellStart"/>
-      <w:r>
-        <w:t>iterátor</w:t>
-      </w:r>
-      <w:proofErr w:type="spellEnd"/>
-      <w:r>
-        <w:t xml:space="preserve"> prochází tuto strukturu a provádí operace definované jednotlivými uzly. Render </w:t>
-      </w:r>
-      <w:proofErr w:type="spellStart"/>
-      <w:r>
-        <w:t>graph</w:t>
-      </w:r>
-      <w:proofErr w:type="spellEnd"/>
+      <w:r>
+        <w:t xml:space="preserve">iterátor prochází tuto strukturu a provádí operace definované jednotlivými uzly. Render graph </w:t>
+      </w:r>
+      <w:r>
+        <w:t xml:space="preserve">je acyklický graf </w:t>
+      </w:r>
+      <w:r>
+        <w:t>složen</w:t>
+      </w:r>
+      <w:r>
+        <w:t>ý ze tří prvků – Node</w:t>
+      </w:r>
+      <w:r>
+        <w:t xml:space="preserve">, Edge a Slot. </w:t>
+      </w:r>
+      <w:r>
+        <w:t>Uzly (Node)</w:t>
+      </w:r>
+      <w:r>
+        <w:t xml:space="preserve"> jsou zodpovědné za samotné renderovací instrukce</w:t>
+      </w:r>
+      <w:r>
+        <w:t xml:space="preserve"> a jejich volání</w:t>
+      </w:r>
+      <w:r>
+        <w:t>, hran</w:t>
+      </w:r>
+      <w:r>
+        <w:t>y (Edge)</w:t>
+      </w:r>
+      <w:r>
+        <w:t xml:space="preserve"> udávají, jakým způsobem jsou mezi sebou </w:t>
+      </w:r>
+      <w:r>
+        <w:t>uzly</w:t>
+      </w:r>
+      <w:r>
+        <w:t xml:space="preserve"> propojeny</w:t>
+      </w:r>
+      <w:r>
+        <w:t xml:space="preserve"> a </w:t>
+      </w:r>
+      <w:r>
+        <w:t>s</w:t>
+      </w:r>
+      <w:r>
+        <w:t>loty jsou používány k definici zdrojů, které renderovací uzly využívají nebo vytvářejí.</w:t>
+      </w:r>
+    </w:p>
+    <w:p>
+      <w:r>
+        <w:t xml:space="preserve">Pro ilustraci lze uvést </w:t>
+      </w:r>
+      <w:r>
+        <w:t>zjednodušený</w:t>
+      </w:r>
+      <w:r>
+        <w:t xml:space="preserve"> příklad. Graf obsah</w:t>
+      </w:r>
+      <w:r>
+        <w:t>uje</w:t>
+      </w:r>
+      <w:r>
+        <w:t xml:space="preserve"> uzel RenderMesh, který vykresluje objekty scény, a uzel PostProcess, který </w:t>
+      </w:r>
+      <w:r>
+        <w:t xml:space="preserve">aplikuje na </w:t>
+      </w:r>
+      <w:r>
+        <w:t>obsah</w:t>
+      </w:r>
       <w:r>
         <w:t xml:space="preserve"> </w:t>
       </w:r>
       <w:r>
-        <w:t xml:space="preserve">je acyklický graf </w:t>
-      </w:r>
-      <w:r>
-        <w:t>složen</w:t>
-      </w:r>
-      <w:r>
-        <w:t>ý ze tří prvků – Node</w:t>
-      </w:r>
-      <w:r>
-        <w:t xml:space="preserve">, </w:t>
-      </w:r>
-      <w:proofErr w:type="spellStart"/>
-      <w:r>
-        <w:t>Edge</w:t>
-      </w:r>
-      <w:proofErr w:type="spellEnd"/>
-      <w:r>
-        <w:t xml:space="preserve"> a Slot. </w:t>
-      </w:r>
-      <w:r>
-        <w:t>Uzly (Node)</w:t>
-      </w:r>
-      <w:r>
-        <w:t xml:space="preserve"> jsou zodpovědné za samotné renderovací instrukce</w:t>
-      </w:r>
-      <w:r>
-        <w:t xml:space="preserve"> a jejich volání</w:t>
-      </w:r>
-      <w:r>
-        <w:t>, hran</w:t>
-      </w:r>
-      <w:r>
-        <w:t>y (</w:t>
-      </w:r>
-      <w:proofErr w:type="spellStart"/>
-      <w:r>
-        <w:t>Edge</w:t>
-      </w:r>
-      <w:proofErr w:type="spellEnd"/>
-      <w:r>
-        <w:t>)</w:t>
-      </w:r>
-      <w:r>
-        <w:t xml:space="preserve"> udávají, jakým způsobem jsou mezi sebou </w:t>
-      </w:r>
-      <w:r>
-        <w:t>uzly</w:t>
-      </w:r>
-      <w:r>
-        <w:t xml:space="preserve"> propojeny</w:t>
-      </w:r>
-      <w:r>
-        <w:t xml:space="preserve"> a </w:t>
-      </w:r>
-      <w:r>
-        <w:t>s</w:t>
-      </w:r>
-      <w:r>
-        <w:t>loty jsou používány k definici zdrojů, které renderovací uzly využívají nebo vytvářejí.</w:t>
-      </w:r>
-    </w:p>
-    <w:p>
-      <w:r>
-        <w:t xml:space="preserve">Pro ilustraci lze uvést </w:t>
-      </w:r>
-      <w:r>
-        <w:t>zjednodušený</w:t>
-      </w:r>
-      <w:r>
-        <w:t xml:space="preserve"> příklad. Graf obsah</w:t>
-      </w:r>
-      <w:r>
-        <w:t>uje</w:t>
-      </w:r>
-      <w:r>
-        <w:t xml:space="preserve"> uzel </w:t>
-      </w:r>
-      <w:proofErr w:type="spellStart"/>
-      <w:r>
-        <w:t>RenderMesh</w:t>
-      </w:r>
-      <w:proofErr w:type="spellEnd"/>
-      <w:r>
-        <w:t xml:space="preserve">, který vykresluje objekty scény, a uzel </w:t>
-      </w:r>
-      <w:proofErr w:type="spellStart"/>
-      <w:r>
-        <w:t>PostProcess</w:t>
-      </w:r>
-      <w:proofErr w:type="spellEnd"/>
-      <w:r>
-        <w:t xml:space="preserve">, který </w:t>
-      </w:r>
-      <w:r>
-        <w:t xml:space="preserve">aplikuje na </w:t>
-      </w:r>
-      <w:r>
-        <w:t>obsah</w:t>
+        <w:t>c</w:t>
+      </w:r>
+      <w:r>
+        <w:t>olor</w:t>
+      </w:r>
+      <w:r>
+        <w:t>_t</w:t>
+      </w:r>
+      <w:r>
+        <w:t>exture</w:t>
+      </w:r>
+      <w:r>
+        <w:t xml:space="preserve"> slotu </w:t>
+      </w:r>
+      <w:r>
+        <w:t>vizuální efekty</w:t>
+      </w:r>
+      <w:r>
+        <w:t>. Hrany mezi uzly určují pořadí zpracování</w:t>
+      </w:r>
+      <w:r>
+        <w:t xml:space="preserve">, nejprve </w:t>
+      </w:r>
+      <w:r>
+        <w:t xml:space="preserve">se provede </w:t>
+      </w:r>
+      <w:r>
+        <w:t xml:space="preserve">RenderMesh, poté PostProcess. Slot </w:t>
+      </w:r>
+      <w:r>
+        <w:t>c</w:t>
+      </w:r>
+      <w:r>
+        <w:t>olor</w:t>
+      </w:r>
+      <w:r>
+        <w:t>_t</w:t>
+      </w:r>
+      <w:r>
+        <w:t>exture</w:t>
+      </w:r>
+      <w:r>
+        <w:t xml:space="preserve"> slouží jako</w:t>
       </w:r>
       <w:r>
         <w:t xml:space="preserve"> </w:t>
       </w:r>
-      <w:proofErr w:type="spellStart"/>
-      <w:r>
-        <w:t>c</w:t>
-      </w:r>
-      <w:r>
-        <w:t>olor</w:t>
-      </w:r>
-      <w:r>
-        <w:t>_t</w:t>
-      </w:r>
-      <w:r>
-        <w:t>exture</w:t>
-      </w:r>
-      <w:proofErr w:type="spellEnd"/>
-      <w:r>
-        <w:t xml:space="preserve"> slotu </w:t>
-      </w:r>
-      <w:r>
-        <w:t>vizuální efekty</w:t>
-      </w:r>
-      <w:r>
-        <w:t>. Hrany mezi uzly určují pořadí zpracování</w:t>
-      </w:r>
-      <w:r>
-        <w:t xml:space="preserve">, nejprve </w:t>
-      </w:r>
-      <w:r>
-        <w:t xml:space="preserve">se provede </w:t>
-      </w:r>
-      <w:proofErr w:type="spellStart"/>
-      <w:r>
-        <w:t>RenderMesh</w:t>
-      </w:r>
-      <w:proofErr w:type="spellEnd"/>
-      <w:r>
-        <w:t xml:space="preserve">, poté </w:t>
-      </w:r>
-      <w:proofErr w:type="spellStart"/>
-      <w:r>
-        <w:t>PostProcess</w:t>
-      </w:r>
-      <w:proofErr w:type="spellEnd"/>
-      <w:r>
-        <w:t xml:space="preserve">. Slot </w:t>
-      </w:r>
-      <w:proofErr w:type="spellStart"/>
-      <w:r>
-        <w:t>c</w:t>
-      </w:r>
-      <w:r>
-        <w:t>olor</w:t>
-      </w:r>
-      <w:r>
-        <w:t>_t</w:t>
-      </w:r>
-      <w:r>
-        <w:t>exture</w:t>
-      </w:r>
-      <w:proofErr w:type="spellEnd"/>
-      <w:r>
-        <w:t xml:space="preserve"> slouží jako</w:t>
-      </w:r>
-      <w:r>
-        <w:t xml:space="preserve"> </w:t>
-      </w:r>
       <w:r>
         <w:t>buffer</w:t>
       </w:r>
@@ -15881,25 +14903,15 @@
       <w:r>
         <w:t xml:space="preserve">ho </w:t>
       </w:r>
-      <w:proofErr w:type="spellStart"/>
-      <w:r>
-        <w:t>RenderMesh</w:t>
-      </w:r>
-      <w:proofErr w:type="spellEnd"/>
-      <w:r>
-        <w:t xml:space="preserve"> zap</w:t>
+      <w:r>
+        <w:t>RenderMesh zap</w:t>
       </w:r>
       <w:r>
         <w:t>íše svůj výstup, aby ho mohl</w:t>
       </w:r>
       <w:r>
-        <w:t xml:space="preserve"> </w:t>
-      </w:r>
-      <w:proofErr w:type="spellStart"/>
-      <w:r>
-        <w:t>PostProcess</w:t>
-      </w:r>
-      <w:proofErr w:type="spellEnd"/>
+        <w:t xml:space="preserve"> PostProcess</w:t>
+      </w:r>
       <w:r>
         <w:t xml:space="preserve"> zpracovat.</w:t>
       </w:r>
@@ -15992,14 +15004,9 @@
         </w:r>
       </w:fldSimple>
       <w:r>
-        <w:t xml:space="preserve"> Zjednodušený render </w:t>
-      </w:r>
-      <w:proofErr w:type="spellStart"/>
-      <w:r>
-        <w:t>graph</w:t>
+        <w:t xml:space="preserve"> Zjednodušený render graph</w:t>
       </w:r>
       <w:bookmarkEnd w:id="39"/>
-      <w:proofErr w:type="spellEnd"/>
     </w:p>
     <w:p>
       <w:pPr>
@@ -16028,23 +15035,7 @@
         <w:t>N</w:t>
       </w:r>
       <w:r>
-        <w:t>aproti tomu plugin Bevy-</w:t>
-      </w:r>
-      <w:proofErr w:type="spellStart"/>
-      <w:r>
-        <w:t>Egui</w:t>
-      </w:r>
-      <w:proofErr w:type="spellEnd"/>
-      <w:r>
-        <w:t xml:space="preserve">, postavený na knihovně </w:t>
-      </w:r>
-      <w:proofErr w:type="spellStart"/>
-      <w:r>
-        <w:t>egui</w:t>
-      </w:r>
-      <w:proofErr w:type="spellEnd"/>
-      <w:r>
-        <w:t>, již nabízí uživatelsky přívětivé a</w:t>
+        <w:t>aproti tomu plugin Bevy-Egui, postavený na knihovně egui, již nabízí uživatelsky přívětivé a</w:t>
       </w:r>
       <w:r>
         <w:t> </w:t>
@@ -16147,207 +15138,134 @@
         <w:t xml:space="preserve"> </w:t>
       </w:r>
       <w:r>
-        <w:t xml:space="preserve">[9], v sekci </w:t>
-      </w:r>
-      <w:proofErr w:type="spellStart"/>
-      <w:r>
-        <w:t>news</w:t>
-      </w:r>
-      <w:proofErr w:type="spellEnd"/>
+        <w:t>[9], v sekci news.</w:t>
+      </w:r>
+    </w:p>
+    <w:p>
+      <w:pPr>
+        <w:pStyle w:val="Nadpis2"/>
+      </w:pPr>
+      <w:bookmarkStart w:id="42" w:name="_Toc224816301"/>
+      <w:r>
+        <w:t>Bevy 0.16</w:t>
+      </w:r>
+      <w:bookmarkEnd w:id="42"/>
+    </w:p>
+    <w:p>
+      <w:r>
+        <w:t>Verze 0.16 přinesla několik nových funkcionalit. Žádné z nich nemají znatelný dopad na závěr práce. Změny se týkají optimalizace výkonu a QoL.</w:t>
+      </w:r>
+      <w:r>
+        <w:t xml:space="preserve"> </w:t>
+      </w:r>
+      <w:r>
+        <w:t>Za zmínku stojí hlavně</w:t>
+      </w:r>
+      <w:r>
+        <w:t xml:space="preserve"> následující výběr </w:t>
+      </w:r>
+      <w:r>
+        <w:t xml:space="preserve">z velkého množství </w:t>
+      </w:r>
+      <w:r>
+        <w:t>změn.</w:t>
+      </w:r>
+    </w:p>
+    <w:p>
+      <w:pPr>
+        <w:pStyle w:val="Nadpis4"/>
+      </w:pPr>
+      <w:r>
+        <w:t>GPU driven rendering</w:t>
+      </w:r>
+    </w:p>
+    <w:p>
+      <w:r>
+        <w:t xml:space="preserve">Bevy 0.16 automaticky používá GPU driven rendering, u komplexních scén tak dochází k výraznému snížení </w:t>
+      </w:r>
+      <w:r>
+        <w:t>vytížení</w:t>
+      </w:r>
+      <w:r>
+        <w:t xml:space="preserve"> CPU. </w:t>
+      </w:r>
+      <w:r>
+        <w:t>GPU driven rendering</w:t>
+      </w:r>
+      <w:r>
+        <w:t xml:space="preserve"> přesouvá část výpočetních úloh, které se dříve prováděly na procesoru, přímo na grafickou kartu. Díky tomu lze efektivněji zpracovávat velké množství objektů ve scénác</w:t>
+      </w:r>
+      <w:r>
+        <w:t>h</w:t>
+      </w:r>
+      <w:r>
+        <w:t>. Implementace je pro uživatele</w:t>
+      </w:r>
+      <w:r>
+        <w:t xml:space="preserve"> </w:t>
+      </w:r>
+      <w:r>
+        <w:t>transparentní</w:t>
+      </w:r>
+      <w:r>
+        <w:t xml:space="preserve"> – není potřeba žádná konfigurace </w:t>
+      </w:r>
+      <w:r>
+        <w:t>nebo</w:t>
+      </w:r>
+      <w:r>
+        <w:t xml:space="preserve"> zásah do existujícího kódu.</w:t>
+      </w:r>
+    </w:p>
+    <w:p>
+      <w:pPr>
+        <w:pStyle w:val="Nadpis4"/>
+      </w:pPr>
+      <w:r>
+        <w:t>Occlusion culling</w:t>
+      </w:r>
+    </w:p>
+    <w:p>
+      <w:r>
+        <w:t>Experimentální implementace occlusion culling</w:t>
+      </w:r>
+      <w:r>
+        <w:t xml:space="preserve"> </w:t>
+      </w:r>
+      <w:r>
+        <w:t>není ještě plně odladěná a má problémy s přesností. Jejím cílem je zamezit vykreslování objektů, které nejsou aktuálně viditelné, protože jsou zakryty jinými objekty ve scéně. Tímto způsobem může engine dosáhnout vyšší efektivity při renderování a šetřit výpočetní výkon. Vzhledem k experimentální povaze je však nutné počítat s možnými vizuálními chybami a</w:t>
+      </w:r>
+      <w:r>
+        <w:t> </w:t>
+      </w:r>
+      <w:r>
+        <w:t>nestabilním chováním, které mohou být v budoucích verzích opraveny.</w:t>
+      </w:r>
+    </w:p>
+    <w:p>
+      <w:pPr>
+        <w:pStyle w:val="Nadpis4"/>
+      </w:pPr>
+      <w:r>
+        <w:t>ECS vztahy</w:t>
+      </w:r>
+    </w:p>
+    <w:p>
+      <w:r>
+        <w:t>Aktualizace přinesla možnost lépe provázat více entit mezi sebou. Staré řešení vyžadovalo specializované struktury a nebylo snadno použitelné. Momentálně je nový systém omezený na 1:</w:t>
+      </w:r>
+      <w:r>
+        <w:t>N</w:t>
+      </w:r>
+      <w:r>
+        <w:t>,</w:t>
+      </w:r>
+      <w:r>
+        <w:t xml:space="preserve"> avšak v budoucnu je plánováno ho rozšířit na M:N</w:t>
+      </w:r>
       <w:r>
         <w:t>.</w:t>
       </w:r>
-    </w:p>
-    <w:p>
-      <w:pPr>
-        <w:pStyle w:val="Nadpis2"/>
-      </w:pPr>
-      <w:bookmarkStart w:id="42" w:name="_Toc224816301"/>
-      <w:r>
-        <w:t>Bevy 0.16</w:t>
-      </w:r>
-      <w:bookmarkEnd w:id="42"/>
-    </w:p>
-    <w:p>
-      <w:r>
-        <w:t xml:space="preserve">Verze 0.16 přinesla několik nových funkcionalit. Žádné z nich nemají znatelný dopad na závěr práce. Změny se týkají optimalizace výkonu a </w:t>
-      </w:r>
-      <w:proofErr w:type="spellStart"/>
-      <w:r>
-        <w:t>QoL</w:t>
-      </w:r>
-      <w:proofErr w:type="spellEnd"/>
-      <w:r>
-        <w:t>.</w:t>
-      </w:r>
-      <w:r>
-        <w:t xml:space="preserve"> </w:t>
-      </w:r>
-      <w:r>
-        <w:t>Za zmínku stojí hlavně</w:t>
-      </w:r>
-      <w:r>
-        <w:t xml:space="preserve"> následující výběr </w:t>
-      </w:r>
-      <w:r>
-        <w:t xml:space="preserve">z velkého množství </w:t>
-      </w:r>
-      <w:r>
-        <w:t>změn.</w:t>
-      </w:r>
-    </w:p>
-    <w:p>
-      <w:pPr>
-        <w:pStyle w:val="Nadpis4"/>
-      </w:pPr>
-      <w:r>
-        <w:t xml:space="preserve">GPU </w:t>
-      </w:r>
-      <w:proofErr w:type="spellStart"/>
-      <w:r>
-        <w:t>driven</w:t>
-      </w:r>
-      <w:proofErr w:type="spellEnd"/>
-      <w:r>
-        <w:t xml:space="preserve"> rendering</w:t>
-      </w:r>
-    </w:p>
-    <w:p>
-      <w:r>
-        <w:t xml:space="preserve">Bevy 0.16 automaticky používá GPU </w:t>
-      </w:r>
-      <w:proofErr w:type="spellStart"/>
-      <w:r>
-        <w:t>driven</w:t>
-      </w:r>
-      <w:proofErr w:type="spellEnd"/>
-      <w:r>
-        <w:t xml:space="preserve"> rendering, u komplexních scén tak dochází k výraznému snížení </w:t>
-      </w:r>
-      <w:r>
-        <w:t>vytížení</w:t>
-      </w:r>
-      <w:r>
-        <w:t xml:space="preserve"> CPU. </w:t>
-      </w:r>
-      <w:r>
-        <w:t xml:space="preserve">GPU </w:t>
-      </w:r>
-      <w:proofErr w:type="spellStart"/>
-      <w:r>
-        <w:t>driven</w:t>
-      </w:r>
-      <w:proofErr w:type="spellEnd"/>
-      <w:r>
-        <w:t xml:space="preserve"> rendering</w:t>
-      </w:r>
-      <w:r>
-        <w:t xml:space="preserve"> přesouvá část výpočetních úloh, které se dříve prováděly na procesoru, přímo na grafickou kartu. Díky tomu lze efektivněji zpracovávat velké množství objektů ve scénác</w:t>
-      </w:r>
-      <w:r>
-        <w:t>h</w:t>
-      </w:r>
-      <w:r>
-        <w:t>. Implementace je pro uživatele</w:t>
-      </w:r>
-      <w:r>
-        <w:t xml:space="preserve"> </w:t>
-      </w:r>
-      <w:r>
-        <w:t>transparentní</w:t>
-      </w:r>
-      <w:r>
-        <w:t xml:space="preserve"> – není potřeba žádná konfigurace </w:t>
-      </w:r>
-      <w:r>
-        <w:t>nebo</w:t>
-      </w:r>
-      <w:r>
-        <w:t xml:space="preserve"> zásah do existujícího kódu.</w:t>
-      </w:r>
-    </w:p>
-    <w:p>
-      <w:pPr>
-        <w:pStyle w:val="Nadpis4"/>
-      </w:pPr>
-      <w:proofErr w:type="spellStart"/>
-      <w:r>
-        <w:t>Occlusion</w:t>
-      </w:r>
-      <w:proofErr w:type="spellEnd"/>
-      <w:r>
-        <w:t xml:space="preserve"> </w:t>
-      </w:r>
-      <w:proofErr w:type="spellStart"/>
-      <w:r>
-        <w:t>culling</w:t>
-      </w:r>
-      <w:proofErr w:type="spellEnd"/>
-    </w:p>
-    <w:p>
-      <w:r>
-        <w:t xml:space="preserve">Experimentální implementace </w:t>
-      </w:r>
-      <w:proofErr w:type="spellStart"/>
-      <w:r>
-        <w:t>occlusion</w:t>
-      </w:r>
-      <w:proofErr w:type="spellEnd"/>
-      <w:r>
-        <w:t xml:space="preserve"> </w:t>
-      </w:r>
-      <w:proofErr w:type="spellStart"/>
-      <w:r>
-        <w:t>culling</w:t>
-      </w:r>
-      <w:proofErr w:type="spellEnd"/>
-      <w:r>
-        <w:t xml:space="preserve"> </w:t>
-      </w:r>
-      <w:r>
-        <w:t>není ještě plně odladěná a má problémy s přesností. Jejím cílem je zamezit vykreslování objektů, které nejsou aktuálně viditelné, protože jsou zakryty jinými objekty ve scéně. Tímto způsobem může engine dosáhnout vyšší efektivity při renderování a šetřit výpočetní výkon. Vzhledem k experimentální povaze je však nutné počítat s možnými vizuálními chybami a</w:t>
-      </w:r>
-      <w:r>
-        <w:t> </w:t>
-      </w:r>
-      <w:r>
-        <w:t>nestabilním chováním, které mohou být v budoucích verzích opraveny.</w:t>
-      </w:r>
-    </w:p>
-    <w:p>
-      <w:pPr>
-        <w:pStyle w:val="Nadpis4"/>
-      </w:pPr>
-      <w:r>
-        <w:t>ECS vztahy</w:t>
-      </w:r>
-    </w:p>
-    <w:p>
-      <w:r>
-        <w:t xml:space="preserve">Aktualizace přinesla možnost lépe provázat více entit mezi sebou. Staré řešení vyžadovalo specializované struktury a nebylo snadno použitelné. Momentálně je nový systém omezený na </w:t>
-      </w:r>
-      <w:proofErr w:type="gramStart"/>
-      <w:r>
-        <w:t>1:</w:t>
-      </w:r>
-      <w:r>
-        <w:t>N</w:t>
-      </w:r>
-      <w:proofErr w:type="gramEnd"/>
-      <w:r>
-        <w:t>,</w:t>
-      </w:r>
-      <w:r>
-        <w:t xml:space="preserve"> avšak v budoucnu je plánováno ho rozšířit na </w:t>
-      </w:r>
-      <w:proofErr w:type="gramStart"/>
-      <w:r>
-        <w:t>M:N</w:t>
-      </w:r>
-      <w:r>
-        <w:t>.</w:t>
-      </w:r>
-      <w:proofErr w:type="gramEnd"/>
       <w:r>
         <w:t xml:space="preserve"> </w:t>
       </w:r>
@@ -16392,14 +15310,12 @@
       <w:r>
         <w:t xml:space="preserve"> </w:t>
       </w:r>
-      <w:proofErr w:type="spellStart"/>
       <w:r>
         <w:t>M</w:t>
       </w:r>
       <w:r>
         <w:t>eshlet</w:t>
       </w:r>
-      <w:proofErr w:type="spellEnd"/>
       <w:r>
         <w:t xml:space="preserve"> </w:t>
       </w:r>
@@ -16407,23 +15323,7 @@
         <w:t>inspirovaný</w:t>
       </w:r>
       <w:r>
-        <w:t xml:space="preserve"> </w:t>
-      </w:r>
-      <w:proofErr w:type="spellStart"/>
-      <w:r>
-        <w:t>Unreal</w:t>
-      </w:r>
-      <w:proofErr w:type="spellEnd"/>
-      <w:r>
-        <w:t xml:space="preserve"> Engine 5 </w:t>
-      </w:r>
-      <w:proofErr w:type="spellStart"/>
-      <w:r>
-        <w:t>Nanite</w:t>
-      </w:r>
-      <w:proofErr w:type="spellEnd"/>
-      <w:r>
-        <w:t xml:space="preserve"> zaznamenal</w:t>
+        <w:t xml:space="preserve"> Unreal Engine 5 Nanite zaznamenal</w:t>
       </w:r>
       <w:r>
         <w:t xml:space="preserve"> ve verzi 0.16</w:t>
@@ -16564,11 +15464,9 @@
       <w:r>
         <w:t xml:space="preserve">a volání funkce. </w:t>
       </w:r>
-      <w:proofErr w:type="spellStart"/>
       <w:r>
         <w:t>EntityClonerBuilder</w:t>
       </w:r>
-      <w:proofErr w:type="spellEnd"/>
       <w:r>
         <w:t xml:space="preserve"> může být využit ke konfiguraci, jakým způsobem bude klonování probíhat, například pomocí filtrování komponent nebo omezením rekurze u entit které využívají nový systém vztahů.</w:t>
       </w:r>
@@ -16608,52 +15506,15 @@
         <w:pStyle w:val="Nadpis4"/>
       </w:pPr>
       <w:r>
-        <w:t xml:space="preserve">Bevy </w:t>
-      </w:r>
-      <w:proofErr w:type="spellStart"/>
-      <w:r>
-        <w:t>Solari</w:t>
-      </w:r>
-      <w:proofErr w:type="spellEnd"/>
+        <w:t>Bevy Solari</w:t>
+      </w:r>
     </w:p>
     <w:p>
       <w:pPr>
         <w:ind w:left="-135"/>
       </w:pPr>
       <w:r>
-        <w:t xml:space="preserve">S verzí 0.17 byla do enginu zavedena experimentální podpora pro hardwarově akcelerovaný </w:t>
-      </w:r>
-      <w:proofErr w:type="spellStart"/>
-      <w:r>
-        <w:t>raytracing</w:t>
-      </w:r>
-      <w:proofErr w:type="spellEnd"/>
-      <w:r>
-        <w:t xml:space="preserve">. </w:t>
-      </w:r>
-      <w:proofErr w:type="spellStart"/>
-      <w:r>
-        <w:t>Crate</w:t>
-      </w:r>
-      <w:proofErr w:type="spellEnd"/>
-      <w:r>
-        <w:t xml:space="preserve"> </w:t>
-      </w:r>
-      <w:proofErr w:type="spellStart"/>
-      <w:r>
-        <w:t>bevy_solari</w:t>
-      </w:r>
-      <w:proofErr w:type="spellEnd"/>
-      <w:r>
-        <w:t xml:space="preserve"> ještě není připravena pro produkční nasazení, ale její vznik značí první kroky Bevy k využití </w:t>
-      </w:r>
-      <w:proofErr w:type="spellStart"/>
-      <w:r>
-        <w:t>raytracingu</w:t>
-      </w:r>
-      <w:proofErr w:type="spellEnd"/>
-      <w:r>
-        <w:t xml:space="preserve"> namísto tradičních osvětlovacích modelů.</w:t>
+        <w:t>S verzí 0.17 byla do enginu zavedena experimentální podpora pro hardwarově akcelerovaný raytracing. Crate bevy_solari ještě není připravena pro produkční nasazení, ale její vznik značí první kroky Bevy k využití raytracingu namísto tradičních osvětlovacích modelů.</w:t>
       </w:r>
     </w:p>
     <w:p>
@@ -16672,26 +15533,10 @@
     </w:p>
     <w:p>
       <w:r>
-        <w:t xml:space="preserve">Uživatelé, kteří vlastní grafickou kartu série RTX značky </w:t>
-      </w:r>
-      <w:proofErr w:type="spellStart"/>
-      <w:r>
-        <w:t>nVidia</w:t>
-      </w:r>
-      <w:proofErr w:type="spellEnd"/>
-      <w:r>
-        <w:t xml:space="preserve"> </w:t>
-      </w:r>
-      <w:r>
-        <w:t>nyní mohou využívat pokročilý DLSS anti-</w:t>
-      </w:r>
-      <w:proofErr w:type="spellStart"/>
-      <w:r>
-        <w:t>aliasing</w:t>
-      </w:r>
-      <w:proofErr w:type="spellEnd"/>
-      <w:r>
-        <w:t xml:space="preserve"> založený na strojovém učení. </w:t>
+        <w:t xml:space="preserve">Uživatelé, kteří vlastní grafickou kartu série RTX značky nVidia </w:t>
+      </w:r>
+      <w:r>
+        <w:t xml:space="preserve">nyní mohou využívat pokročilý DLSS anti-aliasing založený na strojovém učení. </w:t>
       </w:r>
       <w:r>
         <w:t>F</w:t>
@@ -16710,13 +15555,8 @@
       <w:pPr>
         <w:pStyle w:val="Nadpis4"/>
       </w:pPr>
-      <w:proofErr w:type="spellStart"/>
-      <w:r>
-        <w:t>Viewport</w:t>
-      </w:r>
-      <w:proofErr w:type="spellEnd"/>
-      <w:r>
-        <w:t xml:space="preserve"> node</w:t>
+      <w:r>
+        <w:t>Viewport node</w:t>
       </w:r>
     </w:p>
     <w:p>
@@ -16724,15 +15564,7 @@
         <w:t>Další novinkou je</w:t>
       </w:r>
       <w:r>
-        <w:t xml:space="preserve"> dedikovaný </w:t>
-      </w:r>
-      <w:proofErr w:type="spellStart"/>
-      <w:r>
-        <w:t>viewport</w:t>
-      </w:r>
-      <w:proofErr w:type="spellEnd"/>
-      <w:r>
-        <w:t xml:space="preserve"> node</w:t>
+        <w:t xml:space="preserve"> dedikovaný viewport node</w:t>
       </w:r>
       <w:r>
         <w:t>,</w:t>
@@ -17131,42 +15963,13 @@
     </w:p>
     <w:p>
       <w:r>
-        <w:t xml:space="preserve">Velmi krátká ukázka p00 obsahuje základní struktury potřebné pro vytvoření okna, s předem určenými parametry. Vlastnosti okna jsou definovány pomocí </w:t>
-      </w:r>
-      <w:proofErr w:type="spellStart"/>
-      <w:r>
-        <w:t>struct</w:t>
+        <w:t>Velmi krátká ukázka p00 obsahuje základní struktury potřebné pro vytvoření okna, s předem určenými parametry. Vlastnosti okna jsou definovány pomocí struct</w:t>
       </w:r>
       <w:r>
         <w:t>u</w:t>
       </w:r>
-      <w:proofErr w:type="spellEnd"/>
-      <w:r>
-        <w:t xml:space="preserve"> </w:t>
-      </w:r>
-      <w:proofErr w:type="spellStart"/>
-      <w:r>
-        <w:t>Window</w:t>
-      </w:r>
-      <w:proofErr w:type="spellEnd"/>
-      <w:r>
-        <w:t xml:space="preserve">, ve kterém lze nastavit rozlišení okna, titulek, režim okna, </w:t>
-      </w:r>
-      <w:proofErr w:type="spellStart"/>
-      <w:r>
-        <w:t>vsync</w:t>
-      </w:r>
-      <w:proofErr w:type="spellEnd"/>
-      <w:r>
-        <w:t xml:space="preserve"> nebo vlastnosti kurzoru. Struct je dále předán </w:t>
-      </w:r>
-      <w:proofErr w:type="spellStart"/>
-      <w:r>
-        <w:t>WindowPluginu</w:t>
-      </w:r>
-      <w:proofErr w:type="spellEnd"/>
-      <w:r>
-        <w:t xml:space="preserve"> a aplikace je spuštěna. Z této základní struktury budou vycházet všechny následující ukázky.</w:t>
+      <w:r>
+        <w:t xml:space="preserve"> Window, ve kterém lze nastavit rozlišení okna, titulek, režim okna, vsync nebo vlastnosti kurzoru. Struct je dále předán WindowPluginu a aplikace je spuštěna. Z této základní struktury budou vycházet všechny následující ukázky.</w:t>
       </w:r>
     </w:p>
     <w:p>
@@ -17421,21 +16224,8 @@
         <w:t>Ukázka p01 implementuje rendering dvourozměrného trojúhelníku</w:t>
       </w:r>
       <w:r>
-        <w:t xml:space="preserve">. Ukázka je oproti ukázce p00 rozšířena o nastavení renderovacího </w:t>
-      </w:r>
-      <w:proofErr w:type="spellStart"/>
-      <w:r>
-        <w:t>backendu</w:t>
-      </w:r>
-      <w:proofErr w:type="spellEnd"/>
-      <w:r>
-        <w:t xml:space="preserve"> pomocí </w:t>
-      </w:r>
-      <w:proofErr w:type="spellStart"/>
-      <w:r>
-        <w:t>RenderPluginu</w:t>
-      </w:r>
-      <w:proofErr w:type="spellEnd"/>
+        <w:t>. Ukázka je oproti ukázce p00 rozšířena o nastavení renderovacího backendu pomocí RenderPluginu</w:t>
+      </w:r>
       <w:r>
         <w:t>,</w:t>
       </w:r>
@@ -17625,15 +16415,7 @@
         <w:t>I</w:t>
       </w:r>
       <w:r>
-        <w:t xml:space="preserve"> je v tomto případě řešeno knihovnou </w:t>
-      </w:r>
-      <w:proofErr w:type="spellStart"/>
-      <w:r>
-        <w:t>Egui</w:t>
-      </w:r>
-      <w:proofErr w:type="spellEnd"/>
-      <w:r>
-        <w:t>, která</w:t>
+        <w:t xml:space="preserve"> je v tomto případě řešeno knihovnou Egui, která</w:t>
       </w:r>
       <w:r>
         <w:t xml:space="preserve"> umožňuje </w:t>
@@ -17666,24 +16448,11 @@
         <w:t>íky integraci knihovny</w:t>
       </w:r>
       <w:r>
-        <w:t xml:space="preserve"> </w:t>
-      </w:r>
-      <w:proofErr w:type="spellStart"/>
-      <w:r>
-        <w:t>Egui</w:t>
-      </w:r>
-      <w:proofErr w:type="spellEnd"/>
-      <w:r>
-        <w:t xml:space="preserve"> pomocí Bevy</w:t>
-      </w:r>
-      <w:r>
-        <w:t xml:space="preserve"> pluginu Bevy-</w:t>
-      </w:r>
-      <w:proofErr w:type="spellStart"/>
-      <w:r>
-        <w:t>Egui</w:t>
-      </w:r>
-      <w:proofErr w:type="spellEnd"/>
+        <w:t xml:space="preserve"> Egui pomocí Bevy</w:t>
+      </w:r>
+      <w:r>
+        <w:t xml:space="preserve"> pluginu Bevy-Egui</w:t>
+      </w:r>
       <w:r>
         <w:t>.  Následující WGSL snippet obsahuje deklaraci uniform proměnné a její využití ve fragment shaderu.</w:t>
       </w:r>
@@ -17867,26 +16636,10 @@
     </w:p>
     <w:p>
       <w:r>
-        <w:t xml:space="preserve">Ukázka p03 je první, která implementuje </w:t>
-      </w:r>
-      <w:proofErr w:type="gramStart"/>
-      <w:r>
-        <w:t>3D</w:t>
-      </w:r>
-      <w:proofErr w:type="gramEnd"/>
-      <w:r>
-        <w:t xml:space="preserve"> scénu. </w:t>
-      </w:r>
-      <w:r>
-        <w:t>Přechod z </w:t>
-      </w:r>
-      <w:proofErr w:type="gramStart"/>
-      <w:r>
-        <w:t>2D</w:t>
-      </w:r>
-      <w:proofErr w:type="gramEnd"/>
-      <w:r>
-        <w:t xml:space="preserve"> do 3D scény je snadný, stačí pouze změnit druh kamery z Camera2d na </w:t>
+        <w:t xml:space="preserve">Ukázka p03 je první, která implementuje 3D scénu. </w:t>
+      </w:r>
+      <w:r>
+        <w:t xml:space="preserve">Přechod z 2D do 3D scény je snadný, stačí pouze změnit druh kamery z Camera2d na </w:t>
       </w:r>
       <w:r>
         <w:t>Camera3d</w:t>
@@ -17913,29 +16666,13 @@
         <w:t xml:space="preserve"> </w:t>
       </w:r>
       <w:r>
-        <w:t xml:space="preserve">a </w:t>
-      </w:r>
-      <w:proofErr w:type="spellStart"/>
-      <w:r>
-        <w:t>Color</w:t>
-      </w:r>
-      <w:proofErr w:type="spellEnd"/>
-      <w:r>
-        <w:t xml:space="preserve">. Mesh3d ve spojení se strukturou Cuboid slouží k definici tvaru tělesa pomocí vertex a index bufferu, zatím co </w:t>
+        <w:t xml:space="preserve">a Color. Mesh3d ve spojení se strukturou Cuboid slouží k definici tvaru tělesa pomocí vertex a index bufferu, zatím co </w:t>
       </w:r>
       <w:r>
         <w:t>MeshMaterial3d</w:t>
       </w:r>
       <w:r>
-        <w:t xml:space="preserve"> a </w:t>
-      </w:r>
-      <w:proofErr w:type="spellStart"/>
-      <w:r>
-        <w:t>Color</w:t>
-      </w:r>
-      <w:proofErr w:type="spellEnd"/>
-      <w:r>
-        <w:t xml:space="preserve"> určují jeho vzhled. </w:t>
+        <w:t xml:space="preserve"> a Color určují jeho vzhled. </w:t>
       </w:r>
       <w:r>
         <w:t>Materiál</w:t>
@@ -17982,11 +16719,9 @@
       <w:r>
         <w:t xml:space="preserve">zdroj světla </w:t>
       </w:r>
-      <w:proofErr w:type="spellStart"/>
       <w:r>
         <w:t>PointLight</w:t>
       </w:r>
-      <w:proofErr w:type="spellEnd"/>
       <w:r>
         <w:t>.</w:t>
       </w:r>
@@ -18264,15 +16999,7 @@
         <w:t>Výstupem ukázky p04 je render koule, na kterou je aplikována textura Země. Textura byla získána z</w:t>
       </w:r>
       <w:r>
-        <w:t xml:space="preserve"> Wikipedia – Blue </w:t>
-      </w:r>
-      <w:proofErr w:type="spellStart"/>
-      <w:r>
-        <w:t>Marble</w:t>
-      </w:r>
-      <w:proofErr w:type="spellEnd"/>
-      <w:r>
-        <w:t xml:space="preserve"> 2002[4]. </w:t>
+        <w:t xml:space="preserve"> Wikipedia – Blue Marble 2002[4]. </w:t>
       </w:r>
       <w:r>
         <w:t>Samotná ukázka není náročná na implementaci, většina kódu je takzvaný boilerplate – kód který je nutný pro běh, ale obsahově se liší minimálně.</w:t>
@@ -18298,22 +17025,18 @@
       <w:r>
         <w:t xml:space="preserve"> pomocí parametru </w:t>
       </w:r>
-      <w:proofErr w:type="spellStart"/>
       <w:r>
         <w:t>base_color_texture</w:t>
       </w:r>
-      <w:proofErr w:type="spellEnd"/>
       <w:r>
         <w:t xml:space="preserve"> </w:t>
       </w:r>
       <w:r>
         <w:t xml:space="preserve">materiálu </w:t>
       </w:r>
-      <w:proofErr w:type="spellStart"/>
       <w:r>
         <w:t>StandardMaterial</w:t>
       </w:r>
-      <w:proofErr w:type="spellEnd"/>
       <w:r>
         <w:t xml:space="preserve">. </w:t>
       </w:r>
@@ -18665,15 +17388,7 @@
         <w:t xml:space="preserve"> v ukázce p05</w:t>
       </w:r>
       <w:r>
-        <w:t xml:space="preserve"> nutné. Bevy nabízí konfigurovatelné komponenty pro </w:t>
-      </w:r>
-      <w:proofErr w:type="gramStart"/>
-      <w:r>
-        <w:t>3D</w:t>
-      </w:r>
-      <w:proofErr w:type="gramEnd"/>
-      <w:r>
-        <w:t xml:space="preserve"> a 2D kamery, které jsou plně integrované do ECS a ve většině případ</w:t>
+        <w:t xml:space="preserve"> nutné. Bevy nabízí konfigurovatelné komponenty pro 3D a 2D kamery, které jsou plně integrované do ECS a ve většině případ</w:t>
       </w:r>
       <w:r>
         <w:t>ů</w:t>
@@ -18721,131 +17436,115 @@
         <w:t>i</w:t>
       </w:r>
       <w:r>
+        <w:t xml:space="preserve"> camera_controller_system, která je do aplikace zavedena jako systém, volaný s každým renderovacím cyklem. </w:t>
+      </w:r>
+      <w:r>
+        <w:t>Funkce samotná si pomocí Query získá entitu kamery, přečte ze zdrojů a eventů informace o vstupech a</w:t>
+      </w:r>
+      <w:r>
+        <w:t> </w:t>
+      </w:r>
+      <w:r>
+        <w:t>aplikuje odpovídající transformaci na entitu</w:t>
+      </w:r>
+      <w:r>
+        <w:t xml:space="preserve"> kamery, čímž dojde ke změně pohledu v dalším renderovacím cyklu.</w:t>
+      </w:r>
+      <w:r>
+        <w:t xml:space="preserve"> Na této ukázce je založena ukázka b01</w:t>
+      </w:r>
+      <w:r>
+        <w:t xml:space="preserve"> z kapitoly 8.1</w:t>
+      </w:r>
+      <w:r>
+        <w:t>, která implementuje vlastní univerzální plugin pro pohyb kamery.</w:t>
+      </w:r>
+    </w:p>
+    <w:p>
+      <w:pPr>
+        <w:pStyle w:val="Nadpis4"/>
+      </w:pPr>
+      <w:r>
+        <w:t>Porovnání s Vulkano</w:t>
+      </w:r>
+    </w:p>
+    <w:p>
+      <w:r>
+        <w:t>N</w:t>
+      </w:r>
+      <w:r>
+        <w:t>ejvětší roz</w:t>
+      </w:r>
+      <w:r>
+        <w:t xml:space="preserve">díl </w:t>
+      </w:r>
+      <w:r>
+        <w:t>mezi ukázkami spočívá v</w:t>
+      </w:r>
+      <w:r>
+        <w:t xml:space="preserve"> tom, jakým způsobem </w:t>
+      </w:r>
+      <w:r>
+        <w:t xml:space="preserve">je řešen </w:t>
+      </w:r>
+      <w:r>
+        <w:t>pohyb</w:t>
+      </w:r>
+      <w:r>
+        <w:t xml:space="preserve"> kamery</w:t>
+      </w:r>
+      <w:r>
+        <w:t xml:space="preserve"> a </w:t>
+      </w:r>
+      <w:r>
+        <w:t>aktualizace pohledové matice</w:t>
+      </w:r>
+      <w:r>
+        <w:t xml:space="preserve">. V Bevy </w:t>
+      </w:r>
+      <w:r>
+        <w:t>provedeme</w:t>
+      </w:r>
+      <w:r>
+        <w:t xml:space="preserve"> transformaci </w:t>
+      </w:r>
+      <w:r>
+        <w:t xml:space="preserve">entity </w:t>
+      </w:r>
+      <w:r>
+        <w:t xml:space="preserve">kamery </w:t>
+      </w:r>
+      <w:r>
+        <w:t>za</w:t>
+      </w:r>
+      <w:r>
         <w:t xml:space="preserve"> </w:t>
       </w:r>
-      <w:proofErr w:type="spellStart"/>
-      <w:r>
-        <w:t>camera_controller_system</w:t>
-      </w:r>
-      <w:proofErr w:type="spellEnd"/>
-      <w:r>
-        <w:t xml:space="preserve">, která je do aplikace zavedena jako systém, volaný s každým renderovacím cyklem. </w:t>
-      </w:r>
-      <w:r>
-        <w:t xml:space="preserve">Funkce samotná si pomocí </w:t>
-      </w:r>
-      <w:proofErr w:type="spellStart"/>
-      <w:r>
-        <w:t>Query</w:t>
-      </w:r>
-      <w:proofErr w:type="spellEnd"/>
-      <w:r>
-        <w:t xml:space="preserve"> získá entitu kamery, přečte ze zdrojů a eventů informace o vstupech a</w:t>
+      <w:r>
+        <w:t>pomocí systému a engine</w:t>
+      </w:r>
+      <w:r>
+        <w:t xml:space="preserve"> </w:t>
+      </w:r>
+      <w:r>
+        <w:t xml:space="preserve">automaticky zajistí </w:t>
+      </w:r>
+      <w:r>
+        <w:t>vše potřebné</w:t>
+      </w:r>
+      <w:r>
+        <w:t>. Ve Vulkano ukázce je nutné ručně implementovat matic</w:t>
+      </w:r>
+      <w:r>
+        <w:t>e</w:t>
+      </w:r>
+      <w:r>
+        <w:t xml:space="preserve"> pohledu a projekce, aktualizovat uniform buffery a</w:t>
       </w:r>
       <w:r>
         <w:t> </w:t>
       </w:r>
       <w:r>
-        <w:t>aplikuje odpovídající transformaci na entitu</w:t>
-      </w:r>
-      <w:r>
-        <w:t xml:space="preserve"> kamery, čímž dojde ke změně pohledu v dalším renderovacím cyklu.</w:t>
-      </w:r>
-      <w:r>
-        <w:t xml:space="preserve"> Na této ukázce je založena ukázka b01</w:t>
-      </w:r>
-      <w:r>
-        <w:t xml:space="preserve"> z kapitoly 8.1</w:t>
-      </w:r>
-      <w:r>
-        <w:t>, která implementuje vlastní univerzální plugin pro pohyb kamery.</w:t>
-      </w:r>
-    </w:p>
-    <w:p>
-      <w:pPr>
-        <w:pStyle w:val="Nadpis4"/>
-      </w:pPr>
-      <w:r>
-        <w:t>Porovnání s Vulkano</w:t>
-      </w:r>
-    </w:p>
-    <w:p>
-      <w:r>
-        <w:t>N</w:t>
-      </w:r>
-      <w:r>
-        <w:t>ejvětší roz</w:t>
-      </w:r>
-      <w:r>
-        <w:t xml:space="preserve">díl </w:t>
-      </w:r>
-      <w:r>
-        <w:t>mezi ukázkami spočívá v</w:t>
-      </w:r>
-      <w:r>
-        <w:t xml:space="preserve"> tom, jakým způsobem </w:t>
-      </w:r>
-      <w:r>
-        <w:t xml:space="preserve">je řešen </w:t>
-      </w:r>
-      <w:r>
-        <w:t>pohyb</w:t>
-      </w:r>
-      <w:r>
-        <w:t xml:space="preserve"> kamery</w:t>
-      </w:r>
-      <w:r>
-        <w:t xml:space="preserve"> a </w:t>
-      </w:r>
-      <w:r>
-        <w:t>aktualizace pohledové matice</w:t>
-      </w:r>
-      <w:r>
-        <w:t xml:space="preserve">. V Bevy </w:t>
-      </w:r>
-      <w:r>
-        <w:t>provedeme</w:t>
-      </w:r>
-      <w:r>
-        <w:t xml:space="preserve"> transformaci </w:t>
-      </w:r>
-      <w:r>
-        <w:t xml:space="preserve">entity </w:t>
-      </w:r>
-      <w:r>
-        <w:t xml:space="preserve">kamery </w:t>
-      </w:r>
-      <w:r>
-        <w:t>za</w:t>
-      </w:r>
-      <w:r>
-        <w:t xml:space="preserve"> </w:t>
-      </w:r>
-      <w:r>
-        <w:t>pomocí systému a engine</w:t>
-      </w:r>
-      <w:r>
-        <w:t xml:space="preserve"> </w:t>
-      </w:r>
-      <w:r>
-        <w:t xml:space="preserve">automaticky zajistí </w:t>
-      </w:r>
-      <w:r>
-        <w:t>vše potřebné</w:t>
-      </w:r>
-      <w:r>
-        <w:t>. Ve Vulkano ukázce je nutné ručně implementovat matic</w:t>
-      </w:r>
-      <w:r>
-        <w:t>e</w:t>
-      </w:r>
-      <w:r>
-        <w:t xml:space="preserve"> pohledu a projekce, aktualizovat uniform buffery a</w:t>
-      </w:r>
-      <w:r>
-        <w:t> </w:t>
-      </w:r>
-      <w:r>
         <w:t>zajistit jejich předání do</w:t>
       </w:r>
       <w:r>
@@ -18876,15 +17575,7 @@
         <w:t>Bevy</w:t>
       </w:r>
       <w:r>
-        <w:t xml:space="preserve"> nativně podporuje načítání </w:t>
-      </w:r>
-      <w:proofErr w:type="spellStart"/>
-      <w:r>
-        <w:t>gltf</w:t>
-      </w:r>
-      <w:proofErr w:type="spellEnd"/>
-      <w:r>
-        <w:t xml:space="preserve"> scén, ale pro načtení jiných formátů </w:t>
+        <w:t xml:space="preserve"> nativně podporuje načítání gltf scén, ale pro načtení jiných formátů </w:t>
       </w:r>
       <w:r>
         <w:t xml:space="preserve">objektů </w:t>
@@ -18905,31 +17596,10 @@
         <w:t>.</w:t>
       </w:r>
       <w:r>
-        <w:t xml:space="preserve"> Bevy </w:t>
-      </w:r>
-      <w:proofErr w:type="spellStart"/>
-      <w:r>
-        <w:t>obj</w:t>
-      </w:r>
-      <w:proofErr w:type="spellEnd"/>
-      <w:r>
-        <w:t xml:space="preserve"> je plugin pro načítání .</w:t>
-      </w:r>
-      <w:proofErr w:type="spellStart"/>
-      <w:r>
-        <w:t>obj</w:t>
-      </w:r>
-      <w:proofErr w:type="spellEnd"/>
-      <w:r>
-        <w:t xml:space="preserve"> souborů, je možné ho snadno získat za pomocí systému </w:t>
-      </w:r>
-      <w:proofErr w:type="spellStart"/>
-      <w:r>
-        <w:t>crates</w:t>
-      </w:r>
-      <w:proofErr w:type="spellEnd"/>
-      <w:r>
-        <w:t xml:space="preserve"> a cargo.</w:t>
+        <w:t xml:space="preserve"> Bevy obj</w:t>
+      </w:r>
+      <w:r>
+        <w:t xml:space="preserve"> je plugin pro načítání .obj souborů, je možné ho snadno získat za pomocí systému crates a cargo.</w:t>
       </w:r>
       <w:r>
         <w:t xml:space="preserve"> Plugin </w:t>
@@ -18938,15 +17608,7 @@
         <w:t xml:space="preserve">stačí </w:t>
       </w:r>
       <w:r>
-        <w:t>do aplikace zavést při jejím startu, a poté lze .</w:t>
-      </w:r>
-      <w:proofErr w:type="spellStart"/>
-      <w:r>
-        <w:t>obj</w:t>
-      </w:r>
-      <w:proofErr w:type="spellEnd"/>
-      <w:r>
-        <w:t xml:space="preserve"> modely načítat pomocí asset serveru, bez potřeby další konfigurace nebo manipulace s daty.</w:t>
+        <w:t>do aplikace zavést při jejím startu, a poté lze .obj modely načítat pomocí asset serveru, bez potřeby další konfigurace nebo manipulace s daty.</w:t>
       </w:r>
       <w:r>
         <w:t xml:space="preserve"> Jeho použití je tedy velmi snadné.</w:t>
@@ -19017,15 +17679,7 @@
       <w:bookmarkStart w:id="66" w:name="_Toc224816258"/>
       <w:bookmarkStart w:id="67" w:name="_Toc224816276"/>
       <w:r>
-        <w:t xml:space="preserve">Použití </w:t>
-      </w:r>
-      <w:proofErr w:type="spellStart"/>
-      <w:r>
-        <w:t>Obj</w:t>
-      </w:r>
-      <w:proofErr w:type="spellEnd"/>
-      <w:r>
-        <w:t xml:space="preserve"> pluginu</w:t>
+        <w:t>Použití Obj pluginu</w:t>
       </w:r>
       <w:bookmarkEnd w:id="66"/>
       <w:bookmarkEnd w:id="67"/>
@@ -19079,15 +17733,7 @@
         <w:t xml:space="preserve">, </w:t>
       </w:r>
       <w:r>
-        <w:t xml:space="preserve">musí implementovat kompletní </w:t>
-      </w:r>
-      <w:proofErr w:type="spellStart"/>
-      <w:r>
-        <w:t>parsování</w:t>
-      </w:r>
-      <w:proofErr w:type="spellEnd"/>
-      <w:r>
-        <w:t xml:space="preserve"> OBJ souboru</w:t>
+        <w:t>musí implementovat kompletní parsování OBJ souboru</w:t>
       </w:r>
       <w:r>
         <w:t xml:space="preserve"> a</w:t>
@@ -19194,335 +17840,304 @@
         <w:t xml:space="preserve">v Bevy </w:t>
       </w:r>
       <w:r>
-        <w:t xml:space="preserve">běžně vykreslována pomocí loop </w:t>
-      </w:r>
-      <w:proofErr w:type="spellStart"/>
-      <w:r>
-        <w:t>renderingu</w:t>
-      </w:r>
-      <w:proofErr w:type="spellEnd"/>
-      <w:r>
-        <w:t xml:space="preserve">. Pokud však existuje více entit, které sdílejí mesh a materiál, pak jsou tyto entity automaticky vykreslovány pomocí techniky </w:t>
-      </w:r>
-      <w:proofErr w:type="spellStart"/>
-      <w:r>
-        <w:t>instancování</w:t>
-      </w:r>
-      <w:proofErr w:type="spellEnd"/>
+        <w:t xml:space="preserve">běžně vykreslována pomocí loop renderingu. Pokud však existuje více entit, které sdílejí mesh a materiál, pak jsou tyto entity automaticky vykreslovány pomocí techniky instancování. </w:t>
+      </w:r>
+    </w:p>
+    <w:p>
+      <w:r>
+        <w:t>Offset rendering není v Bevy nijak implementován. V případě potřeby by bylo nutné</w:t>
+      </w:r>
+      <w:r>
+        <w:t xml:space="preserve">, jak již bylo zmíněno, </w:t>
+      </w:r>
+      <w:r>
+        <w:t>vytvořit vlastní render pipeline, který by plně nahradil Bevy pipeline.</w:t>
+      </w:r>
+    </w:p>
+    <w:p>
+      <w:pPr>
+        <w:pStyle w:val="Nadpis2"/>
+      </w:pPr>
+      <w:bookmarkStart w:id="69" w:name="_Toc224816316"/>
+      <w:r>
+        <w:t>Osvětlení</w:t>
+      </w:r>
+      <w:bookmarkEnd w:id="69"/>
+    </w:p>
+    <w:p>
+      <w:r>
+        <w:t xml:space="preserve">Na ukázce </w:t>
+      </w:r>
+      <w:r>
+        <w:t xml:space="preserve">p08 </w:t>
+      </w:r>
+      <w:r>
+        <w:t xml:space="preserve">je dobře vidět dříve zmíněné </w:t>
+      </w:r>
+      <w:r>
+        <w:t>zjednodušení vývoje</w:t>
+      </w:r>
+      <w:r>
+        <w:t>, které Bevy poskytuje. Všechny předchozí ukázky</w:t>
+      </w:r>
+      <w:r>
+        <w:t xml:space="preserve">, které </w:t>
+      </w:r>
+      <w:r>
+        <w:t xml:space="preserve">aplikují na tělesa </w:t>
+      </w:r>
+      <w:r>
+        <w:t>nativní Bevy materiály,</w:t>
+      </w:r>
+      <w:r>
+        <w:t xml:space="preserve"> již </w:t>
+      </w:r>
+      <w:r>
+        <w:t>mají</w:t>
+      </w:r>
+      <w:r>
+        <w:t xml:space="preserve"> </w:t>
+      </w:r>
+      <w:r>
+        <w:t>implementované i</w:t>
+      </w:r>
+      <w:r>
+        <w:t xml:space="preserve"> </w:t>
+      </w:r>
+      <w:r>
+        <w:t>osvětlení</w:t>
+      </w:r>
+      <w:r>
+        <w:t xml:space="preserve">, které </w:t>
+      </w:r>
+      <w:r>
+        <w:t xml:space="preserve">funguje díky dříve zmíněným nativním </w:t>
+      </w:r>
+      <w:r>
+        <w:t>materiál</w:t>
+      </w:r>
+      <w:r>
+        <w:t>ům</w:t>
+      </w:r>
+      <w:r>
+        <w:t xml:space="preserve"> a</w:t>
+      </w:r>
+      <w:r>
+        <w:t xml:space="preserve"> </w:t>
+      </w:r>
+      <w:r>
+        <w:t xml:space="preserve">přidáním </w:t>
+      </w:r>
+      <w:r>
+        <w:t xml:space="preserve">entity s komponentou </w:t>
+      </w:r>
+      <w:r>
+        <w:t>DirectionalLight</w:t>
+      </w:r>
+      <w:r>
+        <w:t xml:space="preserve">, jenž je </w:t>
+      </w:r>
+      <w:r>
+        <w:t>zdroje</w:t>
+      </w:r>
+      <w:r>
+        <w:t>m</w:t>
+      </w:r>
+      <w:r>
+        <w:t xml:space="preserve"> světla </w:t>
+      </w:r>
+      <w:r>
+        <w:t>ve</w:t>
+      </w:r>
+      <w:r>
+        <w:t xml:space="preserve"> scén</w:t>
+      </w:r>
+      <w:r>
+        <w:t>ě</w:t>
+      </w:r>
       <w:r>
         <w:t xml:space="preserve">. </w:t>
       </w:r>
-    </w:p>
-    <w:p>
-      <w:r>
-        <w:t>Offset rendering není v Bevy nijak implementován. V případě potřeby by bylo nutné</w:t>
-      </w:r>
-      <w:r>
-        <w:t xml:space="preserve">, jak již bylo zmíněno, </w:t>
-      </w:r>
-      <w:r>
-        <w:t>vytvořit vlastní render pipeline, který by plně nahradil Bevy pipeline.</w:t>
-      </w:r>
-    </w:p>
-    <w:p>
-      <w:pPr>
-        <w:pStyle w:val="Nadpis2"/>
-      </w:pPr>
-      <w:bookmarkStart w:id="69" w:name="_Toc224816316"/>
-      <w:r>
-        <w:t>Osvětlení</w:t>
-      </w:r>
-      <w:bookmarkEnd w:id="69"/>
-    </w:p>
-    <w:p>
-      <w:r>
-        <w:t xml:space="preserve">Na ukázce </w:t>
+      <w:r>
+        <w:t xml:space="preserve">Bevy využívá </w:t>
+      </w:r>
+      <w:r>
+        <w:t xml:space="preserve">osvětlovací </w:t>
+      </w:r>
+      <w:r>
+        <w:t>model založen</w:t>
+      </w:r>
+      <w:r>
+        <w:t>ý na</w:t>
+      </w:r>
+      <w:r>
+        <w:t xml:space="preserve"> PBR</w:t>
+      </w:r>
+      <w:r>
+        <w:t xml:space="preserve"> v kombinaci s </w:t>
+      </w:r>
+      <w:r>
+        <w:t>Cook-Torrance</w:t>
+      </w:r>
+      <w:r>
+        <w:t xml:space="preserve"> a </w:t>
+      </w:r>
+      <w:r>
+        <w:t xml:space="preserve">GGX </w:t>
+      </w:r>
+      <w:r>
+        <w:t xml:space="preserve">pro výpočet </w:t>
+      </w:r>
+      <w:r>
+        <w:t>odlesků.</w:t>
+      </w:r>
+      <w:r>
+        <w:t xml:space="preserve"> </w:t>
+      </w:r>
+    </w:p>
+    <w:p>
+      <w:r>
+        <w:t xml:space="preserve">Pokud by bylo </w:t>
+      </w:r>
+      <w:r>
+        <w:t>v této ukázce použito</w:t>
+      </w:r>
+      <w:r>
+        <w:t xml:space="preserve"> nativní</w:t>
+      </w:r>
+      <w:r>
+        <w:t xml:space="preserve"> osvětlení </w:t>
+      </w:r>
+      <w:r>
+        <w:t>poskytované enginem Bevy</w:t>
+      </w:r>
+      <w:r>
+        <w:t xml:space="preserve">, </w:t>
+      </w:r>
+      <w:r>
+        <w:t xml:space="preserve">tak by </w:t>
+      </w:r>
+      <w:r>
+        <w:t xml:space="preserve">ukázka ztrácela smysl. </w:t>
+      </w:r>
+      <w:r>
+        <w:t>Z toho důvodu</w:t>
+      </w:r>
+      <w:r>
+        <w:t> </w:t>
+      </w:r>
+      <w:r>
+        <w:t xml:space="preserve">je v </w:t>
       </w:r>
       <w:r>
         <w:t xml:space="preserve">p08 </w:t>
       </w:r>
       <w:r>
-        <w:t xml:space="preserve">je dobře vidět dříve zmíněné </w:t>
-      </w:r>
-      <w:r>
-        <w:t>zjednodušení vývoje</w:t>
-      </w:r>
-      <w:r>
-        <w:t>, které Bevy poskytuje. Všechny předchozí ukázky</w:t>
-      </w:r>
-      <w:r>
-        <w:t xml:space="preserve">, které </w:t>
-      </w:r>
-      <w:r>
-        <w:t xml:space="preserve">aplikují na tělesa </w:t>
-      </w:r>
-      <w:r>
-        <w:t>nativní Bevy materiály,</w:t>
-      </w:r>
-      <w:r>
-        <w:t xml:space="preserve"> již </w:t>
-      </w:r>
-      <w:r>
-        <w:t>mají</w:t>
+        <w:t xml:space="preserve">implementován </w:t>
+      </w:r>
+      <w:r>
+        <w:t>Phong</w:t>
+      </w:r>
+      <w:r>
+        <w:t>ův</w:t>
+      </w:r>
+      <w:r>
+        <w:t xml:space="preserve"> osvětlovací model </w:t>
+      </w:r>
+      <w:r>
+        <w:t xml:space="preserve">řešený </w:t>
+      </w:r>
+      <w:r>
+        <w:t xml:space="preserve">pomocí vlastního fragment shaderu. </w:t>
+      </w:r>
+    </w:p>
+    <w:p>
+      <w:r>
+        <w:t xml:space="preserve">Systém pro ovládání kamery </w:t>
+      </w:r>
+      <w:r>
+        <w:t xml:space="preserve">se nachází ve vlastním </w:t>
+      </w:r>
+      <w:r>
+        <w:t>pluginu</w:t>
+      </w:r>
+      <w:r>
+        <w:t>.</w:t>
       </w:r>
       <w:r>
         <w:t xml:space="preserve"> </w:t>
       </w:r>
       <w:r>
-        <w:t>implementované i</w:t>
+        <w:t>A proto</w:t>
       </w:r>
       <w:r>
         <w:t xml:space="preserve"> </w:t>
       </w:r>
       <w:r>
-        <w:t>osvětlení</w:t>
-      </w:r>
-      <w:r>
-        <w:t xml:space="preserve">, které </w:t>
-      </w:r>
-      <w:r>
-        <w:t xml:space="preserve">funguje díky dříve zmíněným nativním </w:t>
-      </w:r>
-      <w:r>
-        <w:t>materiál</w:t>
-      </w:r>
-      <w:r>
-        <w:t>ům</w:t>
+        <w:t>je součástí ukázky</w:t>
+      </w:r>
+      <w:r>
+        <w:t xml:space="preserve"> </w:t>
+      </w:r>
+      <w:r>
+        <w:t xml:space="preserve">i </w:t>
+      </w:r>
+      <w:r>
+        <w:t>systém</w:t>
+      </w:r>
+      <w:r>
+        <w:t xml:space="preserve"> </w:t>
+      </w:r>
+      <w:r>
+        <w:t>camera_update_system</w:t>
+      </w:r>
+      <w:r>
+        <w:t>, který se stará o aktual</w:t>
+      </w:r>
+      <w:r>
+        <w:t xml:space="preserve">izaci </w:t>
+      </w:r>
+      <w:r>
+        <w:t>uniformní proměnné</w:t>
+      </w:r>
+      <w:r>
+        <w:t xml:space="preserve"> </w:t>
+      </w:r>
+      <w:r>
+        <w:t>camera_pos</w:t>
+      </w:r>
+      <w:r>
+        <w:t>.</w:t>
+      </w:r>
+      <w:r>
+        <w:t xml:space="preserve"> </w:t>
+      </w:r>
+      <w:r>
+        <w:t xml:space="preserve">Fragment shader </w:t>
+      </w:r>
+      <w:r>
+        <w:t>načítá</w:t>
+      </w:r>
+      <w:r>
+        <w:t xml:space="preserve"> pozici kamery z</w:t>
+      </w:r>
+      <w:r>
+        <w:t> tohoto bufferu</w:t>
       </w:r>
       <w:r>
         <w:t xml:space="preserve"> a</w:t>
       </w:r>
       <w:r>
-        <w:t xml:space="preserve"> </w:t>
-      </w:r>
-      <w:r>
-        <w:t xml:space="preserve">přidáním </w:t>
-      </w:r>
-      <w:r>
-        <w:t xml:space="preserve">entity s komponentou </w:t>
-      </w:r>
-      <w:proofErr w:type="spellStart"/>
-      <w:r>
-        <w:t>DirectionalLight</w:t>
-      </w:r>
-      <w:proofErr w:type="spellEnd"/>
-      <w:r>
-        <w:t xml:space="preserve">, jenž je </w:t>
-      </w:r>
-      <w:r>
-        <w:t>zdroje</w:t>
-      </w:r>
-      <w:r>
-        <w:t>m</w:t>
-      </w:r>
-      <w:r>
-        <w:t xml:space="preserve"> světla </w:t>
-      </w:r>
-      <w:r>
-        <w:t>ve</w:t>
-      </w:r>
-      <w:r>
-        <w:t xml:space="preserve"> scén</w:t>
-      </w:r>
-      <w:r>
-        <w:t>ě</w:t>
-      </w:r>
-      <w:r>
-        <w:t xml:space="preserve">. </w:t>
-      </w:r>
-      <w:r>
-        <w:t xml:space="preserve">Bevy využívá </w:t>
-      </w:r>
-      <w:r>
-        <w:t xml:space="preserve">osvětlovací </w:t>
-      </w:r>
-      <w:r>
-        <w:t>model založen</w:t>
-      </w:r>
-      <w:r>
-        <w:t>ý na</w:t>
-      </w:r>
-      <w:r>
-        <w:t xml:space="preserve"> PBR</w:t>
-      </w:r>
-      <w:r>
-        <w:t xml:space="preserve"> v kombinaci s </w:t>
-      </w:r>
-      <w:proofErr w:type="spellStart"/>
-      <w:r>
-        <w:t>Cook-Torrance</w:t>
-      </w:r>
-      <w:proofErr w:type="spellEnd"/>
-      <w:r>
-        <w:t xml:space="preserve"> a </w:t>
-      </w:r>
-      <w:r>
-        <w:t xml:space="preserve">GGX </w:t>
-      </w:r>
-      <w:r>
-        <w:t xml:space="preserve">pro výpočet </w:t>
-      </w:r>
-      <w:r>
-        <w:t>odlesků.</w:t>
-      </w:r>
-      <w:r>
-        <w:t xml:space="preserve"> </w:t>
-      </w:r>
-    </w:p>
-    <w:p>
-      <w:r>
-        <w:t xml:space="preserve">Pokud by bylo </w:t>
-      </w:r>
-      <w:r>
-        <w:t>v této ukázce použito</w:t>
-      </w:r>
-      <w:r>
-        <w:t xml:space="preserve"> nativní</w:t>
-      </w:r>
-      <w:r>
-        <w:t xml:space="preserve"> osvětlení </w:t>
-      </w:r>
-      <w:r>
-        <w:t>poskytované enginem Bevy</w:t>
-      </w:r>
-      <w:r>
-        <w:t xml:space="preserve">, </w:t>
-      </w:r>
-      <w:r>
-        <w:t xml:space="preserve">tak by </w:t>
-      </w:r>
-      <w:r>
-        <w:t xml:space="preserve">ukázka ztrácela smysl. </w:t>
-      </w:r>
-      <w:r>
-        <w:t>Z toho důvodu</w:t>
-      </w:r>
-      <w:r>
         <w:t> </w:t>
       </w:r>
       <w:r>
-        <w:t xml:space="preserve">je v </w:t>
-      </w:r>
-      <w:r>
-        <w:t xml:space="preserve">p08 </w:t>
-      </w:r>
-      <w:r>
-        <w:t xml:space="preserve">implementován </w:t>
-      </w:r>
-      <w:proofErr w:type="spellStart"/>
-      <w:r>
-        <w:t>Phong</w:t>
-      </w:r>
-      <w:r>
-        <w:t>ův</w:t>
-      </w:r>
-      <w:proofErr w:type="spellEnd"/>
-      <w:r>
-        <w:t xml:space="preserve"> osvětlovací model </w:t>
-      </w:r>
-      <w:r>
-        <w:t xml:space="preserve">řešený </w:t>
-      </w:r>
-      <w:r>
-        <w:t xml:space="preserve">pomocí vlastního fragment shaderu. </w:t>
-      </w:r>
-    </w:p>
-    <w:p>
-      <w:r>
-        <w:t xml:space="preserve">Systém pro ovládání kamery </w:t>
-      </w:r>
-      <w:r>
-        <w:t xml:space="preserve">se nachází ve vlastním </w:t>
-      </w:r>
-      <w:r>
-        <w:t>pluginu</w:t>
-      </w:r>
-      <w:r>
-        <w:t>.</w:t>
-      </w:r>
-      <w:r>
-        <w:t xml:space="preserve"> </w:t>
-      </w:r>
-      <w:r>
-        <w:t>A proto</w:t>
-      </w:r>
-      <w:r>
-        <w:t xml:space="preserve"> </w:t>
-      </w:r>
-      <w:r>
-        <w:t>je součástí ukázky</w:t>
-      </w:r>
-      <w:r>
-        <w:t xml:space="preserve"> </w:t>
-      </w:r>
-      <w:r>
-        <w:t xml:space="preserve">i </w:t>
-      </w:r>
-      <w:r>
-        <w:t>systém</w:t>
-      </w:r>
-      <w:r>
-        <w:t xml:space="preserve"> </w:t>
-      </w:r>
-      <w:proofErr w:type="spellStart"/>
-      <w:r>
-        <w:t>camera_update_system</w:t>
-      </w:r>
-      <w:proofErr w:type="spellEnd"/>
-      <w:r>
-        <w:t>, který se stará o aktual</w:t>
-      </w:r>
-      <w:r>
-        <w:t xml:space="preserve">izaci </w:t>
-      </w:r>
-      <w:r>
-        <w:t>uniformní proměnné</w:t>
-      </w:r>
-      <w:r>
-        <w:t xml:space="preserve"> </w:t>
-      </w:r>
-      <w:proofErr w:type="spellStart"/>
-      <w:r>
-        <w:t>camera_pos</w:t>
-      </w:r>
-      <w:proofErr w:type="spellEnd"/>
-      <w:r>
-        <w:t>.</w:t>
-      </w:r>
-      <w:r>
-        <w:t xml:space="preserve"> </w:t>
-      </w:r>
-      <w:r>
-        <w:t xml:space="preserve">Fragment shader </w:t>
-      </w:r>
-      <w:r>
-        <w:t>načítá</w:t>
-      </w:r>
-      <w:r>
-        <w:t xml:space="preserve"> pozici kamery z</w:t>
-      </w:r>
-      <w:r>
-        <w:t> tohoto bufferu</w:t>
-      </w:r>
-      <w:r>
-        <w:t xml:space="preserve"> a</w:t>
-      </w:r>
-      <w:r>
-        <w:t> </w:t>
-      </w:r>
-      <w:r>
         <w:t xml:space="preserve">využívá ji pro výpočet </w:t>
       </w:r>
       <w:r>
         <w:t xml:space="preserve">osvětlení pomocí </w:t>
       </w:r>
-      <w:proofErr w:type="spellStart"/>
-      <w:r>
-        <w:t>Phongova</w:t>
-      </w:r>
-      <w:proofErr w:type="spellEnd"/>
-      <w:r>
-        <w:t xml:space="preserve"> modelu</w:t>
+      <w:r>
+        <w:t>Phongova modelu</w:t>
       </w:r>
       <w:r>
         <w:t>.</w:t>
@@ -19777,13 +18392,8 @@
         <w:t xml:space="preserve">Fragment </w:t>
       </w:r>
       <w:r>
-        <w:t xml:space="preserve">shader – </w:t>
-      </w:r>
-      <w:proofErr w:type="spellStart"/>
-      <w:r>
-        <w:t>Phongův</w:t>
-      </w:r>
-      <w:proofErr w:type="spellEnd"/>
+        <w:t>shader – Phongův</w:t>
+      </w:r>
       <w:r>
         <w:t xml:space="preserve"> osvětlovací model</w:t>
       </w:r>
@@ -19874,15 +18484,7 @@
         </w:r>
       </w:fldSimple>
       <w:r>
-        <w:t xml:space="preserve"> Těleso vykreslené s využitím </w:t>
-      </w:r>
-      <w:proofErr w:type="spellStart"/>
-      <w:r>
-        <w:t>Phongova</w:t>
-      </w:r>
-      <w:proofErr w:type="spellEnd"/>
-      <w:r>
-        <w:t xml:space="preserve"> osvětlovacího modelu</w:t>
+        <w:t xml:space="preserve"> Těleso vykreslené s využitím Phongova osvětlovacího modelu</w:t>
       </w:r>
       <w:bookmarkEnd w:id="72"/>
     </w:p>
@@ -19940,13 +18542,8 @@
         <w:t xml:space="preserve"> a</w:t>
       </w:r>
       <w:r>
-        <w:t xml:space="preserve"> </w:t>
-      </w:r>
-      <w:proofErr w:type="spellStart"/>
-      <w:r>
-        <w:t>bindingy</w:t>
-      </w:r>
-      <w:proofErr w:type="spellEnd"/>
+        <w:t xml:space="preserve"> bindingy</w:t>
+      </w:r>
       <w:r>
         <w:t xml:space="preserve"> pro </w:t>
       </w:r>
@@ -19957,15 +18554,7 @@
         <w:t>.</w:t>
       </w:r>
       <w:r>
-        <w:t xml:space="preserve"> Implementace </w:t>
-      </w:r>
-      <w:proofErr w:type="spellStart"/>
-      <w:r>
-        <w:t>Phongova</w:t>
-      </w:r>
-      <w:proofErr w:type="spellEnd"/>
-      <w:r>
-        <w:t xml:space="preserve"> </w:t>
+        <w:t xml:space="preserve"> Implementace Phongova </w:t>
       </w:r>
       <w:r>
         <w:t xml:space="preserve">modelu v </w:t>
@@ -19992,20 +18581,10 @@
         <w:t xml:space="preserve"> </w:t>
       </w:r>
       <w:bookmarkStart w:id="73" w:name="_Toc224816317"/>
-      <w:proofErr w:type="spellStart"/>
-      <w:r>
-        <w:t>Texture</w:t>
-      </w:r>
-      <w:proofErr w:type="spellEnd"/>
-      <w:r>
-        <w:t xml:space="preserve"> </w:t>
-      </w:r>
-      <w:proofErr w:type="spellStart"/>
-      <w:r>
-        <w:t>array</w:t>
+      <w:r>
+        <w:t>Texture array</w:t>
       </w:r>
       <w:bookmarkEnd w:id="73"/>
-      <w:proofErr w:type="spellEnd"/>
     </w:p>
     <w:p>
       <w:r>
@@ -20015,21 +18594,8 @@
         <w:t>kázku</w:t>
       </w:r>
       <w:r>
-        <w:t xml:space="preserve">, která využívá </w:t>
-      </w:r>
-      <w:proofErr w:type="spellStart"/>
-      <w:r>
-        <w:t>texture</w:t>
-      </w:r>
-      <w:proofErr w:type="spellEnd"/>
-      <w:r>
-        <w:t xml:space="preserve"> </w:t>
-      </w:r>
-      <w:proofErr w:type="spellStart"/>
-      <w:r>
-        <w:t>array</w:t>
-      </w:r>
-      <w:proofErr w:type="spellEnd"/>
+        <w:t>, která využívá texture array</w:t>
+      </w:r>
       <w:r>
         <w:t xml:space="preserve"> nebylo nutné implementovat, protože systém materiálů v Bevy nevyžaduje žádné speciální úpravy, aby bylo možné mapovat více textur na více obj</w:t>
       </w:r>
@@ -20367,15 +18933,7 @@
     </w:p>
     <w:p>
       <w:r>
-        <w:t xml:space="preserve">Compute shader není nativně v Bevy podporován, a proto je potřeba implementovat vlastní pipeline a render </w:t>
-      </w:r>
-      <w:proofErr w:type="spellStart"/>
-      <w:r>
-        <w:t>graph</w:t>
-      </w:r>
-      <w:proofErr w:type="spellEnd"/>
-      <w:r>
-        <w:t>. V těchto úlohách slouží Bevy pouze jako prostředník zapouzdřující interní WGPU funkce.</w:t>
+        <w:t>Compute shader není nativně v Bevy podporován, a proto je potřeba implementovat vlastní pipeline a render graph. V těchto úlohách slouží Bevy pouze jako prostředník zapouzdřující interní WGPU funkce.</w:t>
       </w:r>
     </w:p>
     <w:p>
@@ -20446,13 +19004,8 @@
         <w:t xml:space="preserve">přístupná pro CPU.  </w:t>
       </w:r>
       <w:r>
-        <w:t xml:space="preserve">Bevy za tímto účelem implementuje </w:t>
-      </w:r>
-      <w:proofErr w:type="spellStart"/>
-      <w:r>
-        <w:t>readback</w:t>
-      </w:r>
-      <w:proofErr w:type="spellEnd"/>
+        <w:t>Bevy za tímto účelem implementuje readback</w:t>
+      </w:r>
       <w:r>
         <w:t xml:space="preserve">, </w:t>
       </w:r>
@@ -20496,15 +19049,7 @@
         <w:t>ky</w:t>
       </w:r>
       <w:r>
-        <w:t xml:space="preserve">, kdy </w:t>
-      </w:r>
-      <w:proofErr w:type="spellStart"/>
-      <w:r>
-        <w:t>readback</w:t>
-      </w:r>
-      <w:proofErr w:type="spellEnd"/>
-      <w:r>
-        <w:t xml:space="preserve"> ně</w:t>
+        <w:t>, kdy readback ně</w:t>
       </w:r>
       <w:r>
         <w:t>kolik cyklů</w:t>
@@ -20613,15 +19158,7 @@
         <w:t xml:space="preserve"> a</w:t>
       </w:r>
       <w:r>
-        <w:t xml:space="preserve"> render pipeline a render </w:t>
-      </w:r>
-      <w:proofErr w:type="spellStart"/>
-      <w:r>
-        <w:t>nodes</w:t>
-      </w:r>
-      <w:proofErr w:type="spellEnd"/>
-      <w:r>
-        <w:t xml:space="preserve">, které se budou spouštět při běhu programu. </w:t>
+        <w:t xml:space="preserve"> render pipeline a render nodes, které se budou spouštět při běhu programu. </w:t>
       </w:r>
     </w:p>
     <w:p>
@@ -20632,13 +19169,8 @@
         <w:t> </w:t>
       </w:r>
       <w:r>
-        <w:t xml:space="preserve">nejnáročnějších na implementaci. Tvorba vlastních render </w:t>
-      </w:r>
-      <w:proofErr w:type="spellStart"/>
-      <w:r>
-        <w:t>pipelines</w:t>
-      </w:r>
-      <w:proofErr w:type="spellEnd"/>
+        <w:t>nejnáročnějších na implementaci. Tvorba vlastních render pipelines</w:t>
+      </w:r>
       <w:r>
         <w:t xml:space="preserve"> a modifikace render grafu</w:t>
       </w:r>
@@ -20766,333 +19298,284 @@
         <w:pStyle w:val="Nadpis2"/>
       </w:pPr>
       <w:bookmarkStart w:id="78" w:name="_Toc224816320"/>
-      <w:proofErr w:type="spellStart"/>
       <w:r>
         <w:lastRenderedPageBreak/>
-        <w:t>Multiple</w:t>
-      </w:r>
-      <w:proofErr w:type="spellEnd"/>
+        <w:t>Multiple shaders</w:t>
+      </w:r>
+      <w:bookmarkEnd w:id="78"/>
+    </w:p>
+    <w:p>
+      <w:r>
+        <w:t xml:space="preserve">Úloha p12 </w:t>
+      </w:r>
+      <w:r>
+        <w:t>renderuje tři identické trojúhelníky pomocí tří odlišných dvojic v</w:t>
+      </w:r>
+      <w:r>
+        <w:t>ertex/fragment shaderu</w:t>
+      </w:r>
+      <w:r>
+        <w:t xml:space="preserve"> pro dosažení odlišných výstupů s identickými vstupy. </w:t>
+      </w:r>
       <w:r>
         <w:t xml:space="preserve"> </w:t>
       </w:r>
-      <w:proofErr w:type="spellStart"/>
-      <w:r>
-        <w:t>shaders</w:t>
-      </w:r>
-      <w:bookmarkEnd w:id="78"/>
-      <w:proofErr w:type="spellEnd"/>
-    </w:p>
-    <w:p>
-      <w:r>
-        <w:t xml:space="preserve">Úloha p12 </w:t>
-      </w:r>
-      <w:proofErr w:type="spellStart"/>
-      <w:r>
-        <w:t>renderuje</w:t>
-      </w:r>
-      <w:proofErr w:type="spellEnd"/>
-      <w:r>
-        <w:t xml:space="preserve"> tři identické trojúhelníky pomocí tří odlišných dvojic v</w:t>
-      </w:r>
-      <w:r>
-        <w:t>ertex/fragment shaderu</w:t>
-      </w:r>
-      <w:r>
-        <w:t xml:space="preserve"> pro dosažení odlišných výstupů s identickými vstupy. </w:t>
+    </w:p>
+    <w:p>
+      <w:r>
+        <w:t>Samotná i</w:t>
+      </w:r>
+      <w:r>
+        <w:t xml:space="preserve">mplementace této </w:t>
+      </w:r>
+      <w:r>
+        <w:t>ukázky</w:t>
+      </w:r>
+      <w:r>
+        <w:t xml:space="preserve"> byla snadná</w:t>
+      </w:r>
+      <w:r>
+        <w:t xml:space="preserve"> a pouze </w:t>
+      </w:r>
+      <w:r>
+        <w:t xml:space="preserve">navazuje na implementaci </w:t>
+      </w:r>
+      <w:r>
+        <w:t xml:space="preserve">vlastního </w:t>
+      </w:r>
+      <w:r>
+        <w:t>shaderu za pomocí materiálu, která byla představena v předcházejících úlohách</w:t>
+      </w:r>
+      <w:r>
+        <w:t xml:space="preserve">. Každá dvojice </w:t>
+      </w:r>
+      <w:r>
+        <w:t xml:space="preserve">vertex a fragment </w:t>
+      </w:r>
+      <w:r>
+        <w:t>shader</w:t>
+      </w:r>
+      <w:r>
+        <w:t>u</w:t>
       </w:r>
       <w:r>
         <w:t xml:space="preserve"> </w:t>
       </w:r>
-    </w:p>
-    <w:p>
-      <w:r>
-        <w:t>Samotná i</w:t>
-      </w:r>
-      <w:r>
-        <w:t xml:space="preserve">mplementace této </w:t>
-      </w:r>
-      <w:r>
-        <w:t>ukázky</w:t>
-      </w:r>
-      <w:r>
-        <w:t xml:space="preserve"> byla snadná</w:t>
-      </w:r>
-      <w:r>
-        <w:t xml:space="preserve"> a pouze </w:t>
-      </w:r>
-      <w:r>
-        <w:t xml:space="preserve">navazuje na implementaci </w:t>
-      </w:r>
-      <w:r>
-        <w:t xml:space="preserve">vlastního </w:t>
-      </w:r>
-      <w:r>
-        <w:t>shaderu za pomocí materiálu, která byla představena v předcházejících úlohách</w:t>
-      </w:r>
-      <w:r>
-        <w:t xml:space="preserve">. Každá dvojice </w:t>
-      </w:r>
-      <w:r>
-        <w:t xml:space="preserve">vertex a fragment </w:t>
+      <w:r>
+        <w:t xml:space="preserve">je přiřazena k jednomu vlastnímu </w:t>
+      </w:r>
+      <w:r>
+        <w:t>materiál</w:t>
+      </w:r>
+      <w:r>
+        <w:t>u</w:t>
+      </w:r>
+      <w:r>
+        <w:t>,</w:t>
+      </w:r>
+      <w:r>
+        <w:t xml:space="preserve"> </w:t>
+      </w:r>
+      <w:r>
+        <w:t xml:space="preserve">který je </w:t>
+      </w:r>
+      <w:r>
+        <w:t>definovaný v čase kompilace</w:t>
+      </w:r>
+      <w:r>
+        <w:t>.</w:t>
+      </w:r>
+      <w:r>
+        <w:t xml:space="preserve"> </w:t>
+      </w:r>
+      <w:r>
+        <w:t>P</w:t>
+      </w:r>
+      <w:r>
+        <w:t>rotože s</w:t>
+      </w:r>
+      <w:r>
+        <w:t>hadery</w:t>
+      </w:r>
+      <w:r>
+        <w:t xml:space="preserve"> </w:t>
+      </w:r>
+      <w:r>
+        <w:t>materiál</w:t>
+      </w:r>
+      <w:r>
+        <w:t>u</w:t>
+      </w:r>
+      <w:r>
+        <w:t xml:space="preserve"> není možné </w:t>
+      </w:r>
+      <w:r>
+        <w:t>měnit</w:t>
+      </w:r>
+      <w:r>
+        <w:t xml:space="preserve"> </w:t>
+      </w:r>
+      <w:r>
+        <w:t xml:space="preserve">nebo </w:t>
+      </w:r>
+      <w:r>
+        <w:t>nastavovat</w:t>
+      </w:r>
+      <w:r>
+        <w:t xml:space="preserve"> </w:t>
+      </w:r>
+      <w:r>
+        <w:t>při</w:t>
+      </w:r>
+      <w:r>
+        <w:t xml:space="preserve"> </w:t>
+      </w:r>
+      <w:r>
+        <w:t>běhu aplikace</w:t>
+      </w:r>
+      <w:r>
+        <w:t>.</w:t>
+      </w:r>
+    </w:p>
+    <w:p>
+      <w:pPr>
+        <w:pStyle w:val="Nadpis4"/>
+      </w:pPr>
+      <w:r>
+        <w:t>Porovnání s Vulkano</w:t>
+      </w:r>
+    </w:p>
+    <w:p>
+      <w:r>
+        <w:t>Díky existujícímu systému materiálů</w:t>
+      </w:r>
+      <w:r>
+        <w:t>, který přináší Bevy,</w:t>
+      </w:r>
+      <w:r>
+        <w:t xml:space="preserve"> </w:t>
+      </w:r>
+      <w:r>
+        <w:t xml:space="preserve">je možné </w:t>
+      </w:r>
+      <w:r>
+        <w:t xml:space="preserve">snadno </w:t>
+      </w:r>
+      <w:r>
+        <w:t xml:space="preserve">využívat více </w:t>
       </w:r>
       <w:r>
         <w:t>shader</w:t>
       </w:r>
       <w:r>
-        <w:t>u</w:t>
+        <w:t xml:space="preserve">ů během jednoho </w:t>
+      </w:r>
+      <w:r>
+        <w:t>vykreslovacího</w:t>
+      </w:r>
+      <w:r>
+        <w:t xml:space="preserve"> cyklu.</w:t>
       </w:r>
       <w:r>
         <w:t xml:space="preserve"> </w:t>
       </w:r>
       <w:r>
-        <w:t xml:space="preserve">je přiřazena k jednomu vlastnímu </w:t>
-      </w:r>
-      <w:r>
-        <w:t>materiál</w:t>
-      </w:r>
-      <w:r>
-        <w:t>u</w:t>
-      </w:r>
-      <w:r>
-        <w:t>,</w:t>
+        <w:t>S</w:t>
+      </w:r>
+      <w:r>
+        <w:t xml:space="preserve">tačí </w:t>
+      </w:r>
+      <w:r>
+        <w:t>pouze</w:t>
+      </w:r>
+      <w:r>
+        <w:t xml:space="preserve"> definovat více materiálů a přiřadit je jednotlivým meshům. </w:t>
+      </w:r>
+      <w:r>
+        <w:t xml:space="preserve">Při použití knihovny </w:t>
+      </w:r>
+      <w:r>
+        <w:t>Vulkano je nutné pro každý shader vytvořit a spravovat pipeline, zajistit načtení a kompilaci shaderů a</w:t>
+      </w:r>
+      <w:r>
+        <w:t> </w:t>
+      </w:r>
+      <w:r>
+        <w:t xml:space="preserve">explicitně řídit, který pipeline a které shadery se použijí při vykreslování konkrétního objektu. </w:t>
+      </w:r>
+    </w:p>
+    <w:p>
+      <w:pPr>
+        <w:pStyle w:val="Nadpis2"/>
+      </w:pPr>
+      <w:bookmarkStart w:id="79" w:name="_Toc224816321"/>
+      <w:r>
+        <w:t>Post processing</w:t>
+      </w:r>
+      <w:bookmarkEnd w:id="79"/>
+    </w:p>
+    <w:p>
+      <w:r>
+        <w:t xml:space="preserve">Bevy nativně implementuje několik různých post processing funkcí, </w:t>
+      </w:r>
+      <w:r>
+        <w:t>ukázka</w:t>
+      </w:r>
+      <w:r>
+        <w:t xml:space="preserve"> p13</w:t>
+      </w:r>
+      <w:r>
+        <w:t xml:space="preserve"> se proto soustředí na implementaci vlastních funkcí než </w:t>
+      </w:r>
+      <w:r>
+        <w:t xml:space="preserve">na </w:t>
+      </w:r>
+      <w:r>
+        <w:t>využití existujících.</w:t>
+      </w:r>
+    </w:p>
+    <w:p>
+      <w:r>
+        <w:t xml:space="preserve">V ukázce </w:t>
+      </w:r>
+      <w:r>
+        <w:t>je post</w:t>
       </w:r>
       <w:r>
         <w:t xml:space="preserve"> </w:t>
       </w:r>
       <w:r>
-        <w:t xml:space="preserve">který je </w:t>
-      </w:r>
-      <w:r>
-        <w:t>definovaný v čase kompilace</w:t>
-      </w:r>
-      <w:r>
-        <w:t>.</w:t>
+        <w:t xml:space="preserve">processing implementován pomocí renderování do textury. </w:t>
+      </w:r>
+      <w:r>
+        <w:t>V</w:t>
+      </w:r>
+      <w:r>
+        <w:t xml:space="preserve">šechny </w:t>
+      </w:r>
+      <w:r>
+        <w:t xml:space="preserve">implementované </w:t>
+      </w:r>
+      <w:r>
+        <w:t xml:space="preserve">efekty se aplikují na celou obrazovku bez rozdílu, </w:t>
+      </w:r>
+      <w:r>
+        <w:t>proto je možné pro</w:t>
+      </w:r>
+      <w:r>
+        <w:t xml:space="preserve"> výstup použít jediný trojúhelník</w:t>
+      </w:r>
+      <w:r>
+        <w:t>, který</w:t>
       </w:r>
       <w:r>
         <w:t xml:space="preserve"> </w:t>
       </w:r>
       <w:r>
-        <w:t>P</w:t>
-      </w:r>
-      <w:r>
-        <w:t>rotože s</w:t>
-      </w:r>
-      <w:r>
-        <w:t>hadery</w:t>
-      </w:r>
-      <w:r>
-        <w:t xml:space="preserve"> </w:t>
-      </w:r>
-      <w:r>
-        <w:t>materiál</w:t>
-      </w:r>
-      <w:r>
-        <w:t>u</w:t>
-      </w:r>
-      <w:r>
-        <w:t xml:space="preserve"> není možné </w:t>
-      </w:r>
-      <w:r>
-        <w:t>měnit</w:t>
-      </w:r>
-      <w:r>
-        <w:t xml:space="preserve"> </w:t>
-      </w:r>
-      <w:r>
-        <w:t xml:space="preserve">nebo </w:t>
-      </w:r>
-      <w:r>
-        <w:t>nastavovat</w:t>
-      </w:r>
-      <w:r>
-        <w:t xml:space="preserve"> </w:t>
-      </w:r>
-      <w:r>
-        <w:t>při</w:t>
-      </w:r>
-      <w:r>
-        <w:t xml:space="preserve"> </w:t>
-      </w:r>
-      <w:r>
-        <w:t>běhu aplikace</w:t>
-      </w:r>
-      <w:r>
-        <w:t>.</w:t>
-      </w:r>
-    </w:p>
-    <w:p>
-      <w:pPr>
-        <w:pStyle w:val="Nadpis4"/>
-      </w:pPr>
-      <w:r>
-        <w:t>Porovnání s Vulkano</w:t>
-      </w:r>
-    </w:p>
-    <w:p>
-      <w:r>
-        <w:t>Díky existujícímu systému materiálů</w:t>
-      </w:r>
-      <w:r>
-        <w:t>, který přináší Bevy,</w:t>
-      </w:r>
-      <w:r>
-        <w:t xml:space="preserve"> </w:t>
-      </w:r>
-      <w:r>
-        <w:t xml:space="preserve">je možné </w:t>
-      </w:r>
-      <w:r>
-        <w:t xml:space="preserve">snadno </w:t>
-      </w:r>
-      <w:r>
-        <w:t xml:space="preserve">využívat více </w:t>
-      </w:r>
-      <w:r>
-        <w:t>shader</w:t>
-      </w:r>
-      <w:r>
-        <w:t xml:space="preserve">ů během jednoho </w:t>
-      </w:r>
-      <w:r>
-        <w:t>vykreslovacího</w:t>
-      </w:r>
-      <w:r>
-        <w:t xml:space="preserve"> cyklu.</w:t>
-      </w:r>
-      <w:r>
-        <w:t xml:space="preserve"> </w:t>
-      </w:r>
-      <w:r>
-        <w:t>S</w:t>
-      </w:r>
-      <w:r>
-        <w:t xml:space="preserve">tačí </w:t>
-      </w:r>
-      <w:r>
-        <w:t>pouze</w:t>
-      </w:r>
-      <w:r>
-        <w:t xml:space="preserve"> definovat více materiálů a přiřadit je jednotlivým </w:t>
-      </w:r>
-      <w:proofErr w:type="spellStart"/>
-      <w:r>
-        <w:t>meshům</w:t>
-      </w:r>
-      <w:proofErr w:type="spellEnd"/>
-      <w:r>
-        <w:t xml:space="preserve">. </w:t>
-      </w:r>
-      <w:r>
-        <w:t xml:space="preserve">Při použití knihovny </w:t>
-      </w:r>
-      <w:r>
-        <w:t>Vulkano je nutné pro každý shader vytvořit a spravovat pipeline, zajistit načtení a kompilaci shaderů a</w:t>
-      </w:r>
-      <w:r>
-        <w:t> </w:t>
-      </w:r>
-      <w:r>
-        <w:t xml:space="preserve">explicitně řídit, který pipeline a které shadery se použijí při vykreslování konkrétního objektu. </w:t>
-      </w:r>
-    </w:p>
-    <w:p>
-      <w:pPr>
-        <w:pStyle w:val="Nadpis2"/>
-      </w:pPr>
-      <w:bookmarkStart w:id="79" w:name="_Toc224816321"/>
-      <w:r>
-        <w:t xml:space="preserve">Post </w:t>
-      </w:r>
-      <w:proofErr w:type="spellStart"/>
-      <w:r>
-        <w:t>processing</w:t>
-      </w:r>
-      <w:bookmarkEnd w:id="79"/>
-      <w:proofErr w:type="spellEnd"/>
-    </w:p>
-    <w:p>
-      <w:r>
-        <w:t xml:space="preserve">Bevy nativně implementuje několik různých post </w:t>
-      </w:r>
-      <w:proofErr w:type="spellStart"/>
-      <w:r>
-        <w:t>processing</w:t>
-      </w:r>
-      <w:proofErr w:type="spellEnd"/>
-      <w:r>
-        <w:t xml:space="preserve"> funkcí, </w:t>
-      </w:r>
-      <w:r>
-        <w:t>ukázka</w:t>
-      </w:r>
-      <w:r>
-        <w:t xml:space="preserve"> p13</w:t>
-      </w:r>
-      <w:r>
-        <w:t xml:space="preserve"> se proto soustředí na implementaci vlastních funkcí než </w:t>
-      </w:r>
-      <w:r>
-        <w:t xml:space="preserve">na </w:t>
-      </w:r>
-      <w:r>
-        <w:t>využití existujících.</w:t>
-      </w:r>
-    </w:p>
-    <w:p>
-      <w:r>
-        <w:t xml:space="preserve">V ukázce </w:t>
-      </w:r>
-      <w:r>
-        <w:t>je post</w:t>
-      </w:r>
-      <w:r>
-        <w:t xml:space="preserve"> </w:t>
-      </w:r>
-      <w:proofErr w:type="spellStart"/>
-      <w:r>
-        <w:t>processing</w:t>
-      </w:r>
-      <w:proofErr w:type="spellEnd"/>
-      <w:r>
-        <w:t xml:space="preserve"> implementován pomocí renderování do textury. </w:t>
-      </w:r>
-      <w:r>
-        <w:t>V</w:t>
-      </w:r>
-      <w:r>
-        <w:t xml:space="preserve">šechny </w:t>
-      </w:r>
-      <w:r>
-        <w:t xml:space="preserve">implementované </w:t>
-      </w:r>
-      <w:r>
-        <w:t xml:space="preserve">efekty se aplikují na celou obrazovku bez rozdílu, </w:t>
-      </w:r>
-      <w:r>
-        <w:t>proto je možné pro</w:t>
-      </w:r>
-      <w:r>
-        <w:t xml:space="preserve"> výstup použít jediný trojúhelník</w:t>
-      </w:r>
-      <w:r>
-        <w:t>, který</w:t>
-      </w:r>
-      <w:r>
-        <w:t xml:space="preserve"> </w:t>
-      </w:r>
-      <w:r>
         <w:t>pokrývá</w:t>
       </w:r>
       <w:r>
-        <w:t xml:space="preserve"> celou plochu obrazovky. Do části tohoto trojúhelníku se vykresluje obraz z kamery, zpracovaný jedním ze tří post </w:t>
-      </w:r>
-      <w:proofErr w:type="spellStart"/>
-      <w:r>
-        <w:t>processing</w:t>
-      </w:r>
-      <w:proofErr w:type="spellEnd"/>
-      <w:r>
-        <w:t xml:space="preserve"> fragment shaderů. Vertex shader pro trojúhelník, který obstará i výpočet správných UV souřadnic obrazovky je již v Bevy k dispozici a není ho proto třeba implementovat.</w:t>
+        <w:t xml:space="preserve"> celou plochu obrazovky. Do části tohoto trojúhelníku se vykresluje obraz z kamery, zpracovaný jedním ze tří post processing fragment shaderů. Vertex shader pro trojúhelník, který obstará i výpočet správných UV souřadnic obrazovky je již v Bevy k dispozici a není ho proto třeba implementovat.</w:t>
       </w:r>
     </w:p>
     <w:p>
@@ -21100,15 +19583,7 @@
         <w:t>Na obrázku lze vidět červeně trojúhelník, a černě prostor obrazovky, do kterého se výstup vykresluje</w:t>
       </w:r>
       <w:r>
-        <w:t xml:space="preserve">, dále následuje ukázka WGSL shaderu pro </w:t>
-      </w:r>
-      <w:proofErr w:type="spellStart"/>
-      <w:r>
-        <w:t>sepia</w:t>
-      </w:r>
-      <w:proofErr w:type="spellEnd"/>
-      <w:r>
-        <w:t xml:space="preserve"> filtr.</w:t>
+        <w:t>, dále následuje ukázka WGSL shaderu pro sepia filtr.</w:t>
       </w:r>
     </w:p>
     <w:p>
@@ -21198,7 +19673,6 @@
       <w:r>
         <w:t>-</w:t>
       </w:r>
-      <w:proofErr w:type="spellStart"/>
       <w:r>
         <w:t>proce</w:t>
       </w:r>
@@ -21208,7 +19682,6 @@
       <w:r>
         <w:t>ing</w:t>
       </w:r>
-      <w:proofErr w:type="spellEnd"/>
       <w:r>
         <w:t xml:space="preserve"> shaderu</w:t>
       </w:r>
@@ -21394,23 +19867,10 @@
       <w:bookmarkStart w:id="81" w:name="_Toc224816261"/>
       <w:bookmarkStart w:id="82" w:name="_Toc224816279"/>
       <w:r>
-        <w:t>Post-</w:t>
-      </w:r>
-      <w:proofErr w:type="spellStart"/>
-      <w:r>
-        <w:t>processing</w:t>
-      </w:r>
-      <w:proofErr w:type="spellEnd"/>
-      <w:r>
-        <w:t xml:space="preserve"> </w:t>
-      </w:r>
-      <w:proofErr w:type="spellStart"/>
-      <w:r>
-        <w:t>sepia</w:t>
-      </w:r>
-      <w:proofErr w:type="spellEnd"/>
-      <w:r>
-        <w:t xml:space="preserve"> </w:t>
+        <w:t xml:space="preserve">Post-processing </w:t>
+      </w:r>
+      <w:r>
+        <w:t xml:space="preserve">sepia </w:t>
       </w:r>
       <w:r>
         <w:t>fragment shader</w:t>
@@ -21512,31 +19972,7 @@
         </w:r>
       </w:fldSimple>
       <w:r>
-        <w:t xml:space="preserve"> Výstup </w:t>
-      </w:r>
-      <w:proofErr w:type="spellStart"/>
-      <w:r>
-        <w:t>edge</w:t>
-      </w:r>
-      <w:proofErr w:type="spellEnd"/>
-      <w:r>
-        <w:t xml:space="preserve"> </w:t>
-      </w:r>
-      <w:proofErr w:type="spellStart"/>
-      <w:r>
-        <w:t>detect</w:t>
-      </w:r>
-      <w:proofErr w:type="spellEnd"/>
-      <w:r>
-        <w:t xml:space="preserve"> post-</w:t>
-      </w:r>
-      <w:proofErr w:type="spellStart"/>
-      <w:r>
-        <w:t>processing</w:t>
-      </w:r>
-      <w:proofErr w:type="spellEnd"/>
-      <w:r>
-        <w:t xml:space="preserve"> shaderu</w:t>
+        <w:t xml:space="preserve"> Výstup edge detect post-processing shaderu</w:t>
       </w:r>
       <w:bookmarkEnd w:id="83"/>
     </w:p>
@@ -21583,13 +20019,8 @@
       <w:r>
         <w:t>-</w:t>
       </w:r>
-      <w:proofErr w:type="spellStart"/>
-      <w:r>
-        <w:t>processing</w:t>
-      </w:r>
-      <w:proofErr w:type="spellEnd"/>
-      <w:r>
-        <w:t xml:space="preserve"> řešen pomocí </w:t>
+      <w:r>
+        <w:t xml:space="preserve">processing řešen pomocí </w:t>
       </w:r>
       <w:r>
         <w:t xml:space="preserve">přidání </w:t>
@@ -21625,195 +20056,115 @@
         <w:t>e, která se má na výstup aplikovat</w:t>
       </w:r>
       <w:r>
-        <w:t xml:space="preserve">. Ve Vulkano ukázce je nutné vykreslit scénu do </w:t>
-      </w:r>
-      <w:proofErr w:type="spellStart"/>
-      <w:r>
-        <w:t>offscreen</w:t>
-      </w:r>
-      <w:proofErr w:type="spellEnd"/>
+        <w:t>. Ve Vulkano ukázce je nutné vykreslit scénu do offscreen framebufferu a výstupní texturu následně použít v dalším průchodu pro post</w:t>
+      </w:r>
+      <w:r>
+        <w:t>-</w:t>
+      </w:r>
+      <w:r>
+        <w:t>processing. To znamená více explicitního kódu a</w:t>
+      </w:r>
+      <w:r>
+        <w:t> </w:t>
+      </w:r>
+      <w:r>
+        <w:t>detailnější kontrolu všech kroků. Obě ukázky implementují v nějaké podobě vlastního správce post</w:t>
+      </w:r>
+      <w:r>
+        <w:t>-</w:t>
+      </w:r>
+      <w:r>
+        <w:t>processing efektu, který se má aplikovat.</w:t>
+      </w:r>
+    </w:p>
+    <w:p>
+      <w:pPr>
+        <w:pStyle w:val="Nadpis2"/>
+      </w:pPr>
       <w:r>
         <w:t xml:space="preserve"> </w:t>
       </w:r>
-      <w:proofErr w:type="spellStart"/>
-      <w:r>
-        <w:t>framebufferu</w:t>
-      </w:r>
-      <w:proofErr w:type="spellEnd"/>
-      <w:r>
-        <w:t xml:space="preserve"> a výstupní texturu následně použít v dalším průchodu pro post</w:t>
-      </w:r>
-      <w:r>
-        <w:t>-</w:t>
-      </w:r>
-      <w:proofErr w:type="spellStart"/>
-      <w:r>
-        <w:t>processing</w:t>
-      </w:r>
-      <w:proofErr w:type="spellEnd"/>
-      <w:r>
-        <w:t>. To znamená více explicitního kódu a</w:t>
-      </w:r>
-      <w:r>
-        <w:t> </w:t>
-      </w:r>
-      <w:r>
-        <w:t>detailnější kontrolu všech kroků. Obě ukázky implementují v nějaké podobě vlastního správce post</w:t>
-      </w:r>
-      <w:r>
-        <w:t>-</w:t>
-      </w:r>
-      <w:proofErr w:type="spellStart"/>
-      <w:r>
-        <w:t>processing</w:t>
-      </w:r>
-      <w:proofErr w:type="spellEnd"/>
-      <w:r>
-        <w:t xml:space="preserve"> efektu, který se má aplikovat.</w:t>
+      <w:bookmarkStart w:id="84" w:name="_Toc224816322"/>
+      <w:r>
+        <w:t>Teselace</w:t>
+      </w:r>
+      <w:bookmarkEnd w:id="84"/>
+    </w:p>
+    <w:p>
+      <w:r>
+        <w:t xml:space="preserve">Pro teselační shadery nemá </w:t>
+      </w:r>
+      <w:r>
+        <w:t>WGPU,</w:t>
+      </w:r>
+      <w:r>
+        <w:t xml:space="preserve"> a tudíž ani Bevy podporu. Teoreticky je možné </w:t>
+      </w:r>
+      <w:r>
+        <w:t>teselační</w:t>
+      </w:r>
+      <w:r>
+        <w:t xml:space="preserve"> shadery zkompilovat do SPIR-V formátu a poté je vložit přímo do renderovací pipeline. Ale toto řešení je považováno za </w:t>
+      </w:r>
+      <w:r>
+        <w:t xml:space="preserve">vysoce </w:t>
+      </w:r>
+      <w:r>
+        <w:t>experimentální</w:t>
+      </w:r>
+      <w:r>
+        <w:t>, omezené pouze na Vulkan</w:t>
+      </w:r>
+      <w:r>
+        <w:t xml:space="preserve"> backend</w:t>
+      </w:r>
+      <w:r>
+        <w:t xml:space="preserve"> a </w:t>
+      </w:r>
+      <w:r>
+        <w:t>oficiálně není podporované</w:t>
+      </w:r>
+      <w:r>
+        <w:t>.</w:t>
+      </w:r>
+      <w:r>
+        <w:t xml:space="preserve"> </w:t>
+      </w:r>
+      <w:r>
+        <w:t>Level of detail objektů</w:t>
+      </w:r>
+      <w:r>
+        <w:t xml:space="preserve"> </w:t>
+      </w:r>
+      <w:r>
+        <w:t>bude</w:t>
+      </w:r>
+      <w:r>
+        <w:t xml:space="preserve"> v</w:t>
+      </w:r>
+      <w:r>
+        <w:t xml:space="preserve"> Bevy </w:t>
+      </w:r>
+      <w:r>
+        <w:t>řešen</w:t>
+      </w:r>
+      <w:r>
+        <w:t xml:space="preserve"> pomocí virtuální geometrie, která je stále ve vývoji.</w:t>
       </w:r>
     </w:p>
     <w:p>
       <w:pPr>
         <w:pStyle w:val="Nadpis2"/>
       </w:pPr>
-      <w:r>
-        <w:t xml:space="preserve"> </w:t>
-      </w:r>
-      <w:bookmarkStart w:id="84" w:name="_Toc224816322"/>
-      <w:proofErr w:type="spellStart"/>
-      <w:r>
-        <w:t>Teselace</w:t>
-      </w:r>
-      <w:bookmarkEnd w:id="84"/>
-      <w:proofErr w:type="spellEnd"/>
-    </w:p>
-    <w:p>
-      <w:r>
-        <w:t xml:space="preserve">Pro </w:t>
-      </w:r>
-      <w:proofErr w:type="spellStart"/>
-      <w:r>
-        <w:t>teselační</w:t>
-      </w:r>
-      <w:proofErr w:type="spellEnd"/>
-      <w:r>
-        <w:t xml:space="preserve"> shadery nemá </w:t>
-      </w:r>
-      <w:r>
-        <w:t>WGPU,</w:t>
-      </w:r>
-      <w:r>
-        <w:t xml:space="preserve"> a tudíž ani Bevy podporu. Teoreticky je možné </w:t>
-      </w:r>
-      <w:proofErr w:type="spellStart"/>
-      <w:r>
-        <w:t>teselační</w:t>
-      </w:r>
-      <w:proofErr w:type="spellEnd"/>
-      <w:r>
-        <w:t xml:space="preserve"> shadery zkompilovat do SPIR-</w:t>
-      </w:r>
-      <w:proofErr w:type="gramStart"/>
-      <w:r>
-        <w:t>V</w:t>
-      </w:r>
-      <w:proofErr w:type="gramEnd"/>
-      <w:r>
-        <w:t xml:space="preserve"> formátu a poté je vložit přímo do renderovací pipeline. Ale toto řešení je považováno za </w:t>
-      </w:r>
-      <w:r>
-        <w:t xml:space="preserve">vysoce </w:t>
-      </w:r>
-      <w:r>
-        <w:t>experimentální</w:t>
-      </w:r>
-      <w:r>
-        <w:t>, omezené pouze na Vulkan</w:t>
-      </w:r>
-      <w:r>
-        <w:t xml:space="preserve"> backend</w:t>
-      </w:r>
-      <w:r>
-        <w:t xml:space="preserve"> a </w:t>
-      </w:r>
-      <w:r>
-        <w:t>oficiálně není podporované</w:t>
-      </w:r>
-      <w:r>
-        <w:t>.</w:t>
-      </w:r>
-      <w:r>
-        <w:t xml:space="preserve"> </w:t>
-      </w:r>
-      <w:r>
-        <w:t xml:space="preserve">Level </w:t>
-      </w:r>
-      <w:proofErr w:type="spellStart"/>
-      <w:r>
-        <w:t>of</w:t>
-      </w:r>
-      <w:proofErr w:type="spellEnd"/>
-      <w:r>
-        <w:t xml:space="preserve"> detail objektů</w:t>
-      </w:r>
-      <w:r>
-        <w:t xml:space="preserve"> </w:t>
-      </w:r>
-      <w:r>
-        <w:t>bude</w:t>
-      </w:r>
-      <w:r>
-        <w:t xml:space="preserve"> v</w:t>
-      </w:r>
-      <w:r>
-        <w:t xml:space="preserve"> Bevy </w:t>
-      </w:r>
-      <w:r>
-        <w:t>řešen</w:t>
-      </w:r>
-      <w:r>
-        <w:t xml:space="preserve"> pomocí virtuální geometrie, která je stále ve vývoji.</w:t>
-      </w:r>
-    </w:p>
-    <w:p>
-      <w:pPr>
-        <w:pStyle w:val="Nadpis2"/>
-      </w:pPr>
       <w:bookmarkStart w:id="85" w:name="_Toc224816323"/>
-      <w:proofErr w:type="spellStart"/>
-      <w:r>
-        <w:t>Deferred</w:t>
-      </w:r>
-      <w:proofErr w:type="spellEnd"/>
-      <w:r>
-        <w:t xml:space="preserve"> </w:t>
-      </w:r>
-      <w:proofErr w:type="spellStart"/>
-      <w:r>
-        <w:t>shading</w:t>
+      <w:r>
+        <w:t>Deferred shading</w:t>
       </w:r>
       <w:bookmarkEnd w:id="85"/>
-      <w:proofErr w:type="spellEnd"/>
-    </w:p>
-    <w:p>
-      <w:r>
-        <w:t xml:space="preserve">Bevy nativně implementuje pouze forward rendering. Technika </w:t>
-      </w:r>
-      <w:proofErr w:type="spellStart"/>
-      <w:r>
-        <w:t>deferred</w:t>
-      </w:r>
-      <w:proofErr w:type="spellEnd"/>
-      <w:r>
-        <w:t xml:space="preserve"> </w:t>
-      </w:r>
-      <w:proofErr w:type="spellStart"/>
-      <w:r>
-        <w:t>shading</w:t>
-      </w:r>
-      <w:proofErr w:type="spellEnd"/>
-      <w:r>
-        <w:t xml:space="preserve"> </w:t>
+    </w:p>
+    <w:p>
+      <w:r>
+        <w:t xml:space="preserve">Bevy nativně implementuje pouze forward rendering. Technika deferred shading </w:t>
       </w:r>
       <w:r>
         <w:t xml:space="preserve">tedy </w:t>
@@ -21900,13 +20251,8 @@
         <w:pStyle w:val="Nadpis2"/>
       </w:pPr>
       <w:bookmarkStart w:id="87" w:name="_Toc224816325"/>
-      <w:proofErr w:type="spellStart"/>
-      <w:r>
-        <w:t>Camera</w:t>
-      </w:r>
-      <w:proofErr w:type="spellEnd"/>
-      <w:r>
-        <w:t xml:space="preserve"> plugin</w:t>
+      <w:r>
+        <w:t>Camera plugin</w:t>
       </w:r>
       <w:bookmarkEnd w:id="87"/>
     </w:p>
@@ -22269,325 +20615,252 @@
         <w:t>knihovna</w:t>
       </w:r>
       <w:r>
-        <w:t xml:space="preserve"> Bevy </w:t>
-      </w:r>
-      <w:proofErr w:type="spellStart"/>
-      <w:r>
-        <w:t>inspector</w:t>
-      </w:r>
-      <w:proofErr w:type="spellEnd"/>
+        <w:t xml:space="preserve"> Bevy inspector egui, kter</w:t>
+      </w:r>
+      <w:r>
+        <w:t>á</w:t>
+      </w:r>
+      <w:r>
+        <w:t xml:space="preserve"> slouží k prohlížení a manipulaci</w:t>
+      </w:r>
       <w:r>
         <w:t xml:space="preserve"> </w:t>
       </w:r>
-      <w:proofErr w:type="spellStart"/>
-      <w:r>
-        <w:t>egui</w:t>
-      </w:r>
-      <w:proofErr w:type="spellEnd"/>
-      <w:r>
-        <w:t>, kter</w:t>
-      </w:r>
-      <w:r>
-        <w:t>á</w:t>
-      </w:r>
-      <w:r>
-        <w:t xml:space="preserve"> slouží k prohlížení a manipulaci</w:t>
+      <w:r>
+        <w:t xml:space="preserve">s Bevy světem skrze UI. </w:t>
+      </w:r>
+      <w:r>
+        <w:t>Ve světě se krom defaultních zdrojů a entit nachází 2D kamera, skrze kterou se na scénu díváme a několik sprite entit, které jsou reprezentovány barevnými čtverci. Každá entita</w:t>
+      </w:r>
+      <w:r>
+        <w:t xml:space="preserve"> reprezentována čtvercem</w:t>
+      </w:r>
+      <w:r>
+        <w:t xml:space="preserve"> je pojmenována</w:t>
       </w:r>
       <w:r>
         <w:t xml:space="preserve"> </w:t>
       </w:r>
       <w:r>
-        <w:t xml:space="preserve">s Bevy světem skrze UI. </w:t>
-      </w:r>
-      <w:r>
-        <w:t>Ve světě se krom defaultních zdrojů a entit nachází 2D kamera, skrze kterou se na scénu díváme a několik sprite entit, které jsou reprezentovány barevnými čtverci. Každá entita</w:t>
-      </w:r>
-      <w:r>
-        <w:t xml:space="preserve"> reprezentována čtvercem</w:t>
-      </w:r>
-      <w:r>
-        <w:t xml:space="preserve"> je pojmenována</w:t>
+        <w:t>Sprite &lt;id&gt; a obsahuje komponentu RotateComponent. Entity s komponentou RotateComponent jsou rotačním systémem rotovány rychlostí, která je v komponentě nastavena. Tuto rychlost lze, stejně jako další parametry, upravit skrze UI</w:t>
+      </w:r>
+      <w:r>
+        <w:t xml:space="preserve"> inspektoru</w:t>
+      </w:r>
+      <w:r>
+        <w:t>.</w:t>
+      </w:r>
+      <w:r>
+        <w:t xml:space="preserve"> Cílem této ukázky je poukázat na existenci inspektoru, který je v návodech často opomíjen a může výrazně usnadnit vývoj a debug aplikace. Pro jeho aktivaci stačí přidat</w:t>
+      </w:r>
+      <w:r>
+        <w:t xml:space="preserve"> crate</w:t>
+      </w:r>
+      <w:r>
+        <w:t xml:space="preserve"> do projektu a zavést </w:t>
+      </w:r>
+      <w:r>
+        <w:t xml:space="preserve">plugin </w:t>
+      </w:r>
+      <w:r>
+        <w:t>do aplikace.</w:t>
+      </w:r>
+    </w:p>
+    <w:p>
+      <w:pPr>
+        <w:pStyle w:val="Kd"/>
+      </w:pPr>
+      <w:r>
+        <w:t>use bevy_inspector_egui::quick::WorldInspectorPlugin;</w:t>
+      </w:r>
+    </w:p>
+    <w:p>
+      <w:pPr>
+        <w:pStyle w:val="Kd"/>
+      </w:pPr>
+      <w:r>
+        <w:t>...</w:t>
+      </w:r>
+    </w:p>
+    <w:p>
+      <w:pPr>
+        <w:pStyle w:val="Kd"/>
+      </w:pPr>
+      <w:r>
+        <w:rPr>
+          <w:u w:val="single"/>
+        </w:rPr>
+        <w:t>app</w:t>
+      </w:r>
+      <w:r>
+        <w:t>.</w:t>
+      </w:r>
+      <w:r>
+        <w:rPr>
+          <w:u w:val="single"/>
+        </w:rPr>
+        <w:t>add_plugins</w:t>
+      </w:r>
+      <w:r>
+        <w:t>(WorldInspectorPlugin::new());</w:t>
+      </w:r>
+    </w:p>
+    <w:p>
+      <w:r>
+        <w:t xml:space="preserve">U vlastních komponent je nutné přidat makro reflect a případně i derive default, pokud není </w:t>
+      </w:r>
+      <w:r>
+        <w:t>trait</w:t>
       </w:r>
       <w:r>
         <w:t xml:space="preserve"> </w:t>
       </w:r>
       <w:r>
-        <w:t xml:space="preserve">Sprite &lt;id&gt; a obsahuje komponentu </w:t>
-      </w:r>
-      <w:proofErr w:type="spellStart"/>
-      <w:r>
-        <w:t>RotateComponent</w:t>
-      </w:r>
-      <w:proofErr w:type="spellEnd"/>
-      <w:r>
-        <w:t xml:space="preserve">. Entity s komponentou </w:t>
-      </w:r>
-      <w:proofErr w:type="spellStart"/>
-      <w:r>
-        <w:t>RotateComponent</w:t>
-      </w:r>
-      <w:proofErr w:type="spellEnd"/>
-      <w:r>
-        <w:t xml:space="preserve"> jsou rotačním systémem rotovány rychlostí, která je v komponentě nastavena. Tuto rychlost lze, stejně jako další parametry, upravit skrze UI</w:t>
-      </w:r>
-      <w:r>
-        <w:t xml:space="preserve"> inspektoru</w:t>
+        <w:t xml:space="preserve">již </w:t>
+      </w:r>
+      <w:r>
+        <w:t>implementován jinak.</w:t>
+      </w:r>
+    </w:p>
+    <w:p>
+      <w:pPr>
+        <w:pStyle w:val="Kd"/>
+      </w:pPr>
+      <w:r>
+        <w:t>#[derive(Component, Reflect, Default)]</w:t>
+      </w:r>
+    </w:p>
+    <w:p>
+      <w:pPr>
+        <w:pStyle w:val="Kd"/>
+      </w:pPr>
+      <w:r>
+        <w:t>#[reflect(Component)]</w:t>
+      </w:r>
+    </w:p>
+    <w:p>
+      <w:pPr>
+        <w:pStyle w:val="Kd"/>
+      </w:pPr>
+      <w:r>
+        <w:t xml:space="preserve">struct </w:t>
+      </w:r>
+      <w:r>
+        <w:t>My</w:t>
+      </w:r>
+      <w:r>
+        <w:t>Component</w:t>
+      </w:r>
+      <w:r>
+        <w:t>;</w:t>
+      </w:r>
+    </w:p>
+    <w:p>
+      <w:pPr>
+        <w:pStyle w:val="Nadpis2"/>
+      </w:pPr>
+      <w:bookmarkStart w:id="91" w:name="_Toc224816327"/>
+      <w:r>
+        <w:t>Test</w:t>
+      </w:r>
+      <w:r>
+        <w:t xml:space="preserve"> výkonu backendů</w:t>
+      </w:r>
+      <w:bookmarkEnd w:id="91"/>
+    </w:p>
+    <w:p>
+      <w:r>
+        <w:t>V ukázce b03 je implementována scéna s velkým počtem různě rozmístěných těles. Pomocí vstupních argumentů lze nastavit pipelining a renderovací backend, který bude využit pro test. Během 30 sekund od</w:t>
+      </w:r>
+      <w:r>
+        <w:t xml:space="preserve"> běhu</w:t>
+      </w:r>
+      <w:r>
+        <w:t xml:space="preserve"> prvního cyklu dochází k zaznamená</w:t>
+      </w:r>
+      <w:r>
+        <w:t>ní</w:t>
+      </w:r>
+      <w:r>
+        <w:t xml:space="preserve"> času </w:t>
+      </w:r>
+      <w:r>
+        <w:t xml:space="preserve">každého </w:t>
+      </w:r>
+      <w:r>
+        <w:t>snímku</w:t>
+      </w:r>
+      <w:r>
+        <w:t xml:space="preserve"> pomocí </w:t>
+      </w:r>
+      <w:r>
+        <w:t xml:space="preserve">zdroje Time a funkce </w:t>
+      </w:r>
+      <w:r>
+        <w:t>delta</w:t>
+      </w:r>
+      <w:r>
+        <w:t>_secs</w:t>
+      </w:r>
+      <w:r>
+        <w:t>, výsledky jsou poté vypsány ve formátu [</w:t>
+      </w:r>
+      <w:r>
+        <w:t xml:space="preserve">maximum, minimum, </w:t>
+      </w:r>
+      <w:r>
+        <w:t>medián, 5</w:t>
       </w:r>
       <w:r>
         <w:t>.</w:t>
       </w:r>
       <w:r>
-        <w:t xml:space="preserve"> Cílem této ukázky je poukázat na existenci inspektoru, který je v návodech často opomíjen a může výrazně usnadnit vývoj a </w:t>
-      </w:r>
-      <w:proofErr w:type="spellStart"/>
-      <w:r>
-        <w:t>debug</w:t>
-      </w:r>
-      <w:proofErr w:type="spellEnd"/>
-      <w:r>
-        <w:t xml:space="preserve"> aplikace. Pro jeho aktivaci stačí přidat</w:t>
+        <w:t xml:space="preserve"> percentil, 95</w:t>
+      </w:r>
+      <w:r>
+        <w:t>.</w:t>
+      </w:r>
+      <w:r>
+        <w:t xml:space="preserve"> percentil, průměr]. Jednotky </w:t>
+      </w:r>
+      <w:r>
+        <w:t xml:space="preserve">výstupních </w:t>
+      </w:r>
+      <w:r>
+        <w:t>hodnot jsou sekundy.</w:t>
       </w:r>
       <w:r>
         <w:t xml:space="preserve"> </w:t>
       </w:r>
-      <w:proofErr w:type="spellStart"/>
-      <w:r>
-        <w:t>crate</w:t>
-      </w:r>
-      <w:proofErr w:type="spellEnd"/>
-      <w:r>
-        <w:t xml:space="preserve"> do projektu a zavést </w:t>
-      </w:r>
-      <w:r>
-        <w:t xml:space="preserve">plugin </w:t>
-      </w:r>
-      <w:r>
-        <w:t>do aplikace.</w:t>
-      </w:r>
-    </w:p>
-    <w:p>
-      <w:pPr>
-        <w:pStyle w:val="Kd"/>
-      </w:pPr>
-      <w:r>
-        <w:t>use bevy_inspector_egui::quick::WorldInspectorPlugin;</w:t>
-      </w:r>
-    </w:p>
-    <w:p>
-      <w:pPr>
-        <w:pStyle w:val="Kd"/>
-      </w:pPr>
-      <w:r>
-        <w:t>...</w:t>
-      </w:r>
-    </w:p>
-    <w:p>
-      <w:pPr>
-        <w:pStyle w:val="Kd"/>
-      </w:pPr>
-      <w:r>
-        <w:rPr>
-          <w:u w:val="single"/>
-        </w:rPr>
-        <w:t>app</w:t>
-      </w:r>
-      <w:r>
-        <w:t>.</w:t>
-      </w:r>
-      <w:r>
-        <w:rPr>
-          <w:u w:val="single"/>
-        </w:rPr>
-        <w:t>add_plugins</w:t>
-      </w:r>
-      <w:r>
-        <w:t>(WorldInspectorPlugin::new());</w:t>
-      </w:r>
-    </w:p>
-    <w:p>
-      <w:r>
-        <w:t xml:space="preserve">U vlastních komponent je nutné přidat makro </w:t>
-      </w:r>
-      <w:proofErr w:type="spellStart"/>
-      <w:r>
-        <w:t>reflect</w:t>
-      </w:r>
-      <w:proofErr w:type="spellEnd"/>
-      <w:r>
-        <w:t xml:space="preserve"> a případně i </w:t>
-      </w:r>
-      <w:proofErr w:type="spellStart"/>
-      <w:r>
-        <w:t>derive</w:t>
-      </w:r>
-      <w:proofErr w:type="spellEnd"/>
-      <w:r>
-        <w:t xml:space="preserve"> default, pokud není </w:t>
-      </w:r>
-      <w:proofErr w:type="spellStart"/>
-      <w:r>
-        <w:t>trait</w:t>
-      </w:r>
-      <w:proofErr w:type="spellEnd"/>
+    </w:p>
+    <w:p>
+      <w:pPr>
+        <w:pStyle w:val="Nadpis3"/>
+      </w:pPr>
+      <w:r>
+        <w:t>Výsledky měření výkonu</w:t>
+      </w:r>
+    </w:p>
+    <w:p>
+      <w:r>
+        <w:t>G</w:t>
+      </w:r>
+      <w:r>
+        <w:t>raf</w:t>
+      </w:r>
+      <w:r>
+        <w:t xml:space="preserve"> na obrázku č. 4 znázorňuje</w:t>
+      </w:r>
+      <w:r>
+        <w:t xml:space="preserve"> naměřené hodnoty pro jednotlivé backendy.</w:t>
+      </w:r>
+      <w:r>
+        <w:t xml:space="preserve"> Hodnoty jsou převedeny na milisekundy a platí, že čím nižší hodnota, tím rychleji se scéna renderovala.</w:t>
+      </w:r>
       <w:r>
         <w:t xml:space="preserve"> </w:t>
       </w:r>
       <w:r>
-        <w:t xml:space="preserve">již </w:t>
-      </w:r>
-      <w:r>
-        <w:t>implementován jinak.</w:t>
-      </w:r>
-    </w:p>
-    <w:p>
-      <w:pPr>
-        <w:pStyle w:val="Kd"/>
-      </w:pPr>
-      <w:r>
-        <w:t>#[derive(Component, Reflect, Default)]</w:t>
-      </w:r>
-    </w:p>
-    <w:p>
-      <w:pPr>
-        <w:pStyle w:val="Kd"/>
-      </w:pPr>
-      <w:r>
-        <w:t>#[reflect(Component)]</w:t>
-      </w:r>
-    </w:p>
-    <w:p>
-      <w:pPr>
-        <w:pStyle w:val="Kd"/>
-      </w:pPr>
-      <w:r>
-        <w:t xml:space="preserve">struct </w:t>
-      </w:r>
-      <w:r>
-        <w:t>My</w:t>
-      </w:r>
-      <w:r>
-        <w:t>Component</w:t>
-      </w:r>
-      <w:r>
-        <w:t>;</w:t>
-      </w:r>
-    </w:p>
-    <w:p>
-      <w:pPr>
-        <w:pStyle w:val="Nadpis2"/>
-      </w:pPr>
-      <w:bookmarkStart w:id="91" w:name="_Toc224816327"/>
-      <w:r>
-        <w:t>Test</w:t>
-      </w:r>
-      <w:r>
-        <w:t xml:space="preserve"> výkonu backendů</w:t>
-      </w:r>
-      <w:bookmarkEnd w:id="91"/>
-    </w:p>
-    <w:p>
-      <w:r>
-        <w:t xml:space="preserve">V ukázce b03 je implementována scéna s velkým počtem různě rozmístěných těles. Pomocí vstupních argumentů lze nastavit </w:t>
-      </w:r>
-      <w:proofErr w:type="spellStart"/>
-      <w:r>
-        <w:t>pipelining</w:t>
-      </w:r>
-      <w:proofErr w:type="spellEnd"/>
-      <w:r>
-        <w:t xml:space="preserve"> a renderovací backend, který bude využit pro test. Během 30 sekund od</w:t>
-      </w:r>
-      <w:r>
-        <w:t xml:space="preserve"> běhu</w:t>
-      </w:r>
-      <w:r>
-        <w:t xml:space="preserve"> prvního cyklu dochází k zaznamená</w:t>
-      </w:r>
-      <w:r>
-        <w:t>ní</w:t>
-      </w:r>
-      <w:r>
-        <w:t xml:space="preserve"> času </w:t>
-      </w:r>
-      <w:r>
-        <w:t xml:space="preserve">každého </w:t>
-      </w:r>
-      <w:r>
-        <w:t>snímku</w:t>
-      </w:r>
-      <w:r>
-        <w:t xml:space="preserve"> pomocí </w:t>
-      </w:r>
-      <w:r>
-        <w:t xml:space="preserve">zdroje Time a funkce </w:t>
-      </w:r>
-      <w:proofErr w:type="spellStart"/>
-      <w:r>
-        <w:t>delta</w:t>
-      </w:r>
-      <w:r>
-        <w:t>_secs</w:t>
-      </w:r>
-      <w:proofErr w:type="spellEnd"/>
-      <w:r>
-        <w:t>, výsledky jsou poté vypsány ve formátu [</w:t>
-      </w:r>
-      <w:r>
-        <w:t xml:space="preserve">maximum, minimum, </w:t>
-      </w:r>
-      <w:r>
-        <w:t>medián, 5</w:t>
-      </w:r>
-      <w:r>
-        <w:t>.</w:t>
-      </w:r>
-      <w:r>
-        <w:t xml:space="preserve"> percentil, 95</w:t>
-      </w:r>
-      <w:r>
-        <w:t>.</w:t>
-      </w:r>
-      <w:r>
-        <w:t xml:space="preserve"> percentil, průměr]. Jednotky </w:t>
-      </w:r>
-      <w:r>
-        <w:t xml:space="preserve">výstupních </w:t>
-      </w:r>
-      <w:r>
-        <w:t>hodnot jsou sekundy.</w:t>
-      </w:r>
-      <w:r>
-        <w:t xml:space="preserve"> </w:t>
-      </w:r>
-    </w:p>
-    <w:p>
-      <w:pPr>
-        <w:pStyle w:val="Nadpis3"/>
-      </w:pPr>
-      <w:r>
-        <w:t>Výsledky měření výkonu</w:t>
-      </w:r>
-    </w:p>
-    <w:p>
-      <w:r>
-        <w:t>G</w:t>
-      </w:r>
-      <w:r>
-        <w:t>raf</w:t>
-      </w:r>
-      <w:r>
-        <w:t xml:space="preserve"> na obrázku č. 4 znázorňuje</w:t>
-      </w:r>
-      <w:r>
-        <w:t xml:space="preserve"> naměřené hodnoty pro jednotlivé backendy.</w:t>
-      </w:r>
-      <w:r>
-        <w:t xml:space="preserve"> Hodnoty jsou převedeny na milisekundy a platí, že čím nižší hodnota, tím rychleji se scéna renderovala.</w:t>
-      </w:r>
-      <w:r>
-        <w:t xml:space="preserve"> </w:t>
-      </w:r>
-      <w:r>
         <w:t>Horní a dolní okraj modrého boxu představují 95. a 5. percentil</w:t>
       </w:r>
       <w:r>
@@ -22599,22 +20872,15 @@
       <w:r>
         <w:t>„</w:t>
       </w:r>
-      <w:proofErr w:type="spellStart"/>
       <w:r>
         <w:t>np</w:t>
       </w:r>
-      <w:proofErr w:type="spellEnd"/>
       <w:r>
         <w:t>“</w:t>
       </w:r>
       <w:r>
-        <w:t xml:space="preserve"> symbolizuje běh testu bez </w:t>
-      </w:r>
-      <w:proofErr w:type="spellStart"/>
-      <w:r>
-        <w:t>pipeliningu</w:t>
-      </w:r>
-      <w:proofErr w:type="spellEnd"/>
+        <w:t xml:space="preserve"> symbolizuje běh testu bez pipeliningu</w:t>
+      </w:r>
       <w:r>
         <w:t xml:space="preserve"> hlavního a renderovacího světa</w:t>
       </w:r>
@@ -22642,13 +20908,8 @@
       <w:r>
         <w:t xml:space="preserve">kami, </w:t>
       </w:r>
-      <w:proofErr w:type="spellStart"/>
-      <w:r>
-        <w:t>vk</w:t>
-      </w:r>
-      <w:proofErr w:type="spellEnd"/>
-      <w:r>
-        <w:t xml:space="preserve"> – Vulkan</w:t>
+      <w:r>
+        <w:t>vk – Vulkan</w:t>
       </w:r>
       <w:r>
         <w:t xml:space="preserve">, </w:t>
@@ -22659,13 +20920,8 @@
       <w:r>
         <w:t xml:space="preserve"> a </w:t>
       </w:r>
-      <w:proofErr w:type="spellStart"/>
-      <w:r>
-        <w:t>gl</w:t>
-      </w:r>
-      <w:proofErr w:type="spellEnd"/>
-      <w:r>
-        <w:t xml:space="preserve"> – OpenGL</w:t>
+      <w:r>
+        <w:t>gl – OpenGL</w:t>
       </w:r>
       <w:r>
         <w:t xml:space="preserve">. </w:t>
@@ -22710,15 +20966,7 @@
         <w:t>í</w:t>
       </w:r>
       <w:r>
-        <w:t xml:space="preserve">, procesorem AMD </w:t>
-      </w:r>
-      <w:proofErr w:type="spellStart"/>
-      <w:r>
-        <w:t>Ryzen</w:t>
-      </w:r>
-      <w:proofErr w:type="spellEnd"/>
-      <w:r>
-        <w:t xml:space="preserve"> 7 1700 a grafickou kartou AMD RX 7800 XT.</w:t>
+        <w:t>, procesorem AMD Ryzen 7 1700 a grafickou kartou AMD RX 7800 XT.</w:t>
       </w:r>
     </w:p>
     <w:p>
@@ -22862,11 +21110,9 @@
       <w:r>
         <w:t xml:space="preserve">ři práci s </w:t>
       </w:r>
-      <w:proofErr w:type="spellStart"/>
       <w:r>
         <w:t>Vulkanem</w:t>
       </w:r>
-      <w:proofErr w:type="spellEnd"/>
       <w:r>
         <w:t xml:space="preserve"> </w:t>
       </w:r>
@@ -22935,83 +21181,107 @@
       <w:r>
         <w:t xml:space="preserve"> </w:t>
       </w:r>
-      <w:proofErr w:type="spellStart"/>
-      <w:r>
-        <w:t>teselace</w:t>
-      </w:r>
-      <w:proofErr w:type="spellEnd"/>
-      <w:r>
-        <w:t xml:space="preserve">, </w:t>
-      </w:r>
-      <w:proofErr w:type="spellStart"/>
-      <w:r>
-        <w:t>deffered</w:t>
-      </w:r>
-      <w:proofErr w:type="spellEnd"/>
+      <w:r>
+        <w:t>teselace, deffered shading</w:t>
+      </w:r>
+      <w:r>
+        <w:t>u</w:t>
+      </w:r>
+      <w:r>
+        <w:t>, geometry shader</w:t>
+      </w:r>
+      <w:r>
+        <w:t>ů</w:t>
+      </w:r>
+      <w:r>
+        <w:t xml:space="preserve"> nebo vykreslování více objektů nebylo možné implementovat</w:t>
+      </w:r>
       <w:r>
         <w:t xml:space="preserve"> </w:t>
       </w:r>
-      <w:proofErr w:type="spellStart"/>
-      <w:r>
-        <w:t>shading</w:t>
-      </w:r>
-      <w:r>
-        <w:t>u</w:t>
-      </w:r>
-      <w:proofErr w:type="spellEnd"/>
-      <w:r>
-        <w:t>, geometry shader</w:t>
-      </w:r>
-      <w:r>
-        <w:t>ů</w:t>
-      </w:r>
-      <w:r>
-        <w:t xml:space="preserve"> nebo vykreslování více objektů nebylo možné implementovat</w:t>
+      <w:r>
+        <w:t>ze dvou</w:t>
       </w:r>
       <w:r>
         <w:t xml:space="preserve"> </w:t>
       </w:r>
       <w:r>
-        <w:t>ze dvou</w:t>
+        <w:t xml:space="preserve">hlavních </w:t>
+      </w:r>
+      <w:r>
+        <w:t>důvodů</w:t>
+      </w:r>
+      <w:r>
+        <w:t xml:space="preserve">. </w:t>
+      </w:r>
+      <w:r>
+        <w:t xml:space="preserve">Prvním </w:t>
+      </w:r>
+      <w:r>
+        <w:t>je</w:t>
+      </w:r>
+      <w:r>
+        <w:t xml:space="preserve"> nedostatečná dokumentace funkcí v jádru Bevy</w:t>
+      </w:r>
+      <w:r>
+        <w:t xml:space="preserve"> enginu</w:t>
+      </w:r>
+      <w:r>
+        <w:t xml:space="preserve">, zejména v oblasti správy renderovacího grafu, komunikace s WGPU a renderování scény. Druhým důvodem </w:t>
+      </w:r>
+      <w:r>
+        <w:t>je</w:t>
+      </w:r>
+      <w:r>
+        <w:t xml:space="preserve"> absence podpory geometry a</w:t>
+      </w:r>
+      <w:r>
+        <w:t> </w:t>
+      </w:r>
+      <w:r>
+        <w:t>tessellation shaderů ze strany WGPU</w:t>
+      </w:r>
+      <w:r>
+        <w:t>.</w:t>
       </w:r>
       <w:r>
         <w:t xml:space="preserve"> </w:t>
       </w:r>
       <w:r>
-        <w:t xml:space="preserve">hlavních </w:t>
-      </w:r>
-      <w:r>
-        <w:t>důvodů</w:t>
-      </w:r>
-      <w:r>
-        <w:t xml:space="preserve">. </w:t>
-      </w:r>
-      <w:r>
-        <w:t xml:space="preserve">Prvním </w:t>
-      </w:r>
-      <w:r>
-        <w:t>je</w:t>
-      </w:r>
-      <w:r>
-        <w:t xml:space="preserve"> nedostatečná dokumentace funkcí v jádru Bevy</w:t>
-      </w:r>
-      <w:r>
-        <w:t xml:space="preserve"> enginu</w:t>
-      </w:r>
-      <w:r>
-        <w:t xml:space="preserve">, zejména v oblasti správy renderovacího grafu, komunikace s WGPU a renderování scény. Druhým důvodem </w:t>
-      </w:r>
-      <w:r>
-        <w:t>je</w:t>
-      </w:r>
-      <w:r>
-        <w:t xml:space="preserve"> absence podpory geometry a</w:t>
-      </w:r>
-      <w:r>
-        <w:t> </w:t>
-      </w:r>
-      <w:r>
-        <w:t>tessellation shaderů ze strany WGPU</w:t>
+        <w:t xml:space="preserve">Pro implementaci těchto ukázek by bylo </w:t>
+      </w:r>
+      <w:r>
+        <w:t>vhodnější</w:t>
+      </w:r>
+      <w:r>
+        <w:t xml:space="preserve"> využít</w:t>
+      </w:r>
+      <w:r>
+        <w:t xml:space="preserve"> </w:t>
+      </w:r>
+      <w:r>
+        <w:t>low</w:t>
+      </w:r>
+      <w:r>
+        <w:t>-</w:t>
+      </w:r>
+      <w:r>
+        <w:t xml:space="preserve">level </w:t>
+      </w:r>
+      <w:r>
+        <w:t xml:space="preserve">knihovnu, která </w:t>
+      </w:r>
+      <w:r>
+        <w:t>poskytuje přímý, nízko</w:t>
+      </w:r>
+      <w:r>
+        <w:t>-</w:t>
+      </w:r>
+      <w:r>
+        <w:t xml:space="preserve">úrovňový </w:t>
+      </w:r>
+      <w:r>
+        <w:t>přístup k samotnému renderovacímu backendu</w:t>
       </w:r>
       <w:r>
         <w:t>.</w:t>
@@ -23019,122 +21289,65 @@
       <w:r>
         <w:t xml:space="preserve"> </w:t>
       </w:r>
-      <w:r>
-        <w:t xml:space="preserve">Pro implementaci těchto ukázek by bylo </w:t>
-      </w:r>
-      <w:r>
-        <w:t>vhodnější</w:t>
-      </w:r>
-      <w:r>
-        <w:t xml:space="preserve"> využít</w:t>
+    </w:p>
+    <w:p>
+      <w:r>
+        <w:t>D</w:t>
+      </w:r>
+      <w:r>
+        <w:t>íky WGPU</w:t>
       </w:r>
       <w:r>
         <w:t xml:space="preserve"> </w:t>
       </w:r>
-      <w:proofErr w:type="spellStart"/>
-      <w:r>
-        <w:t>low</w:t>
-      </w:r>
-      <w:proofErr w:type="spellEnd"/>
-      <w:r>
-        <w:t>-</w:t>
-      </w:r>
-      <w:r>
-        <w:t xml:space="preserve">level </w:t>
-      </w:r>
-      <w:r>
-        <w:t xml:space="preserve">knihovnu, která </w:t>
-      </w:r>
-      <w:r>
-        <w:t>poskytuje přímý, nízko</w:t>
-      </w:r>
-      <w:r>
-        <w:t>-</w:t>
-      </w:r>
-      <w:r>
-        <w:t xml:space="preserve">úrovňový </w:t>
-      </w:r>
-      <w:r>
-        <w:t xml:space="preserve">přístup k samotnému </w:t>
-      </w:r>
-      <w:proofErr w:type="spellStart"/>
-      <w:r>
-        <w:t>renderovacímu</w:t>
-      </w:r>
-      <w:proofErr w:type="spellEnd"/>
+      <w:r>
+        <w:t>je možné</w:t>
+      </w:r>
+      <w:r>
+        <w:t xml:space="preserve"> přepínat renderovací backendy, ale </w:t>
+      </w:r>
+      <w:r>
+        <w:t xml:space="preserve">při testování </w:t>
+      </w:r>
+      <w:r>
+        <w:t xml:space="preserve">této funkcionality nad kódy </w:t>
+      </w:r>
+      <w:r>
+        <w:t>ukázek bylo zjištěno, že</w:t>
+      </w:r>
+      <w:r>
+        <w:t xml:space="preserve"> aplikace využívající jiný backend</w:t>
+      </w:r>
+      <w:r>
+        <w:t>,</w:t>
+      </w:r>
+      <w:r>
+        <w:t xml:space="preserve"> než Vulkan jsou při běhu nestabilní. V některých případech </w:t>
+      </w:r>
+      <w:r>
+        <w:t>nastali</w:t>
+      </w:r>
+      <w:r>
+        <w:t xml:space="preserve"> problémy s překladem WGSL shaderů</w:t>
+      </w:r>
+      <w:r>
+        <w:t xml:space="preserve"> a shader se choval jinak, než by měl.</w:t>
+      </w:r>
       <w:r>
         <w:t xml:space="preserve"> </w:t>
       </w:r>
-      <w:proofErr w:type="spellStart"/>
-      <w:r>
-        <w:t>backendu</w:t>
-      </w:r>
-      <w:proofErr w:type="spellEnd"/>
-      <w:r>
-        <w:t>.</w:t>
+      <w:r>
+        <w:t>V jiných došlo ke kritickým chybám při komunikaci</w:t>
+      </w:r>
+      <w:r>
+        <w:t xml:space="preserve"> s GPU, což </w:t>
+      </w:r>
+      <w:r>
+        <w:t>způsobilo okamžitý</w:t>
       </w:r>
       <w:r>
         <w:t xml:space="preserve"> </w:t>
       </w:r>
-    </w:p>
-    <w:p>
-      <w:r>
-        <w:t>D</w:t>
-      </w:r>
-      <w:r>
-        <w:t>íky WGPU</w:t>
-      </w:r>
-      <w:r>
-        <w:t xml:space="preserve"> </w:t>
-      </w:r>
-      <w:r>
-        <w:t>je možné</w:t>
-      </w:r>
-      <w:r>
-        <w:t xml:space="preserve"> přepínat renderovací backendy, ale </w:t>
-      </w:r>
-      <w:r>
-        <w:t xml:space="preserve">při testování </w:t>
-      </w:r>
-      <w:r>
-        <w:t xml:space="preserve">této funkcionality nad kódy </w:t>
-      </w:r>
-      <w:r>
-        <w:t>ukázek bylo zjištěno, že</w:t>
-      </w:r>
-      <w:r>
-        <w:t xml:space="preserve"> aplikace využívající jiný backend</w:t>
-      </w:r>
-      <w:r>
-        <w:t>,</w:t>
-      </w:r>
-      <w:r>
-        <w:t xml:space="preserve"> než Vulkan jsou při běhu nestabilní. V některých případech </w:t>
-      </w:r>
-      <w:r>
-        <w:t>nastali</w:t>
-      </w:r>
-      <w:r>
-        <w:t xml:space="preserve"> problémy s překladem WGSL shaderů</w:t>
-      </w:r>
-      <w:r>
-        <w:t xml:space="preserve"> a shader se choval jinak, než by měl.</w:t>
-      </w:r>
-      <w:r>
-        <w:t xml:space="preserve"> </w:t>
-      </w:r>
-      <w:r>
-        <w:t>V jiných došlo ke kritickým chybám při komunikaci</w:t>
-      </w:r>
-      <w:r>
-        <w:t xml:space="preserve"> s GPU, což </w:t>
-      </w:r>
-      <w:r>
-        <w:t>způsobilo okamžitý</w:t>
-      </w:r>
-      <w:r>
-        <w:t xml:space="preserve"> </w:t>
-      </w:r>
       <w:r>
         <w:t>pád aplikace. Tyto chyby se zdají být závislé</w:t>
       </w:r>
@@ -23142,13 +21355,8 @@
         <w:t xml:space="preserve"> na </w:t>
       </w:r>
       <w:r>
-        <w:t xml:space="preserve">kombinaci renderovacího </w:t>
-      </w:r>
-      <w:proofErr w:type="spellStart"/>
-      <w:r>
-        <w:t>backendu</w:t>
-      </w:r>
-      <w:proofErr w:type="spellEnd"/>
+        <w:t>kombinaci renderovacího backendu</w:t>
+      </w:r>
       <w:r>
         <w:t>, HW počítače</w:t>
       </w:r>
@@ -23455,15 +21663,7 @@
     </w:p>
     <w:p>
       <w:r>
-        <w:t xml:space="preserve">Myšlenka přepínání grafického </w:t>
-      </w:r>
-      <w:proofErr w:type="spellStart"/>
-      <w:r>
-        <w:t>backendu</w:t>
-      </w:r>
-      <w:proofErr w:type="spellEnd"/>
-      <w:r>
-        <w:t xml:space="preserve"> je rozhodně zajímavá, </w:t>
+        <w:t xml:space="preserve">Myšlenka přepínání grafického backendu je rozhodně zajímavá, </w:t>
       </w:r>
       <w:r>
         <w:t>avšak</w:t>
@@ -23474,13 +21674,8 @@
       <w:r>
         <w:t xml:space="preserve">a testování </w:t>
       </w:r>
-      <w:proofErr w:type="gramStart"/>
-      <w:r>
-        <w:t>3D</w:t>
-      </w:r>
-      <w:proofErr w:type="gramEnd"/>
-      <w:r>
-        <w:t xml:space="preserve"> ukázek </w:t>
+      <w:r>
+        <w:t xml:space="preserve">3D ukázek </w:t>
       </w:r>
       <w:r>
         <w:t>se</w:t>
@@ -23498,15 +21693,7 @@
         <w:t xml:space="preserve"> být nedoladěn</w:t>
       </w:r>
       <w:r>
-        <w:t xml:space="preserve">á. Aplikace se po změně renderovacího </w:t>
-      </w:r>
-      <w:proofErr w:type="spellStart"/>
-      <w:r>
-        <w:t>backendu</w:t>
-      </w:r>
-      <w:proofErr w:type="spellEnd"/>
-      <w:r>
-        <w:t xml:space="preserve"> chovali nepředvídatelně a</w:t>
+        <w:t>á. Aplikace se po změně renderovacího backendu chovali nepředvídatelně a</w:t>
       </w:r>
       <w:r>
         <w:t xml:space="preserve"> </w:t>
@@ -23558,7 +21745,6 @@
         </w:rPr>
         <w:t xml:space="preserve">[1] Bevy </w:t>
       </w:r>
-      <w:proofErr w:type="spellStart"/>
       <w:r>
         <w:rPr>
           <w:rFonts w:eastAsia="Calibri"/>
@@ -23571,31 +21757,7 @@
           <w:rFonts w:eastAsia="Calibri"/>
           <w:lang w:bidi="ar-SA"/>
         </w:rPr>
-        <w:t>oundation</w:t>
-      </w:r>
-      <w:proofErr w:type="spellEnd"/>
-      <w:r>
-        <w:rPr>
-          <w:rFonts w:eastAsia="Calibri"/>
-          <w:lang w:bidi="ar-SA"/>
-        </w:rPr>
-        <w:t xml:space="preserve">, Bevy </w:t>
-      </w:r>
-      <w:proofErr w:type="spellStart"/>
-      <w:r>
-        <w:rPr>
-          <w:rFonts w:eastAsia="Calibri"/>
-          <w:lang w:bidi="ar-SA"/>
-        </w:rPr>
-        <w:t>documentation</w:t>
-      </w:r>
-      <w:proofErr w:type="spellEnd"/>
-      <w:r>
-        <w:rPr>
-          <w:rFonts w:eastAsia="Calibri"/>
-          <w:lang w:bidi="ar-SA"/>
-        </w:rPr>
-        <w:t xml:space="preserve"> [online]. </w:t>
+        <w:t xml:space="preserve">oundation, Bevy documentation [online]. </w:t>
       </w:r>
       <w:r>
         <w:rPr>
@@ -23643,55 +21805,7 @@
           <w:rFonts w:eastAsia="Calibri"/>
           <w:lang w:bidi="ar-SA"/>
         </w:rPr>
-        <w:t xml:space="preserve">[2] KLABNIK, Steve, NICHOLS, Carol. </w:t>
-      </w:r>
-      <w:proofErr w:type="spellStart"/>
-      <w:r>
-        <w:rPr>
-          <w:rFonts w:eastAsia="Calibri"/>
-          <w:lang w:bidi="ar-SA"/>
-        </w:rPr>
-        <w:t>The</w:t>
-      </w:r>
-      <w:proofErr w:type="spellEnd"/>
-      <w:r>
-        <w:rPr>
-          <w:rFonts w:eastAsia="Calibri"/>
-          <w:lang w:bidi="ar-SA"/>
-        </w:rPr>
-        <w:t xml:space="preserve"> Rust </w:t>
-      </w:r>
-      <w:proofErr w:type="spellStart"/>
-      <w:r>
-        <w:rPr>
-          <w:rFonts w:eastAsia="Calibri"/>
-          <w:lang w:bidi="ar-SA"/>
-        </w:rPr>
-        <w:t>Programming</w:t>
-      </w:r>
-      <w:proofErr w:type="spellEnd"/>
-      <w:r>
-        <w:rPr>
-          <w:rFonts w:eastAsia="Calibri"/>
-          <w:lang w:bidi="ar-SA"/>
-        </w:rPr>
-        <w:t xml:space="preserve"> </w:t>
-      </w:r>
-      <w:proofErr w:type="spellStart"/>
-      <w:r>
-        <w:rPr>
-          <w:rFonts w:eastAsia="Calibri"/>
-          <w:lang w:bidi="ar-SA"/>
-        </w:rPr>
-        <w:t>Language</w:t>
-      </w:r>
-      <w:proofErr w:type="spellEnd"/>
-      <w:r>
-        <w:rPr>
-          <w:rFonts w:eastAsia="Calibri"/>
-          <w:lang w:bidi="ar-SA"/>
-        </w:rPr>
-        <w:t xml:space="preserve"> [online].</w:t>
+        <w:t>[2] KLABNIK, Steve, NICHOLS, Carol. The Rust Programming Language [online].</w:t>
       </w:r>
       <w:r>
         <w:rPr>
@@ -23758,15 +21872,7 @@
         </w:rPr>
       </w:pPr>
       <w:r>
-        <w:t xml:space="preserve">[4] Wikipedia, Blue </w:t>
-      </w:r>
-      <w:proofErr w:type="spellStart"/>
-      <w:r>
-        <w:t>Marble</w:t>
-      </w:r>
-      <w:proofErr w:type="spellEnd"/>
-      <w:r>
-        <w:t xml:space="preserve"> 2002.png [online].</w:t>
+        <w:t>[4] Wikipedia, Blue Marble 2002.png [online].</w:t>
       </w:r>
       <w:r>
         <w:t xml:space="preserve"> </w:t>
@@ -23795,24 +21901,11 @@
       <w:r>
         <w:t xml:space="preserve">[5] </w:t>
       </w:r>
-      <w:proofErr w:type="spellStart"/>
-      <w:r>
-        <w:t>gfx-rs</w:t>
-      </w:r>
-      <w:proofErr w:type="spellEnd"/>
-      <w:r>
-        <w:t xml:space="preserve">, </w:t>
-      </w:r>
-      <w:r>
-        <w:t xml:space="preserve">Wgpu </w:t>
-      </w:r>
-      <w:proofErr w:type="spellStart"/>
-      <w:r>
-        <w:t>documentation</w:t>
-      </w:r>
-      <w:proofErr w:type="spellEnd"/>
-      <w:r>
-        <w:t xml:space="preserve"> [online].</w:t>
+      <w:r>
+        <w:t xml:space="preserve">gfx-rs, </w:t>
+      </w:r>
+      <w:r>
+        <w:t>Wgpu documentation [online].</w:t>
       </w:r>
       <w:r>
         <w:t xml:space="preserve"> </w:t>
@@ -23845,31 +21938,7 @@
         <w:t>Ida Borisova</w:t>
       </w:r>
       <w:r>
-        <w:t xml:space="preserve">, </w:t>
-      </w:r>
-      <w:proofErr w:type="spellStart"/>
-      <w:r>
-        <w:t>Unofficial</w:t>
-      </w:r>
-      <w:proofErr w:type="spellEnd"/>
-      <w:r>
-        <w:t xml:space="preserve"> Bevy </w:t>
-      </w:r>
-      <w:proofErr w:type="spellStart"/>
-      <w:r>
-        <w:t>Cheat</w:t>
-      </w:r>
-      <w:proofErr w:type="spellEnd"/>
-      <w:r>
-        <w:t xml:space="preserve"> </w:t>
-      </w:r>
-      <w:proofErr w:type="spellStart"/>
-      <w:r>
-        <w:t>Book</w:t>
-      </w:r>
-      <w:proofErr w:type="spellEnd"/>
-      <w:r>
-        <w:t xml:space="preserve"> [online]. Dostupné z: </w:t>
+        <w:t xml:space="preserve">, Unofficial Bevy Cheat Book [online]. Dostupné z: </w:t>
       </w:r>
     </w:p>
     <w:p>
@@ -23905,23 +21974,7 @@
         </w:rPr>
       </w:pPr>
       <w:r>
-        <w:t xml:space="preserve">[7] Bevy </w:t>
-      </w:r>
-      <w:proofErr w:type="spellStart"/>
-      <w:r>
-        <w:t>foundation</w:t>
-      </w:r>
-      <w:proofErr w:type="spellEnd"/>
-      <w:r>
-        <w:t xml:space="preserve">, Bevy </w:t>
-      </w:r>
-      <w:proofErr w:type="spellStart"/>
-      <w:r>
-        <w:t>examples</w:t>
-      </w:r>
-      <w:proofErr w:type="spellEnd"/>
-      <w:r>
-        <w:t xml:space="preserve"> [online]. Dostupné z:</w:t>
+        <w:t>[7] Bevy foundation, Bevy examples [online]. Dostupné z:</w:t>
       </w:r>
       <w:r>
         <w:t xml:space="preserve"> </w:t>
@@ -23947,45 +22000,8 @@
       <w:r>
         <w:t xml:space="preserve">[8] </w:t>
       </w:r>
-      <w:proofErr w:type="spellStart"/>
-      <w:r>
-        <w:t>World</w:t>
-      </w:r>
-      <w:proofErr w:type="spellEnd"/>
-      <w:r>
-        <w:t xml:space="preserve"> </w:t>
-      </w:r>
-      <w:proofErr w:type="spellStart"/>
-      <w:r>
-        <w:t>Wide</w:t>
-      </w:r>
-      <w:proofErr w:type="spellEnd"/>
-      <w:r>
-        <w:t xml:space="preserve"> Web </w:t>
-      </w:r>
-      <w:proofErr w:type="spellStart"/>
-      <w:r>
-        <w:t>Consortium</w:t>
-      </w:r>
-      <w:proofErr w:type="spellEnd"/>
-      <w:r>
-        <w:t xml:space="preserve">, WebGPU </w:t>
-      </w:r>
-      <w:proofErr w:type="spellStart"/>
-      <w:r>
-        <w:t>Shading</w:t>
-      </w:r>
-      <w:proofErr w:type="spellEnd"/>
-      <w:r>
-        <w:t xml:space="preserve"> </w:t>
-      </w:r>
-      <w:proofErr w:type="spellStart"/>
-      <w:r>
-        <w:t>Language</w:t>
-      </w:r>
-      <w:proofErr w:type="spellEnd"/>
-      <w:r>
-        <w:t xml:space="preserve"> [online].</w:t>
+      <w:r>
+        <w:t>World Wide Web Consortium, WebGPU Shading Language [online].</w:t>
       </w:r>
       <w:r>
         <w:t xml:space="preserve"> </w:t>
@@ -24020,16 +22036,11 @@
       <w:r>
         <w:t xml:space="preserve">[9] Bevy </w:t>
       </w:r>
-      <w:proofErr w:type="spellStart"/>
       <w:r>
         <w:t>F</w:t>
       </w:r>
       <w:r>
-        <w:t>oundation</w:t>
-      </w:r>
-      <w:proofErr w:type="spellEnd"/>
-      <w:r>
-        <w:t xml:space="preserve"> [online].</w:t>
+        <w:t>oundation [online].</w:t>
       </w:r>
       <w:r>
         <w:t xml:space="preserve"> </w:t>
@@ -24068,15 +22079,7 @@
         </w:rPr>
       </w:pPr>
       <w:r>
-        <w:t xml:space="preserve">[10] Rust </w:t>
-      </w:r>
-      <w:proofErr w:type="spellStart"/>
-      <w:r>
-        <w:t>Foundation</w:t>
-      </w:r>
-      <w:proofErr w:type="spellEnd"/>
-      <w:r>
-        <w:t xml:space="preserve"> [online]. Dostupné z</w:t>
+        <w:t>[10] Rust Foundation [online]. Dostupné z</w:t>
       </w:r>
       <w:r>
         <w:rPr>
@@ -24128,53 +22131,12 @@
         </w:rPr>
         <w:t xml:space="preserve">. </w:t>
       </w:r>
-      <w:proofErr w:type="spellStart"/>
       <w:r>
         <w:rPr>
           <w:rFonts w:eastAsia="Calibri"/>
           <w:lang w:bidi="ar-SA"/>
         </w:rPr>
-        <w:t>The</w:t>
-      </w:r>
-      <w:proofErr w:type="spellEnd"/>
-      <w:r>
-        <w:rPr>
-          <w:rFonts w:eastAsia="Calibri"/>
-          <w:lang w:bidi="ar-SA"/>
-        </w:rPr>
-        <w:t xml:space="preserve"> </w:t>
-      </w:r>
-      <w:proofErr w:type="spellStart"/>
-      <w:r>
-        <w:rPr>
-          <w:rFonts w:eastAsia="Calibri"/>
-          <w:lang w:bidi="ar-SA"/>
-        </w:rPr>
-        <w:t>History</w:t>
-      </w:r>
-      <w:proofErr w:type="spellEnd"/>
-      <w:r>
-        <w:rPr>
-          <w:rFonts w:eastAsia="Calibri"/>
-          <w:lang w:bidi="ar-SA"/>
-        </w:rPr>
-        <w:t xml:space="preserve"> </w:t>
-      </w:r>
-      <w:proofErr w:type="spellStart"/>
-      <w:r>
-        <w:rPr>
-          <w:rFonts w:eastAsia="Calibri"/>
-          <w:lang w:bidi="ar-SA"/>
-        </w:rPr>
-        <w:t>of</w:t>
-      </w:r>
-      <w:proofErr w:type="spellEnd"/>
-      <w:r>
-        <w:rPr>
-          <w:rFonts w:eastAsia="Calibri"/>
-          <w:lang w:bidi="ar-SA"/>
-        </w:rPr>
-        <w:t xml:space="preserve"> Rust</w:t>
+        <w:t>The History of Rust</w:t>
       </w:r>
       <w:r>
         <w:rPr>
@@ -24205,168 +22167,15 @@
           <w:rFonts w:eastAsia="Calibri"/>
           <w:lang w:bidi="ar-SA"/>
         </w:rPr>
-        <w:t xml:space="preserve">[12] THOMPSON, </w:t>
-      </w:r>
-      <w:proofErr w:type="spellStart"/>
+        <w:t xml:space="preserve">[12] THOMPSON, Clive. </w:t>
+      </w:r>
       <w:r>
         <w:rPr>
           <w:rFonts w:eastAsia="Calibri"/>
           <w:lang w:bidi="ar-SA"/>
         </w:rPr>
-        <w:t>Clive</w:t>
-      </w:r>
-      <w:proofErr w:type="spellEnd"/>
-      <w:r>
-        <w:rPr>
-          <w:rFonts w:eastAsia="Calibri"/>
-          <w:lang w:bidi="ar-SA"/>
-        </w:rPr>
-        <w:t xml:space="preserve">. </w:t>
-      </w:r>
-      <w:r>
-        <w:rPr>
-          <w:rFonts w:eastAsia="Calibri"/>
-          <w:lang w:bidi="ar-SA"/>
-        </w:rPr>
-        <w:t xml:space="preserve">How Rust </w:t>
-      </w:r>
-      <w:proofErr w:type="spellStart"/>
-      <w:r>
-        <w:rPr>
-          <w:rFonts w:eastAsia="Calibri"/>
-          <w:lang w:bidi="ar-SA"/>
-        </w:rPr>
-        <w:t>went</w:t>
-      </w:r>
-      <w:proofErr w:type="spellEnd"/>
-      <w:r>
-        <w:rPr>
-          <w:rFonts w:eastAsia="Calibri"/>
-          <w:lang w:bidi="ar-SA"/>
-        </w:rPr>
-        <w:t xml:space="preserve"> </w:t>
-      </w:r>
-      <w:proofErr w:type="spellStart"/>
-      <w:r>
-        <w:rPr>
-          <w:rFonts w:eastAsia="Calibri"/>
-          <w:lang w:bidi="ar-SA"/>
-        </w:rPr>
-        <w:t>from</w:t>
-      </w:r>
-      <w:proofErr w:type="spellEnd"/>
-      <w:r>
-        <w:rPr>
-          <w:rFonts w:eastAsia="Calibri"/>
-          <w:lang w:bidi="ar-SA"/>
-        </w:rPr>
-        <w:t xml:space="preserve"> a </w:t>
-      </w:r>
-      <w:proofErr w:type="spellStart"/>
-      <w:r>
-        <w:rPr>
-          <w:rFonts w:eastAsia="Calibri"/>
-          <w:lang w:bidi="ar-SA"/>
-        </w:rPr>
-        <w:t>side</w:t>
-      </w:r>
-      <w:proofErr w:type="spellEnd"/>
-      <w:r>
-        <w:rPr>
-          <w:rFonts w:eastAsia="Calibri"/>
-          <w:lang w:bidi="ar-SA"/>
-        </w:rPr>
-        <w:t xml:space="preserve"> </w:t>
-      </w:r>
-      <w:proofErr w:type="spellStart"/>
-      <w:r>
-        <w:rPr>
-          <w:rFonts w:eastAsia="Calibri"/>
-          <w:lang w:bidi="ar-SA"/>
-        </w:rPr>
-        <w:t>project</w:t>
-      </w:r>
-      <w:proofErr w:type="spellEnd"/>
-      <w:r>
-        <w:rPr>
-          <w:rFonts w:eastAsia="Calibri"/>
-          <w:lang w:bidi="ar-SA"/>
-        </w:rPr>
-        <w:t xml:space="preserve"> to </w:t>
-      </w:r>
-      <w:proofErr w:type="spellStart"/>
-      <w:r>
-        <w:rPr>
-          <w:rFonts w:eastAsia="Calibri"/>
-          <w:lang w:bidi="ar-SA"/>
-        </w:rPr>
-        <w:t>the</w:t>
-      </w:r>
-      <w:proofErr w:type="spellEnd"/>
-      <w:r>
-        <w:rPr>
-          <w:rFonts w:eastAsia="Calibri"/>
-          <w:lang w:bidi="ar-SA"/>
-        </w:rPr>
-        <w:t xml:space="preserve"> </w:t>
-      </w:r>
-      <w:proofErr w:type="spellStart"/>
-      <w:r>
-        <w:rPr>
-          <w:rFonts w:eastAsia="Calibri"/>
-          <w:lang w:bidi="ar-SA"/>
-        </w:rPr>
-        <w:t>world’s</w:t>
-      </w:r>
-      <w:proofErr w:type="spellEnd"/>
-      <w:r>
-        <w:rPr>
-          <w:rFonts w:eastAsia="Calibri"/>
-          <w:lang w:bidi="ar-SA"/>
-        </w:rPr>
-        <w:t xml:space="preserve"> most-</w:t>
-      </w:r>
-      <w:proofErr w:type="spellStart"/>
-      <w:r>
-        <w:rPr>
-          <w:rFonts w:eastAsia="Calibri"/>
-          <w:lang w:bidi="ar-SA"/>
-        </w:rPr>
-        <w:t>loved</w:t>
-      </w:r>
-      <w:proofErr w:type="spellEnd"/>
-      <w:r>
-        <w:rPr>
-          <w:rFonts w:eastAsia="Calibri"/>
-          <w:lang w:bidi="ar-SA"/>
-        </w:rPr>
-        <w:t xml:space="preserve"> </w:t>
-      </w:r>
-      <w:proofErr w:type="spellStart"/>
-      <w:r>
-        <w:rPr>
-          <w:rFonts w:eastAsia="Calibri"/>
-          <w:lang w:bidi="ar-SA"/>
-        </w:rPr>
-        <w:t>programming</w:t>
-      </w:r>
-      <w:proofErr w:type="spellEnd"/>
-      <w:r>
-        <w:rPr>
-          <w:rFonts w:eastAsia="Calibri"/>
-          <w:lang w:bidi="ar-SA"/>
-        </w:rPr>
-        <w:t xml:space="preserve"> </w:t>
-      </w:r>
-      <w:proofErr w:type="spellStart"/>
-      <w:r>
-        <w:rPr>
-          <w:rFonts w:eastAsia="Calibri"/>
-          <w:lang w:bidi="ar-SA"/>
-        </w:rPr>
-        <w:t>language</w:t>
-      </w:r>
-      <w:proofErr w:type="spellEnd"/>
+        <w:t>How Rust went from a side project to the world’s most-loved programming language</w:t>
+      </w:r>
       <w:r>
         <w:rPr>
           <w:rFonts w:eastAsia="Calibri"/>
@@ -24478,13 +22287,8 @@
         <w:t>doc – Dokument diplomové práce ve formátu pdf</w:t>
       </w:r>
       <w:r>
-        <w:t xml:space="preserve"> a </w:t>
-      </w:r>
-      <w:proofErr w:type="spellStart"/>
-      <w:r>
-        <w:t>docx</w:t>
-      </w:r>
-      <w:proofErr w:type="spellEnd"/>
+        <w:t xml:space="preserve"> a docx</w:t>
+      </w:r>
     </w:p>
     <w:p>
       <w:pPr>
@@ -24495,13 +22299,8 @@
         </w:numPr>
         <w:ind w:left="567"/>
       </w:pPr>
-      <w:proofErr w:type="spellStart"/>
-      <w:r>
-        <w:t>examples</w:t>
-      </w:r>
-      <w:proofErr w:type="spellEnd"/>
-      <w:r>
-        <w:t xml:space="preserve"> – Zdrojové kódy ukázek</w:t>
+      <w:r>
+        <w:t>examples – Zdrojové kódy ukázek</w:t>
       </w:r>
     </w:p>
     <w:p>
@@ -24597,23 +22396,7 @@
         <w:t>Jednotlivé p</w:t>
       </w:r>
       <w:r>
-        <w:t xml:space="preserve">říkazy je nutné spouštět v adresáři </w:t>
-      </w:r>
-      <w:proofErr w:type="spellStart"/>
-      <w:r>
-        <w:t>examples</w:t>
-      </w:r>
-      <w:proofErr w:type="spellEnd"/>
-      <w:r>
-        <w:t xml:space="preserve">, a ne v kořenovém adresáři </w:t>
-      </w:r>
-      <w:proofErr w:type="spellStart"/>
-      <w:r>
-        <w:t>repozitáře</w:t>
-      </w:r>
-      <w:proofErr w:type="spellEnd"/>
-      <w:r>
-        <w:t>.</w:t>
+        <w:t>říkazy je nutné spouštět v adresáři examples, a ne v kořenovém adresáři repozitáře.</w:t>
       </w:r>
     </w:p>
     <w:p>
@@ -24653,23 +22436,7 @@
         <w:ind w:firstLine="0"/>
       </w:pPr>
       <w:r>
-        <w:t xml:space="preserve">Pro maximální výkon je potřeba zkompilovat ukázku v režimu </w:t>
-      </w:r>
-      <w:proofErr w:type="spellStart"/>
-      <w:r>
-        <w:t>release</w:t>
-      </w:r>
-      <w:proofErr w:type="spellEnd"/>
-      <w:r>
-        <w:t xml:space="preserve"> pomocí parametru -r. Kompilace v režimu </w:t>
-      </w:r>
-      <w:proofErr w:type="spellStart"/>
-      <w:r>
-        <w:t>release</w:t>
-      </w:r>
-      <w:proofErr w:type="spellEnd"/>
-      <w:r>
-        <w:t xml:space="preserve"> může trvat déle v závislosti na </w:t>
+        <w:t xml:space="preserve">Pro maximální výkon je potřeba zkompilovat ukázku v režimu release pomocí parametru -r. Kompilace v režimu release může trvat déle v závislosti na </w:t>
       </w:r>
       <w:r>
         <w:t>výkonu</w:t>
@@ -24691,15 +22458,7 @@
         <w:ind w:firstLine="0"/>
       </w:pPr>
       <w:r>
-        <w:t xml:space="preserve">Ukázku je také možné pouze zkompilovat pomocí příkazu build. Parametr „-r“ opět slouží pro aktivaci režimu </w:t>
-      </w:r>
-      <w:proofErr w:type="spellStart"/>
-      <w:r>
-        <w:t>release</w:t>
-      </w:r>
-      <w:proofErr w:type="spellEnd"/>
-      <w:r>
-        <w:t>:</w:t>
+        <w:t>Ukázku je také možné pouze zkompilovat pomocí příkazu build. Parametr „-r“ opět slouží pro aktivaci režimu release:</w:t>
       </w:r>
     </w:p>
     <w:p>
@@ -24715,55 +22474,7 @@
         <w:ind w:firstLine="0"/>
       </w:pPr>
       <w:r>
-        <w:t xml:space="preserve">Výsledný binární soubor bude umístěn do složky </w:t>
-      </w:r>
-      <w:proofErr w:type="spellStart"/>
-      <w:r>
-        <w:t>examples</w:t>
-      </w:r>
-      <w:proofErr w:type="spellEnd"/>
-      <w:r>
-        <w:t>/</w:t>
-      </w:r>
-      <w:proofErr w:type="spellStart"/>
-      <w:r>
-        <w:t>target</w:t>
-      </w:r>
-      <w:proofErr w:type="spellEnd"/>
-      <w:r>
-        <w:t>/</w:t>
-      </w:r>
-      <w:proofErr w:type="spellStart"/>
-      <w:r>
-        <w:t>release</w:t>
-      </w:r>
-      <w:proofErr w:type="spellEnd"/>
-      <w:r>
-        <w:t xml:space="preserve">. Pokud byl soubor kompilován bez parametru „-r“, bude umístěn do složky </w:t>
-      </w:r>
-      <w:proofErr w:type="spellStart"/>
-      <w:r>
-        <w:t>examples</w:t>
-      </w:r>
-      <w:proofErr w:type="spellEnd"/>
-      <w:r>
-        <w:t>/</w:t>
-      </w:r>
-      <w:proofErr w:type="spellStart"/>
-      <w:r>
-        <w:t>target</w:t>
-      </w:r>
-      <w:proofErr w:type="spellEnd"/>
-      <w:r>
-        <w:t>/</w:t>
-      </w:r>
-      <w:proofErr w:type="spellStart"/>
-      <w:r>
-        <w:t>debug</w:t>
-      </w:r>
-      <w:proofErr w:type="spellEnd"/>
-      <w:r>
-        <w:t>.</w:t>
+        <w:t>Výsledný binární soubor bude umístěn do složky examples/target/release. Pokud byl soubor kompilován bez parametru „-r“, bude umístěn do složky examples/target/debug.</w:t>
       </w:r>
     </w:p>
     <w:p>

--- a/doc/dp.docx
+++ b/doc/dp.docx
@@ -386,7 +386,7 @@
               <w:rPr>
                 <w:noProof/>
               </w:rPr>
-              <w:t>20.3.2026</w:t>
+              <w:t>21.3.2026</w:t>
             </w:r>
             <w:r>
               <w:fldChar w:fldCharType="end"/>
@@ -10671,7 +10671,21 @@
           <w:lang w:bidi="ar-SA"/>
         </w:rPr>
         <w:lastRenderedPageBreak/>
-        <w:t>Procedurální makra jsou pokročilejší a transformují kód na úrovni AST. Časté využití je ve spojení s enumy a structy kde jsou makra používána pro generaci pomocného kódu. Například při implementaci debugu, který usnadní převod obsahu na string:</w:t>
+        <w:t>Procedurální makra jsou pokročilejší a transformují kód na úrovni AST. Časté využití je ve spojení s enumy a structy</w:t>
+      </w:r>
+      <w:r>
+        <w:rPr>
+          <w:rFonts w:eastAsia="ComeniaSerif"/>
+          <w:lang w:bidi="ar-SA"/>
+        </w:rPr>
+        <w:t>,</w:t>
+      </w:r>
+      <w:r>
+        <w:rPr>
+          <w:rFonts w:eastAsia="ComeniaSerif"/>
+          <w:lang w:bidi="ar-SA"/>
+        </w:rPr>
+        <w:t xml:space="preserve"> kde jsou makra používána pro generaci pomocného kódu. Například při implementaci debugu, který usnadní převod obsahu na string:</w:t>
       </w:r>
     </w:p>
     <w:p>
@@ -14001,7 +14015,19 @@
     </w:p>
     <w:p>
       <w:r>
-        <w:t xml:space="preserve">Entry points neboli vstupní body jsou anotace, které označují funkce, jenž mají být použity pro spuštění shaderu. </w:t>
+        <w:t>Entry points</w:t>
+      </w:r>
+      <w:r>
+        <w:t>,</w:t>
+      </w:r>
+      <w:r>
+        <w:t xml:space="preserve"> neboli vstupní body</w:t>
+      </w:r>
+      <w:r>
+        <w:t>,</w:t>
+      </w:r>
+      <w:r>
+        <w:t xml:space="preserve"> jsou anotace, které označují funkce, jenž mají být použity pro spuštění shaderu. </w:t>
       </w:r>
       <w:r>
         <w:t>Anotace začínají znakem @ a mohou mít libovolný název za předpokladu, že odpovídá vstupnímu bodu, který je v pipeline definován.</w:t>
@@ -14316,7 +14342,19 @@
     </w:p>
     <w:p>
       <w:r>
-        <w:t xml:space="preserve">Následující WGSL kód aplikuje pomocí vertex shaderu posun +-5 jednotek podél osy Y na každý vertex v závislosti na uniformní proměnné time, která je s každým snímkem aktualizována a obsahuje čas který uběhl od spuštění aplikace. Fragment shader též využívá uniform time aby moduloval barvu pixelu </w:t>
+        <w:t>Následující WGSL kód aplikuje pomocí vertex shaderu posun +-5 jednotek podél osy Y na každý vertex v závislosti na uniformní proměnné time, která je s každým snímkem aktualizována a obsahuje čas</w:t>
+      </w:r>
+      <w:r>
+        <w:t>,</w:t>
+      </w:r>
+      <w:r>
+        <w:t xml:space="preserve"> který uběhl od spuštění aplikace. Fragment shader též využívá uniform time</w:t>
+      </w:r>
+      <w:r>
+        <w:t>,</w:t>
+      </w:r>
+      <w:r>
+        <w:t xml:space="preserve"> aby moduloval barvu pixelu </w:t>
       </w:r>
       <w:r>
         <w:t>násobením číslem</w:t>
@@ -15078,7 +15116,7 @@
     </w:p>
     <w:p>
       <w:r>
-        <w:t>Bevy je aktivní projekt, a neustále se vyvíjí. V následujících kapitolách jsou popsány</w:t>
+        <w:t>Bevy je aktivní projekt a neustále se vyvíjí. V následujících kapitolách jsou popsány</w:t>
       </w:r>
       <w:r>
         <w:t xml:space="preserve"> změn</w:t>
@@ -15279,10 +15317,22 @@
         <w:t xml:space="preserve"> auto</w:t>
       </w:r>
       <w:r>
+        <w:t>,</w:t>
+      </w:r>
+      <w:r>
         <w:t xml:space="preserve"> jakožto </w:t>
       </w:r>
       <w:r>
-        <w:t>hlavní entita a jeho kola</w:t>
+        <w:t>hlavní entita</w:t>
+      </w:r>
+      <w:r>
+        <w:t>,</w:t>
+      </w:r>
+      <w:r>
+        <w:t xml:space="preserve"> a jeho kola</w:t>
+      </w:r>
+      <w:r>
+        <w:t>,</w:t>
       </w:r>
       <w:r>
         <w:t xml:space="preserve"> jako </w:t>
@@ -16368,7 +16418,13 @@
         <w:t>tější</w:t>
       </w:r>
       <w:r>
-        <w:t xml:space="preserve"> strukturu projektu. Bevy na pozadí samozřejmě obsahuje větší množství kódu který se musí provádět, ale vývojář není nijak zatížen tímto kódem.</w:t>
+        <w:t xml:space="preserve"> strukturu projektu. Bevy na pozadí samozřejmě obsahuje větší množství kódu</w:t>
+      </w:r>
+      <w:r>
+        <w:t>,</w:t>
+      </w:r>
+      <w:r>
+        <w:t xml:space="preserve"> který se musí provádět, ale vývojář není nijak zatížen tímto kódem.</w:t>
       </w:r>
     </w:p>
     <w:p>
@@ -17002,7 +17058,13 @@
         <w:t xml:space="preserve"> Wikipedia – Blue Marble 2002[4]. </w:t>
       </w:r>
       <w:r>
-        <w:t>Samotná ukázka není náročná na implementaci, většina kódu je takzvaný boilerplate – kód který je nutný pro běh, ale obsahově se liší minimálně.</w:t>
+        <w:t>Samotná ukázka není náročná na implementaci, většina kódu je takzvaný boilerplate – kód</w:t>
+      </w:r>
+      <w:r>
+        <w:t>,</w:t>
+      </w:r>
+      <w:r>
+        <w:t xml:space="preserve"> který je nutný pro běh, ale obsahově se liší minimálně.</w:t>
       </w:r>
       <w:r>
         <w:t xml:space="preserve"> </w:t>
@@ -17356,7 +17418,13 @@
         <w:t>o</w:t>
       </w:r>
       <w:r>
-        <w:t xml:space="preserve"> je potřeba manipulovat s bufferem pro texturu a řešit implementaci pipeline a shaderu které budou s texturou pracovat.</w:t>
+        <w:t xml:space="preserve"> je potřeba manipulovat s bufferem pro texturu a řešit implementaci pipeline a shaderu</w:t>
+      </w:r>
+      <w:r>
+        <w:t>,</w:t>
+      </w:r>
+      <w:r>
+        <w:t xml:space="preserve"> které budou s texturou pracovat.</w:t>
       </w:r>
     </w:p>
     <w:p>
@@ -19580,7 +19648,7 @@
     </w:p>
     <w:p>
       <w:r>
-        <w:t>Na obrázku lze vidět červeně trojúhelník, a černě prostor obrazovky, do kterého se výstup vykresluje</w:t>
+        <w:t>Na obrázku lze vidět červeně trojúhelník a černě prostor obrazovky, do kterého se výstup vykresluje</w:t>
       </w:r>
       <w:r>
         <w:t>, dále následuje ukázka WGSL shaderu pro sepia filtr.</w:t>
@@ -21069,7 +21137,13 @@
     </w:p>
     <w:p>
       <w:r>
-        <w:t xml:space="preserve">Na základě vlastních zkušeností, získaných při implementaci ukázek v Bevy, lze konstatovat, že většinu ukázek bylo možné implementovat snadněji než jejich ekvivalenty </w:t>
+        <w:t>Na základě vlastních zkušeností, získaných při implementaci ukázek v Bevy, lze konstatovat, že většinu ukázek bylo možné implementovat snadněji</w:t>
+      </w:r>
+      <w:r>
+        <w:t>,</w:t>
+      </w:r>
+      <w:r>
+        <w:t xml:space="preserve"> než jejich ekvivalenty </w:t>
       </w:r>
       <w:r>
         <w:t>z práce „</w:t>
@@ -21337,7 +21411,19 @@
         <w:t xml:space="preserve"> </w:t>
       </w:r>
       <w:r>
-        <w:t>V jiných došlo ke kritickým chybám při komunikaci</w:t>
+        <w:t>V</w:t>
+      </w:r>
+      <w:r>
+        <w:t> </w:t>
+      </w:r>
+      <w:r>
+        <w:t>jiných</w:t>
+      </w:r>
+      <w:r>
+        <w:t xml:space="preserve"> případech</w:t>
+      </w:r>
+      <w:r>
+        <w:t xml:space="preserve"> došlo ke kritickým chybám při komunikaci</w:t>
       </w:r>
       <w:r>
         <w:t xml:space="preserve"> s GPU, což </w:t>
@@ -21414,7 +21500,13 @@
     </w:p>
     <w:p>
       <w:r>
-        <w:t xml:space="preserve">Bevy </w:t>
+        <w:t>Bevy</w:t>
+      </w:r>
+      <w:r>
+        <w:t>,</w:t>
+      </w:r>
+      <w:r>
+        <w:t xml:space="preserve"> </w:t>
       </w:r>
       <w:r>
         <w:t xml:space="preserve">i přes </w:t>
@@ -21423,7 +21515,13 @@
         <w:t>různé</w:t>
       </w:r>
       <w:r>
-        <w:t xml:space="preserve"> nedostatky </w:t>
+        <w:t xml:space="preserve"> nedostatky</w:t>
+      </w:r>
+      <w:r>
+        <w:t>,</w:t>
+      </w:r>
+      <w:r>
+        <w:t xml:space="preserve"> </w:t>
       </w:r>
       <w:r>
         <w:t xml:space="preserve">plní svůj účel jakožto game engine, který má za úkol z větší části odstínit problematiku renderování a optimalizace. </w:t>
@@ -21441,7 +21539,25 @@
         <w:t xml:space="preserve">aplikace jako takové. </w:t>
       </w:r>
       <w:r>
-        <w:t>Proto bych knihovnu doporučil spíše pro výuku předmětu se zaměřením na počítačové hry</w:t>
+        <w:t xml:space="preserve">Proto </w:t>
+      </w:r>
+      <w:r>
+        <w:t>je</w:t>
+      </w:r>
+      <w:r>
+        <w:t xml:space="preserve"> knihovn</w:t>
+      </w:r>
+      <w:r>
+        <w:t>a spíše</w:t>
+      </w:r>
+      <w:r>
+        <w:t xml:space="preserve"> </w:t>
+      </w:r>
+      <w:r>
+        <w:t>vhodnější</w:t>
+      </w:r>
+      <w:r>
+        <w:t xml:space="preserve"> pro výuku předmětu se zaměřením na počítačové hry</w:t>
       </w:r>
       <w:r>
         <w:t>, nebo jazyk Rust</w:t>
@@ -21596,7 +21712,13 @@
         <w:t xml:space="preserve">pouze </w:t>
       </w:r>
       <w:r>
-        <w:t>udržovány pro starší verzi Bevy. Jiné čekají dlouho na aktualizace. A v krajních případech je i vývoj a veškerá podpora</w:t>
+        <w:t>udržovány pro starší verzi Bevy. Jiné čekají dlouho na aktualizace</w:t>
+      </w:r>
+      <w:r>
+        <w:t xml:space="preserve"> a</w:t>
+      </w:r>
+      <w:r>
+        <w:t xml:space="preserve"> v krajních případech je i vývoj a veškerá podpora</w:t>
       </w:r>
       <w:r>
         <w:t xml:space="preserve"> knihovny</w:t>
@@ -21647,6 +21769,9 @@
       </w:r>
       <w:r>
         <w:t>takovým</w:t>
+      </w:r>
+      <w:r>
+        <w:t>,</w:t>
       </w:r>
       <w:r>
         <w:t xml:space="preserve"> než principy počítačové grafiky, na kter</w:t>
